--- a/6-过程管理/流程制度规范类文件/TXHS-06-08-配置管理制度.docx
+++ b/6-过程管理/流程制度规范类文件/TXHS-06-08-配置管理制度.docx
@@ -21,6 +21,8 @@
         <w:spacing w:before="3120" w:beforeLines="1000"/>
         <w:textAlignment w:val="baseline"/>
       </w:pPr>
+      <w:bookmarkStart w:id="17" w:name="_GoBack"/>
+      <w:bookmarkEnd w:id="17"/>
       <w:bookmarkStart w:id="0" w:name="_Toc31015"/>
       <w:r>
         <w:drawing>
@@ -614,17 +616,7 @@
                 <w:vertAlign w:val="baseline"/>
                 <w:lang w:val="en-US" w:eastAsia="zh-CN"/>
               </w:rPr>
-              <w:t>审核</w:t>
-            </w:r>
-            <w:bookmarkStart w:id="17" w:name="_GoBack"/>
-            <w:bookmarkEnd w:id="17"/>
-            <w:r>
-              <w:rPr>
-                <w:rFonts w:hint="eastAsia"/>
-                <w:vertAlign w:val="baseline"/>
-                <w:lang w:val="en-US" w:eastAsia="zh-CN"/>
-              </w:rPr>
-              <w:t>时间</w:t>
+              <w:t>审核时间</w:t>
             </w:r>
             <w:r>
               <w:rPr>
@@ -3396,7 +3388,21 @@
           <w:rFonts w:hint="default"/>
           <w:lang w:val="en-US" w:eastAsia="zh-CN"/>
         </w:rPr>
-        <w:t>为规范公司软件运维服务中配置项的管理，建立并维护一套准确、可信的配置管理数据库，为事件管理、问题管理、变更管理、发布管理等流程提供可靠的信息支撑，保障服务交付的稳定性与运维决策的有效性，特制定本制度。</w:t>
+        <w:t>为规范公司</w:t>
+      </w:r>
+      <w:r>
+        <w:rPr>
+          <w:rFonts w:hint="eastAsia"/>
+          <w:lang w:val="en-US" w:eastAsia="zh-CN"/>
+        </w:rPr>
+        <w:t>运维服务</w:t>
+      </w:r>
+      <w:r>
+        <w:rPr>
+          <w:rFonts w:hint="default"/>
+          <w:lang w:val="en-US" w:eastAsia="zh-CN"/>
+        </w:rPr>
+        <w:t>中配置项的管理，建立并维护一套准确、可信的配置管理数据库，为事件管理、问题管理、变更管理、发布管理等流程提供可靠的信息支撑，保障服务交付的稳定性与运维决策的有效性，特制定本制度。</w:t>
       </w:r>
     </w:p>
     <w:p>
@@ -3431,7 +3437,21 @@
           <w:rFonts w:hint="default"/>
           <w:lang w:val="en-US" w:eastAsia="zh-CN"/>
         </w:rPr>
-        <w:t>本制度适用于公司所有软件运维服务项目中，纳入管理范围内的所有配置项，主要包括：</w:t>
+        <w:t>本制度适用于公司所有</w:t>
+      </w:r>
+      <w:r>
+        <w:rPr>
+          <w:rFonts w:hint="eastAsia"/>
+          <w:lang w:val="en-US" w:eastAsia="zh-CN"/>
+        </w:rPr>
+        <w:t>运维服务</w:t>
+      </w:r>
+      <w:r>
+        <w:rPr>
+          <w:rFonts w:hint="default"/>
+          <w:lang w:val="en-US" w:eastAsia="zh-CN"/>
+        </w:rPr>
+        <w:t>项目中，纳入管理范围内的所有配置项，主要包括：</w:t>
       </w:r>
     </w:p>
     <w:p>

--- a/6-过程管理/流程制度规范类文件/TXHS-06-08-配置管理制度.docx
+++ b/6-过程管理/流程制度规范类文件/TXHS-06-08-配置管理制度.docx
@@ -21,8 +21,6 @@
         <w:spacing w:before="3120" w:beforeLines="1000"/>
         <w:textAlignment w:val="baseline"/>
       </w:pPr>
-      <w:bookmarkStart w:id="17" w:name="_GoBack"/>
-      <w:bookmarkEnd w:id="17"/>
       <w:bookmarkStart w:id="0" w:name="_Toc31015"/>
       <w:r>
         <w:drawing>
@@ -1626,8 +1624,10 @@
                 <w:rFonts w:hint="eastAsia"/>
                 <w:lang w:val="en-US" w:eastAsia="zh-CN"/>
               </w:rPr>
-              <w:t>添加核心培养</w:t>
-            </w:r>
+              <w:t>完善配置审计</w:t>
+            </w:r>
+            <w:bookmarkStart w:id="17" w:name="_GoBack"/>
+            <w:bookmarkEnd w:id="17"/>
           </w:p>
         </w:tc>
         <w:tc>

--- a/6-过程管理/流程制度规范类文件/TXHS-06-08-配置管理制度.docx
+++ b/6-过程管理/流程制度规范类文件/TXHS-06-08-配置管理制度.docx
@@ -1,10 +1,11 @@
 
 <file path=word/document.xml><?xml version="1.0" encoding="utf-8"?>
-<w:document xmlns:wpc="http://schemas.microsoft.com/office/word/2010/wordprocessingCanvas" xmlns:mc="http://schemas.openxmlformats.org/markup-compatibility/2006" xmlns:o="urn:schemas-microsoft-com:office:office" xmlns:r="http://schemas.openxmlformats.org/officeDocument/2006/relationships" xmlns:m="http://schemas.openxmlformats.org/officeDocument/2006/math" xmlns:v="urn:schemas-microsoft-com:vml" xmlns:wp14="http://schemas.microsoft.com/office/word/2010/wordprocessingDrawing" xmlns:wp="http://schemas.openxmlformats.org/drawingml/2006/wordprocessingDrawing" xmlns:w="http://schemas.openxmlformats.org/wordprocessingml/2006/main" xmlns:w14="http://schemas.microsoft.com/office/word/2010/wordml" xmlns:w10="urn:schemas-microsoft-com:office:word" xmlns:w15="http://schemas.microsoft.com/office/word/2012/wordml" xmlns:wpg="http://schemas.microsoft.com/office/word/2010/wordprocessingGroup" xmlns:wpi="http://schemas.microsoft.com/office/word/2010/wordprocessingInk" xmlns:wne="http://schemas.microsoft.com/office/word/2006/wordml" xmlns:wps="http://schemas.microsoft.com/office/word/2010/wordprocessingShape" xmlns:wpsCustomData="http://www.wps.cn/officeDocument/2013/wpsCustomData" mc:Ignorable="w14 w15 wp14">
+<w:document xmlns:wpc="http://schemas.microsoft.com/office/word/2010/wordprocessingCanvas" xmlns:mc="http://schemas.openxmlformats.org/markup-compatibility/2006" xmlns:o="urn:schemas-microsoft-com:office:office" xmlns:r="http://schemas.openxmlformats.org/officeDocument/2006/relationships" xmlns:m="http://schemas.openxmlformats.org/officeDocument/2006/math" xmlns:v="urn:schemas-microsoft-com:vml" xmlns:wp14="http://schemas.microsoft.com/office/word/2010/wordprocessingDrawing" xmlns:wp="http://schemas.openxmlformats.org/drawingml/2006/wordprocessingDrawing" xmlns:w10="urn:schemas-microsoft-com:office:word" xmlns:w="http://schemas.openxmlformats.org/wordprocessingml/2006/main" xmlns:w14="http://schemas.microsoft.com/office/word/2010/wordml" xmlns:w15="http://schemas.microsoft.com/office/word/2012/wordml" xmlns:wne="http://schemas.microsoft.com/office/word/2006/wordml" xmlns:wpg="http://schemas.microsoft.com/office/word/2010/wordprocessingGroup" xmlns:wpi="http://schemas.microsoft.com/office/word/2010/wordprocessingInk" xmlns:wps="http://schemas.microsoft.com/office/word/2010/wordprocessingShape" mc:Ignorable="w14 w15 wp14">
+  <!-- Generated by Aspose.Words for .NET 13.3.0.1 -->
   <w:body>
     <w:p>
       <w:pPr>
-        <w:pStyle w:val="24"/>
+        <w:pStyle w:val="a"/>
         <w:keepNext w:val="0"/>
         <w:keepLines w:val="0"/>
         <w:pageBreakBefore w:val="0"/>
@@ -24,7 +25,7 @@
       <w:bookmarkStart w:id="0" w:name="_Toc31015"/>
       <w:r>
         <w:drawing>
-          <wp:anchor distT="0" distB="0" distL="114300" distR="114300" simplePos="0" relativeHeight="251661312" behindDoc="1" locked="0" layoutInCell="1" allowOverlap="1">
+          <wp:anchor distT="0" distB="0" distL="114300" distR="114300" simplePos="0" relativeHeight="251660288" behindDoc="1" locked="0" layoutInCell="1" allowOverlap="1">
             <wp:simplePos x="0" y="0"/>
             <wp:positionH relativeFrom="column">
               <wp:posOffset>-19050</wp:posOffset>
@@ -49,7 +50,7 @@
                     </pic:cNvPicPr>
                   </pic:nvPicPr>
                   <pic:blipFill>
-                    <a:blip r:embed="rId7"/>
+                    <a:blip xmlns:r="http://schemas.openxmlformats.org/officeDocument/2006/relationships" r:embed="rId4"/>
                     <a:stretch>
                       <a:fillRect/>
                     </a:stretch>
@@ -75,7 +76,7 @@
       </w:r>
       <w:r>
         <w:drawing>
-          <wp:anchor distT="0" distB="0" distL="114300" distR="114300" simplePos="0" relativeHeight="251660288" behindDoc="1" locked="0" layoutInCell="1" allowOverlap="1">
+          <wp:anchor distT="0" distB="0" distL="114300" distR="114300" simplePos="0" relativeHeight="251659264" behindDoc="1" locked="0" layoutInCell="1" allowOverlap="1">
             <wp:simplePos x="0" y="0"/>
             <wp:positionH relativeFrom="column">
               <wp:posOffset>0</wp:posOffset>
@@ -100,7 +101,7 @@
                     </pic:cNvPicPr>
                   </pic:nvPicPr>
                   <pic:blipFill>
-                    <a:blip r:embed="rId8"/>
+                    <a:blip xmlns:r="http://schemas.openxmlformats.org/officeDocument/2006/relationships" r:embed="rId5"/>
                     <a:stretch>
                       <a:fillRect/>
                     </a:stretch>
@@ -130,7 +131,7 @@
           <w:lang w:val="en-US" w:eastAsia="zh-CN"/>
         </w:rPr>
         <w:drawing>
-          <wp:anchor distT="0" distB="0" distL="114300" distR="114300" simplePos="0" relativeHeight="251659264" behindDoc="1" locked="0" layoutInCell="1" allowOverlap="1">
+          <wp:anchor distT="0" distB="0" distL="114300" distR="114300" simplePos="0" relativeHeight="251658240" behindDoc="1" locked="0" layoutInCell="1" allowOverlap="1">
             <wp:simplePos x="0" y="0"/>
             <wp:positionH relativeFrom="column">
               <wp:posOffset>635</wp:posOffset>
@@ -155,7 +156,7 @@
                     </pic:cNvPicPr>
                   </pic:nvPicPr>
                   <pic:blipFill>
-                    <a:blip r:embed="rId9">
+                    <a:blip xmlns:r="http://schemas.openxmlformats.org/officeDocument/2006/relationships" r:embed="rId6">
                       <a:alphaModFix amt="58000"/>
                       <a:lum contrast="-52000"/>
                     </a:blip>
@@ -189,7 +190,7 @@
     </w:p>
     <w:p>
       <w:pPr>
-        <w:pStyle w:val="25"/>
+        <w:pStyle w:val="a0"/>
         <w:keepNext w:val="0"/>
         <w:keepLines w:val="0"/>
         <w:pageBreakBefore w:val="0"/>
@@ -236,11 +237,11 @@
         <w:adjustRightInd w:val="0"/>
         <w:snapToGrid w:val="0"/>
         <w:spacing w:after="624" w:afterLines="200" w:line="219" w:lineRule="auto"/>
-        <w:ind w:left="0" w:leftChars="0" w:right="0" w:rightChars="0" w:firstLine="0" w:firstLineChars="0"/>
+        <w:ind w:left="0" w:right="0" w:firstLine="0" w:leftChars="0" w:rightChars="0" w:firstLineChars="0"/>
         <w:jc w:val="center"/>
         <w:textAlignment w:val="baseline"/>
         <w:rPr>
-          <w:rFonts w:hint="eastAsia" w:ascii="宋体" w:hAnsi="宋体" w:eastAsia="宋体" w:cs="宋体"/>
+          <w:rFonts w:ascii="宋体" w:eastAsia="宋体" w:hAnsi="宋体" w:cs="宋体" w:hint="eastAsia"/>
           <w:sz w:val="24"/>
           <w:szCs w:val="24"/>
           <w:lang w:val="en-US" w:eastAsia="zh-CN"/>
@@ -248,7 +249,7 @@
       </w:pPr>
       <w:r>
         <w:rPr>
-          <w:rFonts w:ascii="宋体" w:hAnsi="宋体" w:eastAsia="宋体" w:cs="宋体"/>
+          <w:rFonts w:ascii="宋体" w:eastAsia="宋体" w:hAnsi="宋体" w:cs="宋体"/>
           <w:b/>
           <w:bCs/>
           <w:spacing w:val="-3"/>
@@ -259,7 +260,7 @@
       </w:r>
       <w:r>
         <w:rPr>
-          <w:rFonts w:hint="eastAsia" w:ascii="宋体" w:hAnsi="宋体" w:eastAsia="宋体" w:cs="宋体"/>
+          <w:rFonts w:ascii="宋体" w:eastAsia="宋体" w:hAnsi="宋体" w:cs="宋体" w:hint="eastAsia"/>
           <w:b/>
           <w:bCs/>
           <w:spacing w:val="-3"/>
@@ -271,7 +272,7 @@
       </w:r>
       <w:r>
         <w:rPr>
-          <w:rFonts w:ascii="宋体" w:hAnsi="宋体" w:eastAsia="宋体" w:cs="宋体"/>
+          <w:rFonts w:ascii="宋体" w:eastAsia="宋体" w:hAnsi="宋体" w:cs="宋体"/>
           <w:b/>
           <w:bCs/>
           <w:spacing w:val="-3"/>
@@ -282,7 +283,7 @@
       </w:r>
       <w:r>
         <w:rPr>
-          <w:rFonts w:hint="eastAsia" w:ascii="宋体" w:hAnsi="宋体" w:cs="宋体"/>
+          <w:rFonts w:ascii="宋体" w:hAnsi="宋体" w:cs="宋体" w:hint="eastAsia"/>
           <w:b/>
           <w:bCs/>
           <w:spacing w:val="-3"/>
@@ -294,7 +295,7 @@
       </w:r>
       <w:r>
         <w:rPr>
-          <w:rFonts w:ascii="宋体" w:hAnsi="宋体" w:eastAsia="宋体" w:cs="宋体"/>
+          <w:rFonts w:ascii="宋体" w:eastAsia="宋体" w:hAnsi="宋体" w:cs="宋体"/>
           <w:b/>
           <w:bCs/>
           <w:spacing w:val="-3"/>
@@ -305,7 +306,7 @@
       </w:r>
       <w:r>
         <w:rPr>
-          <w:rFonts w:hint="eastAsia" w:ascii="宋体" w:hAnsi="宋体" w:cs="宋体"/>
+          <w:rFonts w:ascii="宋体" w:hAnsi="宋体" w:cs="宋体" w:hint="eastAsia"/>
           <w:b/>
           <w:bCs/>
           <w:spacing w:val="-3"/>
@@ -318,18 +319,17 @@
     </w:p>
     <w:tbl>
       <w:tblPr>
-        <w:tblStyle w:val="21"/>
+        <w:tblStyle w:val="TableGrid"/>
         <w:tblW w:w="0" w:type="auto"/>
         <w:jc w:val="center"/>
         <w:tblBorders>
-          <w:top w:val="none" w:color="auto" w:sz="0" w:space="0"/>
-          <w:left w:val="none" w:color="auto" w:sz="0" w:space="0"/>
-          <w:bottom w:val="none" w:color="auto" w:sz="0" w:space="0"/>
-          <w:right w:val="none" w:color="auto" w:sz="0" w:space="0"/>
-          <w:insideH w:val="none" w:color="auto" w:sz="0" w:space="0"/>
-          <w:insideV w:val="none" w:color="auto" w:sz="0" w:space="0"/>
+          <w:top w:val="nil"/>
+          <w:left w:val="nil"/>
+          <w:bottom w:val="nil"/>
+          <w:right w:val="nil"/>
+          <w:insideH w:val="nil"/>
+          <w:insideV w:val="nil"/>
         </w:tblBorders>
-        <w:tblLayout w:type="autofit"/>
         <w:tblCellMar>
           <w:top w:w="0" w:type="dxa"/>
           <w:left w:w="108" w:type="dxa"/>
@@ -343,13 +343,15 @@
       </w:tblGrid>
       <w:tr>
         <w:tblPrEx>
+          <w:tblW w:w="0" w:type="auto"/>
+          <w:jc w:val="center"/>
           <w:tblBorders>
-            <w:top w:val="none" w:color="auto" w:sz="0" w:space="0"/>
-            <w:left w:val="none" w:color="auto" w:sz="0" w:space="0"/>
-            <w:bottom w:val="none" w:color="auto" w:sz="0" w:space="0"/>
-            <w:right w:val="none" w:color="auto" w:sz="0" w:space="0"/>
-            <w:insideH w:val="none" w:color="auto" w:sz="0" w:space="0"/>
-            <w:insideV w:val="none" w:color="auto" w:sz="0" w:space="0"/>
+            <w:top w:val="nil"/>
+            <w:left w:val="nil"/>
+            <w:bottom w:val="nil"/>
+            <w:right w:val="nil"/>
+            <w:insideH w:val="nil"/>
+            <w:insideV w:val="nil"/>
           </w:tblBorders>
           <w:tblCellMar>
             <w:top w:w="0" w:type="dxa"/>
@@ -359,7 +361,7 @@
           </w:tblCellMar>
         </w:tblPrEx>
         <w:trPr>
-          <w:trHeight w:val="810" w:hRule="atLeast"/>
+          <w:trHeight w:val="810"/>
           <w:jc w:val="center"/>
         </w:trPr>
         <w:tc>
@@ -397,7 +399,7 @@
             </w:r>
             <w:r>
               <w:rPr>
-                <w:rFonts w:hint="default" w:asciiTheme="minorAscii" w:hAnsiTheme="minorAscii" w:eastAsiaTheme="minorEastAsia"/>
+                <w:rFonts w:asciiTheme="minorAscii" w:eastAsiaTheme="minorEastAsia" w:hAnsiTheme="minorAscii" w:hint="default"/>
                 <w:spacing w:val="227"/>
                 <w:sz w:val="21"/>
                 <w:vertAlign w:val="baseline"/>
@@ -451,7 +453,7 @@
             </w:r>
             <w:r>
               <w:rPr>
-                <w:rFonts w:hint="eastAsia" w:asciiTheme="minorAscii" w:hAnsiTheme="minorAscii" w:eastAsiaTheme="minorEastAsia"/>
+                <w:rFonts w:asciiTheme="minorAscii" w:eastAsiaTheme="minorEastAsia" w:hAnsiTheme="minorAscii" w:hint="eastAsia"/>
                 <w:spacing w:val="227"/>
                 <w:sz w:val="21"/>
                 <w:vertAlign w:val="baseline"/>
@@ -473,14 +475,8 @@
       </w:tr>
       <w:tr>
         <w:tblPrEx>
-          <w:tblBorders>
-            <w:top w:val="none" w:color="auto" w:sz="0" w:space="0"/>
-            <w:left w:val="none" w:color="auto" w:sz="0" w:space="0"/>
-            <w:bottom w:val="none" w:color="auto" w:sz="0" w:space="0"/>
-            <w:right w:val="none" w:color="auto" w:sz="0" w:space="0"/>
-            <w:insideH w:val="none" w:color="auto" w:sz="0" w:space="0"/>
-            <w:insideV w:val="none" w:color="auto" w:sz="0" w:space="0"/>
-          </w:tblBorders>
+          <w:tblW w:w="0" w:type="auto"/>
+          <w:jc w:val="center"/>
           <w:tblCellMar>
             <w:top w:w="0" w:type="dxa"/>
             <w:left w:w="108" w:type="dxa"/>
@@ -489,7 +485,7 @@
           </w:tblCellMar>
         </w:tblPrEx>
         <w:trPr>
-          <w:trHeight w:val="810" w:hRule="atLeast"/>
+          <w:trHeight w:val="810"/>
           <w:jc w:val="center"/>
         </w:trPr>
         <w:tc>
@@ -513,7 +509,7 @@
               <w:snapToGrid w:val="0"/>
               <w:textAlignment w:val="baseline"/>
               <w:rPr>
-                <w:rFonts w:hint="default" w:ascii="Arial" w:hAnsi="Arial" w:eastAsia="Arial" w:cs="Arial"/>
+                <w:rFonts w:ascii="Arial" w:eastAsia="Arial" w:hAnsi="Arial" w:cs="Arial" w:hint="default"/>
                 <w:snapToGrid w:val="0"/>
                 <w:color w:val="000000"/>
                 <w:kern w:val="0"/>
@@ -545,7 +541,7 @@
             </w:r>
             <w:r>
               <w:rPr>
-                <w:rFonts w:hint="default" w:asciiTheme="minorAscii" w:hAnsiTheme="minorAscii" w:eastAsiaTheme="minorEastAsia"/>
+                <w:rFonts w:asciiTheme="minorAscii" w:eastAsiaTheme="minorEastAsia" w:hAnsiTheme="minorAscii" w:hint="default"/>
                 <w:spacing w:val="227"/>
                 <w:sz w:val="21"/>
                 <w:vertAlign w:val="baseline"/>
@@ -562,18 +558,7 @@
                 <w:vertAlign w:val="baseline"/>
                 <w:lang w:val="en-US" w:eastAsia="zh-CN"/>
               </w:rPr>
-              <w:t>V2.</w:t>
-            </w:r>
-            <w:r>
-              <w:rPr>
-                <w:rFonts w:hint="eastAsia"/>
-                <w:spacing w:val="0"/>
-                <w:kern w:val="0"/>
-                <w:u w:val="single"/>
-                <w:vertAlign w:val="baseline"/>
-                <w:lang w:val="en-US" w:eastAsia="zh-CN"/>
-              </w:rPr>
-              <w:t>0</w:t>
+              <w:t>V1.0</w:t>
             </w:r>
           </w:p>
         </w:tc>
@@ -598,7 +583,7 @@
               <w:snapToGrid w:val="0"/>
               <w:textAlignment w:val="baseline"/>
               <w:rPr>
-                <w:rFonts w:hint="default" w:ascii="Arial" w:hAnsi="Arial" w:eastAsia="Arial" w:cs="Arial"/>
+                <w:rFonts w:ascii="Arial" w:eastAsia="Arial" w:hAnsi="Arial" w:cs="Arial" w:hint="default"/>
                 <w:snapToGrid w:val="0"/>
                 <w:color w:val="000000"/>
                 <w:kern w:val="0"/>
@@ -618,7 +603,7 @@
             </w:r>
             <w:r>
               <w:rPr>
-                <w:rFonts w:hint="eastAsia" w:asciiTheme="minorAscii" w:hAnsiTheme="minorAscii" w:eastAsiaTheme="minorEastAsia"/>
+                <w:rFonts w:asciiTheme="minorAscii" w:eastAsiaTheme="minorEastAsia" w:hAnsiTheme="minorAscii" w:hint="eastAsia"/>
                 <w:spacing w:val="227"/>
                 <w:sz w:val="21"/>
                 <w:vertAlign w:val="baseline"/>
@@ -640,14 +625,8 @@
       </w:tr>
       <w:tr>
         <w:tblPrEx>
-          <w:tblBorders>
-            <w:top w:val="none" w:color="auto" w:sz="0" w:space="0"/>
-            <w:left w:val="none" w:color="auto" w:sz="0" w:space="0"/>
-            <w:bottom w:val="none" w:color="auto" w:sz="0" w:space="0"/>
-            <w:right w:val="none" w:color="auto" w:sz="0" w:space="0"/>
-            <w:insideH w:val="none" w:color="auto" w:sz="0" w:space="0"/>
-            <w:insideV w:val="none" w:color="auto" w:sz="0" w:space="0"/>
-          </w:tblBorders>
+          <w:tblW w:w="0" w:type="auto"/>
+          <w:jc w:val="center"/>
           <w:tblCellMar>
             <w:top w:w="0" w:type="dxa"/>
             <w:left w:w="108" w:type="dxa"/>
@@ -656,7 +635,7 @@
           </w:tblCellMar>
         </w:tblPrEx>
         <w:trPr>
-          <w:trHeight w:val="635" w:hRule="atLeast"/>
+          <w:trHeight w:val="635"/>
           <w:jc w:val="center"/>
         </w:trPr>
         <w:tc>
@@ -706,7 +685,7 @@
             </w:r>
             <w:r>
               <w:rPr>
-                <w:rFonts w:hint="eastAsia" w:asciiTheme="minorAscii" w:hAnsiTheme="minorAscii" w:eastAsiaTheme="minorEastAsia"/>
+                <w:rFonts w:asciiTheme="minorAscii" w:eastAsiaTheme="minorEastAsia" w:hAnsiTheme="minorAscii" w:hint="eastAsia"/>
                 <w:spacing w:val="227"/>
                 <w:sz w:val="21"/>
                 <w:vertAlign w:val="baseline"/>
@@ -759,7 +738,7 @@
             </w:r>
             <w:r>
               <w:rPr>
-                <w:rFonts w:hint="eastAsia" w:asciiTheme="minorAscii" w:hAnsiTheme="minorAscii" w:eastAsiaTheme="minorEastAsia"/>
+                <w:rFonts w:asciiTheme="minorAscii" w:eastAsiaTheme="minorEastAsia" w:hAnsiTheme="minorAscii" w:hint="eastAsia"/>
                 <w:spacing w:val="227"/>
                 <w:sz w:val="21"/>
                 <w:vertAlign w:val="baseline"/>
@@ -818,14 +797,14 @@
         <w:ind w:left="3634"/>
         <w:textAlignment w:val="baseline"/>
         <w:rPr>
-          <w:rFonts w:ascii="宋体" w:hAnsi="宋体" w:eastAsia="宋体" w:cs="宋体"/>
+          <w:rFonts w:ascii="宋体" w:eastAsia="宋体" w:hAnsi="宋体" w:cs="宋体"/>
           <w:sz w:val="31"/>
           <w:szCs w:val="31"/>
         </w:rPr>
       </w:pPr>
       <w:r>
         <w:rPr>
-          <w:rFonts w:ascii="宋体" w:hAnsi="宋体" w:eastAsia="宋体" w:cs="宋体"/>
+          <w:rFonts w:ascii="宋体" w:eastAsia="宋体" w:hAnsi="宋体" w:cs="宋体"/>
           <w:b/>
           <w:bCs/>
           <w:spacing w:val="4"/>
@@ -837,16 +816,16 @@
     </w:p>
     <w:tbl>
       <w:tblPr>
-        <w:tblStyle w:val="26"/>
+        <w:tblStyle w:val="TableNormal0"/>
         <w:tblW w:w="8214" w:type="dxa"/>
         <w:jc w:val="center"/>
         <w:tblBorders>
-          <w:top w:val="single" w:color="000000" w:sz="2" w:space="0"/>
-          <w:left w:val="single" w:color="000000" w:sz="2" w:space="0"/>
-          <w:bottom w:val="single" w:color="000000" w:sz="2" w:space="0"/>
-          <w:right w:val="single" w:color="000000" w:sz="2" w:space="0"/>
-          <w:insideH w:val="single" w:color="000000" w:sz="2" w:space="0"/>
-          <w:insideV w:val="single" w:color="000000" w:sz="2" w:space="0"/>
+          <w:top w:val="single" w:sz="2" w:space="0" w:color="000000"/>
+          <w:left w:val="single" w:sz="2" w:space="0" w:color="000000"/>
+          <w:bottom w:val="single" w:sz="2" w:space="0" w:color="000000"/>
+          <w:right w:val="single" w:sz="2" w:space="0" w:color="000000"/>
+          <w:insideH w:val="single" w:sz="2" w:space="0" w:color="000000"/>
+          <w:insideV w:val="single" w:sz="2" w:space="0" w:color="000000"/>
         </w:tblBorders>
         <w:tblLayout w:type="fixed"/>
         <w:tblCellMar>
@@ -866,14 +845,17 @@
       </w:tblGrid>
       <w:tr>
         <w:tblPrEx>
+          <w:tblW w:w="8214" w:type="dxa"/>
+          <w:jc w:val="center"/>
           <w:tblBorders>
-            <w:top w:val="single" w:color="000000" w:sz="2" w:space="0"/>
-            <w:left w:val="single" w:color="000000" w:sz="2" w:space="0"/>
-            <w:bottom w:val="single" w:color="000000" w:sz="2" w:space="0"/>
-            <w:right w:val="single" w:color="000000" w:sz="2" w:space="0"/>
-            <w:insideH w:val="single" w:color="000000" w:sz="2" w:space="0"/>
-            <w:insideV w:val="single" w:color="000000" w:sz="2" w:space="0"/>
+            <w:top w:val="single" w:sz="2" w:space="0" w:color="000000"/>
+            <w:left w:val="single" w:sz="2" w:space="0" w:color="000000"/>
+            <w:bottom w:val="single" w:sz="2" w:space="0" w:color="000000"/>
+            <w:right w:val="single" w:sz="2" w:space="0" w:color="000000"/>
+            <w:insideH w:val="single" w:sz="2" w:space="0" w:color="000000"/>
+            <w:insideV w:val="single" w:sz="2" w:space="0" w:color="000000"/>
           </w:tblBorders>
+          <w:tblLayout w:type="fixed"/>
           <w:tblCellMar>
             <w:top w:w="0" w:type="dxa"/>
             <w:left w:w="0" w:type="dxa"/>
@@ -882,7 +864,7 @@
           </w:tblCellMar>
         </w:tblPrEx>
         <w:trPr>
-          <w:trHeight w:val="593" w:hRule="atLeast"/>
+          <w:trHeight w:val="593"/>
           <w:jc w:val="center"/>
         </w:trPr>
         <w:tc>
@@ -904,18 +886,18 @@
               <w:adjustRightInd w:val="0"/>
               <w:snapToGrid w:val="0"/>
               <w:spacing w:before="176" w:line="228" w:lineRule="auto"/>
-              <w:ind w:left="0" w:leftChars="0" w:right="0" w:rightChars="0" w:firstLine="0" w:firstLineChars="0"/>
+              <w:ind w:left="0" w:right="0" w:firstLine="0" w:leftChars="0" w:rightChars="0" w:firstLineChars="0"/>
               <w:jc w:val="center"/>
               <w:textAlignment w:val="baseline"/>
               <w:rPr>
-                <w:rFonts w:ascii="宋体" w:hAnsi="宋体" w:eastAsia="宋体" w:cs="宋体"/>
+                <w:rFonts w:ascii="宋体" w:eastAsia="宋体" w:hAnsi="宋体" w:cs="宋体"/>
                 <w:sz w:val="20"/>
                 <w:szCs w:val="20"/>
               </w:rPr>
             </w:pPr>
             <w:r>
               <w:rPr>
-                <w:rFonts w:hint="eastAsia" w:ascii="宋体" w:hAnsi="宋体" w:cs="宋体"/>
+                <w:rFonts w:ascii="宋体" w:hAnsi="宋体" w:cs="宋体" w:hint="eastAsia"/>
                 <w:spacing w:val="-14"/>
                 <w:sz w:val="20"/>
                 <w:szCs w:val="20"/>
@@ -925,7 +907,7 @@
             </w:r>
             <w:r>
               <w:rPr>
-                <w:rFonts w:ascii="宋体" w:hAnsi="宋体" w:eastAsia="宋体" w:cs="宋体"/>
+                <w:rFonts w:ascii="宋体" w:eastAsia="宋体" w:hAnsi="宋体" w:cs="宋体"/>
                 <w:spacing w:val="-14"/>
                 <w:sz w:val="20"/>
                 <w:szCs w:val="20"/>
@@ -953,18 +935,18 @@
               <w:adjustRightInd w:val="0"/>
               <w:snapToGrid w:val="0"/>
               <w:spacing w:before="175" w:line="227" w:lineRule="auto"/>
-              <w:ind w:left="0" w:leftChars="0" w:right="0" w:rightChars="0" w:firstLine="0" w:firstLineChars="0"/>
+              <w:ind w:left="0" w:right="0" w:firstLine="0" w:leftChars="0" w:rightChars="0" w:firstLineChars="0"/>
               <w:jc w:val="center"/>
               <w:textAlignment w:val="baseline"/>
               <w:rPr>
-                <w:rFonts w:ascii="宋体" w:hAnsi="宋体" w:eastAsia="宋体" w:cs="宋体"/>
+                <w:rFonts w:ascii="宋体" w:eastAsia="宋体" w:hAnsi="宋体" w:cs="宋体"/>
                 <w:sz w:val="20"/>
                 <w:szCs w:val="20"/>
               </w:rPr>
             </w:pPr>
             <w:r>
               <w:rPr>
-                <w:rFonts w:ascii="宋体" w:hAnsi="宋体" w:eastAsia="宋体" w:cs="宋体"/>
+                <w:rFonts w:ascii="宋体" w:eastAsia="宋体" w:hAnsi="宋体" w:cs="宋体"/>
                 <w:spacing w:val="4"/>
                 <w:sz w:val="20"/>
                 <w:szCs w:val="20"/>
@@ -992,18 +974,18 @@
               <w:adjustRightInd w:val="0"/>
               <w:snapToGrid w:val="0"/>
               <w:spacing w:before="175" w:line="228" w:lineRule="auto"/>
-              <w:ind w:left="0" w:leftChars="0" w:right="0" w:rightChars="0" w:firstLine="0" w:firstLineChars="0"/>
+              <w:ind w:left="0" w:right="0" w:firstLine="0" w:leftChars="0" w:rightChars="0" w:firstLineChars="0"/>
               <w:jc w:val="center"/>
               <w:textAlignment w:val="baseline"/>
               <w:rPr>
-                <w:rFonts w:ascii="宋体" w:hAnsi="宋体" w:eastAsia="宋体" w:cs="宋体"/>
+                <w:rFonts w:ascii="宋体" w:eastAsia="宋体" w:hAnsi="宋体" w:cs="宋体"/>
                 <w:sz w:val="20"/>
                 <w:szCs w:val="20"/>
               </w:rPr>
             </w:pPr>
             <w:r>
               <w:rPr>
-                <w:rFonts w:ascii="宋体" w:hAnsi="宋体" w:eastAsia="宋体" w:cs="宋体"/>
+                <w:rFonts w:ascii="宋体" w:eastAsia="宋体" w:hAnsi="宋体" w:cs="宋体"/>
                 <w:spacing w:val="7"/>
                 <w:sz w:val="20"/>
                 <w:szCs w:val="20"/>
@@ -1031,11 +1013,11 @@
               <w:adjustRightInd w:val="0"/>
               <w:snapToGrid w:val="0"/>
               <w:spacing w:before="175" w:line="228" w:lineRule="auto"/>
-              <w:ind w:left="0" w:leftChars="0" w:right="0" w:rightChars="0" w:firstLine="0" w:firstLineChars="0"/>
+              <w:ind w:left="0" w:right="0" w:firstLine="0" w:leftChars="0" w:rightChars="0" w:firstLineChars="0"/>
               <w:jc w:val="center"/>
               <w:textAlignment w:val="baseline"/>
               <w:rPr>
-                <w:rFonts w:hint="eastAsia" w:ascii="宋体" w:hAnsi="宋体" w:eastAsia="宋体" w:cs="宋体"/>
+                <w:rFonts w:ascii="宋体" w:eastAsia="宋体" w:hAnsi="宋体" w:cs="宋体" w:hint="eastAsia"/>
                 <w:spacing w:val="7"/>
                 <w:sz w:val="20"/>
                 <w:szCs w:val="20"/>
@@ -1044,7 +1026,7 @@
             </w:pPr>
             <w:r>
               <w:rPr>
-                <w:rFonts w:hint="eastAsia" w:ascii="宋体" w:hAnsi="宋体" w:cs="宋体"/>
+                <w:rFonts w:ascii="宋体" w:hAnsi="宋体" w:cs="宋体" w:hint="eastAsia"/>
                 <w:spacing w:val="7"/>
                 <w:sz w:val="20"/>
                 <w:szCs w:val="20"/>
@@ -1073,11 +1055,11 @@
               <w:adjustRightInd w:val="0"/>
               <w:snapToGrid w:val="0"/>
               <w:spacing w:before="175" w:line="228" w:lineRule="auto"/>
-              <w:ind w:left="0" w:leftChars="0" w:right="0" w:rightChars="0" w:firstLine="0" w:firstLineChars="0"/>
+              <w:ind w:left="0" w:right="0" w:firstLine="0" w:leftChars="0" w:rightChars="0" w:firstLineChars="0"/>
               <w:jc w:val="center"/>
               <w:textAlignment w:val="baseline"/>
               <w:rPr>
-                <w:rFonts w:hint="default" w:ascii="宋体" w:hAnsi="宋体" w:cs="宋体"/>
+                <w:rFonts w:ascii="宋体" w:hAnsi="宋体" w:cs="宋体" w:hint="default"/>
                 <w:spacing w:val="7"/>
                 <w:sz w:val="20"/>
                 <w:szCs w:val="20"/>
@@ -1086,7 +1068,7 @@
             </w:pPr>
             <w:r>
               <w:rPr>
-                <w:rFonts w:hint="eastAsia" w:ascii="宋体" w:hAnsi="宋体" w:cs="宋体"/>
+                <w:rFonts w:ascii="宋体" w:hAnsi="宋体" w:cs="宋体" w:hint="eastAsia"/>
                 <w:spacing w:val="7"/>
                 <w:sz w:val="20"/>
                 <w:szCs w:val="20"/>
@@ -1115,18 +1097,18 @@
               <w:adjustRightInd w:val="0"/>
               <w:snapToGrid w:val="0"/>
               <w:spacing w:before="176" w:line="229" w:lineRule="auto"/>
-              <w:ind w:left="0" w:leftChars="0" w:right="0" w:rightChars="0" w:firstLine="0" w:firstLineChars="0"/>
+              <w:ind w:left="0" w:right="0" w:firstLine="0" w:leftChars="0" w:rightChars="0" w:firstLineChars="0"/>
               <w:jc w:val="center"/>
               <w:textAlignment w:val="baseline"/>
               <w:rPr>
-                <w:rFonts w:ascii="宋体" w:hAnsi="宋体" w:eastAsia="宋体" w:cs="宋体"/>
+                <w:rFonts w:ascii="宋体" w:eastAsia="宋体" w:hAnsi="宋体" w:cs="宋体"/>
                 <w:sz w:val="20"/>
                 <w:szCs w:val="20"/>
               </w:rPr>
             </w:pPr>
             <w:r>
               <w:rPr>
-                <w:rFonts w:ascii="宋体" w:hAnsi="宋体" w:eastAsia="宋体" w:cs="宋体"/>
+                <w:rFonts w:ascii="宋体" w:eastAsia="宋体" w:hAnsi="宋体" w:cs="宋体"/>
                 <w:spacing w:val="7"/>
                 <w:sz w:val="20"/>
                 <w:szCs w:val="20"/>
@@ -1138,14 +1120,9 @@
       </w:tr>
       <w:tr>
         <w:tblPrEx>
-          <w:tblBorders>
-            <w:top w:val="single" w:color="000000" w:sz="2" w:space="0"/>
-            <w:left w:val="single" w:color="000000" w:sz="2" w:space="0"/>
-            <w:bottom w:val="single" w:color="000000" w:sz="2" w:space="0"/>
-            <w:right w:val="single" w:color="000000" w:sz="2" w:space="0"/>
-            <w:insideH w:val="single" w:color="000000" w:sz="2" w:space="0"/>
-            <w:insideV w:val="single" w:color="000000" w:sz="2" w:space="0"/>
-          </w:tblBorders>
+          <w:tblW w:w="8214" w:type="dxa"/>
+          <w:jc w:val="center"/>
+          <w:tblLayout w:type="fixed"/>
           <w:tblCellMar>
             <w:top w:w="0" w:type="dxa"/>
             <w:left w:w="0" w:type="dxa"/>
@@ -1154,7 +1131,7 @@
           </w:tblCellMar>
         </w:tblPrEx>
         <w:trPr>
-          <w:trHeight w:val="516" w:hRule="atLeast"/>
+          <w:trHeight w:val="516"/>
           <w:jc w:val="center"/>
         </w:trPr>
         <w:tc>
@@ -1177,11 +1154,11 @@
               <w:adjustRightInd w:val="0"/>
               <w:snapToGrid w:val="0"/>
               <w:spacing w:before="173" w:line="267" w:lineRule="exact"/>
-              <w:ind w:left="0" w:leftChars="0" w:right="0" w:rightChars="0" w:firstLine="0" w:firstLineChars="0"/>
+              <w:ind w:left="0" w:right="0" w:firstLine="0" w:leftChars="0" w:rightChars="0" w:firstLineChars="0"/>
               <w:jc w:val="center"/>
               <w:textAlignment w:val="baseline"/>
               <w:rPr>
-                <w:rFonts w:hint="default" w:ascii="宋体" w:hAnsi="宋体" w:eastAsia="宋体" w:cs="宋体"/>
+                <w:rFonts w:ascii="宋体" w:eastAsia="宋体" w:hAnsi="宋体" w:cs="宋体" w:hint="default"/>
                 <w:snapToGrid w:val="0"/>
                 <w:color w:val="000000"/>
                 <w:kern w:val="0"/>
@@ -1192,7 +1169,7 @@
             </w:pPr>
             <w:r>
               <w:rPr>
-                <w:rFonts w:ascii="宋体" w:hAnsi="宋体" w:eastAsia="宋体" w:cs="宋体"/>
+                <w:rFonts w:ascii="宋体" w:eastAsia="宋体" w:hAnsi="宋体" w:cs="宋体"/>
                 <w:spacing w:val="3"/>
                 <w:position w:val="1"/>
                 <w:sz w:val="20"/>
@@ -1222,11 +1199,11 @@
               <w:adjustRightInd w:val="0"/>
               <w:snapToGrid w:val="0"/>
               <w:spacing w:before="173" w:line="267" w:lineRule="exact"/>
-              <w:ind w:left="0" w:leftChars="0" w:right="0" w:rightChars="0" w:firstLine="0" w:firstLineChars="0"/>
+              <w:ind w:left="0" w:right="0" w:firstLine="0" w:leftChars="0" w:rightChars="0" w:firstLineChars="0"/>
               <w:jc w:val="center"/>
               <w:textAlignment w:val="baseline"/>
               <w:rPr>
-                <w:rFonts w:ascii="宋体" w:hAnsi="宋体" w:eastAsia="宋体" w:cs="宋体"/>
+                <w:rFonts w:ascii="宋体" w:eastAsia="宋体" w:hAnsi="宋体" w:cs="宋体"/>
                 <w:snapToGrid w:val="0"/>
                 <w:color w:val="000000"/>
                 <w:kern w:val="0"/>
@@ -1237,7 +1214,7 @@
             </w:pPr>
             <w:r>
               <w:rPr>
-                <w:rFonts w:ascii="宋体" w:hAnsi="宋体" w:eastAsia="宋体" w:cs="宋体"/>
+                <w:rFonts w:ascii="宋体" w:eastAsia="宋体" w:hAnsi="宋体" w:cs="宋体"/>
                 <w:spacing w:val="4"/>
                 <w:position w:val="1"/>
                 <w:sz w:val="20"/>
@@ -1267,11 +1244,11 @@
               <w:adjustRightInd w:val="0"/>
               <w:snapToGrid w:val="0"/>
               <w:spacing w:before="172" w:line="228" w:lineRule="auto"/>
-              <w:ind w:left="0" w:leftChars="0" w:right="0" w:rightChars="0" w:firstLine="0" w:firstLineChars="0"/>
+              <w:ind w:left="0" w:right="0" w:firstLine="0" w:leftChars="0" w:rightChars="0" w:firstLineChars="0"/>
               <w:jc w:val="center"/>
               <w:textAlignment w:val="baseline"/>
               <w:rPr>
-                <w:rFonts w:ascii="宋体" w:hAnsi="宋体" w:eastAsia="宋体" w:cs="宋体"/>
+                <w:rFonts w:ascii="宋体" w:eastAsia="宋体" w:hAnsi="宋体" w:cs="宋体"/>
                 <w:snapToGrid w:val="0"/>
                 <w:color w:val="000000"/>
                 <w:kern w:val="0"/>
@@ -1282,7 +1259,7 @@
             </w:pPr>
             <w:r>
               <w:rPr>
-                <w:rFonts w:ascii="宋体" w:hAnsi="宋体" w:eastAsia="宋体" w:cs="宋体"/>
+                <w:rFonts w:ascii="宋体" w:eastAsia="宋体" w:hAnsi="宋体" w:cs="宋体"/>
                 <w:spacing w:val="200"/>
                 <w:kern w:val="0"/>
                 <w:sz w:val="20"/>
@@ -1292,7 +1269,7 @@
             </w:r>
             <w:r>
               <w:rPr>
-                <w:rFonts w:ascii="宋体" w:hAnsi="宋体" w:eastAsia="宋体" w:cs="宋体"/>
+                <w:rFonts w:ascii="宋体" w:eastAsia="宋体" w:hAnsi="宋体" w:cs="宋体"/>
                 <w:spacing w:val="0"/>
                 <w:kern w:val="0"/>
                 <w:sz w:val="20"/>
@@ -1322,11 +1299,11 @@
               <w:adjustRightInd w:val="0"/>
               <w:snapToGrid w:val="0"/>
               <w:spacing w:before="172" w:line="228" w:lineRule="auto"/>
-              <w:ind w:left="0" w:leftChars="0" w:right="0" w:rightChars="0" w:firstLine="0" w:firstLineChars="0"/>
+              <w:ind w:left="0" w:right="0" w:firstLine="0" w:leftChars="0" w:rightChars="0" w:firstLineChars="0"/>
               <w:jc w:val="center"/>
               <w:textAlignment w:val="baseline"/>
               <w:rPr>
-                <w:rFonts w:ascii="宋体" w:hAnsi="宋体" w:eastAsia="宋体" w:cs="宋体"/>
+                <w:rFonts w:ascii="宋体" w:eastAsia="宋体" w:hAnsi="宋体" w:cs="宋体"/>
                 <w:snapToGrid w:val="0"/>
                 <w:color w:val="000000"/>
                 <w:spacing w:val="200"/>
@@ -1338,14 +1315,14 @@
             </w:pPr>
             <w:r>
               <w:rPr>
-                <w:rFonts w:hint="eastAsia" w:ascii="宋体" w:hAnsi="宋体" w:cs="宋体"/>
+                <w:rFonts w:ascii="宋体" w:hAnsi="宋体" w:cs="宋体" w:hint="eastAsia"/>
                 <w:spacing w:val="200"/>
                 <w:kern w:val="0"/>
                 <w:sz w:val="20"/>
                 <w:szCs w:val="20"/>
                 <w:lang w:val="en-US" w:eastAsia="zh-CN"/>
               </w:rPr>
-              <w:t>程方</w:t>
+              <w:t>强宇涛</w:t>
             </w:r>
           </w:p>
         </w:tc>
@@ -1369,11 +1346,11 @@
               <w:adjustRightInd w:val="0"/>
               <w:snapToGrid w:val="0"/>
               <w:spacing w:before="173" w:line="229" w:lineRule="auto"/>
-              <w:ind w:left="0" w:leftChars="0" w:right="0" w:rightChars="0" w:firstLine="0" w:firstLineChars="0"/>
+              <w:ind w:left="0" w:right="0" w:firstLine="0" w:leftChars="0" w:rightChars="0" w:firstLineChars="0"/>
               <w:jc w:val="center"/>
               <w:textAlignment w:val="baseline"/>
               <w:rPr>
-                <w:rFonts w:ascii="宋体" w:hAnsi="宋体" w:eastAsia="宋体" w:cs="宋体"/>
+                <w:rFonts w:ascii="宋体" w:eastAsia="宋体" w:hAnsi="宋体" w:cs="宋体"/>
                 <w:snapToGrid w:val="0"/>
                 <w:color w:val="000000"/>
                 <w:spacing w:val="200"/>
@@ -1385,14 +1362,14 @@
             </w:pPr>
             <w:r>
               <w:rPr>
-                <w:rFonts w:hint="eastAsia" w:asciiTheme="minorAscii" w:hAnsiTheme="minorAscii" w:eastAsiaTheme="minorEastAsia"/>
+                <w:rFonts w:asciiTheme="minorAscii" w:eastAsiaTheme="minorEastAsia" w:hAnsiTheme="minorAscii" w:hint="eastAsia"/>
                 <w:spacing w:val="0"/>
                 <w:kern w:val="0"/>
                 <w:sz w:val="21"/>
                 <w:vertAlign w:val="baseline"/>
                 <w:lang w:val="en-US" w:eastAsia="zh-CN"/>
               </w:rPr>
-              <w:t>茅建根</w:t>
+              <w:t>陈凯</w:t>
             </w:r>
           </w:p>
         </w:tc>
@@ -1416,11 +1393,11 @@
               <w:adjustRightInd w:val="0"/>
               <w:snapToGrid w:val="0"/>
               <w:spacing w:before="173" w:line="229" w:lineRule="auto"/>
-              <w:ind w:left="0" w:leftChars="0" w:right="0" w:rightChars="0" w:firstLine="0" w:firstLineChars="0"/>
+              <w:ind w:left="0" w:right="0" w:firstLine="0" w:leftChars="0" w:rightChars="0" w:firstLineChars="0"/>
               <w:jc w:val="center"/>
               <w:textAlignment w:val="baseline"/>
               <w:rPr>
-                <w:rFonts w:ascii="宋体" w:hAnsi="宋体" w:eastAsia="宋体" w:cs="宋体"/>
+                <w:rFonts w:ascii="宋体" w:eastAsia="宋体" w:hAnsi="宋体" w:cs="宋体"/>
                 <w:snapToGrid w:val="0"/>
                 <w:color w:val="000000"/>
                 <w:kern w:val="0"/>
@@ -1431,7 +1408,7 @@
             </w:pPr>
             <w:r>
               <w:rPr>
-                <w:rFonts w:hint="eastAsia" w:asciiTheme="minorAscii" w:hAnsiTheme="minorAscii" w:eastAsiaTheme="minorEastAsia"/>
+                <w:rFonts w:asciiTheme="minorAscii" w:eastAsiaTheme="minorEastAsia" w:hAnsiTheme="minorAscii" w:hint="eastAsia"/>
                 <w:spacing w:val="0"/>
                 <w:kern w:val="0"/>
                 <w:sz w:val="21"/>
@@ -1445,14 +1422,9 @@
       </w:tr>
       <w:tr>
         <w:tblPrEx>
-          <w:tblBorders>
-            <w:top w:val="single" w:color="000000" w:sz="2" w:space="0"/>
-            <w:left w:val="single" w:color="000000" w:sz="2" w:space="0"/>
-            <w:bottom w:val="single" w:color="000000" w:sz="2" w:space="0"/>
-            <w:right w:val="single" w:color="000000" w:sz="2" w:space="0"/>
-            <w:insideH w:val="single" w:color="000000" w:sz="2" w:space="0"/>
-            <w:insideV w:val="single" w:color="000000" w:sz="2" w:space="0"/>
-          </w:tblBorders>
+          <w:tblW w:w="8214" w:type="dxa"/>
+          <w:jc w:val="center"/>
+          <w:tblLayout w:type="fixed"/>
           <w:tblCellMar>
             <w:top w:w="0" w:type="dxa"/>
             <w:left w:w="0" w:type="dxa"/>
@@ -1461,7 +1433,7 @@
           </w:tblCellMar>
         </w:tblPrEx>
         <w:trPr>
-          <w:trHeight w:val="556" w:hRule="atLeast"/>
+          <w:trHeight w:val="556"/>
           <w:jc w:val="center"/>
         </w:trPr>
         <w:tc>
@@ -1484,11 +1456,11 @@
               <w:adjustRightInd w:val="0"/>
               <w:snapToGrid w:val="0"/>
               <w:spacing w:before="173" w:line="267" w:lineRule="exact"/>
-              <w:ind w:left="0" w:leftChars="0" w:right="0" w:rightChars="0" w:firstLine="0" w:firstLineChars="0"/>
+              <w:ind w:left="0" w:right="0" w:firstLine="0" w:leftChars="0" w:rightChars="0" w:firstLineChars="0"/>
               <w:jc w:val="center"/>
               <w:textAlignment w:val="baseline"/>
               <w:rPr>
-                <w:rFonts w:ascii="Arial" w:hAnsi="Arial" w:eastAsia="宋体" w:cs="Arial"/>
+                <w:rFonts w:ascii="Arial" w:eastAsia="宋体" w:hAnsi="Arial" w:cs="Arial"/>
                 <w:snapToGrid w:val="0"/>
                 <w:color w:val="000000"/>
                 <w:kern w:val="0"/>
@@ -1499,7 +1471,7 @@
             </w:pPr>
             <w:r>
               <w:rPr>
-                <w:rFonts w:ascii="宋体" w:hAnsi="宋体" w:eastAsia="宋体" w:cs="宋体"/>
+                <w:rFonts w:ascii="宋体" w:eastAsia="宋体" w:hAnsi="宋体" w:cs="宋体"/>
                 <w:spacing w:val="3"/>
                 <w:position w:val="1"/>
                 <w:sz w:val="20"/>
@@ -1509,7 +1481,7 @@
             </w:r>
             <w:r>
               <w:rPr>
-                <w:rFonts w:hint="eastAsia" w:ascii="宋体" w:hAnsi="宋体" w:cs="宋体"/>
+                <w:rFonts w:ascii="宋体" w:hAnsi="宋体" w:cs="宋体" w:hint="eastAsia"/>
                 <w:spacing w:val="3"/>
                 <w:position w:val="1"/>
                 <w:sz w:val="20"/>
@@ -1540,11 +1512,11 @@
               <w:adjustRightInd w:val="0"/>
               <w:snapToGrid w:val="0"/>
               <w:spacing w:before="173" w:line="267" w:lineRule="exact"/>
-              <w:ind w:left="0" w:leftChars="0" w:right="0" w:rightChars="0" w:firstLine="0" w:firstLineChars="0"/>
+              <w:ind w:left="0" w:right="0" w:firstLine="0" w:leftChars="0" w:rightChars="0" w:firstLineChars="0"/>
               <w:jc w:val="center"/>
               <w:textAlignment w:val="baseline"/>
               <w:rPr>
-                <w:rFonts w:ascii="Arial" w:hAnsi="Arial" w:eastAsia="宋体" w:cs="Arial"/>
+                <w:rFonts w:ascii="Arial" w:eastAsia="宋体" w:hAnsi="Arial" w:cs="Arial"/>
                 <w:snapToGrid w:val="0"/>
                 <w:color w:val="000000"/>
                 <w:kern w:val="0"/>
@@ -1555,34 +1527,13 @@
             </w:pPr>
             <w:r>
               <w:rPr>
-                <w:rFonts w:ascii="宋体" w:hAnsi="宋体" w:eastAsia="宋体" w:cs="宋体"/>
+                <w:rFonts w:ascii="宋体" w:eastAsia="宋体" w:hAnsi="宋体" w:cs="宋体"/>
                 <w:spacing w:val="4"/>
                 <w:position w:val="1"/>
                 <w:sz w:val="20"/>
                 <w:szCs w:val="20"/>
               </w:rPr>
-              <w:t>V</w:t>
-            </w:r>
-            <w:r>
-              <w:rPr>
-                <w:rFonts w:hint="eastAsia" w:ascii="宋体" w:hAnsi="宋体" w:cs="宋体"/>
-                <w:spacing w:val="4"/>
-                <w:position w:val="1"/>
-                <w:sz w:val="20"/>
-                <w:szCs w:val="20"/>
-                <w:lang w:val="en-US" w:eastAsia="zh-CN"/>
-              </w:rPr>
-              <w:t>2</w:t>
-            </w:r>
-            <w:r>
-              <w:rPr>
-                <w:rFonts w:ascii="宋体" w:hAnsi="宋体" w:eastAsia="宋体" w:cs="宋体"/>
-                <w:spacing w:val="4"/>
-                <w:position w:val="1"/>
-                <w:sz w:val="20"/>
-                <w:szCs w:val="20"/>
-              </w:rPr>
-              <w:t>.0</w:t>
+              <w:t>V1.0</w:t>
             </w:r>
           </w:p>
         </w:tc>
@@ -1606,11 +1557,11 @@
               <w:adjustRightInd w:val="0"/>
               <w:snapToGrid w:val="0"/>
               <w:spacing w:before="172" w:line="228" w:lineRule="auto"/>
-              <w:ind w:left="0" w:leftChars="0" w:right="0" w:rightChars="0" w:firstLine="0" w:firstLineChars="0"/>
+              <w:ind w:left="0" w:right="0" w:firstLine="0" w:leftChars="0" w:rightChars="0" w:firstLineChars="0"/>
               <w:jc w:val="center"/>
               <w:textAlignment w:val="baseline"/>
               <w:rPr>
-                <w:rFonts w:hint="default" w:ascii="Arial" w:hAnsi="Arial" w:eastAsia="宋体" w:cs="Arial"/>
+                <w:rFonts w:ascii="Arial" w:eastAsia="宋体" w:hAnsi="Arial" w:cs="Arial" w:hint="default"/>
                 <w:snapToGrid w:val="0"/>
                 <w:color w:val="000000"/>
                 <w:kern w:val="0"/>
@@ -1626,8 +1577,8 @@
               </w:rPr>
               <w:t>完善配置审计</w:t>
             </w:r>
-            <w:bookmarkStart w:id="17" w:name="_GoBack"/>
-            <w:bookmarkEnd w:id="17"/>
+            <w:bookmarkStart w:id="2" w:name="_GoBack"/>
+            <w:bookmarkEnd w:id="2"/>
           </w:p>
         </w:tc>
         <w:tc>
@@ -1650,11 +1601,11 @@
               <w:adjustRightInd w:val="0"/>
               <w:snapToGrid w:val="0"/>
               <w:spacing w:before="172" w:line="228" w:lineRule="auto"/>
-              <w:ind w:left="0" w:leftChars="0" w:right="0" w:rightChars="0" w:firstLine="0" w:firstLineChars="0"/>
+              <w:ind w:left="0" w:right="0" w:firstLine="0" w:leftChars="0" w:rightChars="0" w:firstLineChars="0"/>
               <w:jc w:val="center"/>
               <w:textAlignment w:val="baseline"/>
               <w:rPr>
-                <w:rFonts w:ascii="Arial" w:hAnsi="Arial" w:eastAsia="宋体" w:cs="Arial"/>
+                <w:rFonts w:ascii="Arial" w:eastAsia="宋体" w:hAnsi="Arial" w:cs="Arial"/>
                 <w:snapToGrid w:val="0"/>
                 <w:color w:val="000000"/>
                 <w:kern w:val="0"/>
@@ -1665,14 +1616,14 @@
             </w:pPr>
             <w:r>
               <w:rPr>
-                <w:rFonts w:hint="eastAsia" w:ascii="宋体" w:hAnsi="宋体" w:cs="宋体"/>
+                <w:rFonts w:ascii="宋体" w:hAnsi="宋体" w:cs="宋体" w:hint="eastAsia"/>
                 <w:spacing w:val="200"/>
                 <w:kern w:val="0"/>
                 <w:sz w:val="20"/>
                 <w:szCs w:val="20"/>
                 <w:lang w:val="en-US" w:eastAsia="zh-CN"/>
               </w:rPr>
-              <w:t>程方</w:t>
+              <w:t>强宇涛</w:t>
             </w:r>
           </w:p>
         </w:tc>
@@ -1696,11 +1647,11 @@
               <w:adjustRightInd w:val="0"/>
               <w:snapToGrid w:val="0"/>
               <w:spacing w:before="173" w:line="229" w:lineRule="auto"/>
-              <w:ind w:left="0" w:leftChars="0" w:right="0" w:rightChars="0" w:firstLine="0" w:firstLineChars="0"/>
+              <w:ind w:left="0" w:right="0" w:firstLine="0" w:leftChars="0" w:rightChars="0" w:firstLineChars="0"/>
               <w:jc w:val="center"/>
               <w:textAlignment w:val="baseline"/>
               <w:rPr>
-                <w:rFonts w:ascii="Arial" w:hAnsi="Arial" w:eastAsia="宋体" w:cs="Arial"/>
+                <w:rFonts w:ascii="Arial" w:eastAsia="宋体" w:hAnsi="Arial" w:cs="Arial"/>
                 <w:snapToGrid w:val="0"/>
                 <w:color w:val="000000"/>
                 <w:kern w:val="0"/>
@@ -1711,14 +1662,14 @@
             </w:pPr>
             <w:r>
               <w:rPr>
-                <w:rFonts w:hint="eastAsia" w:asciiTheme="minorAscii" w:hAnsiTheme="minorAscii" w:eastAsiaTheme="minorEastAsia"/>
+                <w:rFonts w:asciiTheme="minorAscii" w:eastAsiaTheme="minorEastAsia" w:hAnsiTheme="minorAscii" w:hint="eastAsia"/>
                 <w:spacing w:val="0"/>
                 <w:kern w:val="0"/>
                 <w:sz w:val="21"/>
                 <w:vertAlign w:val="baseline"/>
                 <w:lang w:val="en-US" w:eastAsia="zh-CN"/>
               </w:rPr>
-              <w:t>茅建根</w:t>
+              <w:t>陈凯</w:t>
             </w:r>
           </w:p>
         </w:tc>
@@ -1742,11 +1693,11 @@
               <w:adjustRightInd w:val="0"/>
               <w:snapToGrid w:val="0"/>
               <w:spacing w:before="173" w:line="229" w:lineRule="auto"/>
-              <w:ind w:left="0" w:leftChars="0" w:right="0" w:rightChars="0" w:firstLine="0" w:firstLineChars="0"/>
+              <w:ind w:left="0" w:right="0" w:firstLine="0" w:leftChars="0" w:rightChars="0" w:firstLineChars="0"/>
               <w:jc w:val="center"/>
               <w:textAlignment w:val="baseline"/>
               <w:rPr>
-                <w:rFonts w:ascii="Arial" w:hAnsi="Arial" w:eastAsia="宋体" w:cs="Arial"/>
+                <w:rFonts w:ascii="Arial" w:eastAsia="宋体" w:hAnsi="Arial" w:cs="Arial"/>
                 <w:snapToGrid w:val="0"/>
                 <w:color w:val="000000"/>
                 <w:kern w:val="0"/>
@@ -1757,7 +1708,7 @@
             </w:pPr>
             <w:r>
               <w:rPr>
-                <w:rFonts w:hint="eastAsia" w:asciiTheme="minorAscii" w:hAnsiTheme="minorAscii" w:eastAsiaTheme="minorEastAsia"/>
+                <w:rFonts w:asciiTheme="minorAscii" w:eastAsiaTheme="minorEastAsia" w:hAnsiTheme="minorAscii" w:hint="eastAsia"/>
                 <w:spacing w:val="0"/>
                 <w:kern w:val="0"/>
                 <w:sz w:val="21"/>
@@ -1771,14 +1722,9 @@
       </w:tr>
       <w:tr>
         <w:tblPrEx>
-          <w:tblBorders>
-            <w:top w:val="single" w:color="000000" w:sz="2" w:space="0"/>
-            <w:left w:val="single" w:color="000000" w:sz="2" w:space="0"/>
-            <w:bottom w:val="single" w:color="000000" w:sz="2" w:space="0"/>
-            <w:right w:val="single" w:color="000000" w:sz="2" w:space="0"/>
-            <w:insideH w:val="single" w:color="000000" w:sz="2" w:space="0"/>
-            <w:insideV w:val="single" w:color="000000" w:sz="2" w:space="0"/>
-          </w:tblBorders>
+          <w:tblW w:w="8214" w:type="dxa"/>
+          <w:jc w:val="center"/>
+          <w:tblLayout w:type="fixed"/>
           <w:tblCellMar>
             <w:top w:w="0" w:type="dxa"/>
             <w:left w:w="0" w:type="dxa"/>
@@ -1787,7 +1733,7 @@
           </w:tblCellMar>
         </w:tblPrEx>
         <w:trPr>
-          <w:trHeight w:val="556" w:hRule="atLeast"/>
+          <w:trHeight w:val="556"/>
           <w:jc w:val="center"/>
         </w:trPr>
         <w:tc>
@@ -1796,7 +1742,7 @@
           </w:tcPr>
           <w:p>
             <w:pPr>
-              <w:pStyle w:val="27"/>
+              <w:pStyle w:val="TableText"/>
               <w:keepNext w:val="0"/>
               <w:keepLines w:val="0"/>
               <w:pageBreakBefore w:val="0"/>
@@ -1809,7 +1755,7 @@
               <w:bidi w:val="0"/>
               <w:adjustRightInd w:val="0"/>
               <w:snapToGrid w:val="0"/>
-              <w:ind w:left="0" w:leftChars="0" w:right="0" w:rightChars="0" w:firstLine="0" w:firstLineChars="0"/>
+              <w:ind w:left="0" w:right="0" w:firstLine="0" w:leftChars="0" w:rightChars="0" w:firstLineChars="0"/>
               <w:jc w:val="center"/>
               <w:textAlignment w:val="baseline"/>
             </w:pPr>
@@ -1821,7 +1767,7 @@
           </w:tcPr>
           <w:p>
             <w:pPr>
-              <w:pStyle w:val="27"/>
+              <w:pStyle w:val="TableText"/>
               <w:keepNext w:val="0"/>
               <w:keepLines w:val="0"/>
               <w:pageBreakBefore w:val="0"/>
@@ -1834,7 +1780,7 @@
               <w:bidi w:val="0"/>
               <w:adjustRightInd w:val="0"/>
               <w:snapToGrid w:val="0"/>
-              <w:ind w:left="0" w:leftChars="0" w:right="0" w:rightChars="0" w:firstLine="0" w:firstLineChars="0"/>
+              <w:ind w:left="0" w:right="0" w:firstLine="0" w:leftChars="0" w:rightChars="0" w:firstLineChars="0"/>
               <w:jc w:val="center"/>
               <w:textAlignment w:val="baseline"/>
             </w:pPr>
@@ -1846,7 +1792,7 @@
           </w:tcPr>
           <w:p>
             <w:pPr>
-              <w:pStyle w:val="27"/>
+              <w:pStyle w:val="TableText"/>
               <w:keepNext w:val="0"/>
               <w:keepLines w:val="0"/>
               <w:pageBreakBefore w:val="0"/>
@@ -1859,7 +1805,7 @@
               <w:bidi w:val="0"/>
               <w:adjustRightInd w:val="0"/>
               <w:snapToGrid w:val="0"/>
-              <w:ind w:left="0" w:leftChars="0" w:right="0" w:rightChars="0" w:firstLine="0" w:firstLineChars="0"/>
+              <w:ind w:left="0" w:right="0" w:firstLine="0" w:leftChars="0" w:rightChars="0" w:firstLineChars="0"/>
               <w:jc w:val="center"/>
               <w:textAlignment w:val="baseline"/>
             </w:pPr>
@@ -1871,7 +1817,7 @@
           </w:tcPr>
           <w:p>
             <w:pPr>
-              <w:pStyle w:val="27"/>
+              <w:pStyle w:val="TableText"/>
               <w:keepNext w:val="0"/>
               <w:keepLines w:val="0"/>
               <w:pageBreakBefore w:val="0"/>
@@ -1884,7 +1830,7 @@
               <w:bidi w:val="0"/>
               <w:adjustRightInd w:val="0"/>
               <w:snapToGrid w:val="0"/>
-              <w:ind w:left="0" w:leftChars="0" w:right="0" w:rightChars="0" w:firstLine="0" w:firstLineChars="0"/>
+              <w:ind w:left="0" w:right="0" w:firstLine="0" w:leftChars="0" w:rightChars="0" w:firstLineChars="0"/>
               <w:jc w:val="center"/>
               <w:textAlignment w:val="baseline"/>
             </w:pPr>
@@ -1896,7 +1842,7 @@
           </w:tcPr>
           <w:p>
             <w:pPr>
-              <w:pStyle w:val="27"/>
+              <w:pStyle w:val="TableText"/>
               <w:keepNext w:val="0"/>
               <w:keepLines w:val="0"/>
               <w:pageBreakBefore w:val="0"/>
@@ -1909,7 +1855,7 @@
               <w:bidi w:val="0"/>
               <w:adjustRightInd w:val="0"/>
               <w:snapToGrid w:val="0"/>
-              <w:ind w:left="0" w:leftChars="0" w:right="0" w:rightChars="0" w:firstLine="0" w:firstLineChars="0"/>
+              <w:ind w:left="0" w:right="0" w:firstLine="0" w:leftChars="0" w:rightChars="0" w:firstLineChars="0"/>
               <w:jc w:val="center"/>
               <w:textAlignment w:val="baseline"/>
             </w:pPr>
@@ -1921,7 +1867,7 @@
           </w:tcPr>
           <w:p>
             <w:pPr>
-              <w:pStyle w:val="27"/>
+              <w:pStyle w:val="TableText"/>
               <w:keepNext w:val="0"/>
               <w:keepLines w:val="0"/>
               <w:pageBreakBefore w:val="0"/>
@@ -1934,7 +1880,7 @@
               <w:bidi w:val="0"/>
               <w:adjustRightInd w:val="0"/>
               <w:snapToGrid w:val="0"/>
-              <w:ind w:left="0" w:leftChars="0" w:right="0" w:rightChars="0" w:firstLine="0" w:firstLineChars="0"/>
+              <w:ind w:left="0" w:right="0" w:firstLine="0" w:leftChars="0" w:rightChars="0" w:firstLineChars="0"/>
               <w:jc w:val="center"/>
               <w:textAlignment w:val="baseline"/>
             </w:pPr>
@@ -1943,14 +1889,9 @@
       </w:tr>
       <w:tr>
         <w:tblPrEx>
-          <w:tblBorders>
-            <w:top w:val="single" w:color="000000" w:sz="2" w:space="0"/>
-            <w:left w:val="single" w:color="000000" w:sz="2" w:space="0"/>
-            <w:bottom w:val="single" w:color="000000" w:sz="2" w:space="0"/>
-            <w:right w:val="single" w:color="000000" w:sz="2" w:space="0"/>
-            <w:insideH w:val="single" w:color="000000" w:sz="2" w:space="0"/>
-            <w:insideV w:val="single" w:color="000000" w:sz="2" w:space="0"/>
-          </w:tblBorders>
+          <w:tblW w:w="8214" w:type="dxa"/>
+          <w:jc w:val="center"/>
+          <w:tblLayout w:type="fixed"/>
           <w:tblCellMar>
             <w:top w:w="0" w:type="dxa"/>
             <w:left w:w="0" w:type="dxa"/>
@@ -1959,7 +1900,7 @@
           </w:tblCellMar>
         </w:tblPrEx>
         <w:trPr>
-          <w:trHeight w:val="557" w:hRule="atLeast"/>
+          <w:trHeight w:val="557"/>
           <w:jc w:val="center"/>
         </w:trPr>
         <w:tc>
@@ -1968,7 +1909,7 @@
           </w:tcPr>
           <w:p>
             <w:pPr>
-              <w:pStyle w:val="27"/>
+              <w:pStyle w:val="TableText"/>
               <w:keepNext w:val="0"/>
               <w:keepLines w:val="0"/>
               <w:pageBreakBefore w:val="0"/>
@@ -1981,7 +1922,7 @@
               <w:bidi w:val="0"/>
               <w:adjustRightInd w:val="0"/>
               <w:snapToGrid w:val="0"/>
-              <w:ind w:left="0" w:leftChars="0" w:right="0" w:rightChars="0" w:firstLine="0" w:firstLineChars="0"/>
+              <w:ind w:left="0" w:right="0" w:firstLine="0" w:leftChars="0" w:rightChars="0" w:firstLineChars="0"/>
               <w:jc w:val="center"/>
               <w:textAlignment w:val="baseline"/>
             </w:pPr>
@@ -1993,7 +1934,7 @@
           </w:tcPr>
           <w:p>
             <w:pPr>
-              <w:pStyle w:val="27"/>
+              <w:pStyle w:val="TableText"/>
               <w:keepNext w:val="0"/>
               <w:keepLines w:val="0"/>
               <w:pageBreakBefore w:val="0"/>
@@ -2006,7 +1947,7 @@
               <w:bidi w:val="0"/>
               <w:adjustRightInd w:val="0"/>
               <w:snapToGrid w:val="0"/>
-              <w:ind w:left="0" w:leftChars="0" w:right="0" w:rightChars="0" w:firstLine="0" w:firstLineChars="0"/>
+              <w:ind w:left="0" w:right="0" w:firstLine="0" w:leftChars="0" w:rightChars="0" w:firstLineChars="0"/>
               <w:jc w:val="center"/>
               <w:textAlignment w:val="baseline"/>
             </w:pPr>
@@ -2018,7 +1959,7 @@
           </w:tcPr>
           <w:p>
             <w:pPr>
-              <w:pStyle w:val="27"/>
+              <w:pStyle w:val="TableText"/>
               <w:keepNext w:val="0"/>
               <w:keepLines w:val="0"/>
               <w:pageBreakBefore w:val="0"/>
@@ -2031,7 +1972,7 @@
               <w:bidi w:val="0"/>
               <w:adjustRightInd w:val="0"/>
               <w:snapToGrid w:val="0"/>
-              <w:ind w:left="0" w:leftChars="0" w:right="0" w:rightChars="0" w:firstLine="0" w:firstLineChars="0"/>
+              <w:ind w:left="0" w:right="0" w:firstLine="0" w:leftChars="0" w:rightChars="0" w:firstLineChars="0"/>
               <w:jc w:val="center"/>
               <w:textAlignment w:val="baseline"/>
             </w:pPr>
@@ -2043,7 +1984,7 @@
           </w:tcPr>
           <w:p>
             <w:pPr>
-              <w:pStyle w:val="27"/>
+              <w:pStyle w:val="TableText"/>
               <w:keepNext w:val="0"/>
               <w:keepLines w:val="0"/>
               <w:pageBreakBefore w:val="0"/>
@@ -2056,7 +1997,7 @@
               <w:bidi w:val="0"/>
               <w:adjustRightInd w:val="0"/>
               <w:snapToGrid w:val="0"/>
-              <w:ind w:left="0" w:leftChars="0" w:right="0" w:rightChars="0" w:firstLine="0" w:firstLineChars="0"/>
+              <w:ind w:left="0" w:right="0" w:firstLine="0" w:leftChars="0" w:rightChars="0" w:firstLineChars="0"/>
               <w:jc w:val="center"/>
               <w:textAlignment w:val="baseline"/>
             </w:pPr>
@@ -2068,7 +2009,7 @@
           </w:tcPr>
           <w:p>
             <w:pPr>
-              <w:pStyle w:val="27"/>
+              <w:pStyle w:val="TableText"/>
               <w:keepNext w:val="0"/>
               <w:keepLines w:val="0"/>
               <w:pageBreakBefore w:val="0"/>
@@ -2081,7 +2022,7 @@
               <w:bidi w:val="0"/>
               <w:adjustRightInd w:val="0"/>
               <w:snapToGrid w:val="0"/>
-              <w:ind w:left="0" w:leftChars="0" w:right="0" w:rightChars="0" w:firstLine="0" w:firstLineChars="0"/>
+              <w:ind w:left="0" w:right="0" w:firstLine="0" w:leftChars="0" w:rightChars="0" w:firstLineChars="0"/>
               <w:jc w:val="center"/>
               <w:textAlignment w:val="baseline"/>
             </w:pPr>
@@ -2093,7 +2034,7 @@
           </w:tcPr>
           <w:p>
             <w:pPr>
-              <w:pStyle w:val="27"/>
+              <w:pStyle w:val="TableText"/>
               <w:keepNext w:val="0"/>
               <w:keepLines w:val="0"/>
               <w:pageBreakBefore w:val="0"/>
@@ -2106,7 +2047,7 @@
               <w:bidi w:val="0"/>
               <w:adjustRightInd w:val="0"/>
               <w:snapToGrid w:val="0"/>
-              <w:ind w:left="0" w:leftChars="0" w:right="0" w:rightChars="0" w:firstLine="0" w:firstLineChars="0"/>
+              <w:ind w:left="0" w:right="0" w:firstLine="0" w:leftChars="0" w:rightChars="0" w:firstLineChars="0"/>
               <w:jc w:val="center"/>
               <w:textAlignment w:val="baseline"/>
             </w:pPr>
@@ -2137,7 +2078,7 @@
     <w:sdt>
       <w:sdtPr>
         <w:rPr>
-          <w:rFonts w:ascii="宋体" w:hAnsi="宋体" w:eastAsia="宋体" w:cs="Arial"/>
+          <w:rFonts w:ascii="宋体" w:eastAsia="宋体" w:hAnsi="宋体" w:cs="Arial"/>
           <w:snapToGrid w:val="0"/>
           <w:color w:val="000000"/>
           <w:kern w:val="0"/>
@@ -2153,7 +2094,7 @@
       </w:sdtPr>
       <w:sdtEndPr>
         <w:rPr>
-          <w:rFonts w:hint="eastAsia" w:ascii="宋体" w:hAnsi="宋体" w:eastAsia="宋体" w:cs="宋体"/>
+          <w:rFonts w:ascii="宋体" w:eastAsia="宋体" w:hAnsi="宋体" w:cs="宋体" w:hint="eastAsia"/>
           <w:snapToGrid w:val="0"/>
           <w:color w:val="000000"/>
           <w:kern w:val="0"/>
@@ -2178,18 +2119,18 @@
             <w:adjustRightInd w:val="0"/>
             <w:snapToGrid w:val="0"/>
             <w:spacing w:before="0" w:beforeLines="0" w:after="0" w:afterLines="0" w:line="240" w:lineRule="auto"/>
-            <w:ind w:left="0" w:leftChars="0" w:right="0" w:rightChars="0" w:firstLine="0" w:firstLineChars="0"/>
+            <w:ind w:left="0" w:right="0" w:firstLine="0" w:leftChars="0" w:rightChars="0" w:firstLineChars="0"/>
             <w:jc w:val="center"/>
             <w:textAlignment w:val="baseline"/>
             <w:rPr>
-              <w:rFonts w:hint="eastAsia" w:ascii="宋体" w:hAnsi="宋体" w:eastAsia="宋体" w:cs="宋体"/>
+              <w:rFonts w:ascii="宋体" w:eastAsia="宋体" w:hAnsi="宋体" w:cs="宋体" w:hint="eastAsia"/>
               <w:sz w:val="24"/>
               <w:szCs w:val="24"/>
             </w:rPr>
           </w:pPr>
           <w:r>
             <w:rPr>
-              <w:rFonts w:hint="eastAsia" w:ascii="宋体" w:hAnsi="宋体" w:eastAsia="宋体" w:cs="宋体"/>
+              <w:rFonts w:ascii="宋体" w:eastAsia="宋体" w:hAnsi="宋体" w:cs="宋体" w:hint="eastAsia"/>
               <w:sz w:val="24"/>
               <w:szCs w:val="24"/>
             </w:rPr>
@@ -2198,14 +2139,14 @@
         </w:p>
         <w:p>
           <w:pPr>
-            <w:pStyle w:val="16"/>
+            <w:pStyle w:val="TOC1"/>
             <w:tabs>
               <w:tab w:val="right" w:leader="dot" w:pos="8306"/>
             </w:tabs>
           </w:pPr>
           <w:r>
             <w:rPr>
-              <w:rFonts w:hint="eastAsia" w:ascii="宋体" w:hAnsi="宋体" w:eastAsia="宋体" w:cs="宋体"/>
+              <w:rFonts w:ascii="宋体" w:eastAsia="宋体" w:hAnsi="宋体" w:cs="宋体" w:hint="eastAsia"/>
               <w:sz w:val="24"/>
               <w:szCs w:val="24"/>
             </w:rPr>
@@ -2213,7 +2154,7 @@
           </w:r>
           <w:r>
             <w:rPr>
-              <w:rFonts w:hint="eastAsia" w:ascii="宋体" w:hAnsi="宋体" w:eastAsia="宋体" w:cs="宋体"/>
+              <w:rFonts w:ascii="宋体" w:eastAsia="宋体" w:hAnsi="宋体" w:cs="宋体" w:hint="eastAsia"/>
               <w:sz w:val="24"/>
               <w:szCs w:val="24"/>
             </w:rPr>
@@ -2221,7 +2162,7 @@
           </w:r>
           <w:r>
             <w:rPr>
-              <w:rFonts w:hint="eastAsia" w:ascii="宋体" w:hAnsi="宋体" w:eastAsia="宋体" w:cs="宋体"/>
+              <w:rFonts w:ascii="宋体" w:eastAsia="宋体" w:hAnsi="宋体" w:cs="宋体" w:hint="eastAsia"/>
               <w:sz w:val="24"/>
               <w:szCs w:val="24"/>
             </w:rPr>
@@ -2229,21 +2170,21 @@
           </w:r>
           <w:r>
             <w:rPr>
-              <w:rFonts w:hint="eastAsia" w:ascii="宋体" w:hAnsi="宋体" w:eastAsia="宋体" w:cs="宋体"/>
+              <w:rFonts w:ascii="宋体" w:eastAsia="宋体" w:hAnsi="宋体" w:cs="宋体" w:hint="eastAsia"/>
               <w:szCs w:val="24"/>
             </w:rPr>
             <w:fldChar w:fldCharType="begin"/>
           </w:r>
           <w:r>
             <w:rPr>
-              <w:rFonts w:hint="eastAsia" w:ascii="宋体" w:hAnsi="宋体" w:eastAsia="宋体" w:cs="宋体"/>
+              <w:rFonts w:ascii="宋体" w:eastAsia="宋体" w:hAnsi="宋体" w:cs="宋体" w:hint="eastAsia"/>
               <w:szCs w:val="24"/>
             </w:rPr>
             <w:instrText xml:space="preserve"> HYPERLINK \l _Toc31015 </w:instrText>
           </w:r>
           <w:r>
             <w:rPr>
-              <w:rFonts w:hint="eastAsia" w:ascii="宋体" w:hAnsi="宋体" w:eastAsia="宋体" w:cs="宋体"/>
+              <w:rFonts w:ascii="宋体" w:eastAsia="宋体" w:hAnsi="宋体" w:cs="宋体" w:hint="eastAsia"/>
               <w:szCs w:val="24"/>
             </w:rPr>
             <w:fldChar w:fldCharType="separate"/>
@@ -2275,7 +2216,7 @@
           </w:r>
           <w:r>
             <w:rPr>
-              <w:rFonts w:hint="eastAsia" w:ascii="宋体" w:hAnsi="宋体" w:eastAsia="宋体" w:cs="宋体"/>
+              <w:rFonts w:ascii="宋体" w:eastAsia="宋体" w:hAnsi="宋体" w:cs="宋体" w:hint="eastAsia"/>
               <w:szCs w:val="24"/>
             </w:rPr>
             <w:fldChar w:fldCharType="end"/>
@@ -2283,28 +2224,28 @@
         </w:p>
         <w:p>
           <w:pPr>
-            <w:pStyle w:val="16"/>
+            <w:pStyle w:val="TOC1"/>
             <w:tabs>
               <w:tab w:val="right" w:leader="dot" w:pos="8306"/>
             </w:tabs>
           </w:pPr>
           <w:r>
             <w:rPr>
-              <w:rFonts w:hint="eastAsia" w:ascii="宋体" w:hAnsi="宋体" w:eastAsia="宋体" w:cs="宋体"/>
+              <w:rFonts w:ascii="宋体" w:eastAsia="宋体" w:hAnsi="宋体" w:cs="宋体" w:hint="eastAsia"/>
               <w:szCs w:val="24"/>
             </w:rPr>
             <w:fldChar w:fldCharType="begin"/>
           </w:r>
           <w:r>
             <w:rPr>
-              <w:rFonts w:hint="eastAsia" w:ascii="宋体" w:hAnsi="宋体" w:eastAsia="宋体" w:cs="宋体"/>
+              <w:rFonts w:ascii="宋体" w:eastAsia="宋体" w:hAnsi="宋体" w:cs="宋体" w:hint="eastAsia"/>
               <w:szCs w:val="24"/>
             </w:rPr>
             <w:instrText xml:space="preserve"> HYPERLINK \l _Toc11521 </w:instrText>
           </w:r>
           <w:r>
             <w:rPr>
-              <w:rFonts w:hint="eastAsia" w:ascii="宋体" w:hAnsi="宋体" w:eastAsia="宋体" w:cs="宋体"/>
+              <w:rFonts w:ascii="宋体" w:eastAsia="宋体" w:hAnsi="宋体" w:cs="宋体" w:hint="eastAsia"/>
               <w:szCs w:val="24"/>
             </w:rPr>
             <w:fldChar w:fldCharType="separate"/>
@@ -2336,7 +2277,7 @@
           </w:r>
           <w:r>
             <w:rPr>
-              <w:rFonts w:hint="eastAsia" w:ascii="宋体" w:hAnsi="宋体" w:eastAsia="宋体" w:cs="宋体"/>
+              <w:rFonts w:ascii="宋体" w:eastAsia="宋体" w:hAnsi="宋体" w:cs="宋体" w:hint="eastAsia"/>
               <w:szCs w:val="24"/>
             </w:rPr>
             <w:fldChar w:fldCharType="end"/>
@@ -2344,28 +2285,28 @@
         </w:p>
         <w:p>
           <w:pPr>
-            <w:pStyle w:val="16"/>
+            <w:pStyle w:val="TOC1"/>
             <w:tabs>
               <w:tab w:val="right" w:leader="dot" w:pos="8306"/>
             </w:tabs>
           </w:pPr>
           <w:r>
             <w:rPr>
-              <w:rFonts w:hint="eastAsia" w:ascii="宋体" w:hAnsi="宋体" w:eastAsia="宋体" w:cs="宋体"/>
+              <w:rFonts w:ascii="宋体" w:eastAsia="宋体" w:hAnsi="宋体" w:cs="宋体" w:hint="eastAsia"/>
               <w:szCs w:val="24"/>
             </w:rPr>
             <w:fldChar w:fldCharType="begin"/>
           </w:r>
           <w:r>
             <w:rPr>
-              <w:rFonts w:hint="eastAsia" w:ascii="宋体" w:hAnsi="宋体" w:eastAsia="宋体" w:cs="宋体"/>
+              <w:rFonts w:ascii="宋体" w:eastAsia="宋体" w:hAnsi="宋体" w:cs="宋体" w:hint="eastAsia"/>
               <w:szCs w:val="24"/>
             </w:rPr>
             <w:instrText xml:space="preserve"> HYPERLINK \l _Toc15837 </w:instrText>
           </w:r>
           <w:r>
             <w:rPr>
-              <w:rFonts w:hint="eastAsia" w:ascii="宋体" w:hAnsi="宋体" w:eastAsia="宋体" w:cs="宋体"/>
+              <w:rFonts w:ascii="宋体" w:eastAsia="宋体" w:hAnsi="宋体" w:cs="宋体" w:hint="eastAsia"/>
               <w:szCs w:val="24"/>
             </w:rPr>
             <w:fldChar w:fldCharType="separate"/>
@@ -2397,7 +2338,7 @@
           </w:r>
           <w:r>
             <w:rPr>
-              <w:rFonts w:hint="eastAsia" w:ascii="宋体" w:hAnsi="宋体" w:eastAsia="宋体" w:cs="宋体"/>
+              <w:rFonts w:ascii="宋体" w:eastAsia="宋体" w:hAnsi="宋体" w:cs="宋体" w:hint="eastAsia"/>
               <w:szCs w:val="24"/>
             </w:rPr>
             <w:fldChar w:fldCharType="end"/>
@@ -2405,28 +2346,28 @@
         </w:p>
         <w:p>
           <w:pPr>
-            <w:pStyle w:val="17"/>
+            <w:pStyle w:val="TOC2"/>
             <w:tabs>
               <w:tab w:val="right" w:leader="dot" w:pos="8306"/>
             </w:tabs>
           </w:pPr>
           <w:r>
             <w:rPr>
-              <w:rFonts w:hint="eastAsia" w:ascii="宋体" w:hAnsi="宋体" w:eastAsia="宋体" w:cs="宋体"/>
+              <w:rFonts w:ascii="宋体" w:eastAsia="宋体" w:hAnsi="宋体" w:cs="宋体" w:hint="eastAsia"/>
               <w:szCs w:val="24"/>
             </w:rPr>
             <w:fldChar w:fldCharType="begin"/>
           </w:r>
           <w:r>
             <w:rPr>
-              <w:rFonts w:hint="eastAsia" w:ascii="宋体" w:hAnsi="宋体" w:eastAsia="宋体" w:cs="宋体"/>
+              <w:rFonts w:ascii="宋体" w:eastAsia="宋体" w:hAnsi="宋体" w:cs="宋体" w:hint="eastAsia"/>
               <w:szCs w:val="24"/>
             </w:rPr>
             <w:instrText xml:space="preserve"> HYPERLINK \l _Toc13118 </w:instrText>
           </w:r>
           <w:r>
             <w:rPr>
-              <w:rFonts w:hint="eastAsia" w:ascii="宋体" w:hAnsi="宋体" w:eastAsia="宋体" w:cs="宋体"/>
+              <w:rFonts w:ascii="宋体" w:eastAsia="宋体" w:hAnsi="宋体" w:cs="宋体" w:hint="eastAsia"/>
               <w:szCs w:val="24"/>
             </w:rPr>
             <w:fldChar w:fldCharType="separate"/>
@@ -2458,7 +2399,7 @@
           </w:r>
           <w:r>
             <w:rPr>
-              <w:rFonts w:hint="eastAsia" w:ascii="宋体" w:hAnsi="宋体" w:eastAsia="宋体" w:cs="宋体"/>
+              <w:rFonts w:ascii="宋体" w:eastAsia="宋体" w:hAnsi="宋体" w:cs="宋体" w:hint="eastAsia"/>
               <w:szCs w:val="24"/>
             </w:rPr>
             <w:fldChar w:fldCharType="end"/>
@@ -2466,28 +2407,28 @@
         </w:p>
         <w:p>
           <w:pPr>
-            <w:pStyle w:val="17"/>
+            <w:pStyle w:val="TOC2"/>
             <w:tabs>
               <w:tab w:val="right" w:leader="dot" w:pos="8306"/>
             </w:tabs>
           </w:pPr>
           <w:r>
             <w:rPr>
-              <w:rFonts w:hint="eastAsia" w:ascii="宋体" w:hAnsi="宋体" w:eastAsia="宋体" w:cs="宋体"/>
+              <w:rFonts w:ascii="宋体" w:eastAsia="宋体" w:hAnsi="宋体" w:cs="宋体" w:hint="eastAsia"/>
               <w:szCs w:val="24"/>
             </w:rPr>
             <w:fldChar w:fldCharType="begin"/>
           </w:r>
           <w:r>
             <w:rPr>
-              <w:rFonts w:hint="eastAsia" w:ascii="宋体" w:hAnsi="宋体" w:eastAsia="宋体" w:cs="宋体"/>
+              <w:rFonts w:ascii="宋体" w:eastAsia="宋体" w:hAnsi="宋体" w:cs="宋体" w:hint="eastAsia"/>
               <w:szCs w:val="24"/>
             </w:rPr>
             <w:instrText xml:space="preserve"> HYPERLINK \l _Toc5040 </w:instrText>
           </w:r>
           <w:r>
             <w:rPr>
-              <w:rFonts w:hint="eastAsia" w:ascii="宋体" w:hAnsi="宋体" w:eastAsia="宋体" w:cs="宋体"/>
+              <w:rFonts w:ascii="宋体" w:eastAsia="宋体" w:hAnsi="宋体" w:cs="宋体" w:hint="eastAsia"/>
               <w:szCs w:val="24"/>
             </w:rPr>
             <w:fldChar w:fldCharType="separate"/>
@@ -2519,7 +2460,7 @@
           </w:r>
           <w:r>
             <w:rPr>
-              <w:rFonts w:hint="eastAsia" w:ascii="宋体" w:hAnsi="宋体" w:eastAsia="宋体" w:cs="宋体"/>
+              <w:rFonts w:ascii="宋体" w:eastAsia="宋体" w:hAnsi="宋体" w:cs="宋体" w:hint="eastAsia"/>
               <w:szCs w:val="24"/>
             </w:rPr>
             <w:fldChar w:fldCharType="end"/>
@@ -2527,28 +2468,28 @@
         </w:p>
         <w:p>
           <w:pPr>
-            <w:pStyle w:val="17"/>
+            <w:pStyle w:val="TOC2"/>
             <w:tabs>
               <w:tab w:val="right" w:leader="dot" w:pos="8306"/>
             </w:tabs>
           </w:pPr>
           <w:r>
             <w:rPr>
-              <w:rFonts w:hint="eastAsia" w:ascii="宋体" w:hAnsi="宋体" w:eastAsia="宋体" w:cs="宋体"/>
+              <w:rFonts w:ascii="宋体" w:eastAsia="宋体" w:hAnsi="宋体" w:cs="宋体" w:hint="eastAsia"/>
               <w:szCs w:val="24"/>
             </w:rPr>
             <w:fldChar w:fldCharType="begin"/>
           </w:r>
           <w:r>
             <w:rPr>
-              <w:rFonts w:hint="eastAsia" w:ascii="宋体" w:hAnsi="宋体" w:eastAsia="宋体" w:cs="宋体"/>
+              <w:rFonts w:ascii="宋体" w:eastAsia="宋体" w:hAnsi="宋体" w:cs="宋体" w:hint="eastAsia"/>
               <w:szCs w:val="24"/>
             </w:rPr>
             <w:instrText xml:space="preserve"> HYPERLINK \l _Toc18249 </w:instrText>
           </w:r>
           <w:r>
             <w:rPr>
-              <w:rFonts w:hint="eastAsia" w:ascii="宋体" w:hAnsi="宋体" w:eastAsia="宋体" w:cs="宋体"/>
+              <w:rFonts w:ascii="宋体" w:eastAsia="宋体" w:hAnsi="宋体" w:cs="宋体" w:hint="eastAsia"/>
               <w:szCs w:val="24"/>
             </w:rPr>
             <w:fldChar w:fldCharType="separate"/>
@@ -2580,7 +2521,7 @@
           </w:r>
           <w:r>
             <w:rPr>
-              <w:rFonts w:hint="eastAsia" w:ascii="宋体" w:hAnsi="宋体" w:eastAsia="宋体" w:cs="宋体"/>
+              <w:rFonts w:ascii="宋体" w:eastAsia="宋体" w:hAnsi="宋体" w:cs="宋体" w:hint="eastAsia"/>
               <w:szCs w:val="24"/>
             </w:rPr>
             <w:fldChar w:fldCharType="end"/>
@@ -2588,28 +2529,28 @@
         </w:p>
         <w:p>
           <w:pPr>
-            <w:pStyle w:val="16"/>
+            <w:pStyle w:val="TOC1"/>
             <w:tabs>
               <w:tab w:val="right" w:leader="dot" w:pos="8306"/>
             </w:tabs>
           </w:pPr>
           <w:r>
             <w:rPr>
-              <w:rFonts w:hint="eastAsia" w:ascii="宋体" w:hAnsi="宋体" w:eastAsia="宋体" w:cs="宋体"/>
+              <w:rFonts w:ascii="宋体" w:eastAsia="宋体" w:hAnsi="宋体" w:cs="宋体" w:hint="eastAsia"/>
               <w:szCs w:val="24"/>
             </w:rPr>
             <w:fldChar w:fldCharType="begin"/>
           </w:r>
           <w:r>
             <w:rPr>
-              <w:rFonts w:hint="eastAsia" w:ascii="宋体" w:hAnsi="宋体" w:eastAsia="宋体" w:cs="宋体"/>
+              <w:rFonts w:ascii="宋体" w:eastAsia="宋体" w:hAnsi="宋体" w:cs="宋体" w:hint="eastAsia"/>
               <w:szCs w:val="24"/>
             </w:rPr>
             <w:instrText xml:space="preserve"> HYPERLINK \l _Toc10658 </w:instrText>
           </w:r>
           <w:r>
             <w:rPr>
-              <w:rFonts w:hint="eastAsia" w:ascii="宋体" w:hAnsi="宋体" w:eastAsia="宋体" w:cs="宋体"/>
+              <w:rFonts w:ascii="宋体" w:eastAsia="宋体" w:hAnsi="宋体" w:cs="宋体" w:hint="eastAsia"/>
               <w:szCs w:val="24"/>
             </w:rPr>
             <w:fldChar w:fldCharType="separate"/>
@@ -2641,7 +2582,7 @@
           </w:r>
           <w:r>
             <w:rPr>
-              <w:rFonts w:hint="eastAsia" w:ascii="宋体" w:hAnsi="宋体" w:eastAsia="宋体" w:cs="宋体"/>
+              <w:rFonts w:ascii="宋体" w:eastAsia="宋体" w:hAnsi="宋体" w:cs="宋体" w:hint="eastAsia"/>
               <w:szCs w:val="24"/>
             </w:rPr>
             <w:fldChar w:fldCharType="end"/>
@@ -2649,28 +2590,28 @@
         </w:p>
         <w:p>
           <w:pPr>
-            <w:pStyle w:val="16"/>
+            <w:pStyle w:val="TOC1"/>
             <w:tabs>
               <w:tab w:val="right" w:leader="dot" w:pos="8306"/>
             </w:tabs>
           </w:pPr>
           <w:r>
             <w:rPr>
-              <w:rFonts w:hint="eastAsia" w:ascii="宋体" w:hAnsi="宋体" w:eastAsia="宋体" w:cs="宋体"/>
+              <w:rFonts w:ascii="宋体" w:eastAsia="宋体" w:hAnsi="宋体" w:cs="宋体" w:hint="eastAsia"/>
               <w:szCs w:val="24"/>
             </w:rPr>
             <w:fldChar w:fldCharType="begin"/>
           </w:r>
           <w:r>
             <w:rPr>
-              <w:rFonts w:hint="eastAsia" w:ascii="宋体" w:hAnsi="宋体" w:eastAsia="宋体" w:cs="宋体"/>
+              <w:rFonts w:ascii="宋体" w:eastAsia="宋体" w:hAnsi="宋体" w:cs="宋体" w:hint="eastAsia"/>
               <w:szCs w:val="24"/>
             </w:rPr>
             <w:instrText xml:space="preserve"> HYPERLINK \l _Toc22360 </w:instrText>
           </w:r>
           <w:r>
             <w:rPr>
-              <w:rFonts w:hint="eastAsia" w:ascii="宋体" w:hAnsi="宋体" w:eastAsia="宋体" w:cs="宋体"/>
+              <w:rFonts w:ascii="宋体" w:eastAsia="宋体" w:hAnsi="宋体" w:cs="宋体" w:hint="eastAsia"/>
               <w:szCs w:val="24"/>
             </w:rPr>
             <w:fldChar w:fldCharType="separate"/>
@@ -2702,7 +2643,7 @@
           </w:r>
           <w:r>
             <w:rPr>
-              <w:rFonts w:hint="eastAsia" w:ascii="宋体" w:hAnsi="宋体" w:eastAsia="宋体" w:cs="宋体"/>
+              <w:rFonts w:ascii="宋体" w:eastAsia="宋体" w:hAnsi="宋体" w:cs="宋体" w:hint="eastAsia"/>
               <w:szCs w:val="24"/>
             </w:rPr>
             <w:fldChar w:fldCharType="end"/>
@@ -2710,28 +2651,28 @@
         </w:p>
         <w:p>
           <w:pPr>
-            <w:pStyle w:val="17"/>
+            <w:pStyle w:val="TOC2"/>
             <w:tabs>
               <w:tab w:val="right" w:leader="dot" w:pos="8306"/>
             </w:tabs>
           </w:pPr>
           <w:r>
             <w:rPr>
-              <w:rFonts w:hint="eastAsia" w:ascii="宋体" w:hAnsi="宋体" w:eastAsia="宋体" w:cs="宋体"/>
+              <w:rFonts w:ascii="宋体" w:eastAsia="宋体" w:hAnsi="宋体" w:cs="宋体" w:hint="eastAsia"/>
               <w:szCs w:val="24"/>
             </w:rPr>
             <w:fldChar w:fldCharType="begin"/>
           </w:r>
           <w:r>
             <w:rPr>
-              <w:rFonts w:hint="eastAsia" w:ascii="宋体" w:hAnsi="宋体" w:eastAsia="宋体" w:cs="宋体"/>
+              <w:rFonts w:ascii="宋体" w:eastAsia="宋体" w:hAnsi="宋体" w:cs="宋体" w:hint="eastAsia"/>
               <w:szCs w:val="24"/>
             </w:rPr>
             <w:instrText xml:space="preserve"> HYPERLINK \l _Toc11109 </w:instrText>
           </w:r>
           <w:r>
             <w:rPr>
-              <w:rFonts w:hint="eastAsia" w:ascii="宋体" w:hAnsi="宋体" w:eastAsia="宋体" w:cs="宋体"/>
+              <w:rFonts w:ascii="宋体" w:eastAsia="宋体" w:hAnsi="宋体" w:cs="宋体" w:hint="eastAsia"/>
               <w:szCs w:val="24"/>
             </w:rPr>
             <w:fldChar w:fldCharType="separate"/>
@@ -2763,7 +2704,7 @@
           </w:r>
           <w:r>
             <w:rPr>
-              <w:rFonts w:hint="eastAsia" w:ascii="宋体" w:hAnsi="宋体" w:eastAsia="宋体" w:cs="宋体"/>
+              <w:rFonts w:ascii="宋体" w:eastAsia="宋体" w:hAnsi="宋体" w:cs="宋体" w:hint="eastAsia"/>
               <w:szCs w:val="24"/>
             </w:rPr>
             <w:fldChar w:fldCharType="end"/>
@@ -2771,28 +2712,28 @@
         </w:p>
         <w:p>
           <w:pPr>
-            <w:pStyle w:val="17"/>
+            <w:pStyle w:val="TOC2"/>
             <w:tabs>
               <w:tab w:val="right" w:leader="dot" w:pos="8306"/>
             </w:tabs>
           </w:pPr>
           <w:r>
             <w:rPr>
-              <w:rFonts w:hint="eastAsia" w:ascii="宋体" w:hAnsi="宋体" w:eastAsia="宋体" w:cs="宋体"/>
+              <w:rFonts w:ascii="宋体" w:eastAsia="宋体" w:hAnsi="宋体" w:cs="宋体" w:hint="eastAsia"/>
               <w:szCs w:val="24"/>
             </w:rPr>
             <w:fldChar w:fldCharType="begin"/>
           </w:r>
           <w:r>
             <w:rPr>
-              <w:rFonts w:hint="eastAsia" w:ascii="宋体" w:hAnsi="宋体" w:eastAsia="宋体" w:cs="宋体"/>
+              <w:rFonts w:ascii="宋体" w:eastAsia="宋体" w:hAnsi="宋体" w:cs="宋体" w:hint="eastAsia"/>
               <w:szCs w:val="24"/>
             </w:rPr>
             <w:instrText xml:space="preserve"> HYPERLINK \l _Toc17760 </w:instrText>
           </w:r>
           <w:r>
             <w:rPr>
-              <w:rFonts w:hint="eastAsia" w:ascii="宋体" w:hAnsi="宋体" w:eastAsia="宋体" w:cs="宋体"/>
+              <w:rFonts w:ascii="宋体" w:eastAsia="宋体" w:hAnsi="宋体" w:cs="宋体" w:hint="eastAsia"/>
               <w:szCs w:val="24"/>
             </w:rPr>
             <w:fldChar w:fldCharType="separate"/>
@@ -2824,7 +2765,7 @@
           </w:r>
           <w:r>
             <w:rPr>
-              <w:rFonts w:hint="eastAsia" w:ascii="宋体" w:hAnsi="宋体" w:eastAsia="宋体" w:cs="宋体"/>
+              <w:rFonts w:ascii="宋体" w:eastAsia="宋体" w:hAnsi="宋体" w:cs="宋体" w:hint="eastAsia"/>
               <w:szCs w:val="24"/>
             </w:rPr>
             <w:fldChar w:fldCharType="end"/>
@@ -2832,28 +2773,28 @@
         </w:p>
         <w:p>
           <w:pPr>
-            <w:pStyle w:val="17"/>
+            <w:pStyle w:val="TOC2"/>
             <w:tabs>
               <w:tab w:val="right" w:leader="dot" w:pos="8306"/>
             </w:tabs>
           </w:pPr>
           <w:r>
             <w:rPr>
-              <w:rFonts w:hint="eastAsia" w:ascii="宋体" w:hAnsi="宋体" w:eastAsia="宋体" w:cs="宋体"/>
+              <w:rFonts w:ascii="宋体" w:eastAsia="宋体" w:hAnsi="宋体" w:cs="宋体" w:hint="eastAsia"/>
               <w:szCs w:val="24"/>
             </w:rPr>
             <w:fldChar w:fldCharType="begin"/>
           </w:r>
           <w:r>
             <w:rPr>
-              <w:rFonts w:hint="eastAsia" w:ascii="宋体" w:hAnsi="宋体" w:eastAsia="宋体" w:cs="宋体"/>
+              <w:rFonts w:ascii="宋体" w:eastAsia="宋体" w:hAnsi="宋体" w:cs="宋体" w:hint="eastAsia"/>
               <w:szCs w:val="24"/>
             </w:rPr>
             <w:instrText xml:space="preserve"> HYPERLINK \l _Toc27644 </w:instrText>
           </w:r>
           <w:r>
             <w:rPr>
-              <w:rFonts w:hint="eastAsia" w:ascii="宋体" w:hAnsi="宋体" w:eastAsia="宋体" w:cs="宋体"/>
+              <w:rFonts w:ascii="宋体" w:eastAsia="宋体" w:hAnsi="宋体" w:cs="宋体" w:hint="eastAsia"/>
               <w:szCs w:val="24"/>
             </w:rPr>
             <w:fldChar w:fldCharType="separate"/>
@@ -2885,7 +2826,7 @@
           </w:r>
           <w:r>
             <w:rPr>
-              <w:rFonts w:hint="eastAsia" w:ascii="宋体" w:hAnsi="宋体" w:eastAsia="宋体" w:cs="宋体"/>
+              <w:rFonts w:ascii="宋体" w:eastAsia="宋体" w:hAnsi="宋体" w:cs="宋体" w:hint="eastAsia"/>
               <w:szCs w:val="24"/>
             </w:rPr>
             <w:fldChar w:fldCharType="end"/>
@@ -2893,28 +2834,28 @@
         </w:p>
         <w:p>
           <w:pPr>
-            <w:pStyle w:val="16"/>
+            <w:pStyle w:val="TOC1"/>
             <w:tabs>
               <w:tab w:val="right" w:leader="dot" w:pos="8306"/>
             </w:tabs>
           </w:pPr>
           <w:r>
             <w:rPr>
-              <w:rFonts w:hint="eastAsia" w:ascii="宋体" w:hAnsi="宋体" w:eastAsia="宋体" w:cs="宋体"/>
+              <w:rFonts w:ascii="宋体" w:eastAsia="宋体" w:hAnsi="宋体" w:cs="宋体" w:hint="eastAsia"/>
               <w:szCs w:val="24"/>
             </w:rPr>
             <w:fldChar w:fldCharType="begin"/>
           </w:r>
           <w:r>
             <w:rPr>
-              <w:rFonts w:hint="eastAsia" w:ascii="宋体" w:hAnsi="宋体" w:eastAsia="宋体" w:cs="宋体"/>
+              <w:rFonts w:ascii="宋体" w:eastAsia="宋体" w:hAnsi="宋体" w:cs="宋体" w:hint="eastAsia"/>
               <w:szCs w:val="24"/>
             </w:rPr>
             <w:instrText xml:space="preserve"> HYPERLINK \l _Toc13743 </w:instrText>
           </w:r>
           <w:r>
             <w:rPr>
-              <w:rFonts w:hint="eastAsia" w:ascii="宋体" w:hAnsi="宋体" w:eastAsia="宋体" w:cs="宋体"/>
+              <w:rFonts w:ascii="宋体" w:eastAsia="宋体" w:hAnsi="宋体" w:cs="宋体" w:hint="eastAsia"/>
               <w:szCs w:val="24"/>
             </w:rPr>
             <w:fldChar w:fldCharType="separate"/>
@@ -2946,7 +2887,7 @@
           </w:r>
           <w:r>
             <w:rPr>
-              <w:rFonts w:hint="eastAsia" w:ascii="宋体" w:hAnsi="宋体" w:eastAsia="宋体" w:cs="宋体"/>
+              <w:rFonts w:ascii="宋体" w:eastAsia="宋体" w:hAnsi="宋体" w:cs="宋体" w:hint="eastAsia"/>
               <w:szCs w:val="24"/>
             </w:rPr>
             <w:fldChar w:fldCharType="end"/>
@@ -2954,28 +2895,28 @@
         </w:p>
         <w:p>
           <w:pPr>
-            <w:pStyle w:val="17"/>
+            <w:pStyle w:val="TOC2"/>
             <w:tabs>
               <w:tab w:val="right" w:leader="dot" w:pos="8306"/>
             </w:tabs>
           </w:pPr>
           <w:r>
             <w:rPr>
-              <w:rFonts w:hint="eastAsia" w:ascii="宋体" w:hAnsi="宋体" w:eastAsia="宋体" w:cs="宋体"/>
+              <w:rFonts w:ascii="宋体" w:eastAsia="宋体" w:hAnsi="宋体" w:cs="宋体" w:hint="eastAsia"/>
               <w:szCs w:val="24"/>
             </w:rPr>
             <w:fldChar w:fldCharType="begin"/>
           </w:r>
           <w:r>
             <w:rPr>
-              <w:rFonts w:hint="eastAsia" w:ascii="宋体" w:hAnsi="宋体" w:eastAsia="宋体" w:cs="宋体"/>
+              <w:rFonts w:ascii="宋体" w:eastAsia="宋体" w:hAnsi="宋体" w:cs="宋体" w:hint="eastAsia"/>
               <w:szCs w:val="24"/>
             </w:rPr>
             <w:instrText xml:space="preserve"> HYPERLINK \l _Toc3692 </w:instrText>
           </w:r>
           <w:r>
             <w:rPr>
-              <w:rFonts w:hint="eastAsia" w:ascii="宋体" w:hAnsi="宋体" w:eastAsia="宋体" w:cs="宋体"/>
+              <w:rFonts w:ascii="宋体" w:eastAsia="宋体" w:hAnsi="宋体" w:cs="宋体" w:hint="eastAsia"/>
               <w:szCs w:val="24"/>
             </w:rPr>
             <w:fldChar w:fldCharType="separate"/>
@@ -3007,7 +2948,7 @@
           </w:r>
           <w:r>
             <w:rPr>
-              <w:rFonts w:hint="eastAsia" w:ascii="宋体" w:hAnsi="宋体" w:eastAsia="宋体" w:cs="宋体"/>
+              <w:rFonts w:ascii="宋体" w:eastAsia="宋体" w:hAnsi="宋体" w:cs="宋体" w:hint="eastAsia"/>
               <w:szCs w:val="24"/>
             </w:rPr>
             <w:fldChar w:fldCharType="end"/>
@@ -3015,28 +2956,28 @@
         </w:p>
         <w:p>
           <w:pPr>
-            <w:pStyle w:val="17"/>
+            <w:pStyle w:val="TOC2"/>
             <w:tabs>
               <w:tab w:val="right" w:leader="dot" w:pos="8306"/>
             </w:tabs>
           </w:pPr>
           <w:r>
             <w:rPr>
-              <w:rFonts w:hint="eastAsia" w:ascii="宋体" w:hAnsi="宋体" w:eastAsia="宋体" w:cs="宋体"/>
+              <w:rFonts w:ascii="宋体" w:eastAsia="宋体" w:hAnsi="宋体" w:cs="宋体" w:hint="eastAsia"/>
               <w:szCs w:val="24"/>
             </w:rPr>
             <w:fldChar w:fldCharType="begin"/>
           </w:r>
           <w:r>
             <w:rPr>
-              <w:rFonts w:hint="eastAsia" w:ascii="宋体" w:hAnsi="宋体" w:eastAsia="宋体" w:cs="宋体"/>
+              <w:rFonts w:ascii="宋体" w:eastAsia="宋体" w:hAnsi="宋体" w:cs="宋体" w:hint="eastAsia"/>
               <w:szCs w:val="24"/>
             </w:rPr>
             <w:instrText xml:space="preserve"> HYPERLINK \l _Toc22373 </w:instrText>
           </w:r>
           <w:r>
             <w:rPr>
-              <w:rFonts w:hint="eastAsia" w:ascii="宋体" w:hAnsi="宋体" w:eastAsia="宋体" w:cs="宋体"/>
+              <w:rFonts w:ascii="宋体" w:eastAsia="宋体" w:hAnsi="宋体" w:cs="宋体" w:hint="eastAsia"/>
               <w:szCs w:val="24"/>
             </w:rPr>
             <w:fldChar w:fldCharType="separate"/>
@@ -3068,7 +3009,7 @@
           </w:r>
           <w:r>
             <w:rPr>
-              <w:rFonts w:hint="eastAsia" w:ascii="宋体" w:hAnsi="宋体" w:eastAsia="宋体" w:cs="宋体"/>
+              <w:rFonts w:ascii="宋体" w:eastAsia="宋体" w:hAnsi="宋体" w:cs="宋体" w:hint="eastAsia"/>
               <w:szCs w:val="24"/>
             </w:rPr>
             <w:fldChar w:fldCharType="end"/>
@@ -3076,28 +3017,28 @@
         </w:p>
         <w:p>
           <w:pPr>
-            <w:pStyle w:val="16"/>
+            <w:pStyle w:val="TOC1"/>
             <w:tabs>
               <w:tab w:val="right" w:leader="dot" w:pos="8306"/>
             </w:tabs>
           </w:pPr>
           <w:r>
             <w:rPr>
-              <w:rFonts w:hint="eastAsia" w:ascii="宋体" w:hAnsi="宋体" w:eastAsia="宋体" w:cs="宋体"/>
+              <w:rFonts w:ascii="宋体" w:eastAsia="宋体" w:hAnsi="宋体" w:cs="宋体" w:hint="eastAsia"/>
               <w:szCs w:val="24"/>
             </w:rPr>
             <w:fldChar w:fldCharType="begin"/>
           </w:r>
           <w:r>
             <w:rPr>
-              <w:rFonts w:hint="eastAsia" w:ascii="宋体" w:hAnsi="宋体" w:eastAsia="宋体" w:cs="宋体"/>
+              <w:rFonts w:ascii="宋体" w:eastAsia="宋体" w:hAnsi="宋体" w:cs="宋体" w:hint="eastAsia"/>
               <w:szCs w:val="24"/>
             </w:rPr>
             <w:instrText xml:space="preserve"> HYPERLINK \l _Toc25821 </w:instrText>
           </w:r>
           <w:r>
             <w:rPr>
-              <w:rFonts w:hint="eastAsia" w:ascii="宋体" w:hAnsi="宋体" w:eastAsia="宋体" w:cs="宋体"/>
+              <w:rFonts w:ascii="宋体" w:eastAsia="宋体" w:hAnsi="宋体" w:cs="宋体" w:hint="eastAsia"/>
               <w:szCs w:val="24"/>
             </w:rPr>
             <w:fldChar w:fldCharType="separate"/>
@@ -3129,7 +3070,7 @@
           </w:r>
           <w:r>
             <w:rPr>
-              <w:rFonts w:hint="eastAsia" w:ascii="宋体" w:hAnsi="宋体" w:eastAsia="宋体" w:cs="宋体"/>
+              <w:rFonts w:ascii="宋体" w:eastAsia="宋体" w:hAnsi="宋体" w:cs="宋体" w:hint="eastAsia"/>
               <w:szCs w:val="24"/>
             </w:rPr>
             <w:fldChar w:fldCharType="end"/>
@@ -3137,28 +3078,28 @@
         </w:p>
         <w:p>
           <w:pPr>
-            <w:pStyle w:val="16"/>
+            <w:pStyle w:val="TOC1"/>
             <w:tabs>
               <w:tab w:val="right" w:leader="dot" w:pos="8306"/>
             </w:tabs>
           </w:pPr>
           <w:r>
             <w:rPr>
-              <w:rFonts w:hint="eastAsia" w:ascii="宋体" w:hAnsi="宋体" w:eastAsia="宋体" w:cs="宋体"/>
+              <w:rFonts w:ascii="宋体" w:eastAsia="宋体" w:hAnsi="宋体" w:cs="宋体" w:hint="eastAsia"/>
               <w:szCs w:val="24"/>
             </w:rPr>
             <w:fldChar w:fldCharType="begin"/>
           </w:r>
           <w:r>
             <w:rPr>
-              <w:rFonts w:hint="eastAsia" w:ascii="宋体" w:hAnsi="宋体" w:eastAsia="宋体" w:cs="宋体"/>
+              <w:rFonts w:ascii="宋体" w:eastAsia="宋体" w:hAnsi="宋体" w:cs="宋体" w:hint="eastAsia"/>
               <w:szCs w:val="24"/>
             </w:rPr>
             <w:instrText xml:space="preserve"> HYPERLINK \l _Toc7554 </w:instrText>
           </w:r>
           <w:r>
             <w:rPr>
-              <w:rFonts w:hint="eastAsia" w:ascii="宋体" w:hAnsi="宋体" w:eastAsia="宋体" w:cs="宋体"/>
+              <w:rFonts w:ascii="宋体" w:eastAsia="宋体" w:hAnsi="宋体" w:cs="宋体" w:hint="eastAsia"/>
               <w:szCs w:val="24"/>
             </w:rPr>
             <w:fldChar w:fldCharType="separate"/>
@@ -3197,7 +3138,7 @@
           </w:r>
           <w:r>
             <w:rPr>
-              <w:rFonts w:hint="eastAsia" w:ascii="宋体" w:hAnsi="宋体" w:eastAsia="宋体" w:cs="宋体"/>
+              <w:rFonts w:ascii="宋体" w:eastAsia="宋体" w:hAnsi="宋体" w:cs="宋体" w:hint="eastAsia"/>
               <w:szCs w:val="24"/>
             </w:rPr>
             <w:fldChar w:fldCharType="end"/>
@@ -3205,28 +3146,28 @@
         </w:p>
         <w:p>
           <w:pPr>
-            <w:pStyle w:val="16"/>
+            <w:pStyle w:val="TOC1"/>
             <w:tabs>
               <w:tab w:val="right" w:leader="dot" w:pos="8306"/>
             </w:tabs>
           </w:pPr>
           <w:r>
             <w:rPr>
-              <w:rFonts w:hint="eastAsia" w:ascii="宋体" w:hAnsi="宋体" w:eastAsia="宋体" w:cs="宋体"/>
+              <w:rFonts w:ascii="宋体" w:eastAsia="宋体" w:hAnsi="宋体" w:cs="宋体" w:hint="eastAsia"/>
               <w:szCs w:val="24"/>
             </w:rPr>
             <w:fldChar w:fldCharType="begin"/>
           </w:r>
           <w:r>
             <w:rPr>
-              <w:rFonts w:hint="eastAsia" w:ascii="宋体" w:hAnsi="宋体" w:eastAsia="宋体" w:cs="宋体"/>
+              <w:rFonts w:ascii="宋体" w:eastAsia="宋体" w:hAnsi="宋体" w:cs="宋体" w:hint="eastAsia"/>
               <w:szCs w:val="24"/>
             </w:rPr>
             <w:instrText xml:space="preserve"> HYPERLINK \l _Toc16859 </w:instrText>
           </w:r>
           <w:r>
             <w:rPr>
-              <w:rFonts w:hint="eastAsia" w:ascii="宋体" w:hAnsi="宋体" w:eastAsia="宋体" w:cs="宋体"/>
+              <w:rFonts w:ascii="宋体" w:eastAsia="宋体" w:hAnsi="宋体" w:cs="宋体" w:hint="eastAsia"/>
               <w:szCs w:val="24"/>
             </w:rPr>
             <w:fldChar w:fldCharType="separate"/>
@@ -3258,7 +3199,7 @@
           </w:r>
           <w:r>
             <w:rPr>
-              <w:rFonts w:hint="eastAsia" w:ascii="宋体" w:hAnsi="宋体" w:eastAsia="宋体" w:cs="宋体"/>
+              <w:rFonts w:ascii="宋体" w:eastAsia="宋体" w:hAnsi="宋体" w:cs="宋体" w:hint="eastAsia"/>
               <w:szCs w:val="24"/>
             </w:rPr>
             <w:fldChar w:fldCharType="end"/>
@@ -3280,7 +3221,7 @@
             <w:snapToGrid w:val="0"/>
             <w:textAlignment w:val="baseline"/>
             <w:rPr>
-              <w:rFonts w:hint="eastAsia" w:ascii="宋体" w:hAnsi="宋体" w:eastAsia="宋体" w:cs="宋体"/>
+              <w:rFonts w:ascii="宋体" w:eastAsia="宋体" w:hAnsi="宋体" w:cs="宋体" w:hint="eastAsia"/>
               <w:snapToGrid w:val="0"/>
               <w:color w:val="000000"/>
               <w:kern w:val="0"/>
@@ -3291,7 +3232,7 @@
           </w:pPr>
           <w:r>
             <w:rPr>
-              <w:rFonts w:hint="eastAsia" w:ascii="宋体" w:hAnsi="宋体" w:eastAsia="宋体" w:cs="宋体"/>
+              <w:rFonts w:ascii="宋体" w:eastAsia="宋体" w:hAnsi="宋体" w:cs="宋体" w:hint="eastAsia"/>
               <w:szCs w:val="24"/>
             </w:rPr>
             <w:fldChar w:fldCharType="end"/>
@@ -3315,7 +3256,7 @@
         <w:snapToGrid w:val="0"/>
         <w:textAlignment w:val="baseline"/>
         <w:rPr>
-          <w:rFonts w:ascii="Arial" w:hAnsi="Arial" w:eastAsia="Arial" w:cs="Arial"/>
+          <w:rFonts w:ascii="Arial" w:eastAsia="Arial" w:hAnsi="Arial" w:cs="Arial"/>
           <w:snapToGrid w:val="0"/>
           <w:color w:val="000000"/>
           <w:kern w:val="0"/>
@@ -3326,7 +3267,7 @@
       </w:pPr>
       <w:r>
         <w:rPr>
-          <w:rFonts w:ascii="Arial" w:hAnsi="Arial" w:eastAsia="Arial" w:cs="Arial"/>
+          <w:rFonts w:ascii="Arial" w:eastAsia="Arial" w:hAnsi="Arial" w:cs="Arial"/>
           <w:snapToGrid w:val="0"/>
           <w:color w:val="000000"/>
           <w:kern w:val="0"/>
@@ -3339,45 +3280,45 @@
     </w:p>
     <w:p>
       <w:pPr>
-        <w:pStyle w:val="28"/>
+        <w:pStyle w:val="1"/>
         <w:bidi w:val="0"/>
         <w:rPr>
           <w:rFonts w:hint="default"/>
           <w:lang w:val="en-US" w:eastAsia="zh-CN"/>
         </w:rPr>
       </w:pPr>
-      <w:bookmarkStart w:id="2" w:name="_Toc15837"/>
+      <w:bookmarkStart w:id="3" w:name="_Toc15837"/>
       <w:r>
         <w:rPr>
           <w:rFonts w:hint="default"/>
           <w:lang w:val="en-US" w:eastAsia="zh-CN"/>
         </w:rPr>
         <w:t>总则</w:t>
-      </w:r>
-      <w:bookmarkEnd w:id="2"/>
-    </w:p>
-    <w:p>
-      <w:pPr>
-        <w:pStyle w:val="30"/>
-        <w:bidi w:val="0"/>
-        <w:rPr>
-          <w:rFonts w:hint="default"/>
-          <w:lang w:val="en-US" w:eastAsia="zh-CN"/>
-        </w:rPr>
-      </w:pPr>
-      <w:bookmarkStart w:id="3" w:name="_Toc13118"/>
-      <w:r>
-        <w:rPr>
-          <w:rFonts w:hint="default"/>
-          <w:lang w:val="en-US" w:eastAsia="zh-CN"/>
-        </w:rPr>
-        <w:t>目的</w:t>
       </w:r>
       <w:bookmarkEnd w:id="3"/>
     </w:p>
     <w:p>
       <w:pPr>
-        <w:pStyle w:val="29"/>
+        <w:pStyle w:val="2"/>
+        <w:bidi w:val="0"/>
+        <w:rPr>
+          <w:rFonts w:hint="default"/>
+          <w:lang w:val="en-US" w:eastAsia="zh-CN"/>
+        </w:rPr>
+      </w:pPr>
+      <w:bookmarkStart w:id="4" w:name="_Toc13118"/>
+      <w:r>
+        <w:rPr>
+          <w:rFonts w:hint="default"/>
+          <w:lang w:val="en-US" w:eastAsia="zh-CN"/>
+        </w:rPr>
+        <w:t>目的</w:t>
+      </w:r>
+      <w:bookmarkEnd w:id="4"/>
+    </w:p>
+    <w:p>
+      <w:pPr>
+        <w:pStyle w:val="a1"/>
         <w:rPr>
           <w:rFonts w:hint="default"/>
           <w:lang w:val="en-US" w:eastAsia="zh-CN"/>
@@ -3407,14 +3348,14 @@
     </w:p>
     <w:p>
       <w:pPr>
-        <w:pStyle w:val="30"/>
+        <w:pStyle w:val="2"/>
         <w:bidi w:val="0"/>
         <w:rPr>
           <w:rFonts w:hint="default"/>
           <w:lang w:val="en-US" w:eastAsia="zh-CN"/>
         </w:rPr>
       </w:pPr>
-      <w:bookmarkStart w:id="4" w:name="_Toc5040"/>
+      <w:bookmarkStart w:id="5" w:name="_Toc5040"/>
       <w:r>
         <w:rPr>
           <w:rFonts w:hint="default"/>
@@ -3422,11 +3363,11 @@
         </w:rPr>
         <w:t>适用范围</w:t>
       </w:r>
-      <w:bookmarkEnd w:id="4"/>
+      <w:bookmarkEnd w:id="5"/>
     </w:p>
     <w:p>
       <w:pPr>
-        <w:pStyle w:val="29"/>
+        <w:pStyle w:val="a1"/>
         <w:rPr>
           <w:rFonts w:hint="default"/>
           <w:lang w:val="en-US" w:eastAsia="zh-CN"/>
@@ -3456,7 +3397,7 @@
     </w:p>
     <w:p>
       <w:pPr>
-        <w:pStyle w:val="29"/>
+        <w:pStyle w:val="a1"/>
         <w:rPr>
           <w:rFonts w:hint="default"/>
           <w:lang w:val="en-US" w:eastAsia="zh-CN"/>
@@ -3472,7 +3413,7 @@
     </w:p>
     <w:p>
       <w:pPr>
-        <w:pStyle w:val="29"/>
+        <w:pStyle w:val="a1"/>
         <w:rPr>
           <w:rFonts w:hint="default"/>
           <w:lang w:val="en-US" w:eastAsia="zh-CN"/>
@@ -3488,7 +3429,7 @@
     </w:p>
     <w:p>
       <w:pPr>
-        <w:pStyle w:val="29"/>
+        <w:pStyle w:val="a1"/>
         <w:rPr>
           <w:rFonts w:hint="default"/>
           <w:lang w:val="en-US" w:eastAsia="zh-CN"/>
@@ -3504,7 +3445,7 @@
     </w:p>
     <w:p>
       <w:pPr>
-        <w:pStyle w:val="29"/>
+        <w:pStyle w:val="a1"/>
         <w:rPr>
           <w:rFonts w:hint="default"/>
           <w:lang w:val="en-US" w:eastAsia="zh-CN"/>
@@ -3520,7 +3461,7 @@
     </w:p>
     <w:p>
       <w:pPr>
-        <w:pStyle w:val="29"/>
+        <w:pStyle w:val="a1"/>
         <w:rPr>
           <w:rFonts w:hint="default"/>
           <w:lang w:val="en-US" w:eastAsia="zh-CN"/>
@@ -3536,14 +3477,14 @@
     </w:p>
     <w:p>
       <w:pPr>
-        <w:pStyle w:val="30"/>
+        <w:pStyle w:val="2"/>
         <w:bidi w:val="0"/>
         <w:rPr>
           <w:rFonts w:hint="default"/>
           <w:lang w:val="en-US" w:eastAsia="zh-CN"/>
         </w:rPr>
       </w:pPr>
-      <w:bookmarkStart w:id="5" w:name="_Toc18249"/>
+      <w:bookmarkStart w:id="6" w:name="_Toc18249"/>
       <w:r>
         <w:rPr>
           <w:rFonts w:hint="default"/>
@@ -3551,11 +3492,11 @@
         </w:rPr>
         <w:t>原则</w:t>
       </w:r>
-      <w:bookmarkEnd w:id="5"/>
+      <w:bookmarkEnd w:id="6"/>
     </w:p>
     <w:p>
       <w:pPr>
-        <w:pStyle w:val="29"/>
+        <w:pStyle w:val="a1"/>
         <w:rPr>
           <w:rFonts w:hint="default"/>
           <w:lang w:val="en-US" w:eastAsia="zh-CN"/>
@@ -3571,7 +3512,7 @@
     </w:p>
     <w:p>
       <w:pPr>
-        <w:pStyle w:val="29"/>
+        <w:pStyle w:val="a1"/>
         <w:rPr>
           <w:rFonts w:hint="default"/>
           <w:lang w:val="en-US" w:eastAsia="zh-CN"/>
@@ -3587,7 +3528,7 @@
     </w:p>
     <w:p>
       <w:pPr>
-        <w:pStyle w:val="29"/>
+        <w:pStyle w:val="a1"/>
         <w:rPr>
           <w:rFonts w:hint="default"/>
           <w:lang w:val="en-US" w:eastAsia="zh-CN"/>
@@ -3603,7 +3544,7 @@
     </w:p>
     <w:p>
       <w:pPr>
-        <w:pStyle w:val="29"/>
+        <w:pStyle w:val="a1"/>
         <w:rPr>
           <w:rFonts w:hint="default"/>
           <w:lang w:val="en-US" w:eastAsia="zh-CN"/>
@@ -3619,14 +3560,14 @@
     </w:p>
     <w:p>
       <w:pPr>
-        <w:pStyle w:val="28"/>
+        <w:pStyle w:val="1"/>
         <w:bidi w:val="0"/>
         <w:rPr>
           <w:rFonts w:hint="default"/>
           <w:lang w:val="en-US" w:eastAsia="zh-CN"/>
         </w:rPr>
       </w:pPr>
-      <w:bookmarkStart w:id="6" w:name="_Toc10658"/>
+      <w:bookmarkStart w:id="7" w:name="_Toc10658"/>
       <w:r>
         <w:rPr>
           <w:rFonts w:hint="default"/>
@@ -3634,23 +3575,22 @@
         </w:rPr>
         <w:t>角色与职责</w:t>
       </w:r>
-      <w:bookmarkEnd w:id="6"/>
+      <w:bookmarkEnd w:id="7"/>
     </w:p>
     <w:tbl>
       <w:tblPr>
-        <w:tblStyle w:val="20"/>
+        <w:tblStyle w:val="TableNormal"/>
         <w:tblW w:w="9024" w:type="dxa"/>
         <w:tblInd w:w="0" w:type="dxa"/>
         <w:tblBorders>
-          <w:top w:val="single" w:color="auto" w:sz="4" w:space="0"/>
-          <w:left w:val="single" w:color="auto" w:sz="4" w:space="0"/>
-          <w:bottom w:val="single" w:color="auto" w:sz="4" w:space="0"/>
-          <w:right w:val="single" w:color="auto" w:sz="4" w:space="0"/>
-          <w:insideH w:val="single" w:color="auto" w:sz="4" w:space="0"/>
-          <w:insideV w:val="single" w:color="auto" w:sz="4" w:space="0"/>
+          <w:top w:val="single" w:sz="4" w:space="0" w:color="auto"/>
+          <w:left w:val="single" w:sz="4" w:space="0" w:color="auto"/>
+          <w:bottom w:val="single" w:sz="4" w:space="0" w:color="auto"/>
+          <w:right w:val="single" w:sz="4" w:space="0" w:color="auto"/>
+          <w:insideH w:val="single" w:sz="4" w:space="0" w:color="auto"/>
+          <w:insideV w:val="single" w:sz="4" w:space="0" w:color="auto"/>
         </w:tblBorders>
         <w:shd w:val="clear" w:color="auto" w:fill="auto"/>
-        <w:tblLayout w:type="autofit"/>
         <w:tblCellMar>
           <w:top w:w="15" w:type="dxa"/>
           <w:left w:w="15" w:type="dxa"/>
@@ -3665,13 +3605,15 @@
       </w:tblGrid>
       <w:tr>
         <w:tblPrEx>
+          <w:tblW w:w="9024" w:type="dxa"/>
+          <w:tblInd w:w="0" w:type="dxa"/>
           <w:tblBorders>
-            <w:top w:val="single" w:color="auto" w:sz="4" w:space="0"/>
-            <w:left w:val="single" w:color="auto" w:sz="4" w:space="0"/>
-            <w:bottom w:val="single" w:color="auto" w:sz="4" w:space="0"/>
-            <w:right w:val="single" w:color="auto" w:sz="4" w:space="0"/>
-            <w:insideH w:val="single" w:color="auto" w:sz="4" w:space="0"/>
-            <w:insideV w:val="single" w:color="auto" w:sz="4" w:space="0"/>
+            <w:top w:val="single" w:sz="4" w:space="0" w:color="auto"/>
+            <w:left w:val="single" w:sz="4" w:space="0" w:color="auto"/>
+            <w:bottom w:val="single" w:sz="4" w:space="0" w:color="auto"/>
+            <w:right w:val="single" w:sz="4" w:space="0" w:color="auto"/>
+            <w:insideH w:val="single" w:sz="4" w:space="0" w:color="auto"/>
+            <w:insideV w:val="single" w:sz="4" w:space="0" w:color="auto"/>
           </w:tblBorders>
           <w:shd w:val="clear" w:color="auto" w:fill="auto"/>
           <w:tblCellMar>
@@ -3705,7 +3647,7 @@
               <w:spacing w:line="300" w:lineRule="atLeast"/>
               <w:jc w:val="left"/>
               <w:rPr>
-                <w:rFonts w:ascii="Segoe UI" w:hAnsi="Segoe UI" w:eastAsia="Segoe UI" w:cs="Segoe UI"/>
+                <w:rFonts w:ascii="Segoe UI" w:eastAsia="Segoe UI" w:hAnsi="Segoe UI" w:cs="Segoe UI"/>
                 <w:i w:val="0"/>
                 <w:iCs w:val="0"/>
                 <w:caps w:val="0"/>
@@ -3717,7 +3659,7 @@
             </w:pPr>
             <w:r>
               <w:rPr>
-                <w:rFonts w:hint="default" w:ascii="Segoe UI" w:hAnsi="Segoe UI" w:eastAsia="Segoe UI" w:cs="Segoe UI"/>
+                <w:rFonts w:ascii="Segoe UI" w:eastAsia="Segoe UI" w:hAnsi="Segoe UI" w:cs="Segoe UI" w:hint="default"/>
                 <w:i w:val="0"/>
                 <w:iCs w:val="0"/>
                 <w:caps w:val="0"/>
@@ -3754,7 +3696,7 @@
               <w:spacing w:line="300" w:lineRule="atLeast"/>
               <w:jc w:val="left"/>
               <w:rPr>
-                <w:rFonts w:hint="default" w:ascii="Segoe UI" w:hAnsi="Segoe UI" w:eastAsia="Segoe UI" w:cs="Segoe UI"/>
+                <w:rFonts w:ascii="Segoe UI" w:eastAsia="Segoe UI" w:hAnsi="Segoe UI" w:cs="Segoe UI" w:hint="default"/>
                 <w:i w:val="0"/>
                 <w:iCs w:val="0"/>
                 <w:caps w:val="0"/>
@@ -3766,7 +3708,7 @@
             </w:pPr>
             <w:r>
               <w:rPr>
-                <w:rFonts w:hint="default" w:ascii="Segoe UI" w:hAnsi="Segoe UI" w:eastAsia="Segoe UI" w:cs="Segoe UI"/>
+                <w:rFonts w:ascii="Segoe UI" w:eastAsia="Segoe UI" w:hAnsi="Segoe UI" w:cs="Segoe UI" w:hint="default"/>
                 <w:i w:val="0"/>
                 <w:iCs w:val="0"/>
                 <w:caps w:val="0"/>
@@ -3803,7 +3745,7 @@
               <w:spacing w:line="300" w:lineRule="atLeast"/>
               <w:jc w:val="left"/>
               <w:rPr>
-                <w:rFonts w:hint="default" w:ascii="Segoe UI" w:hAnsi="Segoe UI" w:eastAsia="Segoe UI" w:cs="Segoe UI"/>
+                <w:rFonts w:ascii="Segoe UI" w:eastAsia="Segoe UI" w:hAnsi="Segoe UI" w:cs="Segoe UI" w:hint="default"/>
                 <w:i w:val="0"/>
                 <w:iCs w:val="0"/>
                 <w:caps w:val="0"/>
@@ -3815,7 +3757,7 @@
             </w:pPr>
             <w:r>
               <w:rPr>
-                <w:rFonts w:hint="default" w:ascii="Segoe UI" w:hAnsi="Segoe UI" w:eastAsia="Segoe UI" w:cs="Segoe UI"/>
+                <w:rFonts w:ascii="Segoe UI" w:eastAsia="Segoe UI" w:hAnsi="Segoe UI" w:cs="Segoe UI" w:hint="default"/>
                 <w:i w:val="0"/>
                 <w:iCs w:val="0"/>
                 <w:caps w:val="0"/>
@@ -3834,14 +3776,8 @@
       </w:tr>
       <w:tr>
         <w:tblPrEx>
-          <w:tblBorders>
-            <w:top w:val="single" w:color="auto" w:sz="4" w:space="0"/>
-            <w:left w:val="single" w:color="auto" w:sz="4" w:space="0"/>
-            <w:bottom w:val="single" w:color="auto" w:sz="4" w:space="0"/>
-            <w:right w:val="single" w:color="auto" w:sz="4" w:space="0"/>
-            <w:insideH w:val="single" w:color="auto" w:sz="4" w:space="0"/>
-            <w:insideV w:val="single" w:color="auto" w:sz="4" w:space="0"/>
-          </w:tblBorders>
+          <w:tblW w:w="9024" w:type="dxa"/>
+          <w:tblInd w:w="0" w:type="dxa"/>
           <w:shd w:val="clear" w:color="auto" w:fill="auto"/>
           <w:tblCellMar>
             <w:top w:w="15" w:type="dxa"/>
@@ -3871,7 +3807,7 @@
               <w:spacing w:line="300" w:lineRule="atLeast"/>
               <w:jc w:val="left"/>
               <w:rPr>
-                <w:rFonts w:hint="default" w:ascii="Segoe UI" w:hAnsi="Segoe UI" w:eastAsia="Segoe UI" w:cs="Segoe UI"/>
+                <w:rFonts w:ascii="Segoe UI" w:eastAsia="Segoe UI" w:hAnsi="Segoe UI" w:cs="Segoe UI" w:hint="default"/>
                 <w:i w:val="0"/>
                 <w:iCs w:val="0"/>
                 <w:caps w:val="0"/>
@@ -3883,8 +3819,8 @@
             </w:pPr>
             <w:r>
               <w:rPr>
-                <w:rStyle w:val="23"/>
-                <w:rFonts w:hint="default" w:ascii="Segoe UI" w:hAnsi="Segoe UI" w:eastAsia="Segoe UI" w:cs="Segoe UI"/>
+                <w:rStyle w:val="Strong"/>
+                <w:rFonts w:ascii="Segoe UI" w:eastAsia="Segoe UI" w:hAnsi="Segoe UI" w:cs="Segoe UI" w:hint="default"/>
                 <w:b/>
                 <w:bCs/>
                 <w:i w:val="0"/>
@@ -3923,7 +3859,7 @@
               <w:spacing w:line="300" w:lineRule="atLeast"/>
               <w:jc w:val="left"/>
               <w:rPr>
-                <w:rFonts w:hint="default" w:ascii="Segoe UI" w:hAnsi="Segoe UI" w:eastAsia="Segoe UI" w:cs="Segoe UI"/>
+                <w:rFonts w:ascii="Segoe UI" w:eastAsia="Segoe UI" w:hAnsi="Segoe UI" w:cs="Segoe UI" w:hint="default"/>
                 <w:i w:val="0"/>
                 <w:iCs w:val="0"/>
                 <w:caps w:val="0"/>
@@ -3935,7 +3871,7 @@
             </w:pPr>
             <w:r>
               <w:rPr>
-                <w:rFonts w:hint="default" w:ascii="Segoe UI" w:hAnsi="Segoe UI" w:eastAsia="Segoe UI" w:cs="Segoe UI"/>
+                <w:rFonts w:ascii="Segoe UI" w:eastAsia="Segoe UI" w:hAnsi="Segoe UI" w:cs="Segoe UI" w:hint="default"/>
                 <w:i w:val="0"/>
                 <w:iCs w:val="0"/>
                 <w:caps w:val="0"/>
@@ -3951,7 +3887,7 @@
             </w:r>
             <w:r>
               <w:rPr>
-                <w:rFonts w:hint="default" w:ascii="Segoe UI" w:hAnsi="Segoe UI" w:eastAsia="Segoe UI" w:cs="Segoe UI"/>
+                <w:rFonts w:ascii="Segoe UI" w:eastAsia="Segoe UI" w:hAnsi="Segoe UI" w:cs="Segoe UI" w:hint="default"/>
                 <w:i w:val="0"/>
                 <w:iCs w:val="0"/>
                 <w:caps w:val="0"/>
@@ -3963,11 +3899,11 @@
                 <w:szCs w:val="18"/>
                 <w:lang w:val="en-US" w:eastAsia="zh-CN"/>
               </w:rPr>
-              <w:br w:type="textWrapping"/>
-            </w:r>
-            <w:r>
-              <w:rPr>
-                <w:rFonts w:hint="default" w:ascii="Segoe UI" w:hAnsi="Segoe UI" w:eastAsia="Segoe UI" w:cs="Segoe UI"/>
+              <w:br/>
+            </w:r>
+            <w:r>
+              <w:rPr>
+                <w:rFonts w:ascii="Segoe UI" w:eastAsia="Segoe UI" w:hAnsi="Segoe UI" w:cs="Segoe UI" w:hint="default"/>
                 <w:i w:val="0"/>
                 <w:iCs w:val="0"/>
                 <w:caps w:val="0"/>
@@ -3983,7 +3919,7 @@
             </w:r>
             <w:r>
               <w:rPr>
-                <w:rFonts w:hint="default" w:ascii="Segoe UI" w:hAnsi="Segoe UI" w:eastAsia="Segoe UI" w:cs="Segoe UI"/>
+                <w:rFonts w:ascii="Segoe UI" w:eastAsia="Segoe UI" w:hAnsi="Segoe UI" w:cs="Segoe UI" w:hint="default"/>
                 <w:i w:val="0"/>
                 <w:iCs w:val="0"/>
                 <w:caps w:val="0"/>
@@ -3995,11 +3931,11 @@
                 <w:szCs w:val="18"/>
                 <w:lang w:val="en-US" w:eastAsia="zh-CN"/>
               </w:rPr>
-              <w:br w:type="textWrapping"/>
-            </w:r>
-            <w:r>
-              <w:rPr>
-                <w:rFonts w:hint="default" w:ascii="Segoe UI" w:hAnsi="Segoe UI" w:eastAsia="Segoe UI" w:cs="Segoe UI"/>
+              <w:br/>
+            </w:r>
+            <w:r>
+              <w:rPr>
+                <w:rFonts w:ascii="Segoe UI" w:eastAsia="Segoe UI" w:hAnsi="Segoe UI" w:cs="Segoe UI" w:hint="default"/>
                 <w:i w:val="0"/>
                 <w:iCs w:val="0"/>
                 <w:caps w:val="0"/>
@@ -4015,7 +3951,7 @@
             </w:r>
             <w:r>
               <w:rPr>
-                <w:rFonts w:hint="default" w:ascii="Segoe UI" w:hAnsi="Segoe UI" w:eastAsia="Segoe UI" w:cs="Segoe UI"/>
+                <w:rFonts w:ascii="Segoe UI" w:eastAsia="Segoe UI" w:hAnsi="Segoe UI" w:cs="Segoe UI" w:hint="default"/>
                 <w:i w:val="0"/>
                 <w:iCs w:val="0"/>
                 <w:caps w:val="0"/>
@@ -4027,11 +3963,11 @@
                 <w:szCs w:val="18"/>
                 <w:lang w:val="en-US" w:eastAsia="zh-CN"/>
               </w:rPr>
-              <w:br w:type="textWrapping"/>
-            </w:r>
-            <w:r>
-              <w:rPr>
-                <w:rFonts w:hint="default" w:ascii="Segoe UI" w:hAnsi="Segoe UI" w:eastAsia="Segoe UI" w:cs="Segoe UI"/>
+              <w:br/>
+            </w:r>
+            <w:r>
+              <w:rPr>
+                <w:rFonts w:ascii="Segoe UI" w:eastAsia="Segoe UI" w:hAnsi="Segoe UI" w:cs="Segoe UI" w:hint="default"/>
                 <w:i w:val="0"/>
                 <w:iCs w:val="0"/>
                 <w:caps w:val="0"/>
@@ -4047,8 +3983,8 @@
             </w:r>
             <w:r>
               <w:rPr>
-                <w:rStyle w:val="23"/>
-                <w:rFonts w:hint="default" w:ascii="Segoe UI" w:hAnsi="Segoe UI" w:eastAsia="Segoe UI" w:cs="Segoe UI"/>
+                <w:rStyle w:val="Strong"/>
+                <w:rFonts w:ascii="Segoe UI" w:eastAsia="Segoe UI" w:hAnsi="Segoe UI" w:cs="Segoe UI" w:hint="default"/>
                 <w:b/>
                 <w:bCs/>
                 <w:i w:val="0"/>
@@ -4087,7 +4023,7 @@
               <w:spacing w:line="300" w:lineRule="atLeast"/>
               <w:jc w:val="left"/>
               <w:rPr>
-                <w:rFonts w:hint="default" w:ascii="Segoe UI" w:hAnsi="Segoe UI" w:eastAsia="Segoe UI" w:cs="Segoe UI"/>
+                <w:rFonts w:ascii="Segoe UI" w:eastAsia="Segoe UI" w:hAnsi="Segoe UI" w:cs="Segoe UI" w:hint="default"/>
                 <w:i w:val="0"/>
                 <w:iCs w:val="0"/>
                 <w:caps w:val="0"/>
@@ -4099,8 +4035,8 @@
             </w:pPr>
             <w:r>
               <w:rPr>
-                <w:rStyle w:val="23"/>
-                <w:rFonts w:hint="default" w:ascii="Segoe UI" w:hAnsi="Segoe UI" w:eastAsia="Segoe UI" w:cs="Segoe UI"/>
+                <w:rStyle w:val="Strong"/>
+                <w:rFonts w:ascii="Segoe UI" w:eastAsia="Segoe UI" w:hAnsi="Segoe UI" w:cs="Segoe UI" w:hint="default"/>
                 <w:b/>
                 <w:bCs/>
                 <w:i w:val="0"/>
@@ -4118,7 +4054,7 @@
             </w:r>
             <w:r>
               <w:rPr>
-                <w:rFonts w:hint="default" w:ascii="Segoe UI" w:hAnsi="Segoe UI" w:eastAsia="Segoe UI" w:cs="Segoe UI"/>
+                <w:rFonts w:ascii="Segoe UI" w:eastAsia="Segoe UI" w:hAnsi="Segoe UI" w:cs="Segoe UI" w:hint="default"/>
                 <w:i w:val="0"/>
                 <w:iCs w:val="0"/>
                 <w:caps w:val="0"/>
@@ -4137,14 +4073,8 @@
       </w:tr>
       <w:tr>
         <w:tblPrEx>
-          <w:tblBorders>
-            <w:top w:val="single" w:color="auto" w:sz="4" w:space="0"/>
-            <w:left w:val="single" w:color="auto" w:sz="4" w:space="0"/>
-            <w:bottom w:val="single" w:color="auto" w:sz="4" w:space="0"/>
-            <w:right w:val="single" w:color="auto" w:sz="4" w:space="0"/>
-            <w:insideH w:val="single" w:color="auto" w:sz="4" w:space="0"/>
-            <w:insideV w:val="single" w:color="auto" w:sz="4" w:space="0"/>
-          </w:tblBorders>
+          <w:tblW w:w="9024" w:type="dxa"/>
+          <w:tblInd w:w="0" w:type="dxa"/>
           <w:shd w:val="clear" w:color="auto" w:fill="auto"/>
           <w:tblCellMar>
             <w:top w:w="15" w:type="dxa"/>
@@ -4174,7 +4104,7 @@
               <w:spacing w:line="300" w:lineRule="atLeast"/>
               <w:jc w:val="left"/>
               <w:rPr>
-                <w:rFonts w:hint="default" w:ascii="Segoe UI" w:hAnsi="Segoe UI" w:eastAsia="Segoe UI" w:cs="Segoe UI"/>
+                <w:rFonts w:ascii="Segoe UI" w:eastAsia="Segoe UI" w:hAnsi="Segoe UI" w:cs="Segoe UI" w:hint="default"/>
                 <w:i w:val="0"/>
                 <w:iCs w:val="0"/>
                 <w:caps w:val="0"/>
@@ -4186,8 +4116,8 @@
             </w:pPr>
             <w:r>
               <w:rPr>
-                <w:rStyle w:val="23"/>
-                <w:rFonts w:hint="default" w:ascii="Segoe UI" w:hAnsi="Segoe UI" w:eastAsia="Segoe UI" w:cs="Segoe UI"/>
+                <w:rStyle w:val="Strong"/>
+                <w:rFonts w:ascii="Segoe UI" w:eastAsia="Segoe UI" w:hAnsi="Segoe UI" w:cs="Segoe UI" w:hint="default"/>
                 <w:b/>
                 <w:bCs/>
                 <w:i w:val="0"/>
@@ -4226,7 +4156,7 @@
               <w:spacing w:line="300" w:lineRule="atLeast"/>
               <w:jc w:val="left"/>
               <w:rPr>
-                <w:rFonts w:hint="default" w:ascii="Segoe UI" w:hAnsi="Segoe UI" w:eastAsia="Segoe UI" w:cs="Segoe UI"/>
+                <w:rFonts w:ascii="Segoe UI" w:eastAsia="Segoe UI" w:hAnsi="Segoe UI" w:cs="Segoe UI" w:hint="default"/>
                 <w:i w:val="0"/>
                 <w:iCs w:val="0"/>
                 <w:caps w:val="0"/>
@@ -4238,7 +4168,7 @@
             </w:pPr>
             <w:r>
               <w:rPr>
-                <w:rFonts w:hint="default" w:ascii="Segoe UI" w:hAnsi="Segoe UI" w:eastAsia="Segoe UI" w:cs="Segoe UI"/>
+                <w:rFonts w:ascii="Segoe UI" w:eastAsia="Segoe UI" w:hAnsi="Segoe UI" w:cs="Segoe UI" w:hint="default"/>
                 <w:i w:val="0"/>
                 <w:iCs w:val="0"/>
                 <w:caps w:val="0"/>
@@ -4254,7 +4184,7 @@
             </w:r>
             <w:r>
               <w:rPr>
-                <w:rFonts w:hint="default" w:ascii="Segoe UI" w:hAnsi="Segoe UI" w:eastAsia="Segoe UI" w:cs="Segoe UI"/>
+                <w:rFonts w:ascii="Segoe UI" w:eastAsia="Segoe UI" w:hAnsi="Segoe UI" w:cs="Segoe UI" w:hint="default"/>
                 <w:i w:val="0"/>
                 <w:iCs w:val="0"/>
                 <w:caps w:val="0"/>
@@ -4266,11 +4196,11 @@
                 <w:szCs w:val="18"/>
                 <w:lang w:val="en-US" w:eastAsia="zh-CN"/>
               </w:rPr>
-              <w:br w:type="textWrapping"/>
-            </w:r>
-            <w:r>
-              <w:rPr>
-                <w:rFonts w:hint="default" w:ascii="Segoe UI" w:hAnsi="Segoe UI" w:eastAsia="Segoe UI" w:cs="Segoe UI"/>
+              <w:br/>
+            </w:r>
+            <w:r>
+              <w:rPr>
+                <w:rFonts w:ascii="Segoe UI" w:eastAsia="Segoe UI" w:hAnsi="Segoe UI" w:cs="Segoe UI" w:hint="default"/>
                 <w:i w:val="0"/>
                 <w:iCs w:val="0"/>
                 <w:caps w:val="0"/>
@@ -4286,7 +4216,7 @@
             </w:r>
             <w:r>
               <w:rPr>
-                <w:rFonts w:hint="default" w:ascii="Segoe UI" w:hAnsi="Segoe UI" w:eastAsia="Segoe UI" w:cs="Segoe UI"/>
+                <w:rFonts w:ascii="Segoe UI" w:eastAsia="Segoe UI" w:hAnsi="Segoe UI" w:cs="Segoe UI" w:hint="default"/>
                 <w:i w:val="0"/>
                 <w:iCs w:val="0"/>
                 <w:caps w:val="0"/>
@@ -4298,11 +4228,11 @@
                 <w:szCs w:val="18"/>
                 <w:lang w:val="en-US" w:eastAsia="zh-CN"/>
               </w:rPr>
-              <w:br w:type="textWrapping"/>
-            </w:r>
-            <w:r>
-              <w:rPr>
-                <w:rFonts w:hint="default" w:ascii="Segoe UI" w:hAnsi="Segoe UI" w:eastAsia="Segoe UI" w:cs="Segoe UI"/>
+              <w:br/>
+            </w:r>
+            <w:r>
+              <w:rPr>
+                <w:rFonts w:ascii="Segoe UI" w:eastAsia="Segoe UI" w:hAnsi="Segoe UI" w:cs="Segoe UI" w:hint="default"/>
                 <w:i w:val="0"/>
                 <w:iCs w:val="0"/>
                 <w:caps w:val="0"/>
@@ -4318,7 +4248,7 @@
             </w:r>
             <w:r>
               <w:rPr>
-                <w:rFonts w:hint="default" w:ascii="Segoe UI" w:hAnsi="Segoe UI" w:eastAsia="Segoe UI" w:cs="Segoe UI"/>
+                <w:rFonts w:ascii="Segoe UI" w:eastAsia="Segoe UI" w:hAnsi="Segoe UI" w:cs="Segoe UI" w:hint="default"/>
                 <w:i w:val="0"/>
                 <w:iCs w:val="0"/>
                 <w:caps w:val="0"/>
@@ -4330,11 +4260,11 @@
                 <w:szCs w:val="18"/>
                 <w:lang w:val="en-US" w:eastAsia="zh-CN"/>
               </w:rPr>
-              <w:br w:type="textWrapping"/>
-            </w:r>
-            <w:r>
-              <w:rPr>
-                <w:rFonts w:hint="default" w:ascii="Segoe UI" w:hAnsi="Segoe UI" w:eastAsia="Segoe UI" w:cs="Segoe UI"/>
+              <w:br/>
+            </w:r>
+            <w:r>
+              <w:rPr>
+                <w:rFonts w:ascii="Segoe UI" w:eastAsia="Segoe UI" w:hAnsi="Segoe UI" w:cs="Segoe UI" w:hint="default"/>
                 <w:i w:val="0"/>
                 <w:iCs w:val="0"/>
                 <w:caps w:val="0"/>
@@ -4350,8 +4280,8 @@
             </w:r>
             <w:r>
               <w:rPr>
-                <w:rStyle w:val="23"/>
-                <w:rFonts w:hint="default" w:ascii="Segoe UI" w:hAnsi="Segoe UI" w:eastAsia="Segoe UI" w:cs="Segoe UI"/>
+                <w:rStyle w:val="Strong"/>
+                <w:rFonts w:ascii="Segoe UI" w:eastAsia="Segoe UI" w:hAnsi="Segoe UI" w:cs="Segoe UI" w:hint="default"/>
                 <w:b/>
                 <w:bCs/>
                 <w:i w:val="0"/>
@@ -4390,7 +4320,7 @@
               <w:spacing w:line="300" w:lineRule="atLeast"/>
               <w:jc w:val="left"/>
               <w:rPr>
-                <w:rFonts w:hint="default" w:ascii="Segoe UI" w:hAnsi="Segoe UI" w:eastAsia="Segoe UI" w:cs="Segoe UI"/>
+                <w:rFonts w:ascii="Segoe UI" w:eastAsia="Segoe UI" w:hAnsi="Segoe UI" w:cs="Segoe UI" w:hint="default"/>
                 <w:i w:val="0"/>
                 <w:iCs w:val="0"/>
                 <w:caps w:val="0"/>
@@ -4402,8 +4332,8 @@
             </w:pPr>
             <w:r>
               <w:rPr>
-                <w:rStyle w:val="23"/>
-                <w:rFonts w:hint="default" w:ascii="Segoe UI" w:hAnsi="Segoe UI" w:eastAsia="Segoe UI" w:cs="Segoe UI"/>
+                <w:rStyle w:val="Strong"/>
+                <w:rFonts w:ascii="Segoe UI" w:eastAsia="Segoe UI" w:hAnsi="Segoe UI" w:cs="Segoe UI" w:hint="default"/>
                 <w:b/>
                 <w:bCs/>
                 <w:i w:val="0"/>
@@ -4424,14 +4354,8 @@
       </w:tr>
       <w:tr>
         <w:tblPrEx>
-          <w:tblBorders>
-            <w:top w:val="single" w:color="auto" w:sz="4" w:space="0"/>
-            <w:left w:val="single" w:color="auto" w:sz="4" w:space="0"/>
-            <w:bottom w:val="single" w:color="auto" w:sz="4" w:space="0"/>
-            <w:right w:val="single" w:color="auto" w:sz="4" w:space="0"/>
-            <w:insideH w:val="single" w:color="auto" w:sz="4" w:space="0"/>
-            <w:insideV w:val="single" w:color="auto" w:sz="4" w:space="0"/>
-          </w:tblBorders>
+          <w:tblW w:w="9024" w:type="dxa"/>
+          <w:tblInd w:w="0" w:type="dxa"/>
           <w:shd w:val="clear" w:color="auto" w:fill="auto"/>
           <w:tblCellMar>
             <w:top w:w="15" w:type="dxa"/>
@@ -4461,7 +4385,7 @@
               <w:spacing w:line="300" w:lineRule="atLeast"/>
               <w:jc w:val="left"/>
               <w:rPr>
-                <w:rFonts w:hint="default" w:ascii="Segoe UI" w:hAnsi="Segoe UI" w:eastAsia="Segoe UI" w:cs="Segoe UI"/>
+                <w:rFonts w:ascii="Segoe UI" w:eastAsia="Segoe UI" w:hAnsi="Segoe UI" w:cs="Segoe UI" w:hint="default"/>
                 <w:i w:val="0"/>
                 <w:iCs w:val="0"/>
                 <w:caps w:val="0"/>
@@ -4473,8 +4397,8 @@
             </w:pPr>
             <w:r>
               <w:rPr>
-                <w:rStyle w:val="23"/>
-                <w:rFonts w:hint="default" w:ascii="Segoe UI" w:hAnsi="Segoe UI" w:eastAsia="Segoe UI" w:cs="Segoe UI"/>
+                <w:rStyle w:val="Strong"/>
+                <w:rFonts w:ascii="Segoe UI" w:eastAsia="Segoe UI" w:hAnsi="Segoe UI" w:cs="Segoe UI" w:hint="default"/>
                 <w:b/>
                 <w:bCs/>
                 <w:i w:val="0"/>
@@ -4513,7 +4437,7 @@
               <w:spacing w:line="300" w:lineRule="atLeast"/>
               <w:jc w:val="left"/>
               <w:rPr>
-                <w:rFonts w:hint="default" w:ascii="Segoe UI" w:hAnsi="Segoe UI" w:eastAsia="Segoe UI" w:cs="Segoe UI"/>
+                <w:rFonts w:ascii="Segoe UI" w:eastAsia="Segoe UI" w:hAnsi="Segoe UI" w:cs="Segoe UI" w:hint="default"/>
                 <w:i w:val="0"/>
                 <w:iCs w:val="0"/>
                 <w:caps w:val="0"/>
@@ -4525,7 +4449,7 @@
             </w:pPr>
             <w:r>
               <w:rPr>
-                <w:rFonts w:hint="default" w:ascii="Segoe UI" w:hAnsi="Segoe UI" w:eastAsia="Segoe UI" w:cs="Segoe UI"/>
+                <w:rFonts w:ascii="Segoe UI" w:eastAsia="Segoe UI" w:hAnsi="Segoe UI" w:cs="Segoe UI" w:hint="default"/>
                 <w:i w:val="0"/>
                 <w:iCs w:val="0"/>
                 <w:caps w:val="0"/>
@@ -4541,7 +4465,7 @@
             </w:r>
             <w:r>
               <w:rPr>
-                <w:rFonts w:hint="default" w:ascii="Segoe UI" w:hAnsi="Segoe UI" w:eastAsia="Segoe UI" w:cs="Segoe UI"/>
+                <w:rFonts w:ascii="Segoe UI" w:eastAsia="Segoe UI" w:hAnsi="Segoe UI" w:cs="Segoe UI" w:hint="default"/>
                 <w:i w:val="0"/>
                 <w:iCs w:val="0"/>
                 <w:caps w:val="0"/>
@@ -4553,11 +4477,11 @@
                 <w:szCs w:val="18"/>
                 <w:lang w:val="en-US" w:eastAsia="zh-CN"/>
               </w:rPr>
-              <w:br w:type="textWrapping"/>
-            </w:r>
-            <w:r>
-              <w:rPr>
-                <w:rFonts w:hint="default" w:ascii="Segoe UI" w:hAnsi="Segoe UI" w:eastAsia="Segoe UI" w:cs="Segoe UI"/>
+              <w:br/>
+            </w:r>
+            <w:r>
+              <w:rPr>
+                <w:rFonts w:ascii="Segoe UI" w:eastAsia="Segoe UI" w:hAnsi="Segoe UI" w:cs="Segoe UI" w:hint="default"/>
                 <w:i w:val="0"/>
                 <w:iCs w:val="0"/>
                 <w:caps w:val="0"/>
@@ -4573,7 +4497,7 @@
             </w:r>
             <w:r>
               <w:rPr>
-                <w:rFonts w:hint="default" w:ascii="Segoe UI" w:hAnsi="Segoe UI" w:eastAsia="Segoe UI" w:cs="Segoe UI"/>
+                <w:rFonts w:ascii="Segoe UI" w:eastAsia="Segoe UI" w:hAnsi="Segoe UI" w:cs="Segoe UI" w:hint="default"/>
                 <w:i w:val="0"/>
                 <w:iCs w:val="0"/>
                 <w:caps w:val="0"/>
@@ -4585,11 +4509,11 @@
                 <w:szCs w:val="18"/>
                 <w:lang w:val="en-US" w:eastAsia="zh-CN"/>
               </w:rPr>
-              <w:br w:type="textWrapping"/>
-            </w:r>
-            <w:r>
-              <w:rPr>
-                <w:rFonts w:hint="default" w:ascii="Segoe UI" w:hAnsi="Segoe UI" w:eastAsia="Segoe UI" w:cs="Segoe UI"/>
+              <w:br/>
+            </w:r>
+            <w:r>
+              <w:rPr>
+                <w:rFonts w:ascii="Segoe UI" w:eastAsia="Segoe UI" w:hAnsi="Segoe UI" w:cs="Segoe UI" w:hint="default"/>
                 <w:i w:val="0"/>
                 <w:iCs w:val="0"/>
                 <w:caps w:val="0"/>
@@ -4626,7 +4550,7 @@
               <w:spacing w:line="300" w:lineRule="atLeast"/>
               <w:jc w:val="left"/>
               <w:rPr>
-                <w:rFonts w:hint="default" w:ascii="Segoe UI" w:hAnsi="Segoe UI" w:eastAsia="Segoe UI" w:cs="Segoe UI"/>
+                <w:rFonts w:ascii="Segoe UI" w:eastAsia="Segoe UI" w:hAnsi="Segoe UI" w:cs="Segoe UI" w:hint="default"/>
                 <w:i w:val="0"/>
                 <w:iCs w:val="0"/>
                 <w:caps w:val="0"/>
@@ -4638,8 +4562,8 @@
             </w:pPr>
             <w:r>
               <w:rPr>
-                <w:rStyle w:val="23"/>
-                <w:rFonts w:hint="default" w:ascii="Segoe UI" w:hAnsi="Segoe UI" w:eastAsia="Segoe UI" w:cs="Segoe UI"/>
+                <w:rStyle w:val="Strong"/>
+                <w:rFonts w:ascii="Segoe UI" w:eastAsia="Segoe UI" w:hAnsi="Segoe UI" w:cs="Segoe UI" w:hint="default"/>
                 <w:b/>
                 <w:bCs/>
                 <w:i w:val="0"/>
@@ -4657,7 +4581,7 @@
             </w:r>
             <w:r>
               <w:rPr>
-                <w:rFonts w:hint="default" w:ascii="Segoe UI" w:hAnsi="Segoe UI" w:eastAsia="Segoe UI" w:cs="Segoe UI"/>
+                <w:rFonts w:ascii="Segoe UI" w:eastAsia="Segoe UI" w:hAnsi="Segoe UI" w:cs="Segoe UI" w:hint="default"/>
                 <w:i w:val="0"/>
                 <w:iCs w:val="0"/>
                 <w:caps w:val="0"/>
@@ -4673,7 +4597,7 @@
             </w:r>
             <w:r>
               <w:rPr>
-                <w:rFonts w:hint="default" w:ascii="Segoe UI" w:hAnsi="Segoe UI" w:eastAsia="Segoe UI" w:cs="Segoe UI"/>
+                <w:rFonts w:ascii="Segoe UI" w:eastAsia="Segoe UI" w:hAnsi="Segoe UI" w:cs="Segoe UI" w:hint="default"/>
                 <w:i w:val="0"/>
                 <w:iCs w:val="0"/>
                 <w:caps w:val="0"/>
@@ -4685,12 +4609,12 @@
                 <w:szCs w:val="18"/>
                 <w:lang w:val="en-US" w:eastAsia="zh-CN"/>
               </w:rPr>
-              <w:br w:type="textWrapping"/>
-            </w:r>
-            <w:r>
-              <w:rPr>
-                <w:rStyle w:val="23"/>
-                <w:rFonts w:hint="default" w:ascii="Segoe UI" w:hAnsi="Segoe UI" w:eastAsia="Segoe UI" w:cs="Segoe UI"/>
+              <w:br/>
+            </w:r>
+            <w:r>
+              <w:rPr>
+                <w:rStyle w:val="Strong"/>
+                <w:rFonts w:ascii="Segoe UI" w:eastAsia="Segoe UI" w:hAnsi="Segoe UI" w:cs="Segoe UI" w:hint="default"/>
                 <w:b/>
                 <w:bCs/>
                 <w:i w:val="0"/>
@@ -4708,7 +4632,7 @@
             </w:r>
             <w:r>
               <w:rPr>
-                <w:rFonts w:hint="default" w:ascii="Segoe UI" w:hAnsi="Segoe UI" w:eastAsia="Segoe UI" w:cs="Segoe UI"/>
+                <w:rFonts w:ascii="Segoe UI" w:eastAsia="Segoe UI" w:hAnsi="Segoe UI" w:cs="Segoe UI" w:hint="default"/>
                 <w:i w:val="0"/>
                 <w:iCs w:val="0"/>
                 <w:caps w:val="0"/>
@@ -4727,14 +4651,8 @@
       </w:tr>
       <w:tr>
         <w:tblPrEx>
-          <w:tblBorders>
-            <w:top w:val="single" w:color="auto" w:sz="4" w:space="0"/>
-            <w:left w:val="single" w:color="auto" w:sz="4" w:space="0"/>
-            <w:bottom w:val="single" w:color="auto" w:sz="4" w:space="0"/>
-            <w:right w:val="single" w:color="auto" w:sz="4" w:space="0"/>
-            <w:insideH w:val="single" w:color="auto" w:sz="4" w:space="0"/>
-            <w:insideV w:val="single" w:color="auto" w:sz="4" w:space="0"/>
-          </w:tblBorders>
+          <w:tblW w:w="9024" w:type="dxa"/>
+          <w:tblInd w:w="0" w:type="dxa"/>
           <w:shd w:val="clear" w:color="auto" w:fill="auto"/>
           <w:tblCellMar>
             <w:top w:w="15" w:type="dxa"/>
@@ -4764,7 +4682,7 @@
               <w:spacing w:line="300" w:lineRule="atLeast"/>
               <w:jc w:val="left"/>
               <w:rPr>
-                <w:rFonts w:hint="default" w:ascii="Segoe UI" w:hAnsi="Segoe UI" w:eastAsia="Segoe UI" w:cs="Segoe UI"/>
+                <w:rFonts w:ascii="Segoe UI" w:eastAsia="Segoe UI" w:hAnsi="Segoe UI" w:cs="Segoe UI" w:hint="default"/>
                 <w:i w:val="0"/>
                 <w:iCs w:val="0"/>
                 <w:caps w:val="0"/>
@@ -4776,8 +4694,8 @@
             </w:pPr>
             <w:r>
               <w:rPr>
-                <w:rStyle w:val="23"/>
-                <w:rFonts w:hint="default" w:ascii="Segoe UI" w:hAnsi="Segoe UI" w:eastAsia="Segoe UI" w:cs="Segoe UI"/>
+                <w:rStyle w:val="Strong"/>
+                <w:rFonts w:ascii="Segoe UI" w:eastAsia="Segoe UI" w:hAnsi="Segoe UI" w:cs="Segoe UI" w:hint="default"/>
                 <w:b/>
                 <w:bCs/>
                 <w:i w:val="0"/>
@@ -4816,7 +4734,7 @@
               <w:spacing w:line="300" w:lineRule="atLeast"/>
               <w:jc w:val="left"/>
               <w:rPr>
-                <w:rFonts w:hint="default" w:ascii="Segoe UI" w:hAnsi="Segoe UI" w:eastAsia="Segoe UI" w:cs="Segoe UI"/>
+                <w:rFonts w:ascii="Segoe UI" w:eastAsia="Segoe UI" w:hAnsi="Segoe UI" w:cs="Segoe UI" w:hint="default"/>
                 <w:i w:val="0"/>
                 <w:iCs w:val="0"/>
                 <w:caps w:val="0"/>
@@ -4828,7 +4746,7 @@
             </w:pPr>
             <w:r>
               <w:rPr>
-                <w:rFonts w:hint="default" w:ascii="Segoe UI" w:hAnsi="Segoe UI" w:eastAsia="Segoe UI" w:cs="Segoe UI"/>
+                <w:rFonts w:ascii="Segoe UI" w:eastAsia="Segoe UI" w:hAnsi="Segoe UI" w:cs="Segoe UI" w:hint="default"/>
                 <w:i w:val="0"/>
                 <w:iCs w:val="0"/>
                 <w:caps w:val="0"/>
@@ -4844,7 +4762,7 @@
             </w:r>
             <w:r>
               <w:rPr>
-                <w:rFonts w:hint="default" w:ascii="Segoe UI" w:hAnsi="Segoe UI" w:eastAsia="Segoe UI" w:cs="Segoe UI"/>
+                <w:rFonts w:ascii="Segoe UI" w:eastAsia="Segoe UI" w:hAnsi="Segoe UI" w:cs="Segoe UI" w:hint="default"/>
                 <w:i w:val="0"/>
                 <w:iCs w:val="0"/>
                 <w:caps w:val="0"/>
@@ -4856,11 +4774,11 @@
                 <w:szCs w:val="18"/>
                 <w:lang w:val="en-US" w:eastAsia="zh-CN"/>
               </w:rPr>
-              <w:br w:type="textWrapping"/>
-            </w:r>
-            <w:r>
-              <w:rPr>
-                <w:rFonts w:hint="default" w:ascii="Segoe UI" w:hAnsi="Segoe UI" w:eastAsia="Segoe UI" w:cs="Segoe UI"/>
+              <w:br/>
+            </w:r>
+            <w:r>
+              <w:rPr>
+                <w:rFonts w:ascii="Segoe UI" w:eastAsia="Segoe UI" w:hAnsi="Segoe UI" w:cs="Segoe UI" w:hint="default"/>
                 <w:i w:val="0"/>
                 <w:iCs w:val="0"/>
                 <w:caps w:val="0"/>
@@ -4876,8 +4794,8 @@
             </w:r>
             <w:r>
               <w:rPr>
-                <w:rStyle w:val="23"/>
-                <w:rFonts w:hint="default" w:ascii="Segoe UI" w:hAnsi="Segoe UI" w:eastAsia="Segoe UI" w:cs="Segoe UI"/>
+                <w:rStyle w:val="Strong"/>
+                <w:rFonts w:ascii="Segoe UI" w:eastAsia="Segoe UI" w:hAnsi="Segoe UI" w:cs="Segoe UI" w:hint="default"/>
                 <w:b/>
                 <w:bCs/>
                 <w:i w:val="0"/>
@@ -4916,7 +4834,7 @@
               <w:spacing w:line="300" w:lineRule="atLeast"/>
               <w:jc w:val="left"/>
               <w:rPr>
-                <w:rFonts w:hint="default" w:ascii="Segoe UI" w:hAnsi="Segoe UI" w:eastAsia="Segoe UI" w:cs="Segoe UI"/>
+                <w:rFonts w:ascii="Segoe UI" w:eastAsia="Segoe UI" w:hAnsi="Segoe UI" w:cs="Segoe UI" w:hint="default"/>
                 <w:i w:val="0"/>
                 <w:iCs w:val="0"/>
                 <w:caps w:val="0"/>
@@ -4928,8 +4846,8 @@
             </w:pPr>
             <w:r>
               <w:rPr>
-                <w:rStyle w:val="23"/>
-                <w:rFonts w:hint="default" w:ascii="Segoe UI" w:hAnsi="Segoe UI" w:eastAsia="Segoe UI" w:cs="Segoe UI"/>
+                <w:rStyle w:val="Strong"/>
+                <w:rFonts w:ascii="Segoe UI" w:eastAsia="Segoe UI" w:hAnsi="Segoe UI" w:cs="Segoe UI" w:hint="default"/>
                 <w:b/>
                 <w:bCs/>
                 <w:i w:val="0"/>
@@ -4947,7 +4865,7 @@
             </w:r>
             <w:r>
               <w:rPr>
-                <w:rFonts w:hint="default" w:ascii="Segoe UI" w:hAnsi="Segoe UI" w:eastAsia="Segoe UI" w:cs="Segoe UI"/>
+                <w:rFonts w:ascii="Segoe UI" w:eastAsia="Segoe UI" w:hAnsi="Segoe UI" w:cs="Segoe UI" w:hint="default"/>
                 <w:i w:val="0"/>
                 <w:iCs w:val="0"/>
                 <w:caps w:val="0"/>
@@ -4963,8 +4881,8 @@
             </w:r>
             <w:r>
               <w:rPr>
-                <w:rStyle w:val="23"/>
-                <w:rFonts w:hint="default" w:ascii="Segoe UI" w:hAnsi="Segoe UI" w:eastAsia="Segoe UI" w:cs="Segoe UI"/>
+                <w:rStyle w:val="Strong"/>
+                <w:rFonts w:ascii="Segoe UI" w:eastAsia="Segoe UI" w:hAnsi="Segoe UI" w:cs="Segoe UI" w:hint="default"/>
                 <w:b/>
                 <w:bCs/>
                 <w:i w:val="0"/>
@@ -4986,45 +4904,45 @@
     </w:tbl>
     <w:p>
       <w:pPr>
-        <w:pStyle w:val="28"/>
+        <w:pStyle w:val="1"/>
         <w:bidi w:val="0"/>
         <w:rPr>
           <w:rFonts w:hint="default"/>
           <w:lang w:val="en-US" w:eastAsia="zh-CN"/>
         </w:rPr>
       </w:pPr>
-      <w:bookmarkStart w:id="7" w:name="_Toc22360"/>
+      <w:bookmarkStart w:id="8" w:name="_Toc22360"/>
       <w:r>
         <w:rPr>
           <w:rFonts w:hint="default"/>
           <w:lang w:val="en-US" w:eastAsia="zh-CN"/>
         </w:rPr>
         <w:t>核心管理活动</w:t>
-      </w:r>
-      <w:bookmarkEnd w:id="7"/>
-    </w:p>
-    <w:p>
-      <w:pPr>
-        <w:pStyle w:val="30"/>
-        <w:bidi w:val="0"/>
-        <w:rPr>
-          <w:rFonts w:hint="default"/>
-          <w:lang w:val="en-US" w:eastAsia="zh-CN"/>
-        </w:rPr>
-      </w:pPr>
-      <w:bookmarkStart w:id="8" w:name="_Toc11109"/>
-      <w:r>
-        <w:rPr>
-          <w:rFonts w:hint="default"/>
-          <w:lang w:val="en-US" w:eastAsia="zh-CN"/>
-        </w:rPr>
-        <w:t>配置项识别与建模</w:t>
       </w:r>
       <w:bookmarkEnd w:id="8"/>
     </w:p>
     <w:p>
       <w:pPr>
-        <w:pStyle w:val="29"/>
+        <w:pStyle w:val="2"/>
+        <w:bidi w:val="0"/>
+        <w:rPr>
+          <w:rFonts w:hint="default"/>
+          <w:lang w:val="en-US" w:eastAsia="zh-CN"/>
+        </w:rPr>
+      </w:pPr>
+      <w:bookmarkStart w:id="9" w:name="_Toc11109"/>
+      <w:r>
+        <w:rPr>
+          <w:rFonts w:hint="default"/>
+          <w:lang w:val="en-US" w:eastAsia="zh-CN"/>
+        </w:rPr>
+        <w:t>配置项识别与建模</w:t>
+      </w:r>
+      <w:bookmarkEnd w:id="9"/>
+    </w:p>
+    <w:p>
+      <w:pPr>
+        <w:pStyle w:val="a1"/>
         <w:rPr>
           <w:rFonts w:hint="default"/>
           <w:lang w:val="en-US" w:eastAsia="zh-CN"/>
@@ -5040,7 +4958,7 @@
     </w:p>
     <w:p>
       <w:pPr>
-        <w:pStyle w:val="29"/>
+        <w:pStyle w:val="a1"/>
         <w:rPr>
           <w:rFonts w:hint="default"/>
           <w:lang w:val="en-US" w:eastAsia="zh-CN"/>
@@ -5056,7 +4974,7 @@
     </w:p>
     <w:p>
       <w:pPr>
-        <w:pStyle w:val="29"/>
+        <w:pStyle w:val="a1"/>
         <w:rPr>
           <w:rFonts w:hint="default"/>
           <w:lang w:val="en-US" w:eastAsia="zh-CN"/>
@@ -5072,14 +4990,14 @@
     </w:p>
     <w:p>
       <w:pPr>
-        <w:pStyle w:val="30"/>
+        <w:pStyle w:val="2"/>
         <w:bidi w:val="0"/>
         <w:rPr>
           <w:rFonts w:hint="default"/>
           <w:lang w:val="en-US" w:eastAsia="zh-CN"/>
         </w:rPr>
       </w:pPr>
-      <w:bookmarkStart w:id="9" w:name="_Toc17760"/>
+      <w:bookmarkStart w:id="10" w:name="_Toc17760"/>
       <w:r>
         <w:rPr>
           <w:rFonts w:hint="default"/>
@@ -5087,11 +5005,11 @@
         </w:rPr>
         <w:t>配置信息录入与维护</w:t>
       </w:r>
-      <w:bookmarkEnd w:id="9"/>
+      <w:bookmarkEnd w:id="10"/>
     </w:p>
     <w:p>
       <w:pPr>
-        <w:pStyle w:val="29"/>
+        <w:pStyle w:val="a1"/>
         <w:rPr>
           <w:rFonts w:hint="default"/>
           <w:lang w:val="en-US" w:eastAsia="zh-CN"/>
@@ -5107,7 +5025,7 @@
     </w:p>
     <w:p>
       <w:pPr>
-        <w:pStyle w:val="29"/>
+        <w:pStyle w:val="a1"/>
         <w:rPr>
           <w:rFonts w:hint="default"/>
           <w:lang w:val="en-US" w:eastAsia="zh-CN"/>
@@ -5123,7 +5041,7 @@
     </w:p>
     <w:p>
       <w:pPr>
-        <w:pStyle w:val="29"/>
+        <w:pStyle w:val="a1"/>
         <w:rPr>
           <w:rFonts w:hint="default"/>
           <w:lang w:val="en-US" w:eastAsia="zh-CN"/>
@@ -5139,14 +5057,14 @@
     </w:p>
     <w:p>
       <w:pPr>
-        <w:pStyle w:val="30"/>
+        <w:pStyle w:val="2"/>
         <w:bidi w:val="0"/>
         <w:rPr>
           <w:rFonts w:hint="default"/>
           <w:lang w:val="en-US" w:eastAsia="zh-CN"/>
         </w:rPr>
       </w:pPr>
-      <w:bookmarkStart w:id="10" w:name="_Toc27644"/>
+      <w:bookmarkStart w:id="11" w:name="_Toc27644"/>
       <w:r>
         <w:rPr>
           <w:rFonts w:hint="default"/>
@@ -5154,11 +5072,11 @@
         </w:rPr>
         <w:t>配置状态报告</w:t>
       </w:r>
-      <w:bookmarkEnd w:id="10"/>
+      <w:bookmarkEnd w:id="11"/>
     </w:p>
     <w:p>
       <w:pPr>
-        <w:pStyle w:val="29"/>
+        <w:pStyle w:val="a1"/>
         <w:rPr>
           <w:rFonts w:hint="default"/>
           <w:lang w:val="en-US" w:eastAsia="zh-CN"/>
@@ -5174,14 +5092,14 @@
     </w:p>
     <w:p>
       <w:pPr>
-        <w:pStyle w:val="28"/>
+        <w:pStyle w:val="1"/>
         <w:bidi w:val="0"/>
         <w:rPr>
           <w:rFonts w:hint="default"/>
           <w:lang w:val="en-US" w:eastAsia="zh-CN"/>
         </w:rPr>
       </w:pPr>
-      <w:bookmarkStart w:id="11" w:name="_Toc13743"/>
+      <w:bookmarkStart w:id="12" w:name="_Toc13743"/>
       <w:r>
         <w:rPr>
           <w:rFonts w:hint="default"/>
@@ -5189,11 +5107,11 @@
         </w:rPr>
         <w:t>配置审计</w:t>
       </w:r>
-      <w:bookmarkEnd w:id="11"/>
+      <w:bookmarkEnd w:id="12"/>
     </w:p>
     <w:p>
       <w:pPr>
-        <w:pStyle w:val="29"/>
+        <w:pStyle w:val="a1"/>
         <w:rPr>
           <w:rFonts w:hint="default"/>
           <w:lang w:val="en-US" w:eastAsia="zh-CN"/>
@@ -5209,14 +5127,14 @@
     </w:p>
     <w:p>
       <w:pPr>
-        <w:pStyle w:val="30"/>
+        <w:pStyle w:val="2"/>
         <w:bidi w:val="0"/>
         <w:rPr>
           <w:rFonts w:hint="default"/>
           <w:lang w:val="en-US" w:eastAsia="zh-CN"/>
         </w:rPr>
       </w:pPr>
-      <w:bookmarkStart w:id="12" w:name="_Toc3692"/>
+      <w:bookmarkStart w:id="13" w:name="_Toc3692"/>
       <w:r>
         <w:rPr>
           <w:rFonts w:hint="default"/>
@@ -5224,11 +5142,11 @@
         </w:rPr>
         <w:t>审计类型与周期</w:t>
       </w:r>
-      <w:bookmarkEnd w:id="12"/>
+      <w:bookmarkEnd w:id="13"/>
     </w:p>
     <w:p>
       <w:pPr>
-        <w:pStyle w:val="29"/>
+        <w:pStyle w:val="a1"/>
         <w:rPr>
           <w:rFonts w:hint="default"/>
           <w:lang w:val="en-US" w:eastAsia="zh-CN"/>
@@ -5244,7 +5162,7 @@
     </w:p>
     <w:p>
       <w:pPr>
-        <w:pStyle w:val="29"/>
+        <w:pStyle w:val="a1"/>
         <w:rPr>
           <w:rFonts w:hint="default"/>
           <w:lang w:val="en-US" w:eastAsia="zh-CN"/>
@@ -5260,7 +5178,7 @@
     </w:p>
     <w:p>
       <w:pPr>
-        <w:pStyle w:val="29"/>
+        <w:pStyle w:val="a1"/>
         <w:rPr>
           <w:rFonts w:hint="default"/>
           <w:lang w:val="en-US" w:eastAsia="zh-CN"/>
@@ -5276,7 +5194,7 @@
     </w:p>
     <w:p>
       <w:pPr>
-        <w:pStyle w:val="29"/>
+        <w:pStyle w:val="a1"/>
         <w:rPr>
           <w:rFonts w:hint="default"/>
           <w:lang w:val="en-US" w:eastAsia="zh-CN"/>
@@ -5292,7 +5210,7 @@
     </w:p>
     <w:p>
       <w:pPr>
-        <w:pStyle w:val="29"/>
+        <w:pStyle w:val="a1"/>
         <w:rPr>
           <w:rFonts w:hint="default"/>
           <w:lang w:val="en-US" w:eastAsia="zh-CN"/>
@@ -5308,7 +5226,7 @@
     </w:p>
     <w:p>
       <w:pPr>
-        <w:pStyle w:val="29"/>
+        <w:pStyle w:val="a1"/>
         <w:rPr>
           <w:rFonts w:hint="default"/>
           <w:lang w:val="en-US" w:eastAsia="zh-CN"/>
@@ -5324,14 +5242,14 @@
     </w:p>
     <w:p>
       <w:pPr>
-        <w:pStyle w:val="30"/>
+        <w:pStyle w:val="2"/>
         <w:bidi w:val="0"/>
         <w:rPr>
           <w:rFonts w:hint="default"/>
           <w:lang w:val="en-US" w:eastAsia="zh-CN"/>
         </w:rPr>
       </w:pPr>
-      <w:bookmarkStart w:id="13" w:name="_Toc22373"/>
+      <w:bookmarkStart w:id="14" w:name="_Toc22373"/>
       <w:r>
         <w:rPr>
           <w:rFonts w:hint="default"/>
@@ -5339,11 +5257,11 @@
         </w:rPr>
         <w:t>审计流程</w:t>
       </w:r>
-      <w:bookmarkEnd w:id="13"/>
+      <w:bookmarkEnd w:id="14"/>
     </w:p>
     <w:p>
       <w:pPr>
-        <w:pStyle w:val="29"/>
+        <w:pStyle w:val="a1"/>
         <w:rPr>
           <w:rFonts w:hint="default"/>
           <w:lang w:val="en-US" w:eastAsia="zh-CN"/>
@@ -5359,7 +5277,7 @@
     </w:p>
     <w:p>
       <w:pPr>
-        <w:pStyle w:val="29"/>
+        <w:pStyle w:val="a1"/>
         <w:rPr>
           <w:rFonts w:hint="default"/>
           <w:lang w:val="en-US" w:eastAsia="zh-CN"/>
@@ -5375,7 +5293,7 @@
     </w:p>
     <w:p>
       <w:pPr>
-        <w:pStyle w:val="29"/>
+        <w:pStyle w:val="a1"/>
         <w:rPr>
           <w:rFonts w:hint="default"/>
           <w:lang w:val="en-US" w:eastAsia="zh-CN"/>
@@ -5391,7 +5309,7 @@
     </w:p>
     <w:p>
       <w:pPr>
-        <w:pStyle w:val="29"/>
+        <w:pStyle w:val="a1"/>
         <w:rPr>
           <w:rFonts w:hint="default"/>
           <w:lang w:val="en-US" w:eastAsia="zh-CN"/>
@@ -5407,7 +5325,7 @@
     </w:p>
     <w:p>
       <w:pPr>
-        <w:pStyle w:val="29"/>
+        <w:pStyle w:val="a1"/>
         <w:rPr>
           <w:rFonts w:hint="default"/>
           <w:lang w:val="en-US" w:eastAsia="zh-CN"/>
@@ -5423,14 +5341,14 @@
     </w:p>
     <w:p>
       <w:pPr>
-        <w:pStyle w:val="28"/>
+        <w:pStyle w:val="1"/>
         <w:bidi w:val="0"/>
         <w:rPr>
           <w:rFonts w:hint="default"/>
           <w:lang w:val="en-US" w:eastAsia="zh-CN"/>
         </w:rPr>
       </w:pPr>
-      <w:bookmarkStart w:id="14" w:name="_Toc25821"/>
+      <w:bookmarkStart w:id="15" w:name="_Toc25821"/>
       <w:r>
         <w:rPr>
           <w:rFonts w:hint="default"/>
@@ -5438,11 +5356,11 @@
         </w:rPr>
         <w:t>与其他流程的接口</w:t>
       </w:r>
-      <w:bookmarkEnd w:id="14"/>
+      <w:bookmarkEnd w:id="15"/>
     </w:p>
     <w:p>
       <w:pPr>
-        <w:pStyle w:val="29"/>
+        <w:pStyle w:val="a1"/>
         <w:rPr>
           <w:rFonts w:hint="default"/>
           <w:lang w:val="en-US" w:eastAsia="zh-CN"/>
@@ -5458,7 +5376,7 @@
     </w:p>
     <w:p>
       <w:pPr>
-        <w:pStyle w:val="29"/>
+        <w:pStyle w:val="a1"/>
         <w:rPr>
           <w:rFonts w:hint="default"/>
           <w:lang w:val="en-US" w:eastAsia="zh-CN"/>
@@ -5474,7 +5392,7 @@
     </w:p>
     <w:p>
       <w:pPr>
-        <w:pStyle w:val="29"/>
+        <w:pStyle w:val="a1"/>
         <w:rPr>
           <w:rFonts w:hint="default"/>
           <w:lang w:val="en-US" w:eastAsia="zh-CN"/>
@@ -5490,7 +5408,7 @@
     </w:p>
     <w:p>
       <w:pPr>
-        <w:pStyle w:val="28"/>
+        <w:pStyle w:val="1"/>
         <w:keepNext w:val="0"/>
         <w:keepLines w:val="0"/>
         <w:pageBreakBefore w:val="0"/>
@@ -5510,7 +5428,7 @@
           <w:lang w:val="en-US" w:eastAsia="zh-CN"/>
         </w:rPr>
       </w:pPr>
-      <w:bookmarkStart w:id="15" w:name="_Toc7554"/>
+      <w:bookmarkStart w:id="16" w:name="_Toc7554"/>
       <w:r>
         <w:rPr>
           <w:rFonts w:hint="eastAsia"/>
@@ -5518,23 +5436,22 @@
         </w:rPr>
         <w:t>考核指标</w:t>
       </w:r>
-      <w:bookmarkEnd w:id="15"/>
+      <w:bookmarkEnd w:id="16"/>
     </w:p>
     <w:tbl>
       <w:tblPr>
-        <w:tblStyle w:val="20"/>
+        <w:tblStyle w:val="TableNormal"/>
         <w:tblW w:w="7675" w:type="dxa"/>
         <w:tblInd w:w="96" w:type="dxa"/>
         <w:tblBorders>
-          <w:top w:val="none" w:color="auto" w:sz="0" w:space="0"/>
-          <w:left w:val="none" w:color="auto" w:sz="0" w:space="0"/>
-          <w:bottom w:val="none" w:color="auto" w:sz="0" w:space="0"/>
-          <w:right w:val="none" w:color="auto" w:sz="0" w:space="0"/>
-          <w:insideH w:val="none" w:color="auto" w:sz="0" w:space="0"/>
-          <w:insideV w:val="none" w:color="auto" w:sz="0" w:space="0"/>
+          <w:top w:val="nil"/>
+          <w:left w:val="nil"/>
+          <w:bottom w:val="nil"/>
+          <w:right w:val="nil"/>
+          <w:insideH w:val="nil"/>
+          <w:insideV w:val="nil"/>
         </w:tblBorders>
         <w:shd w:val="clear" w:color="auto" w:fill="auto"/>
-        <w:tblLayout w:type="autofit"/>
         <w:tblCellMar>
           <w:top w:w="0" w:type="dxa"/>
           <w:left w:w="108" w:type="dxa"/>
@@ -5550,13 +5467,15 @@
       </w:tblGrid>
       <w:tr>
         <w:tblPrEx>
+          <w:tblW w:w="7675" w:type="dxa"/>
+          <w:tblInd w:w="96" w:type="dxa"/>
           <w:tblBorders>
-            <w:top w:val="none" w:color="auto" w:sz="0" w:space="0"/>
-            <w:left w:val="none" w:color="auto" w:sz="0" w:space="0"/>
-            <w:bottom w:val="none" w:color="auto" w:sz="0" w:space="0"/>
-            <w:right w:val="none" w:color="auto" w:sz="0" w:space="0"/>
-            <w:insideH w:val="none" w:color="auto" w:sz="0" w:space="0"/>
-            <w:insideV w:val="none" w:color="auto" w:sz="0" w:space="0"/>
+            <w:top w:val="nil"/>
+            <w:left w:val="nil"/>
+            <w:bottom w:val="nil"/>
+            <w:right w:val="nil"/>
+            <w:insideH w:val="nil"/>
+            <w:insideV w:val="nil"/>
           </w:tblBorders>
           <w:shd w:val="clear" w:color="auto" w:fill="auto"/>
           <w:tblCellMar>
@@ -5567,16 +5486,16 @@
           </w:tblCellMar>
         </w:tblPrEx>
         <w:trPr>
-          <w:trHeight w:val="493" w:hRule="atLeast"/>
+          <w:trHeight w:val="493"/>
         </w:trPr>
         <w:tc>
           <w:tcPr>
             <w:tcW w:w="2011" w:type="dxa"/>
             <w:tcBorders>
-              <w:top w:val="single" w:color="000000" w:sz="4" w:space="0"/>
-              <w:left w:val="single" w:color="000000" w:sz="4" w:space="0"/>
-              <w:bottom w:val="single" w:color="000000" w:sz="4" w:space="0"/>
-              <w:right w:val="single" w:color="000000" w:sz="4" w:space="0"/>
+              <w:top w:val="single" w:sz="4" w:space="0" w:color="000000"/>
+              <w:left w:val="single" w:sz="4" w:space="0" w:color="000000"/>
+              <w:bottom w:val="single" w:sz="4" w:space="0" w:color="000000"/>
+              <w:right w:val="single" w:sz="4" w:space="0" w:color="000000"/>
             </w:tcBorders>
             <w:shd w:val="clear" w:color="auto" w:fill="C0C0C0"/>
             <w:vAlign w:val="center"/>
@@ -5590,7 +5509,7 @@
               <w:jc w:val="center"/>
               <w:textAlignment w:val="center"/>
               <w:rPr>
-                <w:rFonts w:hint="default" w:ascii="楷体_GB2312" w:hAnsi="宋体" w:eastAsia="楷体_GB2312" w:cs="楷体_GB2312"/>
+                <w:rFonts w:ascii="楷体_GB2312" w:eastAsia="楷体_GB2312" w:hAnsi="宋体" w:cs="楷体_GB2312" w:hint="default"/>
                 <w:b/>
                 <w:bCs/>
                 <w:i w:val="0"/>
@@ -5603,7 +5522,7 @@
             </w:pPr>
             <w:r>
               <w:rPr>
-                <w:rFonts w:hint="default" w:ascii="楷体_GB2312" w:hAnsi="宋体" w:eastAsia="楷体_GB2312" w:cs="楷体_GB2312"/>
+                <w:rFonts w:ascii="楷体_GB2312" w:eastAsia="楷体_GB2312" w:hAnsi="宋体" w:cs="楷体_GB2312" w:hint="default"/>
                 <w:b/>
                 <w:bCs/>
                 <w:i w:val="0"/>
@@ -5624,10 +5543,10 @@
           <w:tcPr>
             <w:tcW w:w="984" w:type="dxa"/>
             <w:tcBorders>
-              <w:top w:val="single" w:color="000000" w:sz="4" w:space="0"/>
-              <w:left w:val="single" w:color="000000" w:sz="4" w:space="0"/>
-              <w:bottom w:val="single" w:color="000000" w:sz="4" w:space="0"/>
-              <w:right w:val="single" w:color="000000" w:sz="4" w:space="0"/>
+              <w:top w:val="single" w:sz="4" w:space="0" w:color="000000"/>
+              <w:left w:val="single" w:sz="4" w:space="0" w:color="000000"/>
+              <w:bottom w:val="single" w:sz="4" w:space="0" w:color="000000"/>
+              <w:right w:val="single" w:sz="4" w:space="0" w:color="000000"/>
             </w:tcBorders>
             <w:shd w:val="clear" w:color="auto" w:fill="C0C0C0"/>
             <w:vAlign w:val="center"/>
@@ -5641,7 +5560,7 @@
               <w:jc w:val="center"/>
               <w:textAlignment w:val="center"/>
               <w:rPr>
-                <w:rFonts w:hint="default" w:ascii="楷体_GB2312" w:hAnsi="宋体" w:eastAsia="楷体_GB2312" w:cs="楷体_GB2312"/>
+                <w:rFonts w:ascii="楷体_GB2312" w:eastAsia="楷体_GB2312" w:hAnsi="宋体" w:cs="楷体_GB2312" w:hint="default"/>
                 <w:b/>
                 <w:bCs/>
                 <w:i w:val="0"/>
@@ -5654,7 +5573,7 @@
             </w:pPr>
             <w:r>
               <w:rPr>
-                <w:rFonts w:hint="default" w:ascii="楷体_GB2312" w:hAnsi="宋体" w:eastAsia="楷体_GB2312" w:cs="楷体_GB2312"/>
+                <w:rFonts w:ascii="楷体_GB2312" w:eastAsia="楷体_GB2312" w:hAnsi="宋体" w:cs="楷体_GB2312" w:hint="default"/>
                 <w:b/>
                 <w:bCs/>
                 <w:i w:val="0"/>
@@ -5675,10 +5594,10 @@
           <w:tcPr>
             <w:tcW w:w="3624" w:type="dxa"/>
             <w:tcBorders>
-              <w:top w:val="single" w:color="000000" w:sz="4" w:space="0"/>
-              <w:left w:val="single" w:color="000000" w:sz="4" w:space="0"/>
-              <w:bottom w:val="single" w:color="000000" w:sz="4" w:space="0"/>
-              <w:right w:val="single" w:color="000000" w:sz="4" w:space="0"/>
+              <w:top w:val="single" w:sz="4" w:space="0" w:color="000000"/>
+              <w:left w:val="single" w:sz="4" w:space="0" w:color="000000"/>
+              <w:bottom w:val="single" w:sz="4" w:space="0" w:color="000000"/>
+              <w:right w:val="single" w:sz="4" w:space="0" w:color="000000"/>
             </w:tcBorders>
             <w:shd w:val="clear" w:color="auto" w:fill="C0C0C0"/>
             <w:vAlign w:val="center"/>
@@ -5692,7 +5611,7 @@
               <w:jc w:val="center"/>
               <w:textAlignment w:val="center"/>
               <w:rPr>
-                <w:rFonts w:hint="default" w:ascii="楷体_GB2312" w:hAnsi="宋体" w:eastAsia="楷体_GB2312" w:cs="楷体_GB2312"/>
+                <w:rFonts w:ascii="楷体_GB2312" w:eastAsia="楷体_GB2312" w:hAnsi="宋体" w:cs="楷体_GB2312" w:hint="default"/>
                 <w:b/>
                 <w:bCs/>
                 <w:i w:val="0"/>
@@ -5705,7 +5624,7 @@
             </w:pPr>
             <w:r>
               <w:rPr>
-                <w:rFonts w:hint="default" w:ascii="楷体_GB2312" w:hAnsi="宋体" w:eastAsia="楷体_GB2312" w:cs="楷体_GB2312"/>
+                <w:rFonts w:ascii="楷体_GB2312" w:eastAsia="楷体_GB2312" w:hAnsi="宋体" w:cs="楷体_GB2312" w:hint="default"/>
                 <w:b/>
                 <w:bCs/>
                 <w:i w:val="0"/>
@@ -5726,10 +5645,10 @@
           <w:tcPr>
             <w:tcW w:w="1056" w:type="dxa"/>
             <w:tcBorders>
-              <w:top w:val="single" w:color="000000" w:sz="4" w:space="0"/>
-              <w:left w:val="single" w:color="000000" w:sz="4" w:space="0"/>
-              <w:bottom w:val="single" w:color="000000" w:sz="4" w:space="0"/>
-              <w:right w:val="single" w:color="000000" w:sz="4" w:space="0"/>
+              <w:top w:val="single" w:sz="4" w:space="0" w:color="000000"/>
+              <w:left w:val="single" w:sz="4" w:space="0" w:color="000000"/>
+              <w:bottom w:val="single" w:sz="4" w:space="0" w:color="000000"/>
+              <w:right w:val="single" w:sz="4" w:space="0" w:color="000000"/>
             </w:tcBorders>
             <w:shd w:val="clear" w:color="auto" w:fill="C0C0C0"/>
             <w:vAlign w:val="center"/>
@@ -5743,7 +5662,7 @@
               <w:jc w:val="center"/>
               <w:textAlignment w:val="center"/>
               <w:rPr>
-                <w:rFonts w:hint="default" w:ascii="楷体_GB2312" w:hAnsi="宋体" w:eastAsia="楷体_GB2312" w:cs="楷体_GB2312"/>
+                <w:rFonts w:ascii="楷体_GB2312" w:eastAsia="楷体_GB2312" w:hAnsi="宋体" w:cs="楷体_GB2312" w:hint="default"/>
                 <w:b/>
                 <w:bCs/>
                 <w:i w:val="0"/>
@@ -5756,7 +5675,7 @@
             </w:pPr>
             <w:r>
               <w:rPr>
-                <w:rFonts w:hint="default" w:ascii="楷体_GB2312" w:hAnsi="宋体" w:eastAsia="楷体_GB2312" w:cs="楷体_GB2312"/>
+                <w:rFonts w:ascii="楷体_GB2312" w:eastAsia="楷体_GB2312" w:hAnsi="宋体" w:cs="楷体_GB2312" w:hint="default"/>
                 <w:b/>
                 <w:bCs/>
                 <w:i w:val="0"/>
@@ -5776,14 +5695,8 @@
       </w:tr>
       <w:tr>
         <w:tblPrEx>
-          <w:tblBorders>
-            <w:top w:val="none" w:color="auto" w:sz="0" w:space="0"/>
-            <w:left w:val="none" w:color="auto" w:sz="0" w:space="0"/>
-            <w:bottom w:val="none" w:color="auto" w:sz="0" w:space="0"/>
-            <w:right w:val="none" w:color="auto" w:sz="0" w:space="0"/>
-            <w:insideH w:val="none" w:color="auto" w:sz="0" w:space="0"/>
-            <w:insideV w:val="none" w:color="auto" w:sz="0" w:space="0"/>
-          </w:tblBorders>
+          <w:tblW w:w="7675" w:type="dxa"/>
+          <w:tblInd w:w="96" w:type="dxa"/>
           <w:shd w:val="clear" w:color="auto" w:fill="auto"/>
           <w:tblCellMar>
             <w:top w:w="0" w:type="dxa"/>
@@ -5793,16 +5706,16 @@
           </w:tblCellMar>
         </w:tblPrEx>
         <w:trPr>
-          <w:trHeight w:val="493" w:hRule="atLeast"/>
+          <w:trHeight w:val="493"/>
         </w:trPr>
         <w:tc>
           <w:tcPr>
             <w:tcW w:w="2011" w:type="dxa"/>
             <w:tcBorders>
-              <w:top w:val="single" w:color="000000" w:sz="4" w:space="0"/>
-              <w:left w:val="single" w:color="000000" w:sz="4" w:space="0"/>
-              <w:bottom w:val="single" w:color="000000" w:sz="4" w:space="0"/>
-              <w:right w:val="single" w:color="000000" w:sz="4" w:space="0"/>
+              <w:top w:val="single" w:sz="4" w:space="0" w:color="000000"/>
+              <w:left w:val="single" w:sz="4" w:space="0" w:color="000000"/>
+              <w:bottom w:val="single" w:sz="4" w:space="0" w:color="000000"/>
+              <w:right w:val="single" w:sz="4" w:space="0" w:color="000000"/>
             </w:tcBorders>
             <w:shd w:val="clear" w:color="auto" w:fill="auto"/>
             <w:vAlign w:val="center"/>
@@ -5816,7 +5729,7 @@
               <w:jc w:val="left"/>
               <w:textAlignment w:val="center"/>
               <w:rPr>
-                <w:rFonts w:hint="default" w:ascii="楷体_GB2312" w:hAnsi="宋体" w:eastAsia="楷体_GB2312" w:cs="楷体_GB2312"/>
+                <w:rFonts w:ascii="楷体_GB2312" w:eastAsia="楷体_GB2312" w:hAnsi="宋体" w:cs="楷体_GB2312" w:hint="default"/>
                 <w:b/>
                 <w:bCs/>
                 <w:i w:val="0"/>
@@ -5832,7 +5745,7 @@
             </w:pPr>
             <w:r>
               <w:rPr>
-                <w:rFonts w:hint="eastAsia" w:ascii="宋体" w:hAnsi="宋体" w:eastAsia="宋体" w:cs="宋体"/>
+                <w:rFonts w:ascii="宋体" w:eastAsia="宋体" w:hAnsi="宋体" w:cs="宋体" w:hint="eastAsia"/>
                 <w:i w:val="0"/>
                 <w:iCs w:val="0"/>
                 <w:snapToGrid w:val="0"/>
@@ -5851,10 +5764,10 @@
           <w:tcPr>
             <w:tcW w:w="984" w:type="dxa"/>
             <w:tcBorders>
-              <w:top w:val="single" w:color="000000" w:sz="4" w:space="0"/>
-              <w:left w:val="single" w:color="000000" w:sz="4" w:space="0"/>
-              <w:bottom w:val="single" w:color="000000" w:sz="4" w:space="0"/>
-              <w:right w:val="single" w:color="000000" w:sz="4" w:space="0"/>
+              <w:top w:val="single" w:sz="4" w:space="0" w:color="000000"/>
+              <w:left w:val="single" w:sz="4" w:space="0" w:color="000000"/>
+              <w:bottom w:val="single" w:sz="4" w:space="0" w:color="000000"/>
+              <w:right w:val="single" w:sz="4" w:space="0" w:color="000000"/>
             </w:tcBorders>
             <w:shd w:val="clear" w:color="auto" w:fill="auto"/>
             <w:vAlign w:val="center"/>
@@ -5868,7 +5781,7 @@
               <w:jc w:val="left"/>
               <w:textAlignment w:val="center"/>
               <w:rPr>
-                <w:rFonts w:hint="default" w:ascii="楷体_GB2312" w:hAnsi="宋体" w:eastAsia="楷体_GB2312" w:cs="楷体_GB2312"/>
+                <w:rFonts w:ascii="楷体_GB2312" w:eastAsia="楷体_GB2312" w:hAnsi="宋体" w:cs="楷体_GB2312" w:hint="default"/>
                 <w:b/>
                 <w:bCs/>
                 <w:i w:val="0"/>
@@ -5884,7 +5797,7 @@
             </w:pPr>
             <w:r>
               <w:rPr>
-                <w:rFonts w:hint="eastAsia" w:ascii="宋体" w:hAnsi="宋体" w:eastAsia="宋体" w:cs="宋体"/>
+                <w:rFonts w:ascii="宋体" w:eastAsia="宋体" w:hAnsi="宋体" w:cs="宋体" w:hint="eastAsia"/>
                 <w:i w:val="0"/>
                 <w:iCs w:val="0"/>
                 <w:snapToGrid w:val="0"/>
@@ -5903,10 +5816,10 @@
           <w:tcPr>
             <w:tcW w:w="3624" w:type="dxa"/>
             <w:tcBorders>
-              <w:top w:val="single" w:color="000000" w:sz="4" w:space="0"/>
-              <w:left w:val="single" w:color="000000" w:sz="4" w:space="0"/>
-              <w:bottom w:val="single" w:color="000000" w:sz="4" w:space="0"/>
-              <w:right w:val="single" w:color="000000" w:sz="4" w:space="0"/>
+              <w:top w:val="single" w:sz="4" w:space="0" w:color="000000"/>
+              <w:left w:val="single" w:sz="4" w:space="0" w:color="000000"/>
+              <w:bottom w:val="single" w:sz="4" w:space="0" w:color="000000"/>
+              <w:right w:val="single" w:sz="4" w:space="0" w:color="000000"/>
             </w:tcBorders>
             <w:shd w:val="clear" w:color="auto" w:fill="auto"/>
             <w:vAlign w:val="center"/>
@@ -5920,7 +5833,7 @@
               <w:jc w:val="left"/>
               <w:textAlignment w:val="center"/>
               <w:rPr>
-                <w:rFonts w:hint="default" w:ascii="楷体_GB2312" w:hAnsi="宋体" w:eastAsia="楷体_GB2312" w:cs="楷体_GB2312"/>
+                <w:rFonts w:ascii="楷体_GB2312" w:eastAsia="楷体_GB2312" w:hAnsi="宋体" w:cs="楷体_GB2312" w:hint="default"/>
                 <w:b/>
                 <w:bCs/>
                 <w:i w:val="0"/>
@@ -5936,7 +5849,7 @@
             </w:pPr>
             <w:r>
               <w:rPr>
-                <w:rFonts w:hint="eastAsia" w:ascii="宋体" w:hAnsi="宋体" w:eastAsia="宋体" w:cs="宋体"/>
+                <w:rFonts w:ascii="宋体" w:eastAsia="宋体" w:hAnsi="宋体" w:cs="宋体" w:hint="eastAsia"/>
                 <w:i w:val="0"/>
                 <w:iCs w:val="0"/>
                 <w:snapToGrid w:val="0"/>
@@ -5955,10 +5868,10 @@
           <w:tcPr>
             <w:tcW w:w="1056" w:type="dxa"/>
             <w:tcBorders>
-              <w:top w:val="single" w:color="000000" w:sz="4" w:space="0"/>
-              <w:left w:val="single" w:color="000000" w:sz="4" w:space="0"/>
-              <w:bottom w:val="single" w:color="000000" w:sz="4" w:space="0"/>
-              <w:right w:val="single" w:color="000000" w:sz="4" w:space="0"/>
+              <w:top w:val="single" w:sz="4" w:space="0" w:color="000000"/>
+              <w:left w:val="single" w:sz="4" w:space="0" w:color="000000"/>
+              <w:bottom w:val="single" w:sz="4" w:space="0" w:color="000000"/>
+              <w:right w:val="single" w:sz="4" w:space="0" w:color="000000"/>
             </w:tcBorders>
             <w:shd w:val="clear" w:color="auto" w:fill="auto"/>
             <w:vAlign w:val="center"/>
@@ -5972,7 +5885,7 @@
               <w:jc w:val="left"/>
               <w:textAlignment w:val="center"/>
               <w:rPr>
-                <w:rFonts w:hint="default" w:ascii="楷体_GB2312" w:hAnsi="宋体" w:eastAsia="楷体_GB2312" w:cs="楷体_GB2312"/>
+                <w:rFonts w:ascii="楷体_GB2312" w:eastAsia="楷体_GB2312" w:hAnsi="宋体" w:cs="楷体_GB2312" w:hint="default"/>
                 <w:b/>
                 <w:bCs/>
                 <w:i w:val="0"/>
@@ -5988,7 +5901,7 @@
             </w:pPr>
             <w:r>
               <w:rPr>
-                <w:rFonts w:hint="eastAsia" w:ascii="宋体" w:hAnsi="宋体" w:eastAsia="宋体" w:cs="宋体"/>
+                <w:rFonts w:ascii="宋体" w:eastAsia="宋体" w:hAnsi="宋体" w:cs="宋体" w:hint="eastAsia"/>
                 <w:i w:val="0"/>
                 <w:iCs w:val="0"/>
                 <w:snapToGrid w:val="0"/>
@@ -6007,14 +5920,14 @@
     </w:tbl>
     <w:p>
       <w:pPr>
-        <w:pStyle w:val="28"/>
+        <w:pStyle w:val="1"/>
         <w:bidi w:val="0"/>
         <w:rPr>
           <w:rFonts w:hint="default"/>
           <w:lang w:val="en-US" w:eastAsia="zh-CN"/>
         </w:rPr>
       </w:pPr>
-      <w:bookmarkStart w:id="16" w:name="_Toc16859"/>
+      <w:bookmarkStart w:id="17" w:name="_Toc16859"/>
       <w:r>
         <w:rPr>
           <w:rFonts w:hint="default"/>
@@ -6022,11 +5935,11 @@
         </w:rPr>
         <w:t>附则</w:t>
       </w:r>
-      <w:bookmarkEnd w:id="16"/>
+      <w:bookmarkEnd w:id="17"/>
     </w:p>
     <w:p>
       <w:pPr>
-        <w:pStyle w:val="29"/>
+        <w:pStyle w:val="a1"/>
         <w:rPr>
           <w:rFonts w:hint="default"/>
           <w:lang w:val="en-US" w:eastAsia="zh-CN"/>
@@ -6041,73 +5954,23 @@
       </w:r>
     </w:p>
     <w:sectPr>
-      <w:headerReference r:id="rId5" w:type="default"/>
+      <w:headerReference w:type="default" r:id="rId7"/>
       <w:pgSz w:w="11906" w:h="16838"/>
       <w:pgMar w:top="1417" w:right="1800" w:bottom="1440" w:left="1800" w:header="1140" w:footer="992" w:gutter="0"/>
-      <w:cols w:space="425" w:num="1"/>
+      <w:cols w:num="1" w:space="425"/>
       <w:docGrid w:type="lines" w:linePitch="312" w:charSpace="0"/>
     </w:sectPr>
   </w:body>
 </w:document>
 </file>
 
-<file path=word/endnotes.xml><?xml version="1.0" encoding="utf-8"?>
-<w:endnotes xmlns:wpc="http://schemas.microsoft.com/office/word/2010/wordprocessingCanvas" xmlns:mc="http://schemas.openxmlformats.org/markup-compatibility/2006" xmlns:o="urn:schemas-microsoft-com:office:office" xmlns:r="http://schemas.openxmlformats.org/officeDocument/2006/relationships" xmlns:m="http://schemas.openxmlformats.org/officeDocument/2006/math" xmlns:v="urn:schemas-microsoft-com:vml" xmlns:wp14="http://schemas.microsoft.com/office/word/2010/wordprocessingDrawing" xmlns:wp="http://schemas.openxmlformats.org/drawingml/2006/wordprocessingDrawing" xmlns:w="http://schemas.openxmlformats.org/wordprocessingml/2006/main" xmlns:w14="http://schemas.microsoft.com/office/word/2010/wordml" xmlns:w15="http://schemas.microsoft.com/office/word/2012/wordml" xmlns:w10="urn:schemas-microsoft-com:office:word" xmlns:wpg="http://schemas.microsoft.com/office/word/2010/wordprocessingGroup" xmlns:wpi="http://schemas.microsoft.com/office/word/2010/wordprocessingInk" xmlns:wne="http://schemas.microsoft.com/office/word/2006/wordml" xmlns:wps="http://schemas.microsoft.com/office/word/2010/wordprocessingShape" xmlns:wpsCustomData="http://www.wps.cn/officeDocument/2013/wpsCustomData" mc:Ignorable="w14 w15 wp14">
-  <w:endnote w:type="separator" w:id="0">
-    <w:p>
-      <w:pPr>
-        <w:spacing w:line="240" w:lineRule="auto"/>
-      </w:pPr>
-      <w:r>
-        <w:separator/>
-      </w:r>
-    </w:p>
-  </w:endnote>
-  <w:endnote w:type="continuationSeparator" w:id="1">
-    <w:p>
-      <w:pPr>
-        <w:spacing w:line="240" w:lineRule="auto"/>
-      </w:pPr>
-      <w:r>
-        <w:continuationSeparator/>
-      </w:r>
-    </w:p>
-  </w:endnote>
-</w:endnotes>
-</file>
-
-<file path=word/footnotes.xml><?xml version="1.0" encoding="utf-8"?>
-<w:footnotes xmlns:wpc="http://schemas.microsoft.com/office/word/2010/wordprocessingCanvas" xmlns:mc="http://schemas.openxmlformats.org/markup-compatibility/2006" xmlns:o="urn:schemas-microsoft-com:office:office" xmlns:r="http://schemas.openxmlformats.org/officeDocument/2006/relationships" xmlns:m="http://schemas.openxmlformats.org/officeDocument/2006/math" xmlns:v="urn:schemas-microsoft-com:vml" xmlns:wp14="http://schemas.microsoft.com/office/word/2010/wordprocessingDrawing" xmlns:wp="http://schemas.openxmlformats.org/drawingml/2006/wordprocessingDrawing" xmlns:w="http://schemas.openxmlformats.org/wordprocessingml/2006/main" xmlns:w14="http://schemas.microsoft.com/office/word/2010/wordml" xmlns:w15="http://schemas.microsoft.com/office/word/2012/wordml" xmlns:w10="urn:schemas-microsoft-com:office:word" xmlns:wpg="http://schemas.microsoft.com/office/word/2010/wordprocessingGroup" xmlns:wpi="http://schemas.microsoft.com/office/word/2010/wordprocessingInk" xmlns:wne="http://schemas.microsoft.com/office/word/2006/wordml" xmlns:wps="http://schemas.microsoft.com/office/word/2010/wordprocessingShape" xmlns:wpsCustomData="http://www.wps.cn/officeDocument/2013/wpsCustomData" mc:Ignorable="w14 w15 wp14">
-  <w:footnote w:type="separator" w:id="0">
-    <w:p>
-      <w:pPr>
-        <w:spacing w:line="360" w:lineRule="auto"/>
-      </w:pPr>
-      <w:r>
-        <w:separator/>
-      </w:r>
-    </w:p>
-  </w:footnote>
-  <w:footnote w:type="continuationSeparator" w:id="1">
-    <w:p>
-      <w:pPr>
-        <w:spacing w:line="360" w:lineRule="auto"/>
-      </w:pPr>
-      <w:r>
-        <w:continuationSeparator/>
-      </w:r>
-    </w:p>
-  </w:footnote>
-</w:footnotes>
-</file>
-
 <file path=word/header1.xml><?xml version="1.0" encoding="utf-8"?>
-<w:hdr xmlns:wpc="http://schemas.microsoft.com/office/word/2010/wordprocessingCanvas" xmlns:mc="http://schemas.openxmlformats.org/markup-compatibility/2006" xmlns:o="urn:schemas-microsoft-com:office:office" xmlns:r="http://schemas.openxmlformats.org/officeDocument/2006/relationships" xmlns:m="http://schemas.openxmlformats.org/officeDocument/2006/math" xmlns:v="urn:schemas-microsoft-com:vml" xmlns:wp14="http://schemas.microsoft.com/office/word/2010/wordprocessingDrawing" xmlns:wp="http://schemas.openxmlformats.org/drawingml/2006/wordprocessingDrawing" xmlns:w10="urn:schemas-microsoft-com:office:word" xmlns:w="http://schemas.openxmlformats.org/wordprocessingml/2006/main" xmlns:w14="http://schemas.microsoft.com/office/word/2010/wordml" xmlns:w15="http://schemas.microsoft.com/office/word/2012/wordml" xmlns:wpg="http://schemas.microsoft.com/office/word/2010/wordprocessingGroup" xmlns:wpi="http://schemas.microsoft.com/office/word/2010/wordprocessingInk" xmlns:wne="http://schemas.microsoft.com/office/word/2006/wordml" xmlns:wps="http://schemas.microsoft.com/office/word/2010/wordprocessingShape" xmlns:wpsCustomData="http://www.wps.cn/officeDocument/2013/wpsCustomData" mc:Ignorable="w14 w15 wp14">
+<w:hdr xmlns:wpc="http://schemas.microsoft.com/office/word/2010/wordprocessingCanvas" xmlns:mc="http://schemas.openxmlformats.org/markup-compatibility/2006" xmlns:o="urn:schemas-microsoft-com:office:office" xmlns:r="http://schemas.openxmlformats.org/officeDocument/2006/relationships" xmlns:m="http://schemas.openxmlformats.org/officeDocument/2006/math" xmlns:v="urn:schemas-microsoft-com:vml" xmlns:wp14="http://schemas.microsoft.com/office/word/2010/wordprocessingDrawing" xmlns:wp="http://schemas.openxmlformats.org/drawingml/2006/wordprocessingDrawing" xmlns:w10="urn:schemas-microsoft-com:office:word" xmlns:w="http://schemas.openxmlformats.org/wordprocessingml/2006/main" xmlns:w14="http://schemas.microsoft.com/office/word/2010/wordml" xmlns:w15="http://schemas.microsoft.com/office/word/2012/wordml" xmlns:wne="http://schemas.microsoft.com/office/word/2006/wordml" xmlns:wpg="http://schemas.microsoft.com/office/word/2010/wordprocessingGroup" xmlns:wpi="http://schemas.microsoft.com/office/word/2010/wordprocessingInk" xmlns:wps="http://schemas.microsoft.com/office/word/2010/wordprocessingShape" mc:Ignorable="w14 w15 wp14">
   <w:p>
     <w:pPr>
-      <w:pStyle w:val="15"/>
+      <w:pStyle w:val="Header"/>
       <w:pBdr>
-        <w:bottom w:val="single" w:color="auto" w:sz="4" w:space="1"/>
+        <w:bottom w:val="single" w:sz="4" w:space="1" w:color="auto"/>
       </w:pBdr>
       <w:tabs>
         <w:tab w:val="left" w:pos="335"/>
@@ -6115,20 +5978,20 @@
       </w:tabs>
       <w:jc w:val="right"/>
       <w:rPr>
-        <w:rFonts w:hint="eastAsia" w:eastAsiaTheme="minorEastAsia"/>
+        <w:rFonts w:eastAsiaTheme="minorEastAsia" w:hint="eastAsia"/>
         <w:lang w:eastAsia="zh-CN"/>
       </w:rPr>
     </w:pPr>
     <w:r>
       <w:rPr>
-        <w:rFonts w:hint="eastAsia" w:eastAsiaTheme="minorEastAsia"/>
+        <w:rFonts w:eastAsiaTheme="minorEastAsia" w:hint="eastAsia"/>
         <w:lang w:val="en-US" w:eastAsia="zh-CN"/>
       </w:rPr>
       <w:tab/>
     </w:r>
     <w:r>
       <w:rPr>
-        <w:rFonts w:hint="eastAsia" w:eastAsiaTheme="minorEastAsia"/>
+        <w:rFonts w:eastAsiaTheme="minorEastAsia" w:hint="eastAsia"/>
         <w:lang w:val="en-US" w:eastAsia="zh-CN"/>
       </w:rPr>
       <w:t>桐乡华数广电网络有限公司</w:t>
@@ -6138,15 +6001,15 @@
 </file>
 
 <file path=word/numbering.xml><?xml version="1.0" encoding="utf-8"?>
-<w:numbering xmlns:wpc="http://schemas.microsoft.com/office/word/2010/wordprocessingCanvas" xmlns:mc="http://schemas.openxmlformats.org/markup-compatibility/2006" xmlns:o="urn:schemas-microsoft-com:office:office" xmlns:r="http://schemas.openxmlformats.org/officeDocument/2006/relationships" xmlns:m="http://schemas.openxmlformats.org/officeDocument/2006/math" xmlns:v="urn:schemas-microsoft-com:vml" xmlns:wp14="http://schemas.microsoft.com/office/word/2010/wordprocessingDrawing" xmlns:wp="http://schemas.openxmlformats.org/drawingml/2006/wordprocessingDrawing" xmlns:w10="urn:schemas-microsoft-com:office:word" xmlns:w="http://schemas.openxmlformats.org/wordprocessingml/2006/main" xmlns:w14="http://schemas.microsoft.com/office/word/2010/wordml" xmlns:wpg="http://schemas.microsoft.com/office/word/2010/wordprocessingGroup" xmlns:wpi="http://schemas.microsoft.com/office/word/2010/wordprocessingInk" xmlns:wne="http://schemas.microsoft.com/office/word/2006/wordml" xmlns:wps="http://schemas.microsoft.com/office/word/2010/wordprocessingShape" xmlns:wpsCustomData="http://www.wps.cn/officeDocument/2013/wpsCustomData" mc:Ignorable="w14 wp14">
+<w:numbering xmlns:wpc="http://schemas.microsoft.com/office/word/2010/wordprocessingCanvas" xmlns:mc="http://schemas.openxmlformats.org/markup-compatibility/2006" xmlns:o="urn:schemas-microsoft-com:office:office" xmlns:r="http://schemas.openxmlformats.org/officeDocument/2006/relationships" xmlns:m="http://schemas.openxmlformats.org/officeDocument/2006/math" xmlns:v="urn:schemas-microsoft-com:vml" xmlns:wp14="http://schemas.microsoft.com/office/word/2010/wordprocessingDrawing" xmlns:wp="http://schemas.openxmlformats.org/drawingml/2006/wordprocessingDrawing" xmlns:w10="urn:schemas-microsoft-com:office:word" xmlns:w="http://schemas.openxmlformats.org/wordprocessingml/2006/main" xmlns:w14="http://schemas.microsoft.com/office/word/2010/wordml" xmlns:w15="http://schemas.microsoft.com/office/word/2012/wordml" xmlns:wne="http://schemas.microsoft.com/office/word/2006/wordml" xmlns:wpg="http://schemas.microsoft.com/office/word/2010/wordprocessingGroup" xmlns:wpi="http://schemas.microsoft.com/office/word/2010/wordprocessingInk" xmlns:wps="http://schemas.microsoft.com/office/word/2010/wordprocessingShape" mc:Ignorable="w14 w15 wp14">
   <w:abstractNum w:abstractNumId="0">
     <w:nsid w:val="8E964DCE"/>
     <w:multiLevelType w:val="multilevel"/>
     <w:tmpl w:val="8E964DCE"/>
-    <w:lvl w:ilvl="0" w:tentative="0">
+    <w:lvl w:ilvl="0">
       <w:start w:val="1"/>
       <w:numFmt w:val="decimal"/>
-      <w:pStyle w:val="2"/>
+      <w:pStyle w:val="Heading1"/>
       <w:lvlText w:val="%1."/>
       <w:lvlJc w:val="left"/>
       <w:pPr>
@@ -6156,10 +6019,10 @@
         <w:rFonts w:hint="default"/>
       </w:rPr>
     </w:lvl>
-    <w:lvl w:ilvl="1" w:tentative="0">
+    <w:lvl w:ilvl="1">
       <w:start w:val="1"/>
       <w:numFmt w:val="decimal"/>
-      <w:pStyle w:val="3"/>
+      <w:pStyle w:val="Heading2"/>
       <w:lvlText w:val="%1.%2."/>
       <w:lvlJc w:val="left"/>
       <w:pPr>
@@ -6169,10 +6032,10 @@
         <w:rFonts w:hint="default"/>
       </w:rPr>
     </w:lvl>
-    <w:lvl w:ilvl="2" w:tentative="0">
+    <w:lvl w:ilvl="2">
       <w:start w:val="1"/>
       <w:numFmt w:val="decimal"/>
-      <w:pStyle w:val="4"/>
+      <w:pStyle w:val="Heading3"/>
       <w:lvlText w:val="%1.%2.%3."/>
       <w:lvlJc w:val="left"/>
       <w:pPr>
@@ -6182,10 +6045,10 @@
         <w:rFonts w:hint="default"/>
       </w:rPr>
     </w:lvl>
-    <w:lvl w:ilvl="3" w:tentative="0">
+    <w:lvl w:ilvl="3">
       <w:start w:val="1"/>
       <w:numFmt w:val="decimal"/>
-      <w:pStyle w:val="5"/>
+      <w:pStyle w:val="Heading4"/>
       <w:lvlText w:val="%1.%2.%3.%4."/>
       <w:lvlJc w:val="left"/>
       <w:pPr>
@@ -6195,10 +6058,10 @@
         <w:rFonts w:hint="default"/>
       </w:rPr>
     </w:lvl>
-    <w:lvl w:ilvl="4" w:tentative="0">
+    <w:lvl w:ilvl="4">
       <w:start w:val="1"/>
       <w:numFmt w:val="decimal"/>
-      <w:pStyle w:val="6"/>
+      <w:pStyle w:val="Heading5"/>
       <w:lvlText w:val="%1.%2.%3.%4.%5."/>
       <w:lvlJc w:val="left"/>
       <w:pPr>
@@ -6208,10 +6071,10 @@
         <w:rFonts w:hint="default"/>
       </w:rPr>
     </w:lvl>
-    <w:lvl w:ilvl="5" w:tentative="0">
+    <w:lvl w:ilvl="5">
       <w:start w:val="1"/>
       <w:numFmt w:val="decimal"/>
-      <w:pStyle w:val="7"/>
+      <w:pStyle w:val="Heading6"/>
       <w:lvlText w:val="%1.%2.%3.%4.%5.%6."/>
       <w:lvlJc w:val="left"/>
       <w:pPr>
@@ -6221,10 +6084,10 @@
         <w:rFonts w:hint="default"/>
       </w:rPr>
     </w:lvl>
-    <w:lvl w:ilvl="6" w:tentative="0">
+    <w:lvl w:ilvl="6">
       <w:start w:val="1"/>
       <w:numFmt w:val="decimal"/>
-      <w:pStyle w:val="8"/>
+      <w:pStyle w:val="Heading7"/>
       <w:lvlText w:val="%1.%2.%3.%4.%5.%6.%7."/>
       <w:lvlJc w:val="left"/>
       <w:pPr>
@@ -6234,10 +6097,10 @@
         <w:rFonts w:hint="default"/>
       </w:rPr>
     </w:lvl>
-    <w:lvl w:ilvl="7" w:tentative="0">
+    <w:lvl w:ilvl="7">
       <w:start w:val="1"/>
       <w:numFmt w:val="decimal"/>
-      <w:pStyle w:val="9"/>
+      <w:pStyle w:val="Heading8"/>
       <w:lvlText w:val="%1.%2.%3.%4.%5.%6.%7.%8."/>
       <w:lvlJc w:val="left"/>
       <w:pPr>
@@ -6247,10 +6110,10 @@
         <w:rFonts w:hint="default"/>
       </w:rPr>
     </w:lvl>
-    <w:lvl w:ilvl="8" w:tentative="0">
+    <w:lvl w:ilvl="8">
       <w:start w:val="1"/>
       <w:numFmt w:val="decimal"/>
-      <w:pStyle w:val="10"/>
+      <w:pStyle w:val="Heading9"/>
       <w:lvlText w:val="%1.%2.%3.%4.%5.%6.%7.%8.%9."/>
       <w:lvlJc w:val="left"/>
       <w:pPr>
@@ -6268,269 +6131,267 @@
 </file>
 
 <file path=word/styles.xml><?xml version="1.0" encoding="utf-8"?>
-<w:styles xmlns:mc="http://schemas.openxmlformats.org/markup-compatibility/2006" xmlns:o="urn:schemas-microsoft-com:office:office" xmlns:r="http://schemas.openxmlformats.org/officeDocument/2006/relationships" xmlns:m="http://schemas.openxmlformats.org/officeDocument/2006/math" xmlns:v="urn:schemas-microsoft-com:vml" xmlns:w="http://schemas.openxmlformats.org/wordprocessingml/2006/main" xmlns:w14="http://schemas.microsoft.com/office/word/2010/wordml" xmlns:w10="urn:schemas-microsoft-com:office:word" xmlns:sl="http://schemas.openxmlformats.org/schemaLibrary/2006/main" xmlns:wpsCustomData="http://www.wps.cn/officeDocument/2013/wpsCustomData" mc:Ignorable="w14">
+<w:styles xmlns:mc="http://schemas.openxmlformats.org/markup-compatibility/2006" xmlns:r="http://schemas.openxmlformats.org/officeDocument/2006/relationships" xmlns:w="http://schemas.openxmlformats.org/wordprocessingml/2006/main" xmlns:w14="http://schemas.microsoft.com/office/word/2010/wordml" xmlns:w15="http://schemas.microsoft.com/office/word/2012/wordml" mc:Ignorable="w14 w15">
   <w:docDefaults>
     <w:rPrDefault>
       <w:rPr>
-        <w:rFonts w:ascii="Times New Roman" w:hAnsi="Times New Roman" w:eastAsia="宋体" w:cs="Times New Roman"/>
+        <w:rFonts w:ascii="Times New Roman" w:eastAsia="宋体" w:hAnsi="Times New Roman" w:cs="Times New Roman"/>
       </w:rPr>
     </w:rPrDefault>
     <w:pPrDefault/>
   </w:docDefaults>
-  <w:latentStyles w:count="260" w:defQFormat="0" w:defUnhideWhenUsed="1" w:defSemiHidden="1" w:defUIPriority="99" w:defLockedState="0">
-    <w:lsdException w:qFormat="1" w:unhideWhenUsed="0" w:uiPriority="0" w:semiHidden="0" w:name="Normal"/>
-    <w:lsdException w:qFormat="1" w:unhideWhenUsed="0" w:uiPriority="0" w:semiHidden="0" w:name="heading 1"/>
-    <w:lsdException w:qFormat="1" w:uiPriority="0" w:semiHidden="0" w:name="heading 2"/>
-    <w:lsdException w:qFormat="1" w:uiPriority="0" w:name="heading 3"/>
-    <w:lsdException w:qFormat="1" w:uiPriority="0" w:semiHidden="0" w:name="heading 4"/>
-    <w:lsdException w:qFormat="1" w:uiPriority="0" w:name="heading 5"/>
-    <w:lsdException w:qFormat="1" w:uiPriority="0" w:name="heading 6"/>
-    <w:lsdException w:qFormat="1" w:uiPriority="0" w:name="heading 7"/>
-    <w:lsdException w:qFormat="1" w:uiPriority="0" w:name="heading 8"/>
-    <w:lsdException w:qFormat="1" w:uiPriority="0" w:name="heading 9"/>
-    <w:lsdException w:unhideWhenUsed="0" w:uiPriority="0" w:semiHidden="0" w:name="index 1"/>
-    <w:lsdException w:unhideWhenUsed="0" w:uiPriority="0" w:semiHidden="0" w:name="index 2"/>
-    <w:lsdException w:unhideWhenUsed="0" w:uiPriority="0" w:semiHidden="0" w:name="index 3"/>
-    <w:lsdException w:unhideWhenUsed="0" w:uiPriority="0" w:semiHidden="0" w:name="index 4"/>
-    <w:lsdException w:unhideWhenUsed="0" w:uiPriority="0" w:semiHidden="0" w:name="index 5"/>
-    <w:lsdException w:unhideWhenUsed="0" w:uiPriority="0" w:semiHidden="0" w:name="index 6"/>
-    <w:lsdException w:unhideWhenUsed="0" w:uiPriority="0" w:semiHidden="0" w:name="index 7"/>
-    <w:lsdException w:unhideWhenUsed="0" w:uiPriority="0" w:semiHidden="0" w:name="index 8"/>
-    <w:lsdException w:unhideWhenUsed="0" w:uiPriority="0" w:semiHidden="0" w:name="index 9"/>
-    <w:lsdException w:qFormat="1" w:unhideWhenUsed="0" w:uiPriority="0" w:semiHidden="0" w:name="toc 1"/>
-    <w:lsdException w:qFormat="1" w:unhideWhenUsed="0" w:uiPriority="0" w:semiHidden="0" w:name="toc 2"/>
-    <w:lsdException w:qFormat="1" w:unhideWhenUsed="0" w:uiPriority="0" w:semiHidden="0" w:name="toc 3"/>
-    <w:lsdException w:unhideWhenUsed="0" w:uiPriority="0" w:semiHidden="0" w:name="toc 4"/>
-    <w:lsdException w:unhideWhenUsed="0" w:uiPriority="0" w:semiHidden="0" w:name="toc 5"/>
-    <w:lsdException w:unhideWhenUsed="0" w:uiPriority="0" w:semiHidden="0" w:name="toc 6"/>
-    <w:lsdException w:unhideWhenUsed="0" w:uiPriority="0" w:semiHidden="0" w:name="toc 7"/>
-    <w:lsdException w:unhideWhenUsed="0" w:uiPriority="0" w:semiHidden="0" w:name="toc 8"/>
-    <w:lsdException w:unhideWhenUsed="0" w:uiPriority="0" w:semiHidden="0" w:name="toc 9"/>
-    <w:lsdException w:unhideWhenUsed="0" w:uiPriority="0" w:semiHidden="0" w:name="Normal Indent"/>
-    <w:lsdException w:unhideWhenUsed="0" w:uiPriority="0" w:semiHidden="0" w:name="footnote text"/>
-    <w:lsdException w:qFormat="1" w:unhideWhenUsed="0" w:uiPriority="0" w:semiHidden="0" w:name="annotation text"/>
-    <w:lsdException w:qFormat="1" w:unhideWhenUsed="0" w:uiPriority="0" w:semiHidden="0" w:name="header"/>
-    <w:lsdException w:qFormat="1" w:unhideWhenUsed="0" w:uiPriority="0" w:semiHidden="0" w:name="footer"/>
-    <w:lsdException w:unhideWhenUsed="0" w:uiPriority="0" w:semiHidden="0" w:name="index heading"/>
-    <w:lsdException w:qFormat="1" w:uiPriority="0" w:name="caption"/>
-    <w:lsdException w:unhideWhenUsed="0" w:uiPriority="0" w:semiHidden="0" w:name="table of figures"/>
-    <w:lsdException w:unhideWhenUsed="0" w:uiPriority="0" w:semiHidden="0" w:name="envelope address"/>
-    <w:lsdException w:unhideWhenUsed="0" w:uiPriority="0" w:semiHidden="0" w:name="envelope return"/>
-    <w:lsdException w:unhideWhenUsed="0" w:uiPriority="0" w:semiHidden="0" w:name="footnote reference"/>
-    <w:lsdException w:unhideWhenUsed="0" w:uiPriority="0" w:semiHidden="0" w:name="annotation reference"/>
-    <w:lsdException w:unhideWhenUsed="0" w:uiPriority="0" w:semiHidden="0" w:name="line number"/>
-    <w:lsdException w:unhideWhenUsed="0" w:uiPriority="0" w:semiHidden="0" w:name="page number"/>
-    <w:lsdException w:unhideWhenUsed="0" w:uiPriority="0" w:semiHidden="0" w:name="endnote reference"/>
-    <w:lsdException w:unhideWhenUsed="0" w:uiPriority="0" w:semiHidden="0" w:name="endnote text"/>
-    <w:lsdException w:unhideWhenUsed="0" w:uiPriority="0" w:semiHidden="0" w:name="table of authorities"/>
-    <w:lsdException w:unhideWhenUsed="0" w:uiPriority="0" w:semiHidden="0" w:name="macro"/>
-    <w:lsdException w:unhideWhenUsed="0" w:uiPriority="0" w:semiHidden="0" w:name="toa heading"/>
-    <w:lsdException w:unhideWhenUsed="0" w:uiPriority="0" w:semiHidden="0" w:name="List"/>
-    <w:lsdException w:unhideWhenUsed="0" w:uiPriority="0" w:semiHidden="0" w:name="List Bullet"/>
-    <w:lsdException w:unhideWhenUsed="0" w:uiPriority="0" w:semiHidden="0" w:name="List Number"/>
-    <w:lsdException w:unhideWhenUsed="0" w:uiPriority="0" w:semiHidden="0" w:name="List 2"/>
-    <w:lsdException w:unhideWhenUsed="0" w:uiPriority="0" w:semiHidden="0" w:name="List 3"/>
-    <w:lsdException w:unhideWhenUsed="0" w:uiPriority="0" w:semiHidden="0" w:name="List 4"/>
-    <w:lsdException w:unhideWhenUsed="0" w:uiPriority="0" w:semiHidden="0" w:name="List 5"/>
-    <w:lsdException w:unhideWhenUsed="0" w:uiPriority="0" w:semiHidden="0" w:name="List Bullet 2"/>
-    <w:lsdException w:unhideWhenUsed="0" w:uiPriority="0" w:semiHidden="0" w:name="List Bullet 3"/>
-    <w:lsdException w:unhideWhenUsed="0" w:uiPriority="0" w:semiHidden="0" w:name="List Bullet 4"/>
-    <w:lsdException w:unhideWhenUsed="0" w:uiPriority="0" w:semiHidden="0" w:name="List Bullet 5"/>
-    <w:lsdException w:unhideWhenUsed="0" w:uiPriority="0" w:semiHidden="0" w:name="List Number 2"/>
-    <w:lsdException w:unhideWhenUsed="0" w:uiPriority="0" w:semiHidden="0" w:name="List Number 3"/>
-    <w:lsdException w:unhideWhenUsed="0" w:uiPriority="0" w:semiHidden="0" w:name="List Number 4"/>
-    <w:lsdException w:unhideWhenUsed="0" w:uiPriority="0" w:semiHidden="0" w:name="List Number 5"/>
-    <w:lsdException w:qFormat="1" w:unhideWhenUsed="0" w:uiPriority="0" w:semiHidden="0" w:name="Title"/>
-    <w:lsdException w:unhideWhenUsed="0" w:uiPriority="0" w:semiHidden="0" w:name="Closing"/>
-    <w:lsdException w:unhideWhenUsed="0" w:uiPriority="0" w:semiHidden="0" w:name="Signature"/>
-    <w:lsdException w:qFormat="1" w:unhideWhenUsed="0" w:uiPriority="0" w:name="Default Paragraph Font"/>
-    <w:lsdException w:qFormat="1" w:unhideWhenUsed="0" w:uiPriority="0" w:name="Body Text"/>
-    <w:lsdException w:unhideWhenUsed="0" w:uiPriority="0" w:semiHidden="0" w:name="Body Text Indent"/>
-    <w:lsdException w:unhideWhenUsed="0" w:uiPriority="0" w:semiHidden="0" w:name="List Continue"/>
-    <w:lsdException w:unhideWhenUsed="0" w:uiPriority="0" w:semiHidden="0" w:name="List Continue 2"/>
-    <w:lsdException w:unhideWhenUsed="0" w:uiPriority="0" w:semiHidden="0" w:name="List Continue 3"/>
-    <w:lsdException w:unhideWhenUsed="0" w:uiPriority="0" w:semiHidden="0" w:name="List Continue 4"/>
-    <w:lsdException w:unhideWhenUsed="0" w:uiPriority="0" w:semiHidden="0" w:name="List Continue 5"/>
-    <w:lsdException w:unhideWhenUsed="0" w:uiPriority="0" w:semiHidden="0" w:name="Message Header"/>
-    <w:lsdException w:qFormat="1" w:unhideWhenUsed="0" w:uiPriority="0" w:semiHidden="0" w:name="Subtitle"/>
-    <w:lsdException w:unhideWhenUsed="0" w:uiPriority="0" w:semiHidden="0" w:name="Salutation"/>
-    <w:lsdException w:unhideWhenUsed="0" w:uiPriority="0" w:semiHidden="0" w:name="Date"/>
-    <w:lsdException w:unhideWhenUsed="0" w:uiPriority="0" w:semiHidden="0" w:name="Body Text First Indent"/>
-    <w:lsdException w:unhideWhenUsed="0" w:uiPriority="0" w:semiHidden="0" w:name="Body Text First Indent 2"/>
-    <w:lsdException w:uiPriority="99" w:name="Note Heading"/>
-    <w:lsdException w:unhideWhenUsed="0" w:uiPriority="0" w:semiHidden="0" w:name="Body Text 2"/>
-    <w:lsdException w:unhideWhenUsed="0" w:uiPriority="0" w:semiHidden="0" w:name="Body Text 3"/>
-    <w:lsdException w:unhideWhenUsed="0" w:uiPriority="0" w:semiHidden="0" w:name="Body Text Indent 2"/>
-    <w:lsdException w:unhideWhenUsed="0" w:uiPriority="0" w:semiHidden="0" w:name="Body Text Indent 3"/>
-    <w:lsdException w:unhideWhenUsed="0" w:uiPriority="0" w:semiHidden="0" w:name="Block Text"/>
-    <w:lsdException w:unhideWhenUsed="0" w:uiPriority="0" w:semiHidden="0" w:name="Hyperlink"/>
-    <w:lsdException w:unhideWhenUsed="0" w:uiPriority="0" w:semiHidden="0" w:name="FollowedHyperlink"/>
-    <w:lsdException w:qFormat="1" w:unhideWhenUsed="0" w:uiPriority="0" w:semiHidden="0" w:name="Strong"/>
-    <w:lsdException w:qFormat="1" w:unhideWhenUsed="0" w:uiPriority="0" w:semiHidden="0" w:name="Emphasis"/>
-    <w:lsdException w:unhideWhenUsed="0" w:uiPriority="0" w:semiHidden="0" w:name="Document Map"/>
-    <w:lsdException w:unhideWhenUsed="0" w:uiPriority="0" w:semiHidden="0" w:name="Plain Text"/>
-    <w:lsdException w:unhideWhenUsed="0" w:uiPriority="0" w:semiHidden="0" w:name="E-mail Signature"/>
-    <w:lsdException w:qFormat="1" w:unhideWhenUsed="0" w:uiPriority="0" w:semiHidden="0" w:name="Normal (Web)"/>
-    <w:lsdException w:unhideWhenUsed="0" w:uiPriority="0" w:semiHidden="0" w:name="HTML Acronym"/>
-    <w:lsdException w:unhideWhenUsed="0" w:uiPriority="0" w:semiHidden="0" w:name="HTML Address"/>
-    <w:lsdException w:unhideWhenUsed="0" w:uiPriority="0" w:semiHidden="0" w:name="HTML Cite"/>
-    <w:lsdException w:unhideWhenUsed="0" w:uiPriority="0" w:semiHidden="0" w:name="HTML Code"/>
-    <w:lsdException w:unhideWhenUsed="0" w:uiPriority="0" w:semiHidden="0" w:name="HTML Definition"/>
-    <w:lsdException w:unhideWhenUsed="0" w:uiPriority="0" w:semiHidden="0" w:name="HTML Keyboard"/>
-    <w:lsdException w:unhideWhenUsed="0" w:uiPriority="0" w:semiHidden="0" w:name="HTML Preformatted"/>
-    <w:lsdException w:unhideWhenUsed="0" w:uiPriority="0" w:semiHidden="0" w:name="HTML Sample"/>
-    <w:lsdException w:unhideWhenUsed="0" w:uiPriority="0" w:semiHidden="0" w:name="HTML Typewriter"/>
-    <w:lsdException w:unhideWhenUsed="0" w:uiPriority="0" w:semiHidden="0" w:name="HTML Variable"/>
-    <w:lsdException w:qFormat="1" w:unhideWhenUsed="0" w:uiPriority="0" w:name="Normal Table"/>
-    <w:lsdException w:unhideWhenUsed="0" w:uiPriority="0" w:semiHidden="0" w:name="annotation subject"/>
-    <w:lsdException w:unhideWhenUsed="0" w:uiPriority="0" w:semiHidden="0" w:name="Table Simple 1"/>
-    <w:lsdException w:unhideWhenUsed="0" w:uiPriority="0" w:semiHidden="0" w:name="Table Simple 2"/>
-    <w:lsdException w:unhideWhenUsed="0" w:uiPriority="0" w:semiHidden="0" w:name="Table Simple 3"/>
-    <w:lsdException w:unhideWhenUsed="0" w:uiPriority="0" w:semiHidden="0" w:name="Table Classic 1"/>
-    <w:lsdException w:unhideWhenUsed="0" w:uiPriority="0" w:semiHidden="0" w:name="Table Classic 2"/>
-    <w:lsdException w:unhideWhenUsed="0" w:uiPriority="0" w:semiHidden="0" w:name="Table Classic 3"/>
-    <w:lsdException w:unhideWhenUsed="0" w:uiPriority="0" w:semiHidden="0" w:name="Table Classic 4"/>
-    <w:lsdException w:unhideWhenUsed="0" w:uiPriority="0" w:semiHidden="0" w:name="Table Colorful 1"/>
-    <w:lsdException w:unhideWhenUsed="0" w:uiPriority="0" w:semiHidden="0" w:name="Table Colorful 2"/>
-    <w:lsdException w:unhideWhenUsed="0" w:uiPriority="0" w:semiHidden="0" w:name="Table Colorful 3"/>
-    <w:lsdException w:unhideWhenUsed="0" w:uiPriority="0" w:semiHidden="0" w:name="Table Columns 1"/>
-    <w:lsdException w:unhideWhenUsed="0" w:uiPriority="0" w:semiHidden="0" w:name="Table Columns 2"/>
-    <w:lsdException w:unhideWhenUsed="0" w:uiPriority="0" w:semiHidden="0" w:name="Table Columns 3"/>
-    <w:lsdException w:unhideWhenUsed="0" w:uiPriority="0" w:semiHidden="0" w:name="Table Columns 4"/>
-    <w:lsdException w:unhideWhenUsed="0" w:uiPriority="0" w:semiHidden="0" w:name="Table Columns 5"/>
-    <w:lsdException w:unhideWhenUsed="0" w:uiPriority="0" w:semiHidden="0" w:name="Table Grid 1"/>
-    <w:lsdException w:unhideWhenUsed="0" w:uiPriority="0" w:semiHidden="0" w:name="Table Grid 2"/>
-    <w:lsdException w:unhideWhenUsed="0" w:uiPriority="0" w:semiHidden="0" w:name="Table Grid 3"/>
-    <w:lsdException w:unhideWhenUsed="0" w:uiPriority="0" w:semiHidden="0" w:name="Table Grid 4"/>
-    <w:lsdException w:unhideWhenUsed="0" w:uiPriority="0" w:semiHidden="0" w:name="Table Grid 5"/>
-    <w:lsdException w:unhideWhenUsed="0" w:uiPriority="0" w:semiHidden="0" w:name="Table Grid 6"/>
-    <w:lsdException w:unhideWhenUsed="0" w:uiPriority="0" w:semiHidden="0" w:name="Table Grid 7"/>
-    <w:lsdException w:unhideWhenUsed="0" w:uiPriority="0" w:semiHidden="0" w:name="Table Grid 8"/>
-    <w:lsdException w:unhideWhenUsed="0" w:uiPriority="0" w:semiHidden="0" w:name="Table List 1"/>
-    <w:lsdException w:unhideWhenUsed="0" w:uiPriority="0" w:semiHidden="0" w:name="Table List 2"/>
-    <w:lsdException w:unhideWhenUsed="0" w:uiPriority="0" w:semiHidden="0" w:name="Table List 3"/>
-    <w:lsdException w:unhideWhenUsed="0" w:uiPriority="0" w:semiHidden="0" w:name="Table List 4"/>
-    <w:lsdException w:unhideWhenUsed="0" w:uiPriority="0" w:semiHidden="0" w:name="Table List 5"/>
-    <w:lsdException w:unhideWhenUsed="0" w:uiPriority="0" w:semiHidden="0" w:name="Table List 6"/>
-    <w:lsdException w:unhideWhenUsed="0" w:uiPriority="0" w:semiHidden="0" w:name="Table List 7"/>
-    <w:lsdException w:unhideWhenUsed="0" w:uiPriority="0" w:semiHidden="0" w:name="Table List 8"/>
-    <w:lsdException w:unhideWhenUsed="0" w:uiPriority="0" w:semiHidden="0" w:name="Table 3D effects 1"/>
-    <w:lsdException w:unhideWhenUsed="0" w:uiPriority="0" w:semiHidden="0" w:name="Table 3D effects 2"/>
-    <w:lsdException w:unhideWhenUsed="0" w:uiPriority="0" w:semiHidden="0" w:name="Table 3D effects 3"/>
-    <w:lsdException w:unhideWhenUsed="0" w:uiPriority="0" w:semiHidden="0" w:name="Table Contemporary"/>
-    <w:lsdException w:unhideWhenUsed="0" w:uiPriority="0" w:semiHidden="0" w:name="Table Elegant"/>
-    <w:lsdException w:unhideWhenUsed="0" w:uiPriority="0" w:semiHidden="0" w:name="Table Professional"/>
-    <w:lsdException w:unhideWhenUsed="0" w:uiPriority="0" w:semiHidden="0" w:name="Table Subtle 1"/>
-    <w:lsdException w:unhideWhenUsed="0" w:uiPriority="0" w:semiHidden="0" w:name="Table Subtle 2"/>
-    <w:lsdException w:unhideWhenUsed="0" w:uiPriority="0" w:semiHidden="0" w:name="Table Web 1"/>
-    <w:lsdException w:unhideWhenUsed="0" w:uiPriority="0" w:semiHidden="0" w:name="Table Web 2"/>
-    <w:lsdException w:unhideWhenUsed="0" w:uiPriority="0" w:semiHidden="0" w:name="Table Web 3"/>
-    <w:lsdException w:unhideWhenUsed="0" w:uiPriority="0" w:semiHidden="0" w:name="Balloon Text"/>
-    <w:lsdException w:qFormat="1" w:unhideWhenUsed="0" w:uiPriority="0" w:semiHidden="0" w:name="Table Grid"/>
-    <w:lsdException w:unhideWhenUsed="0" w:uiPriority="0" w:semiHidden="0" w:name="Table Theme"/>
-    <w:lsdException w:unhideWhenUsed="0" w:uiPriority="60" w:semiHidden="0" w:name="Light Shading"/>
-    <w:lsdException w:unhideWhenUsed="0" w:uiPriority="61" w:semiHidden="0" w:name="Light List"/>
-    <w:lsdException w:unhideWhenUsed="0" w:uiPriority="62" w:semiHidden="0" w:name="Light Grid"/>
-    <w:lsdException w:unhideWhenUsed="0" w:uiPriority="63" w:semiHidden="0" w:name="Medium Shading 1"/>
-    <w:lsdException w:unhideWhenUsed="0" w:uiPriority="64" w:semiHidden="0" w:name="Medium Shading 2"/>
-    <w:lsdException w:unhideWhenUsed="0" w:uiPriority="65" w:semiHidden="0" w:name="Medium List 1"/>
-    <w:lsdException w:unhideWhenUsed="0" w:uiPriority="66" w:semiHidden="0" w:name="Medium List 2"/>
-    <w:lsdException w:unhideWhenUsed="0" w:uiPriority="67" w:semiHidden="0" w:name="Medium Grid 1"/>
-    <w:lsdException w:unhideWhenUsed="0" w:uiPriority="68" w:semiHidden="0" w:name="Medium Grid 2"/>
-    <w:lsdException w:unhideWhenUsed="0" w:uiPriority="69" w:semiHidden="0" w:name="Medium Grid 3"/>
-    <w:lsdException w:unhideWhenUsed="0" w:uiPriority="70" w:semiHidden="0" w:name="Dark List"/>
-    <w:lsdException w:unhideWhenUsed="0" w:uiPriority="71" w:semiHidden="0" w:name="Colorful Shading"/>
-    <w:lsdException w:unhideWhenUsed="0" w:uiPriority="72" w:semiHidden="0" w:name="Colorful List"/>
-    <w:lsdException w:unhideWhenUsed="0" w:uiPriority="73" w:semiHidden="0" w:name="Colorful Grid"/>
-    <w:lsdException w:unhideWhenUsed="0" w:uiPriority="60" w:semiHidden="0" w:name="Light Shading Accent 1"/>
-    <w:lsdException w:unhideWhenUsed="0" w:uiPriority="61" w:semiHidden="0" w:name="Light List Accent 1"/>
-    <w:lsdException w:unhideWhenUsed="0" w:uiPriority="62" w:semiHidden="0" w:name="Light Grid Accent 1"/>
-    <w:lsdException w:unhideWhenUsed="0" w:uiPriority="63" w:semiHidden="0" w:name="Medium Shading 1 Accent 1"/>
-    <w:lsdException w:unhideWhenUsed="0" w:uiPriority="64" w:semiHidden="0" w:name="Medium Shading 2 Accent 1"/>
-    <w:lsdException w:unhideWhenUsed="0" w:uiPriority="65" w:semiHidden="0" w:name="Medium List 1 Accent 1"/>
-    <w:lsdException w:unhideWhenUsed="0" w:uiPriority="66" w:semiHidden="0" w:name="Medium List 2 Accent 1"/>
-    <w:lsdException w:unhideWhenUsed="0" w:uiPriority="67" w:semiHidden="0" w:name="Medium Grid 1 Accent 1"/>
-    <w:lsdException w:unhideWhenUsed="0" w:uiPriority="68" w:semiHidden="0" w:name="Medium Grid 2 Accent 1"/>
-    <w:lsdException w:unhideWhenUsed="0" w:uiPriority="69" w:semiHidden="0" w:name="Medium Grid 3 Accent 1"/>
-    <w:lsdException w:unhideWhenUsed="0" w:uiPriority="70" w:semiHidden="0" w:name="Dark List Accent 1"/>
-    <w:lsdException w:unhideWhenUsed="0" w:uiPriority="71" w:semiHidden="0" w:name="Colorful Shading Accent 1"/>
-    <w:lsdException w:unhideWhenUsed="0" w:uiPriority="72" w:semiHidden="0" w:name="Colorful List Accent 1"/>
-    <w:lsdException w:unhideWhenUsed="0" w:uiPriority="73" w:semiHidden="0" w:name="Colorful Grid Accent 1"/>
-    <w:lsdException w:unhideWhenUsed="0" w:uiPriority="60" w:semiHidden="0" w:name="Light Shading Accent 2"/>
-    <w:lsdException w:unhideWhenUsed="0" w:uiPriority="61" w:semiHidden="0" w:name="Light List Accent 2"/>
-    <w:lsdException w:unhideWhenUsed="0" w:uiPriority="62" w:semiHidden="0" w:name="Light Grid Accent 2"/>
-    <w:lsdException w:unhideWhenUsed="0" w:uiPriority="63" w:semiHidden="0" w:name="Medium Shading 1 Accent 2"/>
-    <w:lsdException w:unhideWhenUsed="0" w:uiPriority="64" w:semiHidden="0" w:name="Medium Shading 2 Accent 2"/>
-    <w:lsdException w:unhideWhenUsed="0" w:uiPriority="65" w:semiHidden="0" w:name="Medium List 1 Accent 2"/>
-    <w:lsdException w:unhideWhenUsed="0" w:uiPriority="66" w:semiHidden="0" w:name="Medium List 2 Accent 2"/>
-    <w:lsdException w:unhideWhenUsed="0" w:uiPriority="67" w:semiHidden="0" w:name="Medium Grid 1 Accent 2"/>
-    <w:lsdException w:unhideWhenUsed="0" w:uiPriority="68" w:semiHidden="0" w:name="Medium Grid 2 Accent 2"/>
-    <w:lsdException w:unhideWhenUsed="0" w:uiPriority="69" w:semiHidden="0" w:name="Medium Grid 3 Accent 2"/>
-    <w:lsdException w:unhideWhenUsed="0" w:uiPriority="70" w:semiHidden="0" w:name="Dark List Accent 2"/>
-    <w:lsdException w:unhideWhenUsed="0" w:uiPriority="71" w:semiHidden="0" w:name="Colorful Shading Accent 2"/>
-    <w:lsdException w:unhideWhenUsed="0" w:uiPriority="72" w:semiHidden="0" w:name="Colorful List Accent 2"/>
-    <w:lsdException w:unhideWhenUsed="0" w:uiPriority="73" w:semiHidden="0" w:name="Colorful Grid Accent 2"/>
-    <w:lsdException w:unhideWhenUsed="0" w:uiPriority="60" w:semiHidden="0" w:name="Light Shading Accent 3"/>
-    <w:lsdException w:unhideWhenUsed="0" w:uiPriority="61" w:semiHidden="0" w:name="Light List Accent 3"/>
-    <w:lsdException w:unhideWhenUsed="0" w:uiPriority="62" w:semiHidden="0" w:name="Light Grid Accent 3"/>
-    <w:lsdException w:unhideWhenUsed="0" w:uiPriority="63" w:semiHidden="0" w:name="Medium Shading 1 Accent 3"/>
-    <w:lsdException w:unhideWhenUsed="0" w:uiPriority="64" w:semiHidden="0" w:name="Medium Shading 2 Accent 3"/>
-    <w:lsdException w:unhideWhenUsed="0" w:uiPriority="65" w:semiHidden="0" w:name="Medium List 1 Accent 3"/>
-    <w:lsdException w:unhideWhenUsed="0" w:uiPriority="66" w:semiHidden="0" w:name="Medium List 2 Accent 3"/>
-    <w:lsdException w:unhideWhenUsed="0" w:uiPriority="67" w:semiHidden="0" w:name="Medium Grid 1 Accent 3"/>
-    <w:lsdException w:unhideWhenUsed="0" w:uiPriority="68" w:semiHidden="0" w:name="Medium Grid 2 Accent 3"/>
-    <w:lsdException w:unhideWhenUsed="0" w:uiPriority="69" w:semiHidden="0" w:name="Medium Grid 3 Accent 3"/>
-    <w:lsdException w:unhideWhenUsed="0" w:uiPriority="70" w:semiHidden="0" w:name="Dark List Accent 3"/>
-    <w:lsdException w:unhideWhenUsed="0" w:uiPriority="71" w:semiHidden="0" w:name="Colorful Shading Accent 3"/>
-    <w:lsdException w:unhideWhenUsed="0" w:uiPriority="72" w:semiHidden="0" w:name="Colorful List Accent 3"/>
-    <w:lsdException w:unhideWhenUsed="0" w:uiPriority="73" w:semiHidden="0" w:name="Colorful Grid Accent 3"/>
-    <w:lsdException w:unhideWhenUsed="0" w:uiPriority="60" w:semiHidden="0" w:name="Light Shading Accent 4"/>
-    <w:lsdException w:unhideWhenUsed="0" w:uiPriority="61" w:semiHidden="0" w:name="Light List Accent 4"/>
-    <w:lsdException w:unhideWhenUsed="0" w:uiPriority="62" w:semiHidden="0" w:name="Light Grid Accent 4"/>
-    <w:lsdException w:unhideWhenUsed="0" w:uiPriority="63" w:semiHidden="0" w:name="Medium Shading 1 Accent 4"/>
-    <w:lsdException w:unhideWhenUsed="0" w:uiPriority="64" w:semiHidden="0" w:name="Medium Shading 2 Accent 4"/>
-    <w:lsdException w:unhideWhenUsed="0" w:uiPriority="65" w:semiHidden="0" w:name="Medium List 1 Accent 4"/>
-    <w:lsdException w:unhideWhenUsed="0" w:uiPriority="66" w:semiHidden="0" w:name="Medium List 2 Accent 4"/>
-    <w:lsdException w:unhideWhenUsed="0" w:uiPriority="67" w:semiHidden="0" w:name="Medium Grid 1 Accent 4"/>
-    <w:lsdException w:unhideWhenUsed="0" w:uiPriority="68" w:semiHidden="0" w:name="Medium Grid 2 Accent 4"/>
-    <w:lsdException w:unhideWhenUsed="0" w:uiPriority="69" w:semiHidden="0" w:name="Medium Grid 3 Accent 4"/>
-    <w:lsdException w:unhideWhenUsed="0" w:uiPriority="70" w:semiHidden="0" w:name="Dark List Accent 4"/>
-    <w:lsdException w:unhideWhenUsed="0" w:uiPriority="71" w:semiHidden="0" w:name="Colorful Shading Accent 4"/>
-    <w:lsdException w:unhideWhenUsed="0" w:uiPriority="72" w:semiHidden="0" w:name="Colorful List Accent 4"/>
-    <w:lsdException w:unhideWhenUsed="0" w:uiPriority="73" w:semiHidden="0" w:name="Colorful Grid Accent 4"/>
-    <w:lsdException w:unhideWhenUsed="0" w:uiPriority="60" w:semiHidden="0" w:name="Light Shading Accent 5"/>
-    <w:lsdException w:unhideWhenUsed="0" w:uiPriority="61" w:semiHidden="0" w:name="Light List Accent 5"/>
-    <w:lsdException w:unhideWhenUsed="0" w:uiPriority="62" w:semiHidden="0" w:name="Light Grid Accent 5"/>
-    <w:lsdException w:unhideWhenUsed="0" w:uiPriority="63" w:semiHidden="0" w:name="Medium Shading 1 Accent 5"/>
-    <w:lsdException w:unhideWhenUsed="0" w:uiPriority="64" w:semiHidden="0" w:name="Medium Shading 2 Accent 5"/>
-    <w:lsdException w:unhideWhenUsed="0" w:uiPriority="65" w:semiHidden="0" w:name="Medium List 1 Accent 5"/>
-    <w:lsdException w:unhideWhenUsed="0" w:uiPriority="66" w:semiHidden="0" w:name="Medium List 2 Accent 5"/>
-    <w:lsdException w:unhideWhenUsed="0" w:uiPriority="67" w:semiHidden="0" w:name="Medium Grid 1 Accent 5"/>
-    <w:lsdException w:unhideWhenUsed="0" w:uiPriority="68" w:semiHidden="0" w:name="Medium Grid 2 Accent 5"/>
-    <w:lsdException w:unhideWhenUsed="0" w:uiPriority="69" w:semiHidden="0" w:name="Medium Grid 3 Accent 5"/>
-    <w:lsdException w:unhideWhenUsed="0" w:uiPriority="70" w:semiHidden="0" w:name="Dark List Accent 5"/>
-    <w:lsdException w:unhideWhenUsed="0" w:uiPriority="71" w:semiHidden="0" w:name="Colorful Shading Accent 5"/>
-    <w:lsdException w:unhideWhenUsed="0" w:uiPriority="72" w:semiHidden="0" w:name="Colorful List Accent 5"/>
-    <w:lsdException w:unhideWhenUsed="0" w:uiPriority="73" w:semiHidden="0" w:name="Colorful Grid Accent 5"/>
-    <w:lsdException w:unhideWhenUsed="0" w:uiPriority="60" w:semiHidden="0" w:name="Light Shading Accent 6"/>
-    <w:lsdException w:unhideWhenUsed="0" w:uiPriority="61" w:semiHidden="0" w:name="Light List Accent 6"/>
-    <w:lsdException w:unhideWhenUsed="0" w:uiPriority="62" w:semiHidden="0" w:name="Light Grid Accent 6"/>
-    <w:lsdException w:unhideWhenUsed="0" w:uiPriority="63" w:semiHidden="0" w:name="Medium Shading 1 Accent 6"/>
-    <w:lsdException w:unhideWhenUsed="0" w:uiPriority="64" w:semiHidden="0" w:name="Medium Shading 2 Accent 6"/>
-    <w:lsdException w:unhideWhenUsed="0" w:uiPriority="65" w:semiHidden="0" w:name="Medium List 1 Accent 6"/>
-    <w:lsdException w:unhideWhenUsed="0" w:uiPriority="66" w:semiHidden="0" w:name="Medium List 2 Accent 6"/>
-    <w:lsdException w:unhideWhenUsed="0" w:uiPriority="67" w:semiHidden="0" w:name="Medium Grid 1 Accent 6"/>
-    <w:lsdException w:unhideWhenUsed="0" w:uiPriority="68" w:semiHidden="0" w:name="Medium Grid 2 Accent 6"/>
-    <w:lsdException w:unhideWhenUsed="0" w:uiPriority="69" w:semiHidden="0" w:name="Medium Grid 3 Accent 6"/>
-    <w:lsdException w:unhideWhenUsed="0" w:uiPriority="70" w:semiHidden="0" w:name="Dark List Accent 6"/>
-    <w:lsdException w:unhideWhenUsed="0" w:uiPriority="71" w:semiHidden="0" w:name="Colorful Shading Accent 6"/>
-    <w:lsdException w:unhideWhenUsed="0" w:uiPriority="72" w:semiHidden="0" w:name="Colorful List Accent 6"/>
-    <w:lsdException w:unhideWhenUsed="0" w:uiPriority="73" w:semiHidden="0" w:name="Colorful Grid Accent 6"/>
+  <w:latentStyles w:defLockedState="0" w:defUIPriority="99" w:defSemiHidden="1" w:defUnhideWhenUsed="1" w:defQFormat="0" w:count="260">
+    <w:lsdException w:name="Normal" w:semiHidden="0" w:uiPriority="0" w:unhideWhenUsed="0" w:qFormat="1"/>
+    <w:lsdException w:name="heading 1" w:semiHidden="0" w:uiPriority="0" w:unhideWhenUsed="0" w:qFormat="1"/>
+    <w:lsdException w:name="heading 2" w:semiHidden="0" w:uiPriority="0" w:qFormat="1"/>
+    <w:lsdException w:name="heading 3" w:uiPriority="0" w:qFormat="1"/>
+    <w:lsdException w:name="heading 4" w:semiHidden="0" w:uiPriority="0" w:qFormat="1"/>
+    <w:lsdException w:name="heading 5" w:uiPriority="0" w:qFormat="1"/>
+    <w:lsdException w:name="heading 6" w:uiPriority="0" w:qFormat="1"/>
+    <w:lsdException w:name="heading 7" w:uiPriority="0" w:qFormat="1"/>
+    <w:lsdException w:name="heading 8" w:uiPriority="0" w:qFormat="1"/>
+    <w:lsdException w:name="heading 9" w:uiPriority="0" w:qFormat="1"/>
+    <w:lsdException w:name="index 1" w:semiHidden="0" w:uiPriority="0" w:unhideWhenUsed="0"/>
+    <w:lsdException w:name="index 2" w:semiHidden="0" w:uiPriority="0" w:unhideWhenUsed="0"/>
+    <w:lsdException w:name="index 3" w:semiHidden="0" w:uiPriority="0" w:unhideWhenUsed="0"/>
+    <w:lsdException w:name="index 4" w:semiHidden="0" w:uiPriority="0" w:unhideWhenUsed="0"/>
+    <w:lsdException w:name="index 5" w:semiHidden="0" w:uiPriority="0" w:unhideWhenUsed="0"/>
+    <w:lsdException w:name="index 6" w:semiHidden="0" w:uiPriority="0" w:unhideWhenUsed="0"/>
+    <w:lsdException w:name="index 7" w:semiHidden="0" w:uiPriority="0" w:unhideWhenUsed="0"/>
+    <w:lsdException w:name="index 8" w:semiHidden="0" w:uiPriority="0" w:unhideWhenUsed="0"/>
+    <w:lsdException w:name="index 9" w:semiHidden="0" w:uiPriority="0" w:unhideWhenUsed="0"/>
+    <w:lsdException w:name="toc 1" w:semiHidden="0" w:uiPriority="0" w:unhideWhenUsed="0" w:qFormat="1"/>
+    <w:lsdException w:name="toc 2" w:semiHidden="0" w:uiPriority="0" w:unhideWhenUsed="0" w:qFormat="1"/>
+    <w:lsdException w:name="toc 3" w:semiHidden="0" w:uiPriority="0" w:unhideWhenUsed="0" w:qFormat="1"/>
+    <w:lsdException w:name="toc 4" w:semiHidden="0" w:uiPriority="0" w:unhideWhenUsed="0"/>
+    <w:lsdException w:name="toc 5" w:semiHidden="0" w:uiPriority="0" w:unhideWhenUsed="0"/>
+    <w:lsdException w:name="toc 6" w:semiHidden="0" w:uiPriority="0" w:unhideWhenUsed="0"/>
+    <w:lsdException w:name="toc 7" w:semiHidden="0" w:uiPriority="0" w:unhideWhenUsed="0"/>
+    <w:lsdException w:name="toc 8" w:semiHidden="0" w:uiPriority="0" w:unhideWhenUsed="0"/>
+    <w:lsdException w:name="toc 9" w:semiHidden="0" w:uiPriority="0" w:unhideWhenUsed="0"/>
+    <w:lsdException w:name="Normal Indent" w:semiHidden="0" w:uiPriority="0" w:unhideWhenUsed="0"/>
+    <w:lsdException w:name="footnote text" w:semiHidden="0" w:uiPriority="0" w:unhideWhenUsed="0"/>
+    <w:lsdException w:name="annotation text" w:semiHidden="0" w:uiPriority="0" w:unhideWhenUsed="0" w:qFormat="1"/>
+    <w:lsdException w:name="header" w:semiHidden="0" w:uiPriority="0" w:unhideWhenUsed="0" w:qFormat="1"/>
+    <w:lsdException w:name="footer" w:semiHidden="0" w:uiPriority="0" w:unhideWhenUsed="0" w:qFormat="1"/>
+    <w:lsdException w:name="index heading" w:semiHidden="0" w:uiPriority="0" w:unhideWhenUsed="0"/>
+    <w:lsdException w:name="caption" w:uiPriority="0" w:qFormat="1"/>
+    <w:lsdException w:name="table of figures" w:semiHidden="0" w:uiPriority="0" w:unhideWhenUsed="0"/>
+    <w:lsdException w:name="envelope address" w:semiHidden="0" w:uiPriority="0" w:unhideWhenUsed="0"/>
+    <w:lsdException w:name="envelope return" w:semiHidden="0" w:uiPriority="0" w:unhideWhenUsed="0"/>
+    <w:lsdException w:name="footnote reference" w:semiHidden="0" w:uiPriority="0" w:unhideWhenUsed="0"/>
+    <w:lsdException w:name="annotation reference" w:semiHidden="0" w:uiPriority="0" w:unhideWhenUsed="0"/>
+    <w:lsdException w:name="line number" w:semiHidden="0" w:uiPriority="0" w:unhideWhenUsed="0"/>
+    <w:lsdException w:name="page number" w:semiHidden="0" w:uiPriority="0" w:unhideWhenUsed="0"/>
+    <w:lsdException w:name="endnote reference" w:semiHidden="0" w:uiPriority="0" w:unhideWhenUsed="0"/>
+    <w:lsdException w:name="endnote text" w:semiHidden="0" w:uiPriority="0" w:unhideWhenUsed="0"/>
+    <w:lsdException w:name="table of authorities" w:semiHidden="0" w:uiPriority="0" w:unhideWhenUsed="0"/>
+    <w:lsdException w:name="macro" w:semiHidden="0" w:uiPriority="0" w:unhideWhenUsed="0"/>
+    <w:lsdException w:name="toa heading" w:semiHidden="0" w:uiPriority="0" w:unhideWhenUsed="0"/>
+    <w:lsdException w:name="List" w:semiHidden="0" w:uiPriority="0" w:unhideWhenUsed="0"/>
+    <w:lsdException w:name="List Bullet" w:semiHidden="0" w:uiPriority="0" w:unhideWhenUsed="0"/>
+    <w:lsdException w:name="List Number" w:semiHidden="0" w:uiPriority="0" w:unhideWhenUsed="0"/>
+    <w:lsdException w:name="List 2" w:semiHidden="0" w:uiPriority="0" w:unhideWhenUsed="0"/>
+    <w:lsdException w:name="List 3" w:semiHidden="0" w:uiPriority="0" w:unhideWhenUsed="0"/>
+    <w:lsdException w:name="List 4" w:semiHidden="0" w:uiPriority="0" w:unhideWhenUsed="0"/>
+    <w:lsdException w:name="List 5" w:semiHidden="0" w:uiPriority="0" w:unhideWhenUsed="0"/>
+    <w:lsdException w:name="List Bullet 2" w:semiHidden="0" w:uiPriority="0" w:unhideWhenUsed="0"/>
+    <w:lsdException w:name="List Bullet 3" w:semiHidden="0" w:uiPriority="0" w:unhideWhenUsed="0"/>
+    <w:lsdException w:name="List Bullet 4" w:semiHidden="0" w:uiPriority="0" w:unhideWhenUsed="0"/>
+    <w:lsdException w:name="List Bullet 5" w:semiHidden="0" w:uiPriority="0" w:unhideWhenUsed="0"/>
+    <w:lsdException w:name="List Number 2" w:semiHidden="0" w:uiPriority="0" w:unhideWhenUsed="0"/>
+    <w:lsdException w:name="List Number 3" w:semiHidden="0" w:uiPriority="0" w:unhideWhenUsed="0"/>
+    <w:lsdException w:name="List Number 4" w:semiHidden="0" w:uiPriority="0" w:unhideWhenUsed="0"/>
+    <w:lsdException w:name="List Number 5" w:semiHidden="0" w:uiPriority="0" w:unhideWhenUsed="0"/>
+    <w:lsdException w:name="Title" w:semiHidden="0" w:uiPriority="0" w:unhideWhenUsed="0" w:qFormat="1"/>
+    <w:lsdException w:name="Closing" w:semiHidden="0" w:uiPriority="0" w:unhideWhenUsed="0"/>
+    <w:lsdException w:name="Signature" w:semiHidden="0" w:uiPriority="0" w:unhideWhenUsed="0"/>
+    <w:lsdException w:name="Default Paragraph Font" w:uiPriority="0" w:unhideWhenUsed="0" w:qFormat="1"/>
+    <w:lsdException w:name="Body Text" w:uiPriority="0" w:unhideWhenUsed="0" w:qFormat="1"/>
+    <w:lsdException w:name="Body Text Indent" w:semiHidden="0" w:uiPriority="0" w:unhideWhenUsed="0"/>
+    <w:lsdException w:name="List Continue" w:semiHidden="0" w:uiPriority="0" w:unhideWhenUsed="0"/>
+    <w:lsdException w:name="List Continue 2" w:semiHidden="0" w:uiPriority="0" w:unhideWhenUsed="0"/>
+    <w:lsdException w:name="List Continue 3" w:semiHidden="0" w:uiPriority="0" w:unhideWhenUsed="0"/>
+    <w:lsdException w:name="List Continue 4" w:semiHidden="0" w:uiPriority="0" w:unhideWhenUsed="0"/>
+    <w:lsdException w:name="List Continue 5" w:semiHidden="0" w:uiPriority="0" w:unhideWhenUsed="0"/>
+    <w:lsdException w:name="Message Header" w:semiHidden="0" w:uiPriority="0" w:unhideWhenUsed="0"/>
+    <w:lsdException w:name="Subtitle" w:semiHidden="0" w:uiPriority="0" w:unhideWhenUsed="0" w:qFormat="1"/>
+    <w:lsdException w:name="Salutation" w:semiHidden="0" w:uiPriority="0" w:unhideWhenUsed="0"/>
+    <w:lsdException w:name="Date" w:semiHidden="0" w:uiPriority="0" w:unhideWhenUsed="0"/>
+    <w:lsdException w:name="Body Text First Indent" w:semiHidden="0" w:uiPriority="0" w:unhideWhenUsed="0"/>
+    <w:lsdException w:name="Body Text First Indent 2" w:semiHidden="0" w:uiPriority="0" w:unhideWhenUsed="0"/>
+    <w:lsdException w:name="Body Text 2" w:semiHidden="0" w:uiPriority="0" w:unhideWhenUsed="0"/>
+    <w:lsdException w:name="Body Text 3" w:semiHidden="0" w:uiPriority="0" w:unhideWhenUsed="0"/>
+    <w:lsdException w:name="Body Text Indent 2" w:semiHidden="0" w:uiPriority="0" w:unhideWhenUsed="0"/>
+    <w:lsdException w:name="Body Text Indent 3" w:semiHidden="0" w:uiPriority="0" w:unhideWhenUsed="0"/>
+    <w:lsdException w:name="Block Text" w:semiHidden="0" w:uiPriority="0" w:unhideWhenUsed="0"/>
+    <w:lsdException w:name="Hyperlink" w:semiHidden="0" w:uiPriority="0" w:unhideWhenUsed="0"/>
+    <w:lsdException w:name="FollowedHyperlink" w:semiHidden="0" w:uiPriority="0" w:unhideWhenUsed="0"/>
+    <w:lsdException w:name="Strong" w:semiHidden="0" w:uiPriority="0" w:unhideWhenUsed="0" w:qFormat="1"/>
+    <w:lsdException w:name="Emphasis" w:semiHidden="0" w:uiPriority="0" w:unhideWhenUsed="0" w:qFormat="1"/>
+    <w:lsdException w:name="Document Map" w:semiHidden="0" w:uiPriority="0" w:unhideWhenUsed="0"/>
+    <w:lsdException w:name="Plain Text" w:semiHidden="0" w:uiPriority="0" w:unhideWhenUsed="0"/>
+    <w:lsdException w:name="E-mail Signature" w:semiHidden="0" w:uiPriority="0" w:unhideWhenUsed="0"/>
+    <w:lsdException w:name="Normal (Web)" w:semiHidden="0" w:uiPriority="0" w:unhideWhenUsed="0" w:qFormat="1"/>
+    <w:lsdException w:name="HTML Acronym" w:semiHidden="0" w:uiPriority="0" w:unhideWhenUsed="0"/>
+    <w:lsdException w:name="HTML Address" w:semiHidden="0" w:uiPriority="0" w:unhideWhenUsed="0"/>
+    <w:lsdException w:name="HTML Cite" w:semiHidden="0" w:uiPriority="0" w:unhideWhenUsed="0"/>
+    <w:lsdException w:name="HTML Code" w:semiHidden="0" w:uiPriority="0" w:unhideWhenUsed="0"/>
+    <w:lsdException w:name="HTML Definition" w:semiHidden="0" w:uiPriority="0" w:unhideWhenUsed="0"/>
+    <w:lsdException w:name="HTML Keyboard" w:semiHidden="0" w:uiPriority="0" w:unhideWhenUsed="0"/>
+    <w:lsdException w:name="HTML Preformatted" w:semiHidden="0" w:uiPriority="0" w:unhideWhenUsed="0"/>
+    <w:lsdException w:name="HTML Sample" w:semiHidden="0" w:uiPriority="0" w:unhideWhenUsed="0"/>
+    <w:lsdException w:name="HTML Typewriter" w:semiHidden="0" w:uiPriority="0" w:unhideWhenUsed="0"/>
+    <w:lsdException w:name="HTML Variable" w:semiHidden="0" w:uiPriority="0" w:unhideWhenUsed="0"/>
+    <w:lsdException w:name="Normal Table" w:uiPriority="0" w:unhideWhenUsed="0" w:qFormat="1"/>
+    <w:lsdException w:name="annotation subject" w:semiHidden="0" w:uiPriority="0" w:unhideWhenUsed="0"/>
+    <w:lsdException w:name="Table Simple 1" w:semiHidden="0" w:uiPriority="0" w:unhideWhenUsed="0"/>
+    <w:lsdException w:name="Table Simple 2" w:semiHidden="0" w:uiPriority="0" w:unhideWhenUsed="0"/>
+    <w:lsdException w:name="Table Simple 3" w:semiHidden="0" w:uiPriority="0" w:unhideWhenUsed="0"/>
+    <w:lsdException w:name="Table Classic 1" w:semiHidden="0" w:uiPriority="0" w:unhideWhenUsed="0"/>
+    <w:lsdException w:name="Table Classic 2" w:semiHidden="0" w:uiPriority="0" w:unhideWhenUsed="0"/>
+    <w:lsdException w:name="Table Classic 3" w:semiHidden="0" w:uiPriority="0" w:unhideWhenUsed="0"/>
+    <w:lsdException w:name="Table Classic 4" w:semiHidden="0" w:uiPriority="0" w:unhideWhenUsed="0"/>
+    <w:lsdException w:name="Table Colorful 1" w:semiHidden="0" w:uiPriority="0" w:unhideWhenUsed="0"/>
+    <w:lsdException w:name="Table Colorful 2" w:semiHidden="0" w:uiPriority="0" w:unhideWhenUsed="0"/>
+    <w:lsdException w:name="Table Colorful 3" w:semiHidden="0" w:uiPriority="0" w:unhideWhenUsed="0"/>
+    <w:lsdException w:name="Table Columns 1" w:semiHidden="0" w:uiPriority="0" w:unhideWhenUsed="0"/>
+    <w:lsdException w:name="Table Columns 2" w:semiHidden="0" w:uiPriority="0" w:unhideWhenUsed="0"/>
+    <w:lsdException w:name="Table Columns 3" w:semiHidden="0" w:uiPriority="0" w:unhideWhenUsed="0"/>
+    <w:lsdException w:name="Table Columns 4" w:semiHidden="0" w:uiPriority="0" w:unhideWhenUsed="0"/>
+    <w:lsdException w:name="Table Columns 5" w:semiHidden="0" w:uiPriority="0" w:unhideWhenUsed="0"/>
+    <w:lsdException w:name="Table Grid 1" w:semiHidden="0" w:uiPriority="0" w:unhideWhenUsed="0"/>
+    <w:lsdException w:name="Table Grid 2" w:semiHidden="0" w:uiPriority="0" w:unhideWhenUsed="0"/>
+    <w:lsdException w:name="Table Grid 3" w:semiHidden="0" w:uiPriority="0" w:unhideWhenUsed="0"/>
+    <w:lsdException w:name="Table Grid 4" w:semiHidden="0" w:uiPriority="0" w:unhideWhenUsed="0"/>
+    <w:lsdException w:name="Table Grid 5" w:semiHidden="0" w:uiPriority="0" w:unhideWhenUsed="0"/>
+    <w:lsdException w:name="Table Grid 6" w:semiHidden="0" w:uiPriority="0" w:unhideWhenUsed="0"/>
+    <w:lsdException w:name="Table Grid 7" w:semiHidden="0" w:uiPriority="0" w:unhideWhenUsed="0"/>
+    <w:lsdException w:name="Table Grid 8" w:semiHidden="0" w:uiPriority="0" w:unhideWhenUsed="0"/>
+    <w:lsdException w:name="Table List 1" w:semiHidden="0" w:uiPriority="0" w:unhideWhenUsed="0"/>
+    <w:lsdException w:name="Table List 2" w:semiHidden="0" w:uiPriority="0" w:unhideWhenUsed="0"/>
+    <w:lsdException w:name="Table List 3" w:semiHidden="0" w:uiPriority="0" w:unhideWhenUsed="0"/>
+    <w:lsdException w:name="Table List 4" w:semiHidden="0" w:uiPriority="0" w:unhideWhenUsed="0"/>
+    <w:lsdException w:name="Table List 5" w:semiHidden="0" w:uiPriority="0" w:unhideWhenUsed="0"/>
+    <w:lsdException w:name="Table List 6" w:semiHidden="0" w:uiPriority="0" w:unhideWhenUsed="0"/>
+    <w:lsdException w:name="Table List 7" w:semiHidden="0" w:uiPriority="0" w:unhideWhenUsed="0"/>
+    <w:lsdException w:name="Table List 8" w:semiHidden="0" w:uiPriority="0" w:unhideWhenUsed="0"/>
+    <w:lsdException w:name="Table 3D effects 1" w:semiHidden="0" w:uiPriority="0" w:unhideWhenUsed="0"/>
+    <w:lsdException w:name="Table 3D effects 2" w:semiHidden="0" w:uiPriority="0" w:unhideWhenUsed="0"/>
+    <w:lsdException w:name="Table 3D effects 3" w:semiHidden="0" w:uiPriority="0" w:unhideWhenUsed="0"/>
+    <w:lsdException w:name="Table Contemporary" w:semiHidden="0" w:uiPriority="0" w:unhideWhenUsed="0"/>
+    <w:lsdException w:name="Table Elegant" w:semiHidden="0" w:uiPriority="0" w:unhideWhenUsed="0"/>
+    <w:lsdException w:name="Table Professional" w:semiHidden="0" w:uiPriority="0" w:unhideWhenUsed="0"/>
+    <w:lsdException w:name="Table Subtle 1" w:semiHidden="0" w:uiPriority="0" w:unhideWhenUsed="0"/>
+    <w:lsdException w:name="Table Subtle 2" w:semiHidden="0" w:uiPriority="0" w:unhideWhenUsed="0"/>
+    <w:lsdException w:name="Table Web 1" w:semiHidden="0" w:uiPriority="0" w:unhideWhenUsed="0"/>
+    <w:lsdException w:name="Table Web 2" w:semiHidden="0" w:uiPriority="0" w:unhideWhenUsed="0"/>
+    <w:lsdException w:name="Table Web 3" w:semiHidden="0" w:uiPriority="0" w:unhideWhenUsed="0"/>
+    <w:lsdException w:name="Balloon Text" w:semiHidden="0" w:uiPriority="0" w:unhideWhenUsed="0"/>
+    <w:lsdException w:name="Table Grid" w:semiHidden="0" w:uiPriority="0" w:unhideWhenUsed="0" w:qFormat="1"/>
+    <w:lsdException w:name="Table Theme" w:semiHidden="0" w:uiPriority="0" w:unhideWhenUsed="0"/>
+    <w:lsdException w:name="Light Shading" w:semiHidden="0" w:uiPriority="60" w:unhideWhenUsed="0"/>
+    <w:lsdException w:name="Light List" w:semiHidden="0" w:uiPriority="61" w:unhideWhenUsed="0"/>
+    <w:lsdException w:name="Light Grid" w:semiHidden="0" w:uiPriority="62" w:unhideWhenUsed="0"/>
+    <w:lsdException w:name="Medium Shading 1" w:semiHidden="0" w:uiPriority="63" w:unhideWhenUsed="0"/>
+    <w:lsdException w:name="Medium Shading 2" w:semiHidden="0" w:uiPriority="64" w:unhideWhenUsed="0"/>
+    <w:lsdException w:name="Medium List 1" w:semiHidden="0" w:uiPriority="65" w:unhideWhenUsed="0"/>
+    <w:lsdException w:name="Medium List 2" w:semiHidden="0" w:uiPriority="66" w:unhideWhenUsed="0"/>
+    <w:lsdException w:name="Medium Grid 1" w:semiHidden="0" w:uiPriority="67" w:unhideWhenUsed="0"/>
+    <w:lsdException w:name="Medium Grid 2" w:semiHidden="0" w:uiPriority="68" w:unhideWhenUsed="0"/>
+    <w:lsdException w:name="Medium Grid 3" w:semiHidden="0" w:uiPriority="69" w:unhideWhenUsed="0"/>
+    <w:lsdException w:name="Dark List" w:semiHidden="0" w:uiPriority="70" w:unhideWhenUsed="0"/>
+    <w:lsdException w:name="Colorful Shading" w:semiHidden="0" w:uiPriority="71" w:unhideWhenUsed="0"/>
+    <w:lsdException w:name="Colorful List" w:semiHidden="0" w:uiPriority="72" w:unhideWhenUsed="0"/>
+    <w:lsdException w:name="Colorful Grid" w:semiHidden="0" w:uiPriority="73" w:unhideWhenUsed="0"/>
+    <w:lsdException w:name="Light Shading Accent 1" w:semiHidden="0" w:uiPriority="60" w:unhideWhenUsed="0"/>
+    <w:lsdException w:name="Light List Accent 1" w:semiHidden="0" w:uiPriority="61" w:unhideWhenUsed="0"/>
+    <w:lsdException w:name="Light Grid Accent 1" w:semiHidden="0" w:uiPriority="62" w:unhideWhenUsed="0"/>
+    <w:lsdException w:name="Medium Shading 1 Accent 1" w:semiHidden="0" w:uiPriority="63" w:unhideWhenUsed="0"/>
+    <w:lsdException w:name="Medium Shading 2 Accent 1" w:semiHidden="0" w:uiPriority="64" w:unhideWhenUsed="0"/>
+    <w:lsdException w:name="Medium List 1 Accent 1" w:semiHidden="0" w:uiPriority="65" w:unhideWhenUsed="0"/>
+    <w:lsdException w:name="Medium List 2 Accent 1" w:semiHidden="0" w:uiPriority="66" w:unhideWhenUsed="0"/>
+    <w:lsdException w:name="Medium Grid 1 Accent 1" w:semiHidden="0" w:uiPriority="67" w:unhideWhenUsed="0"/>
+    <w:lsdException w:name="Medium Grid 2 Accent 1" w:semiHidden="0" w:uiPriority="68" w:unhideWhenUsed="0"/>
+    <w:lsdException w:name="Medium Grid 3 Accent 1" w:semiHidden="0" w:uiPriority="69" w:unhideWhenUsed="0"/>
+    <w:lsdException w:name="Dark List Accent 1" w:semiHidden="0" w:uiPriority="70" w:unhideWhenUsed="0"/>
+    <w:lsdException w:name="Colorful Shading Accent 1" w:semiHidden="0" w:uiPriority="71" w:unhideWhenUsed="0"/>
+    <w:lsdException w:name="Colorful List Accent 1" w:semiHidden="0" w:uiPriority="72" w:unhideWhenUsed="0"/>
+    <w:lsdException w:name="Colorful Grid Accent 1" w:semiHidden="0" w:uiPriority="73" w:unhideWhenUsed="0"/>
+    <w:lsdException w:name="Light Shading Accent 2" w:semiHidden="0" w:uiPriority="60" w:unhideWhenUsed="0"/>
+    <w:lsdException w:name="Light List Accent 2" w:semiHidden="0" w:uiPriority="61" w:unhideWhenUsed="0"/>
+    <w:lsdException w:name="Light Grid Accent 2" w:semiHidden="0" w:uiPriority="62" w:unhideWhenUsed="0"/>
+    <w:lsdException w:name="Medium Shading 1 Accent 2" w:semiHidden="0" w:uiPriority="63" w:unhideWhenUsed="0"/>
+    <w:lsdException w:name="Medium Shading 2 Accent 2" w:semiHidden="0" w:uiPriority="64" w:unhideWhenUsed="0"/>
+    <w:lsdException w:name="Medium List 1 Accent 2" w:semiHidden="0" w:uiPriority="65" w:unhideWhenUsed="0"/>
+    <w:lsdException w:name="Medium List 2 Accent 2" w:semiHidden="0" w:uiPriority="66" w:unhideWhenUsed="0"/>
+    <w:lsdException w:name="Medium Grid 1 Accent 2" w:semiHidden="0" w:uiPriority="67" w:unhideWhenUsed="0"/>
+    <w:lsdException w:name="Medium Grid 2 Accent 2" w:semiHidden="0" w:uiPriority="68" w:unhideWhenUsed="0"/>
+    <w:lsdException w:name="Medium Grid 3 Accent 2" w:semiHidden="0" w:uiPriority="69" w:unhideWhenUsed="0"/>
+    <w:lsdException w:name="Dark List Accent 2" w:semiHidden="0" w:uiPriority="70" w:unhideWhenUsed="0"/>
+    <w:lsdException w:name="Colorful Shading Accent 2" w:semiHidden="0" w:uiPriority="71" w:unhideWhenUsed="0"/>
+    <w:lsdException w:name="Colorful List Accent 2" w:semiHidden="0" w:uiPriority="72" w:unhideWhenUsed="0"/>
+    <w:lsdException w:name="Colorful Grid Accent 2" w:semiHidden="0" w:uiPriority="73" w:unhideWhenUsed="0"/>
+    <w:lsdException w:name="Light Shading Accent 3" w:semiHidden="0" w:uiPriority="60" w:unhideWhenUsed="0"/>
+    <w:lsdException w:name="Light List Accent 3" w:semiHidden="0" w:uiPriority="61" w:unhideWhenUsed="0"/>
+    <w:lsdException w:name="Light Grid Accent 3" w:semiHidden="0" w:uiPriority="62" w:unhideWhenUsed="0"/>
+    <w:lsdException w:name="Medium Shading 1 Accent 3" w:semiHidden="0" w:uiPriority="63" w:unhideWhenUsed="0"/>
+    <w:lsdException w:name="Medium Shading 2 Accent 3" w:semiHidden="0" w:uiPriority="64" w:unhideWhenUsed="0"/>
+    <w:lsdException w:name="Medium List 1 Accent 3" w:semiHidden="0" w:uiPriority="65" w:unhideWhenUsed="0"/>
+    <w:lsdException w:name="Medium List 2 Accent 3" w:semiHidden="0" w:uiPriority="66" w:unhideWhenUsed="0"/>
+    <w:lsdException w:name="Medium Grid 1 Accent 3" w:semiHidden="0" w:uiPriority="67" w:unhideWhenUsed="0"/>
+    <w:lsdException w:name="Medium Grid 2 Accent 3" w:semiHidden="0" w:uiPriority="68" w:unhideWhenUsed="0"/>
+    <w:lsdException w:name="Medium Grid 3 Accent 3" w:semiHidden="0" w:uiPriority="69" w:unhideWhenUsed="0"/>
+    <w:lsdException w:name="Dark List Accent 3" w:semiHidden="0" w:uiPriority="70" w:unhideWhenUsed="0"/>
+    <w:lsdException w:name="Colorful Shading Accent 3" w:semiHidden="0" w:uiPriority="71" w:unhideWhenUsed="0"/>
+    <w:lsdException w:name="Colorful List Accent 3" w:semiHidden="0" w:uiPriority="72" w:unhideWhenUsed="0"/>
+    <w:lsdException w:name="Colorful Grid Accent 3" w:semiHidden="0" w:uiPriority="73" w:unhideWhenUsed="0"/>
+    <w:lsdException w:name="Light Shading Accent 4" w:semiHidden="0" w:uiPriority="60" w:unhideWhenUsed="0"/>
+    <w:lsdException w:name="Light List Accent 4" w:semiHidden="0" w:uiPriority="61" w:unhideWhenUsed="0"/>
+    <w:lsdException w:name="Light Grid Accent 4" w:semiHidden="0" w:uiPriority="62" w:unhideWhenUsed="0"/>
+    <w:lsdException w:name="Medium Shading 1 Accent 4" w:semiHidden="0" w:uiPriority="63" w:unhideWhenUsed="0"/>
+    <w:lsdException w:name="Medium Shading 2 Accent 4" w:semiHidden="0" w:uiPriority="64" w:unhideWhenUsed="0"/>
+    <w:lsdException w:name="Medium List 1 Accent 4" w:semiHidden="0" w:uiPriority="65" w:unhideWhenUsed="0"/>
+    <w:lsdException w:name="Medium List 2 Accent 4" w:semiHidden="0" w:uiPriority="66" w:unhideWhenUsed="0"/>
+    <w:lsdException w:name="Medium Grid 1 Accent 4" w:semiHidden="0" w:uiPriority="67" w:unhideWhenUsed="0"/>
+    <w:lsdException w:name="Medium Grid 2 Accent 4" w:semiHidden="0" w:uiPriority="68" w:unhideWhenUsed="0"/>
+    <w:lsdException w:name="Medium Grid 3 Accent 4" w:semiHidden="0" w:uiPriority="69" w:unhideWhenUsed="0"/>
+    <w:lsdException w:name="Dark List Accent 4" w:semiHidden="0" w:uiPriority="70" w:unhideWhenUsed="0"/>
+    <w:lsdException w:name="Colorful Shading Accent 4" w:semiHidden="0" w:uiPriority="71" w:unhideWhenUsed="0"/>
+    <w:lsdException w:name="Colorful List Accent 4" w:semiHidden="0" w:uiPriority="72" w:unhideWhenUsed="0"/>
+    <w:lsdException w:name="Colorful Grid Accent 4" w:semiHidden="0" w:uiPriority="73" w:unhideWhenUsed="0"/>
+    <w:lsdException w:name="Light Shading Accent 5" w:semiHidden="0" w:uiPriority="60" w:unhideWhenUsed="0"/>
+    <w:lsdException w:name="Light List Accent 5" w:semiHidden="0" w:uiPriority="61" w:unhideWhenUsed="0"/>
+    <w:lsdException w:name="Light Grid Accent 5" w:semiHidden="0" w:uiPriority="62" w:unhideWhenUsed="0"/>
+    <w:lsdException w:name="Medium Shading 1 Accent 5" w:semiHidden="0" w:uiPriority="63" w:unhideWhenUsed="0"/>
+    <w:lsdException w:name="Medium Shading 2 Accent 5" w:semiHidden="0" w:uiPriority="64" w:unhideWhenUsed="0"/>
+    <w:lsdException w:name="Medium List 1 Accent 5" w:semiHidden="0" w:uiPriority="65" w:unhideWhenUsed="0"/>
+    <w:lsdException w:name="Medium List 2 Accent 5" w:semiHidden="0" w:uiPriority="66" w:unhideWhenUsed="0"/>
+    <w:lsdException w:name="Medium Grid 1 Accent 5" w:semiHidden="0" w:uiPriority="67" w:unhideWhenUsed="0"/>
+    <w:lsdException w:name="Medium Grid 2 Accent 5" w:semiHidden="0" w:uiPriority="68" w:unhideWhenUsed="0"/>
+    <w:lsdException w:name="Medium Grid 3 Accent 5" w:semiHidden="0" w:uiPriority="69" w:unhideWhenUsed="0"/>
+    <w:lsdException w:name="Dark List Accent 5" w:semiHidden="0" w:uiPriority="70" w:unhideWhenUsed="0"/>
+    <w:lsdException w:name="Colorful Shading Accent 5" w:semiHidden="0" w:uiPriority="71" w:unhideWhenUsed="0"/>
+    <w:lsdException w:name="Colorful List Accent 5" w:semiHidden="0" w:uiPriority="72" w:unhideWhenUsed="0"/>
+    <w:lsdException w:name="Colorful Grid Accent 5" w:semiHidden="0" w:uiPriority="73" w:unhideWhenUsed="0"/>
+    <w:lsdException w:name="Light Shading Accent 6" w:semiHidden="0" w:uiPriority="60" w:unhideWhenUsed="0"/>
+    <w:lsdException w:name="Light List Accent 6" w:semiHidden="0" w:uiPriority="61" w:unhideWhenUsed="0"/>
+    <w:lsdException w:name="Light Grid Accent 6" w:semiHidden="0" w:uiPriority="62" w:unhideWhenUsed="0"/>
+    <w:lsdException w:name="Medium Shading 1 Accent 6" w:semiHidden="0" w:uiPriority="63" w:unhideWhenUsed="0"/>
+    <w:lsdException w:name="Medium Shading 2 Accent 6" w:semiHidden="0" w:uiPriority="64" w:unhideWhenUsed="0"/>
+    <w:lsdException w:name="Medium List 1 Accent 6" w:semiHidden="0" w:uiPriority="65" w:unhideWhenUsed="0"/>
+    <w:lsdException w:name="Medium List 2 Accent 6" w:semiHidden="0" w:uiPriority="66" w:unhideWhenUsed="0"/>
+    <w:lsdException w:name="Medium Grid 1 Accent 6" w:semiHidden="0" w:uiPriority="67" w:unhideWhenUsed="0"/>
+    <w:lsdException w:name="Medium Grid 2 Accent 6" w:semiHidden="0" w:uiPriority="68" w:unhideWhenUsed="0"/>
+    <w:lsdException w:name="Medium Grid 3 Accent 6" w:semiHidden="0" w:uiPriority="69" w:unhideWhenUsed="0"/>
+    <w:lsdException w:name="Dark List Accent 6" w:semiHidden="0" w:uiPriority="70" w:unhideWhenUsed="0"/>
+    <w:lsdException w:name="Colorful Shading Accent 6" w:semiHidden="0" w:uiPriority="71" w:unhideWhenUsed="0"/>
+    <w:lsdException w:name="Colorful List Accent 6" w:semiHidden="0" w:uiPriority="72" w:unhideWhenUsed="0"/>
+    <w:lsdException w:name="Colorful Grid Accent 6" w:semiHidden="0" w:uiPriority="73" w:unhideWhenUsed="0"/>
   </w:latentStyles>
-  <w:style w:type="paragraph" w:default="1" w:styleId="1">
+  <w:style w:type="paragraph" w:default="1" w:styleId="Normal">
     <w:name w:val="Normal"/>
     <w:qFormat/>
-    <w:uiPriority w:val="0"/>
     <w:pPr>
       <w:kinsoku w:val="0"/>
       <w:autoSpaceDE w:val="0"/>
@@ -6542,7 +6403,7 @@
       <w:textAlignment w:val="baseline"/>
     </w:pPr>
     <w:rPr>
-      <w:rFonts w:ascii="Arial" w:hAnsi="Arial" w:eastAsia="宋体" w:cs="Arial"/>
+      <w:rFonts w:ascii="Arial" w:eastAsia="宋体" w:hAnsi="Arial" w:cs="Arial"/>
       <w:snapToGrid w:val="0"/>
       <w:color w:val="000000"/>
       <w:kern w:val="0"/>
@@ -6551,12 +6412,11 @@
       <w:lang w:val="en-US" w:eastAsia="en-US" w:bidi="ar-SA"/>
     </w:rPr>
   </w:style>
-  <w:style w:type="paragraph" w:styleId="2">
+  <w:style w:type="paragraph" w:styleId="Heading1">
     <w:name w:val="heading 1"/>
-    <w:basedOn w:val="1"/>
-    <w:next w:val="1"/>
+    <w:basedOn w:val="Normal"/>
+    <w:next w:val="Normal"/>
     <w:qFormat/>
-    <w:uiPriority w:val="0"/>
     <w:pPr>
       <w:keepNext/>
       <w:keepLines/>
@@ -6574,13 +6434,12 @@
       <w:sz w:val="44"/>
     </w:rPr>
   </w:style>
-  <w:style w:type="paragraph" w:styleId="3">
+  <w:style w:type="paragraph" w:styleId="Heading2">
     <w:name w:val="heading 2"/>
-    <w:basedOn w:val="1"/>
-    <w:next w:val="1"/>
+    <w:basedOn w:val="Normal"/>
+    <w:next w:val="Normal"/>
     <w:unhideWhenUsed/>
     <w:qFormat/>
-    <w:uiPriority w:val="0"/>
     <w:pPr>
       <w:keepNext/>
       <w:keepLines/>
@@ -6593,19 +6452,18 @@
       <w:outlineLvl w:val="1"/>
     </w:pPr>
     <w:rPr>
-      <w:rFonts w:ascii="Arial" w:hAnsi="Arial" w:eastAsia="黑体"/>
+      <w:rFonts w:ascii="Arial" w:eastAsia="黑体" w:hAnsi="Arial"/>
       <w:b/>
       <w:sz w:val="32"/>
     </w:rPr>
   </w:style>
-  <w:style w:type="paragraph" w:styleId="4">
+  <w:style w:type="paragraph" w:styleId="Heading3">
     <w:name w:val="heading 3"/>
-    <w:basedOn w:val="1"/>
-    <w:next w:val="1"/>
+    <w:basedOn w:val="Normal"/>
+    <w:next w:val="Normal"/>
     <w:semiHidden/>
     <w:unhideWhenUsed/>
     <w:qFormat/>
-    <w:uiPriority w:val="0"/>
     <w:pPr>
       <w:keepNext/>
       <w:keepLines/>
@@ -6622,13 +6480,12 @@
       <w:sz w:val="32"/>
     </w:rPr>
   </w:style>
-  <w:style w:type="paragraph" w:styleId="5">
+  <w:style w:type="paragraph" w:styleId="Heading4">
     <w:name w:val="heading 4"/>
-    <w:basedOn w:val="1"/>
-    <w:next w:val="1"/>
+    <w:basedOn w:val="Normal"/>
+    <w:next w:val="Normal"/>
     <w:unhideWhenUsed/>
     <w:qFormat/>
-    <w:uiPriority w:val="0"/>
     <w:pPr>
       <w:keepNext/>
       <w:keepLines/>
@@ -6641,19 +6498,18 @@
       <w:outlineLvl w:val="3"/>
     </w:pPr>
     <w:rPr>
-      <w:rFonts w:ascii="Arial" w:hAnsi="Arial" w:eastAsia="黑体"/>
+      <w:rFonts w:ascii="Arial" w:eastAsia="黑体" w:hAnsi="Arial"/>
       <w:b/>
       <w:sz w:val="28"/>
     </w:rPr>
   </w:style>
-  <w:style w:type="paragraph" w:styleId="6">
+  <w:style w:type="paragraph" w:styleId="Heading5">
     <w:name w:val="heading 5"/>
-    <w:basedOn w:val="1"/>
-    <w:next w:val="1"/>
+    <w:basedOn w:val="Normal"/>
+    <w:next w:val="Normal"/>
     <w:semiHidden/>
     <w:unhideWhenUsed/>
     <w:qFormat/>
-    <w:uiPriority w:val="0"/>
     <w:pPr>
       <w:keepNext/>
       <w:keepLines/>
@@ -6670,14 +6526,13 @@
       <w:sz w:val="28"/>
     </w:rPr>
   </w:style>
-  <w:style w:type="paragraph" w:styleId="7">
+  <w:style w:type="paragraph" w:styleId="Heading6">
     <w:name w:val="heading 6"/>
-    <w:basedOn w:val="1"/>
-    <w:next w:val="1"/>
+    <w:basedOn w:val="Normal"/>
+    <w:next w:val="Normal"/>
     <w:semiHidden/>
     <w:unhideWhenUsed/>
     <w:qFormat/>
-    <w:uiPriority w:val="0"/>
     <w:pPr>
       <w:keepNext/>
       <w:keepLines/>
@@ -6690,19 +6545,18 @@
       <w:outlineLvl w:val="5"/>
     </w:pPr>
     <w:rPr>
-      <w:rFonts w:ascii="Arial" w:hAnsi="Arial" w:eastAsia="黑体"/>
+      <w:rFonts w:ascii="Arial" w:eastAsia="黑体" w:hAnsi="Arial"/>
       <w:b/>
       <w:sz w:val="24"/>
     </w:rPr>
   </w:style>
-  <w:style w:type="paragraph" w:styleId="8">
+  <w:style w:type="paragraph" w:styleId="Heading7">
     <w:name w:val="heading 7"/>
-    <w:basedOn w:val="1"/>
-    <w:next w:val="1"/>
+    <w:basedOn w:val="Normal"/>
+    <w:next w:val="Normal"/>
     <w:semiHidden/>
     <w:unhideWhenUsed/>
     <w:qFormat/>
-    <w:uiPriority w:val="0"/>
     <w:pPr>
       <w:keepNext/>
       <w:keepLines/>
@@ -6719,14 +6573,13 @@
       <w:sz w:val="24"/>
     </w:rPr>
   </w:style>
-  <w:style w:type="paragraph" w:styleId="9">
+  <w:style w:type="paragraph" w:styleId="Heading8">
     <w:name w:val="heading 8"/>
-    <w:basedOn w:val="1"/>
-    <w:next w:val="1"/>
+    <w:basedOn w:val="Normal"/>
+    <w:next w:val="Normal"/>
     <w:semiHidden/>
     <w:unhideWhenUsed/>
     <w:qFormat/>
-    <w:uiPriority w:val="0"/>
     <w:pPr>
       <w:keepNext/>
       <w:keepLines/>
@@ -6739,18 +6592,17 @@
       <w:outlineLvl w:val="7"/>
     </w:pPr>
     <w:rPr>
-      <w:rFonts w:ascii="Arial" w:hAnsi="Arial" w:eastAsia="黑体"/>
+      <w:rFonts w:ascii="Arial" w:eastAsia="黑体" w:hAnsi="Arial"/>
       <w:sz w:val="24"/>
     </w:rPr>
   </w:style>
-  <w:style w:type="paragraph" w:styleId="10">
+  <w:style w:type="paragraph" w:styleId="Heading9">
     <w:name w:val="heading 9"/>
-    <w:basedOn w:val="1"/>
-    <w:next w:val="1"/>
+    <w:basedOn w:val="Normal"/>
+    <w:next w:val="Normal"/>
     <w:semiHidden/>
     <w:unhideWhenUsed/>
     <w:qFormat/>
-    <w:uiPriority w:val="0"/>
     <w:pPr>
       <w:keepNext/>
       <w:keepLines/>
@@ -6763,21 +6615,19 @@
       <w:outlineLvl w:val="8"/>
     </w:pPr>
     <w:rPr>
-      <w:rFonts w:ascii="Arial" w:hAnsi="Arial" w:eastAsia="黑体"/>
+      <w:rFonts w:ascii="Arial" w:eastAsia="黑体" w:hAnsi="Arial"/>
       <w:sz w:val="21"/>
     </w:rPr>
   </w:style>
-  <w:style w:type="character" w:default="1" w:styleId="22">
+  <w:style w:type="character" w:default="1" w:styleId="DefaultParagraphFont">
     <w:name w:val="Default Paragraph Font"/>
     <w:semiHidden/>
     <w:qFormat/>
-    <w:uiPriority w:val="0"/>
   </w:style>
-  <w:style w:type="table" w:default="1" w:styleId="20">
+  <w:style w:type="table" w:default="1" w:styleId="TableNormal">
     <w:name w:val="Normal Table"/>
     <w:semiHidden/>
     <w:qFormat/>
-    <w:uiPriority w:val="0"/>
     <w:tblPr>
       <w:tblCellMar>
         <w:top w:w="0" w:type="dxa"/>
@@ -6787,43 +6637,39 @@
       </w:tblCellMar>
     </w:tblPr>
   </w:style>
-  <w:style w:type="paragraph" w:styleId="11">
+  <w:style w:type="paragraph" w:styleId="CommentText">
     <w:name w:val="annotation text"/>
-    <w:basedOn w:val="1"/>
+    <w:basedOn w:val="Normal"/>
     <w:qFormat/>
-    <w:uiPriority w:val="0"/>
     <w:pPr>
       <w:jc w:val="left"/>
     </w:pPr>
   </w:style>
-  <w:style w:type="paragraph" w:styleId="12">
+  <w:style w:type="paragraph" w:styleId="BodyText">
     <w:name w:val="Body Text"/>
-    <w:basedOn w:val="1"/>
+    <w:basedOn w:val="Normal"/>
     <w:semiHidden/>
     <w:qFormat/>
-    <w:uiPriority w:val="0"/>
     <w:rPr>
-      <w:rFonts w:ascii="Arial" w:hAnsi="Arial" w:eastAsia="Arial" w:cs="Arial"/>
+      <w:rFonts w:ascii="Arial" w:eastAsia="Arial" w:hAnsi="Arial" w:cs="Arial"/>
       <w:sz w:val="21"/>
       <w:szCs w:val="21"/>
       <w:lang w:val="en-US" w:eastAsia="en-US" w:bidi="ar-SA"/>
     </w:rPr>
   </w:style>
-  <w:style w:type="paragraph" w:styleId="13">
+  <w:style w:type="paragraph" w:styleId="TOC3">
     <w:name w:val="toc 3"/>
-    <w:basedOn w:val="1"/>
-    <w:next w:val="1"/>
+    <w:basedOn w:val="Normal"/>
+    <w:next w:val="Normal"/>
     <w:qFormat/>
-    <w:uiPriority w:val="0"/>
     <w:pPr>
       <w:ind w:left="840" w:leftChars="400"/>
     </w:pPr>
   </w:style>
-  <w:style w:type="paragraph" w:styleId="14">
+  <w:style w:type="paragraph" w:styleId="Footer">
     <w:name w:val="footer"/>
-    <w:basedOn w:val="1"/>
+    <w:basedOn w:val="Normal"/>
     <w:qFormat/>
-    <w:uiPriority w:val="0"/>
     <w:pPr>
       <w:tabs>
         <w:tab w:val="center" w:pos="4153"/>
@@ -6836,17 +6682,16 @@
       <w:sz w:val="18"/>
     </w:rPr>
   </w:style>
-  <w:style w:type="paragraph" w:styleId="15">
+  <w:style w:type="paragraph" w:styleId="Header">
     <w:name w:val="header"/>
-    <w:basedOn w:val="1"/>
+    <w:basedOn w:val="Normal"/>
     <w:qFormat/>
-    <w:uiPriority w:val="0"/>
     <w:pPr>
       <w:pBdr>
-        <w:top w:val="none" w:color="auto" w:sz="0" w:space="0"/>
-        <w:left w:val="none" w:color="auto" w:sz="0" w:space="0"/>
-        <w:bottom w:val="none" w:color="auto" w:sz="0" w:space="0"/>
-        <w:right w:val="none" w:color="auto" w:sz="0" w:space="0"/>
+        <w:top w:val="nil"/>
+        <w:left w:val="nil"/>
+        <w:bottom w:val="nil"/>
+        <w:right w:val="nil"/>
       </w:pBdr>
       <w:tabs>
         <w:tab w:val="center" w:pos="4153"/>
@@ -6861,41 +6706,37 @@
       <w:sz w:val="18"/>
     </w:rPr>
   </w:style>
-  <w:style w:type="paragraph" w:styleId="16">
+  <w:style w:type="paragraph" w:styleId="TOC1">
     <w:name w:val="toc 1"/>
-    <w:basedOn w:val="1"/>
-    <w:next w:val="1"/>
+    <w:basedOn w:val="Normal"/>
+    <w:next w:val="Normal"/>
     <w:qFormat/>
-    <w:uiPriority w:val="0"/>
     <w:rPr>
-      <w:rFonts w:ascii="Arial" w:hAnsi="Arial" w:eastAsia="Microsoft JhengHei"/>
+      <w:rFonts w:ascii="Arial" w:eastAsia="Microsoft JhengHei" w:hAnsi="Arial"/>
       <w:sz w:val="24"/>
     </w:rPr>
   </w:style>
-  <w:style w:type="paragraph" w:styleId="17">
+  <w:style w:type="paragraph" w:styleId="TOC2">
     <w:name w:val="toc 2"/>
-    <w:basedOn w:val="1"/>
-    <w:next w:val="1"/>
+    <w:basedOn w:val="Normal"/>
+    <w:next w:val="Normal"/>
     <w:qFormat/>
-    <w:uiPriority w:val="0"/>
     <w:pPr>
       <w:ind w:left="420" w:leftChars="200"/>
     </w:pPr>
   </w:style>
-  <w:style w:type="paragraph" w:styleId="18">
+  <w:style w:type="paragraph" w:styleId="NormalWeb">
     <w:name w:val="Normal (Web)"/>
-    <w:basedOn w:val="1"/>
+    <w:basedOn w:val="Normal"/>
     <w:qFormat/>
-    <w:uiPriority w:val="0"/>
     <w:rPr>
       <w:sz w:val="24"/>
     </w:rPr>
   </w:style>
-  <w:style w:type="paragraph" w:styleId="19">
+  <w:style w:type="paragraph" w:styleId="Title">
     <w:name w:val="Title"/>
-    <w:basedOn w:val="1"/>
+    <w:basedOn w:val="Normal"/>
     <w:qFormat/>
-    <w:uiPriority w:val="0"/>
     <w:pPr>
       <w:spacing w:before="240" w:beforeLines="0" w:beforeAutospacing="0" w:after="60" w:afterLines="0" w:afterAutospacing="0"/>
       <w:jc w:val="center"/>
@@ -6907,73 +6748,68 @@
       <w:sz w:val="32"/>
     </w:rPr>
   </w:style>
-  <w:style w:type="table" w:styleId="21">
+  <w:style w:type="table" w:styleId="TableGrid">
     <w:name w:val="Table Grid"/>
-    <w:basedOn w:val="20"/>
+    <w:basedOn w:val="TableNormal"/>
     <w:qFormat/>
-    <w:uiPriority w:val="0"/>
     <w:pPr>
       <w:widowControl w:val="0"/>
       <w:jc w:val="both"/>
     </w:pPr>
     <w:tblPr>
       <w:tblBorders>
-        <w:top w:val="single" w:color="auto" w:sz="4" w:space="0"/>
-        <w:left w:val="single" w:color="auto" w:sz="4" w:space="0"/>
-        <w:bottom w:val="single" w:color="auto" w:sz="4" w:space="0"/>
-        <w:right w:val="single" w:color="auto" w:sz="4" w:space="0"/>
-        <w:insideH w:val="single" w:color="auto" w:sz="4" w:space="0"/>
-        <w:insideV w:val="single" w:color="auto" w:sz="4" w:space="0"/>
+        <w:top w:val="single" w:sz="4" w:space="0" w:color="auto"/>
+        <w:left w:val="single" w:sz="4" w:space="0" w:color="auto"/>
+        <w:bottom w:val="single" w:sz="4" w:space="0" w:color="auto"/>
+        <w:right w:val="single" w:sz="4" w:space="0" w:color="auto"/>
+        <w:insideH w:val="single" w:sz="4" w:space="0" w:color="auto"/>
+        <w:insideV w:val="single" w:sz="4" w:space="0" w:color="auto"/>
       </w:tblBorders>
     </w:tblPr>
   </w:style>
-  <w:style w:type="character" w:styleId="23">
+  <w:style w:type="character" w:styleId="Strong">
     <w:name w:val="Strong"/>
-    <w:basedOn w:val="22"/>
+    <w:basedOn w:val="DefaultParagraphFont"/>
     <w:qFormat/>
-    <w:uiPriority w:val="0"/>
     <w:rPr>
       <w:b/>
     </w:rPr>
   </w:style>
-  <w:style w:type="paragraph" w:customStyle="1" w:styleId="24">
+  <w:style w:type="paragraph" w:customStyle="1" w:styleId="a">
     <w:name w:val="柴_公司名"/>
-    <w:basedOn w:val="19"/>
+    <w:basedOn w:val="Title"/>
     <w:qFormat/>
-    <w:uiPriority w:val="0"/>
     <w:pPr>
       <w:spacing w:after="600" w:afterLines="600"/>
     </w:pPr>
     <w:rPr>
-      <w:rFonts w:hint="eastAsia" w:ascii="宋体" w:hAnsi="宋体" w:eastAsia="宋体" w:cs="宋体"/>
+      <w:rFonts w:ascii="宋体" w:eastAsia="宋体" w:hAnsi="宋体" w:cs="宋体" w:hint="eastAsia"/>
       <w:bCs/>
       <w:spacing w:val="-6"/>
       <w:sz w:val="52"/>
       <w:szCs w:val="52"/>
     </w:rPr>
   </w:style>
-  <w:style w:type="paragraph" w:customStyle="1" w:styleId="25">
+  <w:style w:type="paragraph" w:customStyle="1" w:styleId="a0">
     <w:name w:val="柴_文档名"/>
-    <w:basedOn w:val="19"/>
+    <w:basedOn w:val="Title"/>
     <w:qFormat/>
-    <w:uiPriority w:val="0"/>
     <w:pPr>
       <w:spacing w:after="900" w:afterLines="900"/>
     </w:pPr>
     <w:rPr>
-      <w:rFonts w:ascii="黑体" w:hAnsi="黑体" w:eastAsia="黑体" w:cs="黑体"/>
+      <w:rFonts w:ascii="黑体" w:eastAsia="黑体" w:hAnsi="黑体" w:cs="黑体"/>
       <w:bCs/>
       <w:spacing w:val="-7"/>
       <w:sz w:val="52"/>
       <w:szCs w:val="52"/>
     </w:rPr>
   </w:style>
-  <w:style w:type="table" w:customStyle="1" w:styleId="26">
+  <w:style w:type="table" w:customStyle="1" w:styleId="TableNormal0">
     <w:name w:val="Table Normal_0"/>
     <w:semiHidden/>
     <w:unhideWhenUsed/>
     <w:qFormat/>
-    <w:uiPriority w:val="0"/>
     <w:tblPr>
       <w:tblCellMar>
         <w:top w:w="0" w:type="dxa"/>
@@ -6983,87 +6819,81 @@
       </w:tblCellMar>
     </w:tblPr>
   </w:style>
-  <w:style w:type="paragraph" w:customStyle="1" w:styleId="27">
+  <w:style w:type="paragraph" w:customStyle="1" w:styleId="TableText">
     <w:name w:val="Table Text"/>
-    <w:basedOn w:val="1"/>
+    <w:basedOn w:val="Normal"/>
     <w:semiHidden/>
     <w:qFormat/>
-    <w:uiPriority w:val="0"/>
     <w:rPr>
-      <w:rFonts w:ascii="宋体" w:hAnsi="宋体" w:eastAsia="宋体" w:cs="宋体"/>
+      <w:rFonts w:ascii="宋体" w:eastAsia="宋体" w:hAnsi="宋体" w:cs="宋体"/>
       <w:sz w:val="21"/>
       <w:szCs w:val="21"/>
       <w:lang w:val="en-US" w:eastAsia="en-US" w:bidi="ar-SA"/>
     </w:rPr>
   </w:style>
-  <w:style w:type="paragraph" w:customStyle="1" w:styleId="28">
+  <w:style w:type="paragraph" w:customStyle="1" w:styleId="1">
     <w:name w:val="柴_标题1"/>
-    <w:basedOn w:val="2"/>
-    <w:next w:val="29"/>
-    <w:link w:val="38"/>
+    <w:basedOn w:val="Heading1"/>
+    <w:next w:val="a1"/>
+    <w:link w:val="1Char"/>
     <w:qFormat/>
-    <w:uiPriority w:val="0"/>
     <w:pPr>
       <w:spacing w:before="100" w:after="90" w:line="360" w:lineRule="auto"/>
     </w:pPr>
     <w:rPr>
-      <w:rFonts w:ascii="Arial" w:hAnsi="Arial" w:eastAsia="宋体"/>
+      <w:rFonts w:ascii="Arial" w:eastAsia="宋体" w:hAnsi="Arial"/>
       <w:sz w:val="32"/>
     </w:rPr>
   </w:style>
-  <w:style w:type="paragraph" w:customStyle="1" w:styleId="29">
+  <w:style w:type="paragraph" w:customStyle="1" w:styleId="a1">
     <w:name w:val="柴_正文"/>
-    <w:basedOn w:val="12"/>
-    <w:link w:val="42"/>
+    <w:basedOn w:val="BodyText"/>
+    <w:link w:val="Char"/>
     <w:qFormat/>
-    <w:uiPriority w:val="0"/>
     <w:pPr>
       <w:spacing w:line="360" w:lineRule="auto"/>
       <w:ind w:firstLine="470" w:firstLineChars="200"/>
     </w:pPr>
     <w:rPr>
-      <w:rFonts w:ascii="Arial" w:hAnsi="Arial" w:eastAsia="宋体"/>
+      <w:rFonts w:ascii="Arial" w:eastAsia="宋体" w:hAnsi="Arial"/>
       <w:sz w:val="24"/>
       <w:lang w:eastAsia="zh-CN"/>
     </w:rPr>
   </w:style>
-  <w:style w:type="paragraph" w:customStyle="1" w:styleId="30">
+  <w:style w:type="paragraph" w:customStyle="1" w:styleId="2">
     <w:name w:val="柴_标题2"/>
-    <w:basedOn w:val="3"/>
-    <w:next w:val="29"/>
+    <w:basedOn w:val="Heading2"/>
+    <w:next w:val="a1"/>
     <w:qFormat/>
-    <w:uiPriority w:val="0"/>
     <w:pPr>
       <w:spacing w:line="360" w:lineRule="auto"/>
     </w:pPr>
     <w:rPr>
-      <w:rFonts w:ascii="Arial" w:hAnsi="Arial" w:eastAsia="宋体"/>
+      <w:rFonts w:ascii="Arial" w:eastAsia="宋体" w:hAnsi="Arial"/>
       <w:sz w:val="28"/>
     </w:rPr>
   </w:style>
-  <w:style w:type="paragraph" w:customStyle="1" w:styleId="31">
+  <w:style w:type="paragraph" w:customStyle="1" w:styleId="3">
     <w:name w:val="柴_标题3"/>
-    <w:basedOn w:val="4"/>
-    <w:next w:val="29"/>
+    <w:basedOn w:val="Heading3"/>
+    <w:next w:val="a1"/>
     <w:qFormat/>
-    <w:uiPriority w:val="0"/>
     <w:pPr>
       <w:spacing w:line="360" w:lineRule="auto"/>
       <w:ind w:left="0" w:firstLine="472" w:firstLineChars="200"/>
     </w:pPr>
     <w:rPr>
-      <w:rFonts w:ascii="宋体" w:hAnsi="宋体" w:eastAsia="宋体" w:cs="宋体"/>
+      <w:rFonts w:ascii="宋体" w:eastAsia="宋体" w:hAnsi="宋体" w:cs="宋体"/>
       <w:spacing w:val="-2"/>
       <w:sz w:val="24"/>
       <w:szCs w:val="24"/>
     </w:rPr>
   </w:style>
-  <w:style w:type="paragraph" w:customStyle="1" w:styleId="32">
+  <w:style w:type="paragraph" w:customStyle="1" w:styleId="a2">
     <w:name w:val="柴_目录"/>
-    <w:basedOn w:val="1"/>
-    <w:next w:val="12"/>
+    <w:basedOn w:val="Normal"/>
+    <w:next w:val="BodyText"/>
     <w:qFormat/>
-    <w:uiPriority w:val="0"/>
     <w:pPr>
       <w:tabs>
         <w:tab w:val="right" w:leader="dot" w:pos="8442"/>
@@ -7071,64 +6901,59 @@
       <w:ind w:left="0" w:leftChars="0"/>
     </w:pPr>
     <w:rPr>
-      <w:rFonts w:ascii="Arial" w:hAnsi="Arial" w:eastAsia="Microsoft JhengHei"/>
+      <w:rFonts w:ascii="Arial" w:eastAsia="Microsoft JhengHei" w:hAnsi="Arial"/>
       <w:sz w:val="24"/>
     </w:rPr>
   </w:style>
-  <w:style w:type="paragraph" w:customStyle="1" w:styleId="33">
+  <w:style w:type="paragraph" w:customStyle="1" w:styleId="WPSOffice1">
     <w:name w:val="WPSOffice手动目录 1"/>
     <w:qFormat/>
-    <w:uiPriority w:val="0"/>
     <w:pPr>
       <w:ind w:leftChars="0"/>
     </w:pPr>
     <w:rPr>
-      <w:rFonts w:ascii="Times New Roman" w:hAnsi="Times New Roman" w:eastAsia="宋体" w:cs="Times New Roman"/>
+      <w:rFonts w:ascii="Times New Roman" w:eastAsia="宋体" w:hAnsi="Times New Roman" w:cs="Times New Roman"/>
       <w:sz w:val="20"/>
       <w:szCs w:val="20"/>
     </w:rPr>
   </w:style>
-  <w:style w:type="paragraph" w:customStyle="1" w:styleId="34">
+  <w:style w:type="paragraph" w:customStyle="1" w:styleId="WPSOffice2">
     <w:name w:val="WPSOffice手动目录 2"/>
     <w:qFormat/>
-    <w:uiPriority w:val="0"/>
     <w:pPr>
       <w:ind w:leftChars="200"/>
     </w:pPr>
     <w:rPr>
-      <w:rFonts w:ascii="Times New Roman" w:hAnsi="Times New Roman" w:eastAsia="宋体" w:cs="Times New Roman"/>
+      <w:rFonts w:ascii="Times New Roman" w:eastAsia="宋体" w:hAnsi="Times New Roman" w:cs="Times New Roman"/>
       <w:sz w:val="20"/>
       <w:szCs w:val="20"/>
     </w:rPr>
   </w:style>
-  <w:style w:type="paragraph" w:customStyle="1" w:styleId="35">
+  <w:style w:type="paragraph" w:customStyle="1" w:styleId="WPSOffice3">
     <w:name w:val="WPSOffice手动目录 3"/>
     <w:qFormat/>
-    <w:uiPriority w:val="0"/>
     <w:pPr>
       <w:ind w:leftChars="400"/>
     </w:pPr>
     <w:rPr>
-      <w:rFonts w:ascii="Times New Roman" w:hAnsi="Times New Roman" w:eastAsia="宋体" w:cs="Times New Roman"/>
+      <w:rFonts w:ascii="Times New Roman" w:eastAsia="宋体" w:hAnsi="Times New Roman" w:cs="Times New Roman"/>
       <w:sz w:val="20"/>
       <w:szCs w:val="20"/>
     </w:rPr>
   </w:style>
-  <w:style w:type="paragraph" w:customStyle="1" w:styleId="36">
+  <w:style w:type="paragraph" w:customStyle="1" w:styleId="Compact">
     <w:name w:val="Compact"/>
-    <w:basedOn w:val="12"/>
+    <w:basedOn w:val="BodyText"/>
     <w:qFormat/>
-    <w:uiPriority w:val="0"/>
     <w:pPr>
       <w:spacing w:before="36" w:after="36"/>
     </w:pPr>
   </w:style>
-  <w:style w:type="table" w:customStyle="1" w:styleId="37">
+  <w:style w:type="table" w:customStyle="1" w:styleId="Table">
     <w:name w:val="Table"/>
     <w:semiHidden/>
     <w:unhideWhenUsed/>
     <w:qFormat/>
-    <w:uiPriority w:val="0"/>
     <w:tblPr>
       <w:tblCellMar>
         <w:top w:w="0" w:type="dxa"/>
@@ -7140,28 +6965,26 @@
     <w:tblStylePr w:type="firstRow">
       <w:tcPr>
         <w:tcBorders>
-          <w:bottom w:val="single" w:color="auto" w:sz="0" w:space="0"/>
+          <w:bottom w:val="single" w:sz="0" w:space="0" w:color="auto"/>
         </w:tcBorders>
         <w:vAlign w:val="bottom"/>
       </w:tcPr>
     </w:tblStylePr>
   </w:style>
-  <w:style w:type="character" w:customStyle="1" w:styleId="38">
+  <w:style w:type="character" w:customStyle="1" w:styleId="1Char">
     <w:name w:val="柴_标题1 Char"/>
-    <w:link w:val="28"/>
+    <w:link w:val="1"/>
     <w:qFormat/>
-    <w:uiPriority w:val="0"/>
     <w:rPr>
-      <w:rFonts w:ascii="Arial" w:hAnsi="Arial" w:eastAsia="宋体"/>
+      <w:rFonts w:ascii="Arial" w:eastAsia="宋体" w:hAnsi="Arial"/>
       <w:sz w:val="32"/>
     </w:rPr>
   </w:style>
-  <w:style w:type="table" w:customStyle="1" w:styleId="39">
+  <w:style w:type="table" w:customStyle="1" w:styleId="TableNormal1">
     <w:name w:val="Table Normal_1"/>
     <w:semiHidden/>
     <w:unhideWhenUsed/>
     <w:qFormat/>
-    <w:uiPriority w:val="0"/>
     <w:tblPr>
       <w:tblCellMar>
         <w:top w:w="0" w:type="dxa"/>
@@ -7171,11 +6994,10 @@
       </w:tblCellMar>
     </w:tblPr>
   </w:style>
-  <w:style w:type="paragraph" w:customStyle="1" w:styleId="40">
+  <w:style w:type="paragraph" w:customStyle="1" w:styleId="a3">
     <w:name w:val="柴_正文_无缩进"/>
-    <w:basedOn w:val="1"/>
+    <w:basedOn w:val="Normal"/>
     <w:qFormat/>
-    <w:uiPriority w:val="0"/>
     <w:pPr>
       <w:ind w:firstLine="0" w:firstLineChars="0"/>
     </w:pPr>
@@ -7185,31 +7007,29 @@
       <w:lang w:eastAsia="zh-CN"/>
     </w:rPr>
   </w:style>
-  <w:style w:type="paragraph" w:customStyle="1" w:styleId="41">
+  <w:style w:type="paragraph" w:customStyle="1" w:styleId="4">
     <w:name w:val="柴_标题4"/>
-    <w:basedOn w:val="5"/>
-    <w:next w:val="1"/>
+    <w:basedOn w:val="Heading4"/>
+    <w:next w:val="Normal"/>
     <w:qFormat/>
-    <w:uiPriority w:val="0"/>
     <w:pPr>
       <w:widowControl w:val="0"/>
       <w:spacing w:before="160" w:line="360" w:lineRule="auto"/>
-      <w:ind w:left="981" w:leftChars="300" w:hanging="862"/>
+      <w:ind w:left="981" w:hanging="862" w:leftChars="300"/>
     </w:pPr>
     <w:rPr>
-      <w:rFonts w:hint="eastAsia" w:ascii="Calibri" w:hAnsi="Calibri" w:eastAsia="宋体" w:cs="宋体"/>
+      <w:rFonts w:ascii="Calibri" w:eastAsia="宋体" w:hAnsi="Calibri" w:cs="宋体" w:hint="eastAsia"/>
       <w:sz w:val="24"/>
       <w:szCs w:val="24"/>
       <w:lang w:eastAsia="zh-CN" w:bidi="zh-CN"/>
     </w:rPr>
   </w:style>
-  <w:style w:type="character" w:customStyle="1" w:styleId="42">
+  <w:style w:type="character" w:customStyle="1" w:styleId="Char">
     <w:name w:val="柴_正文 Char"/>
-    <w:link w:val="29"/>
+    <w:link w:val="a1"/>
     <w:qFormat/>
-    <w:uiPriority w:val="0"/>
     <w:rPr>
-      <w:rFonts w:ascii="Arial" w:hAnsi="Arial" w:eastAsia="宋体"/>
+      <w:rFonts w:ascii="Arial" w:eastAsia="宋体" w:hAnsi="Arial"/>
       <w:sz w:val="24"/>
       <w:lang w:eastAsia="zh-CN"/>
     </w:rPr>

--- a/6-过程管理/流程制度规范类文件/TXHS-06-08-配置管理制度.docx
+++ b/6-过程管理/流程制度规范类文件/TXHS-06-08-配置管理制度.docx
@@ -1322,7 +1322,7 @@
                 <w:szCs w:val="20"/>
                 <w:lang w:val="en-US" w:eastAsia="zh-CN"/>
               </w:rPr>
-              <w:t>强宇涛</w:t>
+              <w:t>程方</w:t>
             </w:r>
           </w:p>
         </w:tc>
@@ -1369,7 +1369,7 @@
                 <w:vertAlign w:val="baseline"/>
                 <w:lang w:val="en-US" w:eastAsia="zh-CN"/>
               </w:rPr>
-              <w:t>陈凯</w:t>
+              <w:t>茅建根</w:t>
             </w:r>
           </w:p>
         </w:tc>
@@ -1623,7 +1623,7 @@
                 <w:szCs w:val="20"/>
                 <w:lang w:val="en-US" w:eastAsia="zh-CN"/>
               </w:rPr>
-              <w:t>强宇涛</w:t>
+              <w:t>程方</w:t>
             </w:r>
           </w:p>
         </w:tc>
@@ -1669,7 +1669,7 @@
                 <w:vertAlign w:val="baseline"/>
                 <w:lang w:val="en-US" w:eastAsia="zh-CN"/>
               </w:rPr>
-              <w:t>陈凯</w:t>
+              <w:t>茅建根</w:t>
             </w:r>
           </w:p>
         </w:tc>

--- a/6-过程管理/流程制度规范类文件/TXHS-06-08-配置管理制度.docx
+++ b/6-过程管理/流程制度规范类文件/TXHS-06-08-配置管理制度.docx
@@ -1,11 +1,10 @@
 
 <file path=word/document.xml><?xml version="1.0" encoding="utf-8"?>
-<w:document xmlns:wpc="http://schemas.microsoft.com/office/word/2010/wordprocessingCanvas" xmlns:mc="http://schemas.openxmlformats.org/markup-compatibility/2006" xmlns:o="urn:schemas-microsoft-com:office:office" xmlns:r="http://schemas.openxmlformats.org/officeDocument/2006/relationships" xmlns:m="http://schemas.openxmlformats.org/officeDocument/2006/math" xmlns:v="urn:schemas-microsoft-com:vml" xmlns:wp14="http://schemas.microsoft.com/office/word/2010/wordprocessingDrawing" xmlns:wp="http://schemas.openxmlformats.org/drawingml/2006/wordprocessingDrawing" xmlns:w10="urn:schemas-microsoft-com:office:word" xmlns:w="http://schemas.openxmlformats.org/wordprocessingml/2006/main" xmlns:w14="http://schemas.microsoft.com/office/word/2010/wordml" xmlns:w15="http://schemas.microsoft.com/office/word/2012/wordml" xmlns:wne="http://schemas.microsoft.com/office/word/2006/wordml" xmlns:wpg="http://schemas.microsoft.com/office/word/2010/wordprocessingGroup" xmlns:wpi="http://schemas.microsoft.com/office/word/2010/wordprocessingInk" xmlns:wps="http://schemas.microsoft.com/office/word/2010/wordprocessingShape" mc:Ignorable="w14 w15 wp14">
-  <!-- Generated by Aspose.Words for .NET 13.3.0.1 -->
+<w:document xmlns:wpc="http://schemas.microsoft.com/office/word/2010/wordprocessingCanvas" xmlns:mc="http://schemas.openxmlformats.org/markup-compatibility/2006" xmlns:o="urn:schemas-microsoft-com:office:office" xmlns:r="http://schemas.openxmlformats.org/officeDocument/2006/relationships" xmlns:m="http://schemas.openxmlformats.org/officeDocument/2006/math" xmlns:v="urn:schemas-microsoft-com:vml" xmlns:wp14="http://schemas.microsoft.com/office/word/2010/wordprocessingDrawing" xmlns:wp="http://schemas.openxmlformats.org/drawingml/2006/wordprocessingDrawing" xmlns:w="http://schemas.openxmlformats.org/wordprocessingml/2006/main" xmlns:w14="http://schemas.microsoft.com/office/word/2010/wordml" xmlns:w10="urn:schemas-microsoft-com:office:word" xmlns:w15="http://schemas.microsoft.com/office/word/2012/wordml" xmlns:wpg="http://schemas.microsoft.com/office/word/2010/wordprocessingGroup" xmlns:wpi="http://schemas.microsoft.com/office/word/2010/wordprocessingInk" xmlns:wne="http://schemas.microsoft.com/office/word/2006/wordml" xmlns:wps="http://schemas.microsoft.com/office/word/2010/wordprocessingShape" xmlns:wpsCustomData="http://www.wps.cn/officeDocument/2013/wpsCustomData" mc:Ignorable="w14 w15 wp14">
   <w:body>
     <w:p>
       <w:pPr>
-        <w:pStyle w:val="a"/>
+        <w:pStyle w:val="24"/>
         <w:keepNext w:val="0"/>
         <w:keepLines w:val="0"/>
         <w:pageBreakBefore w:val="0"/>
@@ -25,7 +24,7 @@
       <w:bookmarkStart w:id="0" w:name="_Toc31015"/>
       <w:r>
         <w:drawing>
-          <wp:anchor distT="0" distB="0" distL="114300" distR="114300" simplePos="0" relativeHeight="251660288" behindDoc="1" locked="0" layoutInCell="1" allowOverlap="1">
+          <wp:anchor distT="0" distB="0" distL="114300" distR="114300" simplePos="0" relativeHeight="251661312" behindDoc="1" locked="0" layoutInCell="1" allowOverlap="1">
             <wp:simplePos x="0" y="0"/>
             <wp:positionH relativeFrom="column">
               <wp:posOffset>-19050</wp:posOffset>
@@ -50,7 +49,7 @@
                     </pic:cNvPicPr>
                   </pic:nvPicPr>
                   <pic:blipFill>
-                    <a:blip xmlns:r="http://schemas.openxmlformats.org/officeDocument/2006/relationships" r:embed="rId4"/>
+                    <a:blip r:embed="rId7"/>
                     <a:stretch>
                       <a:fillRect/>
                     </a:stretch>
@@ -76,7 +75,7 @@
       </w:r>
       <w:r>
         <w:drawing>
-          <wp:anchor distT="0" distB="0" distL="114300" distR="114300" simplePos="0" relativeHeight="251659264" behindDoc="1" locked="0" layoutInCell="1" allowOverlap="1">
+          <wp:anchor distT="0" distB="0" distL="114300" distR="114300" simplePos="0" relativeHeight="251660288" behindDoc="1" locked="0" layoutInCell="1" allowOverlap="1">
             <wp:simplePos x="0" y="0"/>
             <wp:positionH relativeFrom="column">
               <wp:posOffset>0</wp:posOffset>
@@ -101,7 +100,7 @@
                     </pic:cNvPicPr>
                   </pic:nvPicPr>
                   <pic:blipFill>
-                    <a:blip xmlns:r="http://schemas.openxmlformats.org/officeDocument/2006/relationships" r:embed="rId5"/>
+                    <a:blip r:embed="rId8"/>
                     <a:stretch>
                       <a:fillRect/>
                     </a:stretch>
@@ -131,7 +130,7 @@
           <w:lang w:val="en-US" w:eastAsia="zh-CN"/>
         </w:rPr>
         <w:drawing>
-          <wp:anchor distT="0" distB="0" distL="114300" distR="114300" simplePos="0" relativeHeight="251658240" behindDoc="1" locked="0" layoutInCell="1" allowOverlap="1">
+          <wp:anchor distT="0" distB="0" distL="114300" distR="114300" simplePos="0" relativeHeight="251659264" behindDoc="1" locked="0" layoutInCell="1" allowOverlap="1">
             <wp:simplePos x="0" y="0"/>
             <wp:positionH relativeFrom="column">
               <wp:posOffset>635</wp:posOffset>
@@ -156,7 +155,7 @@
                     </pic:cNvPicPr>
                   </pic:nvPicPr>
                   <pic:blipFill>
-                    <a:blip xmlns:r="http://schemas.openxmlformats.org/officeDocument/2006/relationships" r:embed="rId6">
+                    <a:blip r:embed="rId9">
                       <a:alphaModFix amt="58000"/>
                       <a:lum contrast="-52000"/>
                     </a:blip>
@@ -190,7 +189,7 @@
     </w:p>
     <w:p>
       <w:pPr>
-        <w:pStyle w:val="a0"/>
+        <w:pStyle w:val="25"/>
         <w:keepNext w:val="0"/>
         <w:keepLines w:val="0"/>
         <w:pageBreakBefore w:val="0"/>
@@ -237,11 +236,11 @@
         <w:adjustRightInd w:val="0"/>
         <w:snapToGrid w:val="0"/>
         <w:spacing w:after="624" w:afterLines="200" w:line="219" w:lineRule="auto"/>
-        <w:ind w:left="0" w:right="0" w:firstLine="0" w:leftChars="0" w:rightChars="0" w:firstLineChars="0"/>
+        <w:ind w:left="0" w:leftChars="0" w:right="0" w:rightChars="0" w:firstLine="0" w:firstLineChars="0"/>
         <w:jc w:val="center"/>
         <w:textAlignment w:val="baseline"/>
         <w:rPr>
-          <w:rFonts w:ascii="宋体" w:eastAsia="宋体" w:hAnsi="宋体" w:cs="宋体" w:hint="eastAsia"/>
+          <w:rFonts w:hint="eastAsia" w:ascii="宋体" w:hAnsi="宋体" w:eastAsia="宋体" w:cs="宋体"/>
           <w:sz w:val="24"/>
           <w:szCs w:val="24"/>
           <w:lang w:val="en-US" w:eastAsia="zh-CN"/>
@@ -249,7 +248,7 @@
       </w:pPr>
       <w:r>
         <w:rPr>
-          <w:rFonts w:ascii="宋体" w:eastAsia="宋体" w:hAnsi="宋体" w:cs="宋体"/>
+          <w:rFonts w:ascii="宋体" w:hAnsi="宋体" w:eastAsia="宋体" w:cs="宋体"/>
           <w:b/>
           <w:bCs/>
           <w:spacing w:val="-3"/>
@@ -260,7 +259,7 @@
       </w:r>
       <w:r>
         <w:rPr>
-          <w:rFonts w:ascii="宋体" w:eastAsia="宋体" w:hAnsi="宋体" w:cs="宋体" w:hint="eastAsia"/>
+          <w:rFonts w:hint="eastAsia" w:ascii="宋体" w:hAnsi="宋体" w:eastAsia="宋体" w:cs="宋体"/>
           <w:b/>
           <w:bCs/>
           <w:spacing w:val="-3"/>
@@ -272,7 +271,7 @@
       </w:r>
       <w:r>
         <w:rPr>
-          <w:rFonts w:ascii="宋体" w:eastAsia="宋体" w:hAnsi="宋体" w:cs="宋体"/>
+          <w:rFonts w:ascii="宋体" w:hAnsi="宋体" w:eastAsia="宋体" w:cs="宋体"/>
           <w:b/>
           <w:bCs/>
           <w:spacing w:val="-3"/>
@@ -283,7 +282,7 @@
       </w:r>
       <w:r>
         <w:rPr>
-          <w:rFonts w:ascii="宋体" w:hAnsi="宋体" w:cs="宋体" w:hint="eastAsia"/>
+          <w:rFonts w:hint="eastAsia" w:ascii="宋体" w:hAnsi="宋体" w:cs="宋体"/>
           <w:b/>
           <w:bCs/>
           <w:spacing w:val="-3"/>
@@ -295,7 +294,7 @@
       </w:r>
       <w:r>
         <w:rPr>
-          <w:rFonts w:ascii="宋体" w:eastAsia="宋体" w:hAnsi="宋体" w:cs="宋体"/>
+          <w:rFonts w:ascii="宋体" w:hAnsi="宋体" w:eastAsia="宋体" w:cs="宋体"/>
           <w:b/>
           <w:bCs/>
           <w:spacing w:val="-3"/>
@@ -306,7 +305,7 @@
       </w:r>
       <w:r>
         <w:rPr>
-          <w:rFonts w:ascii="宋体" w:hAnsi="宋体" w:cs="宋体" w:hint="eastAsia"/>
+          <w:rFonts w:hint="eastAsia" w:ascii="宋体" w:hAnsi="宋体" w:cs="宋体"/>
           <w:b/>
           <w:bCs/>
           <w:spacing w:val="-3"/>
@@ -319,17 +318,18 @@
     </w:p>
     <w:tbl>
       <w:tblPr>
-        <w:tblStyle w:val="TableGrid"/>
+        <w:tblStyle w:val="21"/>
         <w:tblW w:w="0" w:type="auto"/>
         <w:jc w:val="center"/>
         <w:tblBorders>
-          <w:top w:val="nil"/>
-          <w:left w:val="nil"/>
-          <w:bottom w:val="nil"/>
-          <w:right w:val="nil"/>
-          <w:insideH w:val="nil"/>
-          <w:insideV w:val="nil"/>
+          <w:top w:val="none" w:color="auto" w:sz="0" w:space="0"/>
+          <w:left w:val="none" w:color="auto" w:sz="0" w:space="0"/>
+          <w:bottom w:val="none" w:color="auto" w:sz="0" w:space="0"/>
+          <w:right w:val="none" w:color="auto" w:sz="0" w:space="0"/>
+          <w:insideH w:val="none" w:color="auto" w:sz="0" w:space="0"/>
+          <w:insideV w:val="none" w:color="auto" w:sz="0" w:space="0"/>
         </w:tblBorders>
+        <w:tblLayout w:type="autofit"/>
         <w:tblCellMar>
           <w:top w:w="0" w:type="dxa"/>
           <w:left w:w="108" w:type="dxa"/>
@@ -343,25 +343,17 @@
       </w:tblGrid>
       <w:tr>
         <w:tblPrEx>
-          <w:tblW w:w="0" w:type="auto"/>
-          <w:jc w:val="center"/>
           <w:tblBorders>
-            <w:top w:val="nil"/>
-            <w:left w:val="nil"/>
-            <w:bottom w:val="nil"/>
-            <w:right w:val="nil"/>
-            <w:insideH w:val="nil"/>
-            <w:insideV w:val="nil"/>
+            <w:top w:val="none" w:color="auto" w:sz="0" w:space="0"/>
+            <w:left w:val="none" w:color="auto" w:sz="0" w:space="0"/>
+            <w:bottom w:val="none" w:color="auto" w:sz="0" w:space="0"/>
+            <w:right w:val="none" w:color="auto" w:sz="0" w:space="0"/>
+            <w:insideH w:val="none" w:color="auto" w:sz="0" w:space="0"/>
+            <w:insideV w:val="none" w:color="auto" w:sz="0" w:space="0"/>
           </w:tblBorders>
-          <w:tblCellMar>
-            <w:top w:w="0" w:type="dxa"/>
-            <w:left w:w="108" w:type="dxa"/>
-            <w:bottom w:w="0" w:type="dxa"/>
-            <w:right w:w="108" w:type="dxa"/>
-          </w:tblCellMar>
         </w:tblPrEx>
         <w:trPr>
-          <w:trHeight w:val="810"/>
+          <w:trHeight w:val="810" w:hRule="atLeast"/>
           <w:jc w:val="center"/>
         </w:trPr>
         <w:tc>
@@ -399,7 +391,7 @@
             </w:r>
             <w:r>
               <w:rPr>
-                <w:rFonts w:asciiTheme="minorAscii" w:eastAsiaTheme="minorEastAsia" w:hAnsiTheme="minorAscii" w:hint="default"/>
+                <w:rFonts w:hint="default" w:asciiTheme="minorAscii" w:hAnsiTheme="minorAscii" w:eastAsiaTheme="minorEastAsia"/>
                 <w:spacing w:val="227"/>
                 <w:sz w:val="21"/>
                 <w:vertAlign w:val="baseline"/>
@@ -453,7 +445,7 @@
             </w:r>
             <w:r>
               <w:rPr>
-                <w:rFonts w:asciiTheme="minorAscii" w:eastAsiaTheme="minorEastAsia" w:hAnsiTheme="minorAscii" w:hint="eastAsia"/>
+                <w:rFonts w:hint="eastAsia" w:asciiTheme="minorAscii" w:hAnsiTheme="minorAscii" w:eastAsiaTheme="minorEastAsia"/>
                 <w:spacing w:val="227"/>
                 <w:sz w:val="21"/>
                 <w:vertAlign w:val="baseline"/>
@@ -475,8 +467,14 @@
       </w:tr>
       <w:tr>
         <w:tblPrEx>
-          <w:tblW w:w="0" w:type="auto"/>
-          <w:jc w:val="center"/>
+          <w:tblBorders>
+            <w:top w:val="none" w:color="auto" w:sz="0" w:space="0"/>
+            <w:left w:val="none" w:color="auto" w:sz="0" w:space="0"/>
+            <w:bottom w:val="none" w:color="auto" w:sz="0" w:space="0"/>
+            <w:right w:val="none" w:color="auto" w:sz="0" w:space="0"/>
+            <w:insideH w:val="none" w:color="auto" w:sz="0" w:space="0"/>
+            <w:insideV w:val="none" w:color="auto" w:sz="0" w:space="0"/>
+          </w:tblBorders>
           <w:tblCellMar>
             <w:top w:w="0" w:type="dxa"/>
             <w:left w:w="108" w:type="dxa"/>
@@ -485,7 +483,7 @@
           </w:tblCellMar>
         </w:tblPrEx>
         <w:trPr>
-          <w:trHeight w:val="810"/>
+          <w:trHeight w:val="810" w:hRule="atLeast"/>
           <w:jc w:val="center"/>
         </w:trPr>
         <w:tc>
@@ -509,7 +507,7 @@
               <w:snapToGrid w:val="0"/>
               <w:textAlignment w:val="baseline"/>
               <w:rPr>
-                <w:rFonts w:ascii="Arial" w:eastAsia="Arial" w:hAnsi="Arial" w:cs="Arial" w:hint="default"/>
+                <w:rFonts w:hint="default" w:ascii="Arial" w:hAnsi="Arial" w:eastAsia="Arial" w:cs="Arial"/>
                 <w:snapToGrid w:val="0"/>
                 <w:color w:val="000000"/>
                 <w:kern w:val="0"/>
@@ -541,7 +539,7 @@
             </w:r>
             <w:r>
               <w:rPr>
-                <w:rFonts w:asciiTheme="minorAscii" w:eastAsiaTheme="minorEastAsia" w:hAnsiTheme="minorAscii" w:hint="default"/>
+                <w:rFonts w:hint="default" w:asciiTheme="minorAscii" w:hAnsiTheme="minorAscii" w:eastAsiaTheme="minorEastAsia"/>
                 <w:spacing w:val="227"/>
                 <w:sz w:val="21"/>
                 <w:vertAlign w:val="baseline"/>
@@ -583,7 +581,7 @@
               <w:snapToGrid w:val="0"/>
               <w:textAlignment w:val="baseline"/>
               <w:rPr>
-                <w:rFonts w:ascii="Arial" w:eastAsia="Arial" w:hAnsi="Arial" w:cs="Arial" w:hint="default"/>
+                <w:rFonts w:hint="default" w:ascii="Arial" w:hAnsi="Arial" w:eastAsia="Arial" w:cs="Arial"/>
                 <w:snapToGrid w:val="0"/>
                 <w:color w:val="000000"/>
                 <w:kern w:val="0"/>
@@ -603,7 +601,7 @@
             </w:r>
             <w:r>
               <w:rPr>
-                <w:rFonts w:asciiTheme="minorAscii" w:eastAsiaTheme="minorEastAsia" w:hAnsiTheme="minorAscii" w:hint="eastAsia"/>
+                <w:rFonts w:hint="eastAsia" w:asciiTheme="minorAscii" w:hAnsiTheme="minorAscii" w:eastAsiaTheme="minorEastAsia"/>
                 <w:spacing w:val="227"/>
                 <w:sz w:val="21"/>
                 <w:vertAlign w:val="baseline"/>
@@ -625,8 +623,14 @@
       </w:tr>
       <w:tr>
         <w:tblPrEx>
-          <w:tblW w:w="0" w:type="auto"/>
-          <w:jc w:val="center"/>
+          <w:tblBorders>
+            <w:top w:val="none" w:color="auto" w:sz="0" w:space="0"/>
+            <w:left w:val="none" w:color="auto" w:sz="0" w:space="0"/>
+            <w:bottom w:val="none" w:color="auto" w:sz="0" w:space="0"/>
+            <w:right w:val="none" w:color="auto" w:sz="0" w:space="0"/>
+            <w:insideH w:val="none" w:color="auto" w:sz="0" w:space="0"/>
+            <w:insideV w:val="none" w:color="auto" w:sz="0" w:space="0"/>
+          </w:tblBorders>
           <w:tblCellMar>
             <w:top w:w="0" w:type="dxa"/>
             <w:left w:w="108" w:type="dxa"/>
@@ -635,7 +639,7 @@
           </w:tblCellMar>
         </w:tblPrEx>
         <w:trPr>
-          <w:trHeight w:val="635"/>
+          <w:trHeight w:val="635" w:hRule="atLeast"/>
           <w:jc w:val="center"/>
         </w:trPr>
         <w:tc>
@@ -685,7 +689,7 @@
             </w:r>
             <w:r>
               <w:rPr>
-                <w:rFonts w:asciiTheme="minorAscii" w:eastAsiaTheme="minorEastAsia" w:hAnsiTheme="minorAscii" w:hint="eastAsia"/>
+                <w:rFonts w:hint="eastAsia" w:asciiTheme="minorAscii" w:hAnsiTheme="minorAscii" w:eastAsiaTheme="minorEastAsia"/>
                 <w:spacing w:val="227"/>
                 <w:sz w:val="21"/>
                 <w:vertAlign w:val="baseline"/>
@@ -738,7 +742,7 @@
             </w:r>
             <w:r>
               <w:rPr>
-                <w:rFonts w:asciiTheme="minorAscii" w:eastAsiaTheme="minorEastAsia" w:hAnsiTheme="minorAscii" w:hint="eastAsia"/>
+                <w:rFonts w:hint="eastAsia" w:asciiTheme="minorAscii" w:hAnsiTheme="minorAscii" w:eastAsiaTheme="minorEastAsia"/>
                 <w:spacing w:val="227"/>
                 <w:sz w:val="21"/>
                 <w:vertAlign w:val="baseline"/>
@@ -797,14 +801,14 @@
         <w:ind w:left="3634"/>
         <w:textAlignment w:val="baseline"/>
         <w:rPr>
-          <w:rFonts w:ascii="宋体" w:eastAsia="宋体" w:hAnsi="宋体" w:cs="宋体"/>
+          <w:rFonts w:ascii="宋体" w:hAnsi="宋体" w:eastAsia="宋体" w:cs="宋体"/>
           <w:sz w:val="31"/>
           <w:szCs w:val="31"/>
         </w:rPr>
       </w:pPr>
       <w:r>
         <w:rPr>
-          <w:rFonts w:ascii="宋体" w:eastAsia="宋体" w:hAnsi="宋体" w:cs="宋体"/>
+          <w:rFonts w:ascii="宋体" w:hAnsi="宋体" w:eastAsia="宋体" w:cs="宋体"/>
           <w:b/>
           <w:bCs/>
           <w:spacing w:val="4"/>
@@ -816,16 +820,16 @@
     </w:p>
     <w:tbl>
       <w:tblPr>
-        <w:tblStyle w:val="TableNormal0"/>
+        <w:tblStyle w:val="26"/>
         <w:tblW w:w="8214" w:type="dxa"/>
         <w:jc w:val="center"/>
         <w:tblBorders>
-          <w:top w:val="single" w:sz="2" w:space="0" w:color="000000"/>
-          <w:left w:val="single" w:sz="2" w:space="0" w:color="000000"/>
-          <w:bottom w:val="single" w:sz="2" w:space="0" w:color="000000"/>
-          <w:right w:val="single" w:sz="2" w:space="0" w:color="000000"/>
-          <w:insideH w:val="single" w:sz="2" w:space="0" w:color="000000"/>
-          <w:insideV w:val="single" w:sz="2" w:space="0" w:color="000000"/>
+          <w:top w:val="single" w:color="000000" w:sz="2" w:space="0"/>
+          <w:left w:val="single" w:color="000000" w:sz="2" w:space="0"/>
+          <w:bottom w:val="single" w:color="000000" w:sz="2" w:space="0"/>
+          <w:right w:val="single" w:color="000000" w:sz="2" w:space="0"/>
+          <w:insideH w:val="single" w:color="000000" w:sz="2" w:space="0"/>
+          <w:insideV w:val="single" w:color="000000" w:sz="2" w:space="0"/>
         </w:tblBorders>
         <w:tblLayout w:type="fixed"/>
         <w:tblCellMar>
@@ -845,17 +849,14 @@
       </w:tblGrid>
       <w:tr>
         <w:tblPrEx>
-          <w:tblW w:w="8214" w:type="dxa"/>
-          <w:jc w:val="center"/>
           <w:tblBorders>
-            <w:top w:val="single" w:sz="2" w:space="0" w:color="000000"/>
-            <w:left w:val="single" w:sz="2" w:space="0" w:color="000000"/>
-            <w:bottom w:val="single" w:sz="2" w:space="0" w:color="000000"/>
-            <w:right w:val="single" w:sz="2" w:space="0" w:color="000000"/>
-            <w:insideH w:val="single" w:sz="2" w:space="0" w:color="000000"/>
-            <w:insideV w:val="single" w:sz="2" w:space="0" w:color="000000"/>
+            <w:top w:val="single" w:color="000000" w:sz="2" w:space="0"/>
+            <w:left w:val="single" w:color="000000" w:sz="2" w:space="0"/>
+            <w:bottom w:val="single" w:color="000000" w:sz="2" w:space="0"/>
+            <w:right w:val="single" w:color="000000" w:sz="2" w:space="0"/>
+            <w:insideH w:val="single" w:color="000000" w:sz="2" w:space="0"/>
+            <w:insideV w:val="single" w:color="000000" w:sz="2" w:space="0"/>
           </w:tblBorders>
-          <w:tblLayout w:type="fixed"/>
           <w:tblCellMar>
             <w:top w:w="0" w:type="dxa"/>
             <w:left w:w="0" w:type="dxa"/>
@@ -864,7 +865,7 @@
           </w:tblCellMar>
         </w:tblPrEx>
         <w:trPr>
-          <w:trHeight w:val="593"/>
+          <w:trHeight w:val="593" w:hRule="atLeast"/>
           <w:jc w:val="center"/>
         </w:trPr>
         <w:tc>
@@ -886,18 +887,18 @@
               <w:adjustRightInd w:val="0"/>
               <w:snapToGrid w:val="0"/>
               <w:spacing w:before="176" w:line="228" w:lineRule="auto"/>
-              <w:ind w:left="0" w:right="0" w:firstLine="0" w:leftChars="0" w:rightChars="0" w:firstLineChars="0"/>
+              <w:ind w:left="0" w:leftChars="0" w:right="0" w:rightChars="0" w:firstLine="0" w:firstLineChars="0"/>
               <w:jc w:val="center"/>
               <w:textAlignment w:val="baseline"/>
               <w:rPr>
-                <w:rFonts w:ascii="宋体" w:eastAsia="宋体" w:hAnsi="宋体" w:cs="宋体"/>
+                <w:rFonts w:ascii="宋体" w:hAnsi="宋体" w:eastAsia="宋体" w:cs="宋体"/>
                 <w:sz w:val="20"/>
                 <w:szCs w:val="20"/>
               </w:rPr>
             </w:pPr>
             <w:r>
               <w:rPr>
-                <w:rFonts w:ascii="宋体" w:hAnsi="宋体" w:cs="宋体" w:hint="eastAsia"/>
+                <w:rFonts w:hint="eastAsia" w:ascii="宋体" w:hAnsi="宋体" w:cs="宋体"/>
                 <w:spacing w:val="-14"/>
                 <w:sz w:val="20"/>
                 <w:szCs w:val="20"/>
@@ -907,7 +908,7 @@
             </w:r>
             <w:r>
               <w:rPr>
-                <w:rFonts w:ascii="宋体" w:eastAsia="宋体" w:hAnsi="宋体" w:cs="宋体"/>
+                <w:rFonts w:ascii="宋体" w:hAnsi="宋体" w:eastAsia="宋体" w:cs="宋体"/>
                 <w:spacing w:val="-14"/>
                 <w:sz w:val="20"/>
                 <w:szCs w:val="20"/>
@@ -935,18 +936,18 @@
               <w:adjustRightInd w:val="0"/>
               <w:snapToGrid w:val="0"/>
               <w:spacing w:before="175" w:line="227" w:lineRule="auto"/>
-              <w:ind w:left="0" w:right="0" w:firstLine="0" w:leftChars="0" w:rightChars="0" w:firstLineChars="0"/>
+              <w:ind w:left="0" w:leftChars="0" w:right="0" w:rightChars="0" w:firstLine="0" w:firstLineChars="0"/>
               <w:jc w:val="center"/>
               <w:textAlignment w:val="baseline"/>
               <w:rPr>
-                <w:rFonts w:ascii="宋体" w:eastAsia="宋体" w:hAnsi="宋体" w:cs="宋体"/>
+                <w:rFonts w:ascii="宋体" w:hAnsi="宋体" w:eastAsia="宋体" w:cs="宋体"/>
                 <w:sz w:val="20"/>
                 <w:szCs w:val="20"/>
               </w:rPr>
             </w:pPr>
             <w:r>
               <w:rPr>
-                <w:rFonts w:ascii="宋体" w:eastAsia="宋体" w:hAnsi="宋体" w:cs="宋体"/>
+                <w:rFonts w:ascii="宋体" w:hAnsi="宋体" w:eastAsia="宋体" w:cs="宋体"/>
                 <w:spacing w:val="4"/>
                 <w:sz w:val="20"/>
                 <w:szCs w:val="20"/>
@@ -974,18 +975,18 @@
               <w:adjustRightInd w:val="0"/>
               <w:snapToGrid w:val="0"/>
               <w:spacing w:before="175" w:line="228" w:lineRule="auto"/>
-              <w:ind w:left="0" w:right="0" w:firstLine="0" w:leftChars="0" w:rightChars="0" w:firstLineChars="0"/>
+              <w:ind w:left="0" w:leftChars="0" w:right="0" w:rightChars="0" w:firstLine="0" w:firstLineChars="0"/>
               <w:jc w:val="center"/>
               <w:textAlignment w:val="baseline"/>
               <w:rPr>
-                <w:rFonts w:ascii="宋体" w:eastAsia="宋体" w:hAnsi="宋体" w:cs="宋体"/>
+                <w:rFonts w:ascii="宋体" w:hAnsi="宋体" w:eastAsia="宋体" w:cs="宋体"/>
                 <w:sz w:val="20"/>
                 <w:szCs w:val="20"/>
               </w:rPr>
             </w:pPr>
             <w:r>
               <w:rPr>
-                <w:rFonts w:ascii="宋体" w:eastAsia="宋体" w:hAnsi="宋体" w:cs="宋体"/>
+                <w:rFonts w:ascii="宋体" w:hAnsi="宋体" w:eastAsia="宋体" w:cs="宋体"/>
                 <w:spacing w:val="7"/>
                 <w:sz w:val="20"/>
                 <w:szCs w:val="20"/>
@@ -1013,11 +1014,11 @@
               <w:adjustRightInd w:val="0"/>
               <w:snapToGrid w:val="0"/>
               <w:spacing w:before="175" w:line="228" w:lineRule="auto"/>
-              <w:ind w:left="0" w:right="0" w:firstLine="0" w:leftChars="0" w:rightChars="0" w:firstLineChars="0"/>
+              <w:ind w:left="0" w:leftChars="0" w:right="0" w:rightChars="0" w:firstLine="0" w:firstLineChars="0"/>
               <w:jc w:val="center"/>
               <w:textAlignment w:val="baseline"/>
               <w:rPr>
-                <w:rFonts w:ascii="宋体" w:eastAsia="宋体" w:hAnsi="宋体" w:cs="宋体" w:hint="eastAsia"/>
+                <w:rFonts w:hint="eastAsia" w:ascii="宋体" w:hAnsi="宋体" w:eastAsia="宋体" w:cs="宋体"/>
                 <w:spacing w:val="7"/>
                 <w:sz w:val="20"/>
                 <w:szCs w:val="20"/>
@@ -1026,7 +1027,7 @@
             </w:pPr>
             <w:r>
               <w:rPr>
-                <w:rFonts w:ascii="宋体" w:hAnsi="宋体" w:cs="宋体" w:hint="eastAsia"/>
+                <w:rFonts w:hint="eastAsia" w:ascii="宋体" w:hAnsi="宋体" w:cs="宋体"/>
                 <w:spacing w:val="7"/>
                 <w:sz w:val="20"/>
                 <w:szCs w:val="20"/>
@@ -1055,11 +1056,11 @@
               <w:adjustRightInd w:val="0"/>
               <w:snapToGrid w:val="0"/>
               <w:spacing w:before="175" w:line="228" w:lineRule="auto"/>
-              <w:ind w:left="0" w:right="0" w:firstLine="0" w:leftChars="0" w:rightChars="0" w:firstLineChars="0"/>
+              <w:ind w:left="0" w:leftChars="0" w:right="0" w:rightChars="0" w:firstLine="0" w:firstLineChars="0"/>
               <w:jc w:val="center"/>
               <w:textAlignment w:val="baseline"/>
               <w:rPr>
-                <w:rFonts w:ascii="宋体" w:hAnsi="宋体" w:cs="宋体" w:hint="default"/>
+                <w:rFonts w:hint="default" w:ascii="宋体" w:hAnsi="宋体" w:cs="宋体"/>
                 <w:spacing w:val="7"/>
                 <w:sz w:val="20"/>
                 <w:szCs w:val="20"/>
@@ -1068,7 +1069,7 @@
             </w:pPr>
             <w:r>
               <w:rPr>
-                <w:rFonts w:ascii="宋体" w:hAnsi="宋体" w:cs="宋体" w:hint="eastAsia"/>
+                <w:rFonts w:hint="eastAsia" w:ascii="宋体" w:hAnsi="宋体" w:cs="宋体"/>
                 <w:spacing w:val="7"/>
                 <w:sz w:val="20"/>
                 <w:szCs w:val="20"/>
@@ -1097,18 +1098,18 @@
               <w:adjustRightInd w:val="0"/>
               <w:snapToGrid w:val="0"/>
               <w:spacing w:before="176" w:line="229" w:lineRule="auto"/>
-              <w:ind w:left="0" w:right="0" w:firstLine="0" w:leftChars="0" w:rightChars="0" w:firstLineChars="0"/>
+              <w:ind w:left="0" w:leftChars="0" w:right="0" w:rightChars="0" w:firstLine="0" w:firstLineChars="0"/>
               <w:jc w:val="center"/>
               <w:textAlignment w:val="baseline"/>
               <w:rPr>
-                <w:rFonts w:ascii="宋体" w:eastAsia="宋体" w:hAnsi="宋体" w:cs="宋体"/>
+                <w:rFonts w:ascii="宋体" w:hAnsi="宋体" w:eastAsia="宋体" w:cs="宋体"/>
                 <w:sz w:val="20"/>
                 <w:szCs w:val="20"/>
               </w:rPr>
             </w:pPr>
             <w:r>
               <w:rPr>
-                <w:rFonts w:ascii="宋体" w:eastAsia="宋体" w:hAnsi="宋体" w:cs="宋体"/>
+                <w:rFonts w:ascii="宋体" w:hAnsi="宋体" w:eastAsia="宋体" w:cs="宋体"/>
                 <w:spacing w:val="7"/>
                 <w:sz w:val="20"/>
                 <w:szCs w:val="20"/>
@@ -1120,9 +1121,14 @@
       </w:tr>
       <w:tr>
         <w:tblPrEx>
-          <w:tblW w:w="8214" w:type="dxa"/>
-          <w:jc w:val="center"/>
-          <w:tblLayout w:type="fixed"/>
+          <w:tblBorders>
+            <w:top w:val="single" w:color="000000" w:sz="2" w:space="0"/>
+            <w:left w:val="single" w:color="000000" w:sz="2" w:space="0"/>
+            <w:bottom w:val="single" w:color="000000" w:sz="2" w:space="0"/>
+            <w:right w:val="single" w:color="000000" w:sz="2" w:space="0"/>
+            <w:insideH w:val="single" w:color="000000" w:sz="2" w:space="0"/>
+            <w:insideV w:val="single" w:color="000000" w:sz="2" w:space="0"/>
+          </w:tblBorders>
           <w:tblCellMar>
             <w:top w:w="0" w:type="dxa"/>
             <w:left w:w="0" w:type="dxa"/>
@@ -1131,7 +1137,7 @@
           </w:tblCellMar>
         </w:tblPrEx>
         <w:trPr>
-          <w:trHeight w:val="516"/>
+          <w:trHeight w:val="516" w:hRule="atLeast"/>
           <w:jc w:val="center"/>
         </w:trPr>
         <w:tc>
@@ -1154,11 +1160,11 @@
               <w:adjustRightInd w:val="0"/>
               <w:snapToGrid w:val="0"/>
               <w:spacing w:before="173" w:line="267" w:lineRule="exact"/>
-              <w:ind w:left="0" w:right="0" w:firstLine="0" w:leftChars="0" w:rightChars="0" w:firstLineChars="0"/>
+              <w:ind w:left="0" w:leftChars="0" w:right="0" w:rightChars="0" w:firstLine="0" w:firstLineChars="0"/>
               <w:jc w:val="center"/>
               <w:textAlignment w:val="baseline"/>
               <w:rPr>
-                <w:rFonts w:ascii="宋体" w:eastAsia="宋体" w:hAnsi="宋体" w:cs="宋体" w:hint="default"/>
+                <w:rFonts w:hint="default" w:ascii="宋体" w:hAnsi="宋体" w:eastAsia="宋体" w:cs="宋体"/>
                 <w:snapToGrid w:val="0"/>
                 <w:color w:val="000000"/>
                 <w:kern w:val="0"/>
@@ -1169,13 +1175,24 @@
             </w:pPr>
             <w:r>
               <w:rPr>
-                <w:rFonts w:ascii="宋体" w:eastAsia="宋体" w:hAnsi="宋体" w:cs="宋体"/>
+                <w:rFonts w:ascii="宋体" w:hAnsi="宋体" w:eastAsia="宋体" w:cs="宋体"/>
                 <w:spacing w:val="3"/>
                 <w:position w:val="1"/>
                 <w:sz w:val="20"/>
                 <w:szCs w:val="20"/>
               </w:rPr>
-              <w:t>2022.6.20</w:t>
+              <w:t>2025.1.</w:t>
+            </w:r>
+            <w:r>
+              <w:rPr>
+                <w:rFonts w:hint="eastAsia" w:ascii="宋体" w:hAnsi="宋体" w:cs="宋体"/>
+                <w:spacing w:val="3"/>
+                <w:position w:val="1"/>
+                <w:sz w:val="20"/>
+                <w:szCs w:val="20"/>
+                <w:lang w:val="en-US" w:eastAsia="zh-CN"/>
+              </w:rPr>
+              <w:t>10</w:t>
             </w:r>
           </w:p>
         </w:tc>
@@ -1199,11 +1216,11 @@
               <w:adjustRightInd w:val="0"/>
               <w:snapToGrid w:val="0"/>
               <w:spacing w:before="173" w:line="267" w:lineRule="exact"/>
-              <w:ind w:left="0" w:right="0" w:firstLine="0" w:leftChars="0" w:rightChars="0" w:firstLineChars="0"/>
+              <w:ind w:left="0" w:leftChars="0" w:right="0" w:rightChars="0" w:firstLine="0" w:firstLineChars="0"/>
               <w:jc w:val="center"/>
               <w:textAlignment w:val="baseline"/>
               <w:rPr>
-                <w:rFonts w:ascii="宋体" w:eastAsia="宋体" w:hAnsi="宋体" w:cs="宋体"/>
+                <w:rFonts w:ascii="宋体" w:hAnsi="宋体" w:eastAsia="宋体" w:cs="宋体"/>
                 <w:snapToGrid w:val="0"/>
                 <w:color w:val="000000"/>
                 <w:kern w:val="0"/>
@@ -1214,7 +1231,7 @@
             </w:pPr>
             <w:r>
               <w:rPr>
-                <w:rFonts w:ascii="宋体" w:eastAsia="宋体" w:hAnsi="宋体" w:cs="宋体"/>
+                <w:rFonts w:ascii="宋体" w:hAnsi="宋体" w:eastAsia="宋体" w:cs="宋体"/>
                 <w:spacing w:val="4"/>
                 <w:position w:val="1"/>
                 <w:sz w:val="20"/>
@@ -1244,11 +1261,11 @@
               <w:adjustRightInd w:val="0"/>
               <w:snapToGrid w:val="0"/>
               <w:spacing w:before="172" w:line="228" w:lineRule="auto"/>
-              <w:ind w:left="0" w:right="0" w:firstLine="0" w:leftChars="0" w:rightChars="0" w:firstLineChars="0"/>
+              <w:ind w:left="0" w:leftChars="0" w:right="0" w:rightChars="0" w:firstLine="0" w:firstLineChars="0"/>
               <w:jc w:val="center"/>
               <w:textAlignment w:val="baseline"/>
               <w:rPr>
-                <w:rFonts w:ascii="宋体" w:eastAsia="宋体" w:hAnsi="宋体" w:cs="宋体"/>
+                <w:rFonts w:ascii="宋体" w:hAnsi="宋体" w:eastAsia="宋体" w:cs="宋体"/>
                 <w:snapToGrid w:val="0"/>
                 <w:color w:val="000000"/>
                 <w:kern w:val="0"/>
@@ -1259,7 +1276,7 @@
             </w:pPr>
             <w:r>
               <w:rPr>
-                <w:rFonts w:ascii="宋体" w:eastAsia="宋体" w:hAnsi="宋体" w:cs="宋体"/>
+                <w:rFonts w:ascii="宋体" w:hAnsi="宋体" w:eastAsia="宋体" w:cs="宋体"/>
                 <w:spacing w:val="200"/>
                 <w:kern w:val="0"/>
                 <w:sz w:val="20"/>
@@ -1269,7 +1286,7 @@
             </w:r>
             <w:r>
               <w:rPr>
-                <w:rFonts w:ascii="宋体" w:eastAsia="宋体" w:hAnsi="宋体" w:cs="宋体"/>
+                <w:rFonts w:ascii="宋体" w:hAnsi="宋体" w:eastAsia="宋体" w:cs="宋体"/>
                 <w:spacing w:val="0"/>
                 <w:kern w:val="0"/>
                 <w:sz w:val="20"/>
@@ -1299,11 +1316,11 @@
               <w:adjustRightInd w:val="0"/>
               <w:snapToGrid w:val="0"/>
               <w:spacing w:before="172" w:line="228" w:lineRule="auto"/>
-              <w:ind w:left="0" w:right="0" w:firstLine="0" w:leftChars="0" w:rightChars="0" w:firstLineChars="0"/>
+              <w:ind w:left="0" w:leftChars="0" w:right="0" w:rightChars="0" w:firstLine="0" w:firstLineChars="0"/>
               <w:jc w:val="center"/>
               <w:textAlignment w:val="baseline"/>
               <w:rPr>
-                <w:rFonts w:ascii="宋体" w:eastAsia="宋体" w:hAnsi="宋体" w:cs="宋体"/>
+                <w:rFonts w:ascii="宋体" w:hAnsi="宋体" w:eastAsia="宋体" w:cs="宋体"/>
                 <w:snapToGrid w:val="0"/>
                 <w:color w:val="000000"/>
                 <w:spacing w:val="200"/>
@@ -1315,7 +1332,7 @@
             </w:pPr>
             <w:r>
               <w:rPr>
-                <w:rFonts w:ascii="宋体" w:hAnsi="宋体" w:cs="宋体" w:hint="eastAsia"/>
+                <w:rFonts w:hint="eastAsia" w:ascii="宋体" w:hAnsi="宋体" w:cs="宋体"/>
                 <w:spacing w:val="200"/>
                 <w:kern w:val="0"/>
                 <w:sz w:val="20"/>
@@ -1346,11 +1363,11 @@
               <w:adjustRightInd w:val="0"/>
               <w:snapToGrid w:val="0"/>
               <w:spacing w:before="173" w:line="229" w:lineRule="auto"/>
-              <w:ind w:left="0" w:right="0" w:firstLine="0" w:leftChars="0" w:rightChars="0" w:firstLineChars="0"/>
+              <w:ind w:left="0" w:leftChars="0" w:right="0" w:rightChars="0" w:firstLine="0" w:firstLineChars="0"/>
               <w:jc w:val="center"/>
               <w:textAlignment w:val="baseline"/>
               <w:rPr>
-                <w:rFonts w:ascii="宋体" w:eastAsia="宋体" w:hAnsi="宋体" w:cs="宋体"/>
+                <w:rFonts w:ascii="宋体" w:hAnsi="宋体" w:eastAsia="宋体" w:cs="宋体"/>
                 <w:snapToGrid w:val="0"/>
                 <w:color w:val="000000"/>
                 <w:spacing w:val="200"/>
@@ -1362,7 +1379,7 @@
             </w:pPr>
             <w:r>
               <w:rPr>
-                <w:rFonts w:asciiTheme="minorAscii" w:eastAsiaTheme="minorEastAsia" w:hAnsiTheme="minorAscii" w:hint="eastAsia"/>
+                <w:rFonts w:hint="eastAsia" w:asciiTheme="minorAscii" w:hAnsiTheme="minorAscii" w:eastAsiaTheme="minorEastAsia"/>
                 <w:spacing w:val="0"/>
                 <w:kern w:val="0"/>
                 <w:sz w:val="21"/>
@@ -1393,11 +1410,11 @@
               <w:adjustRightInd w:val="0"/>
               <w:snapToGrid w:val="0"/>
               <w:spacing w:before="173" w:line="229" w:lineRule="auto"/>
-              <w:ind w:left="0" w:right="0" w:firstLine="0" w:leftChars="0" w:rightChars="0" w:firstLineChars="0"/>
+              <w:ind w:left="0" w:leftChars="0" w:right="0" w:rightChars="0" w:firstLine="0" w:firstLineChars="0"/>
               <w:jc w:val="center"/>
               <w:textAlignment w:val="baseline"/>
               <w:rPr>
-                <w:rFonts w:ascii="宋体" w:eastAsia="宋体" w:hAnsi="宋体" w:cs="宋体"/>
+                <w:rFonts w:ascii="宋体" w:hAnsi="宋体" w:eastAsia="宋体" w:cs="宋体"/>
                 <w:snapToGrid w:val="0"/>
                 <w:color w:val="000000"/>
                 <w:kern w:val="0"/>
@@ -1408,7 +1425,7 @@
             </w:pPr>
             <w:r>
               <w:rPr>
-                <w:rFonts w:asciiTheme="minorAscii" w:eastAsiaTheme="minorEastAsia" w:hAnsiTheme="minorAscii" w:hint="eastAsia"/>
+                <w:rFonts w:hint="eastAsia" w:asciiTheme="minorAscii" w:hAnsiTheme="minorAscii" w:eastAsiaTheme="minorEastAsia"/>
                 <w:spacing w:val="0"/>
                 <w:kern w:val="0"/>
                 <w:sz w:val="21"/>
@@ -1422,9 +1439,14 @@
       </w:tr>
       <w:tr>
         <w:tblPrEx>
-          <w:tblW w:w="8214" w:type="dxa"/>
-          <w:jc w:val="center"/>
-          <w:tblLayout w:type="fixed"/>
+          <w:tblBorders>
+            <w:top w:val="single" w:color="000000" w:sz="2" w:space="0"/>
+            <w:left w:val="single" w:color="000000" w:sz="2" w:space="0"/>
+            <w:bottom w:val="single" w:color="000000" w:sz="2" w:space="0"/>
+            <w:right w:val="single" w:color="000000" w:sz="2" w:space="0"/>
+            <w:insideH w:val="single" w:color="000000" w:sz="2" w:space="0"/>
+            <w:insideV w:val="single" w:color="000000" w:sz="2" w:space="0"/>
+          </w:tblBorders>
           <w:tblCellMar>
             <w:top w:w="0" w:type="dxa"/>
             <w:left w:w="0" w:type="dxa"/>
@@ -1433,7 +1455,7 @@
           </w:tblCellMar>
         </w:tblPrEx>
         <w:trPr>
-          <w:trHeight w:val="556"/>
+          <w:trHeight w:val="516" w:hRule="atLeast"/>
           <w:jc w:val="center"/>
         </w:trPr>
         <w:tc>
@@ -1456,40 +1478,21 @@
               <w:adjustRightInd w:val="0"/>
               <w:snapToGrid w:val="0"/>
               <w:spacing w:before="173" w:line="267" w:lineRule="exact"/>
-              <w:ind w:left="0" w:right="0" w:firstLine="0" w:leftChars="0" w:rightChars="0" w:firstLineChars="0"/>
+              <w:ind w:left="0" w:leftChars="0" w:right="0" w:rightChars="0" w:firstLine="0" w:firstLineChars="0"/>
               <w:jc w:val="center"/>
               <w:textAlignment w:val="baseline"/>
               <w:rPr>
-                <w:rFonts w:ascii="Arial" w:eastAsia="宋体" w:hAnsi="Arial" w:cs="Arial"/>
+                <w:rFonts w:hint="default" w:ascii="宋体" w:hAnsi="宋体" w:eastAsia="宋体" w:cs="宋体"/>
                 <w:snapToGrid w:val="0"/>
                 <w:color w:val="000000"/>
                 <w:kern w:val="0"/>
-                <w:sz w:val="21"/>
-                <w:szCs w:val="21"/>
-                <w:lang w:val="en-US" w:eastAsia="en-US" w:bidi="ar-SA"/>
-              </w:rPr>
-            </w:pPr>
-            <w:r>
-              <w:rPr>
-                <w:rFonts w:ascii="宋体" w:eastAsia="宋体" w:hAnsi="宋体" w:cs="宋体"/>
-                <w:spacing w:val="3"/>
-                <w:position w:val="1"/>
                 <w:sz w:val="20"/>
                 <w:szCs w:val="20"/>
-              </w:rPr>
-              <w:t>2025.1.</w:t>
-            </w:r>
-            <w:r>
-              <w:rPr>
-                <w:rFonts w:ascii="宋体" w:hAnsi="宋体" w:cs="宋体" w:hint="eastAsia"/>
-                <w:spacing w:val="3"/>
-                <w:position w:val="1"/>
-                <w:sz w:val="20"/>
-                <w:szCs w:val="20"/>
-                <w:lang w:val="en-US" w:eastAsia="zh-CN"/>
-              </w:rPr>
-              <w:t>10</w:t>
-            </w:r>
+                <w:lang w:val="en-US" w:eastAsia="en-US" w:bidi="ar-SA"/>
+              </w:rPr>
+            </w:pPr>
+            <w:bookmarkStart w:id="17" w:name="_GoBack"/>
+            <w:bookmarkEnd w:id="17"/>
           </w:p>
         </w:tc>
         <w:tc>
@@ -1512,29 +1515,19 @@
               <w:adjustRightInd w:val="0"/>
               <w:snapToGrid w:val="0"/>
               <w:spacing w:before="173" w:line="267" w:lineRule="exact"/>
-              <w:ind w:left="0" w:right="0" w:firstLine="0" w:leftChars="0" w:rightChars="0" w:firstLineChars="0"/>
+              <w:ind w:left="0" w:leftChars="0" w:right="0" w:rightChars="0" w:firstLine="0" w:firstLineChars="0"/>
               <w:jc w:val="center"/>
               <w:textAlignment w:val="baseline"/>
               <w:rPr>
-                <w:rFonts w:ascii="Arial" w:eastAsia="宋体" w:hAnsi="Arial" w:cs="Arial"/>
+                <w:rFonts w:ascii="宋体" w:hAnsi="宋体" w:eastAsia="宋体" w:cs="宋体"/>
                 <w:snapToGrid w:val="0"/>
                 <w:color w:val="000000"/>
                 <w:kern w:val="0"/>
-                <w:sz w:val="21"/>
-                <w:szCs w:val="21"/>
-                <w:lang w:val="en-US" w:eastAsia="en-US" w:bidi="ar-SA"/>
-              </w:rPr>
-            </w:pPr>
-            <w:r>
-              <w:rPr>
-                <w:rFonts w:ascii="宋体" w:eastAsia="宋体" w:hAnsi="宋体" w:cs="宋体"/>
-                <w:spacing w:val="4"/>
-                <w:position w:val="1"/>
                 <w:sz w:val="20"/>
                 <w:szCs w:val="20"/>
-              </w:rPr>
-              <w:t>V1.0</w:t>
-            </w:r>
+                <w:lang w:val="en-US" w:eastAsia="en-US" w:bidi="ar-SA"/>
+              </w:rPr>
+            </w:pPr>
           </w:p>
         </w:tc>
         <w:tc>
@@ -1557,28 +1550,19 @@
               <w:adjustRightInd w:val="0"/>
               <w:snapToGrid w:val="0"/>
               <w:spacing w:before="172" w:line="228" w:lineRule="auto"/>
-              <w:ind w:left="0" w:right="0" w:firstLine="0" w:leftChars="0" w:rightChars="0" w:firstLineChars="0"/>
+              <w:ind w:left="0" w:leftChars="0" w:right="0" w:rightChars="0" w:firstLine="0" w:firstLineChars="0"/>
               <w:jc w:val="center"/>
               <w:textAlignment w:val="baseline"/>
               <w:rPr>
-                <w:rFonts w:ascii="Arial" w:eastAsia="宋体" w:hAnsi="Arial" w:cs="Arial" w:hint="default"/>
+                <w:rFonts w:ascii="宋体" w:hAnsi="宋体" w:eastAsia="宋体" w:cs="宋体"/>
                 <w:snapToGrid w:val="0"/>
                 <w:color w:val="000000"/>
                 <w:kern w:val="0"/>
-                <w:sz w:val="21"/>
-                <w:szCs w:val="21"/>
-                <w:lang w:val="en-US" w:eastAsia="zh-CN" w:bidi="ar-SA"/>
+                <w:sz w:val="20"/>
+                <w:szCs w:val="20"/>
+                <w:lang w:val="en-US" w:eastAsia="en-US" w:bidi="ar-SA"/>
               </w:rPr>
             </w:pPr>
-            <w:r>
-              <w:rPr>
-                <w:rFonts w:hint="eastAsia"/>
-                <w:lang w:val="en-US" w:eastAsia="zh-CN"/>
-              </w:rPr>
-              <w:t>完善配置审计</w:t>
-            </w:r>
-            <w:bookmarkStart w:id="2" w:name="_GoBack"/>
-            <w:bookmarkEnd w:id="2"/>
           </w:p>
         </w:tc>
         <w:tc>
@@ -1601,30 +1585,20 @@
               <w:adjustRightInd w:val="0"/>
               <w:snapToGrid w:val="0"/>
               <w:spacing w:before="172" w:line="228" w:lineRule="auto"/>
-              <w:ind w:left="0" w:right="0" w:firstLine="0" w:leftChars="0" w:rightChars="0" w:firstLineChars="0"/>
+              <w:ind w:left="0" w:leftChars="0" w:right="0" w:rightChars="0" w:firstLine="0" w:firstLineChars="0"/>
               <w:jc w:val="center"/>
               <w:textAlignment w:val="baseline"/>
               <w:rPr>
-                <w:rFonts w:ascii="Arial" w:eastAsia="宋体" w:hAnsi="Arial" w:cs="Arial"/>
+                <w:rFonts w:ascii="宋体" w:hAnsi="宋体" w:eastAsia="宋体" w:cs="宋体"/>
                 <w:snapToGrid w:val="0"/>
                 <w:color w:val="000000"/>
-                <w:kern w:val="0"/>
-                <w:sz w:val="21"/>
-                <w:szCs w:val="21"/>
-                <w:lang w:val="en-US" w:eastAsia="en-US" w:bidi="ar-SA"/>
-              </w:rPr>
-            </w:pPr>
-            <w:r>
-              <w:rPr>
-                <w:rFonts w:ascii="宋体" w:hAnsi="宋体" w:cs="宋体" w:hint="eastAsia"/>
                 <w:spacing w:val="200"/>
                 <w:kern w:val="0"/>
                 <w:sz w:val="20"/>
                 <w:szCs w:val="20"/>
-                <w:lang w:val="en-US" w:eastAsia="zh-CN"/>
-              </w:rPr>
-              <w:t>程方</w:t>
-            </w:r>
+                <w:lang w:val="en-US" w:eastAsia="en-US" w:bidi="ar-SA"/>
+              </w:rPr>
+            </w:pPr>
           </w:p>
         </w:tc>
         <w:tc>
@@ -1647,30 +1621,20 @@
               <w:adjustRightInd w:val="0"/>
               <w:snapToGrid w:val="0"/>
               <w:spacing w:before="173" w:line="229" w:lineRule="auto"/>
-              <w:ind w:left="0" w:right="0" w:firstLine="0" w:leftChars="0" w:rightChars="0" w:firstLineChars="0"/>
+              <w:ind w:left="0" w:leftChars="0" w:right="0" w:rightChars="0" w:firstLine="0" w:firstLineChars="0"/>
               <w:jc w:val="center"/>
               <w:textAlignment w:val="baseline"/>
               <w:rPr>
-                <w:rFonts w:ascii="Arial" w:eastAsia="宋体" w:hAnsi="Arial" w:cs="Arial"/>
+                <w:rFonts w:ascii="宋体" w:hAnsi="宋体" w:eastAsia="宋体" w:cs="宋体"/>
                 <w:snapToGrid w:val="0"/>
                 <w:color w:val="000000"/>
-                <w:kern w:val="0"/>
-                <w:sz w:val="21"/>
-                <w:szCs w:val="21"/>
+                <w:spacing w:val="200"/>
+                <w:kern w:val="0"/>
+                <w:sz w:val="20"/>
+                <w:szCs w:val="20"/>
                 <w:lang w:val="en-US" w:eastAsia="en-US" w:bidi="ar-SA"/>
               </w:rPr>
             </w:pPr>
-            <w:r>
-              <w:rPr>
-                <w:rFonts w:asciiTheme="minorAscii" w:eastAsiaTheme="minorEastAsia" w:hAnsiTheme="minorAscii" w:hint="eastAsia"/>
-                <w:spacing w:val="0"/>
-                <w:kern w:val="0"/>
-                <w:sz w:val="21"/>
-                <w:vertAlign w:val="baseline"/>
-                <w:lang w:val="en-US" w:eastAsia="zh-CN"/>
-              </w:rPr>
-              <w:t>茅建根</w:t>
-            </w:r>
           </w:p>
         </w:tc>
         <w:tc>
@@ -1693,38 +1657,32 @@
               <w:adjustRightInd w:val="0"/>
               <w:snapToGrid w:val="0"/>
               <w:spacing w:before="173" w:line="229" w:lineRule="auto"/>
-              <w:ind w:left="0" w:right="0" w:firstLine="0" w:leftChars="0" w:rightChars="0" w:firstLineChars="0"/>
+              <w:ind w:left="0" w:leftChars="0" w:right="0" w:rightChars="0" w:firstLine="0" w:firstLineChars="0"/>
               <w:jc w:val="center"/>
               <w:textAlignment w:val="baseline"/>
               <w:rPr>
-                <w:rFonts w:ascii="Arial" w:eastAsia="宋体" w:hAnsi="Arial" w:cs="Arial"/>
+                <w:rFonts w:ascii="宋体" w:hAnsi="宋体" w:eastAsia="宋体" w:cs="宋体"/>
                 <w:snapToGrid w:val="0"/>
                 <w:color w:val="000000"/>
                 <w:kern w:val="0"/>
-                <w:sz w:val="21"/>
-                <w:szCs w:val="21"/>
+                <w:sz w:val="20"/>
+                <w:szCs w:val="20"/>
                 <w:lang w:val="en-US" w:eastAsia="en-US" w:bidi="ar-SA"/>
               </w:rPr>
             </w:pPr>
-            <w:r>
-              <w:rPr>
-                <w:rFonts w:asciiTheme="minorAscii" w:eastAsiaTheme="minorEastAsia" w:hAnsiTheme="minorAscii" w:hint="eastAsia"/>
-                <w:spacing w:val="0"/>
-                <w:kern w:val="0"/>
-                <w:sz w:val="21"/>
-                <w:vertAlign w:val="baseline"/>
-                <w:lang w:val="en-US" w:eastAsia="zh-CN"/>
-              </w:rPr>
-              <w:t>吴亚红</w:t>
-            </w:r>
           </w:p>
         </w:tc>
       </w:tr>
       <w:tr>
         <w:tblPrEx>
-          <w:tblW w:w="8214" w:type="dxa"/>
-          <w:jc w:val="center"/>
-          <w:tblLayout w:type="fixed"/>
+          <w:tblBorders>
+            <w:top w:val="single" w:color="000000" w:sz="2" w:space="0"/>
+            <w:left w:val="single" w:color="000000" w:sz="2" w:space="0"/>
+            <w:bottom w:val="single" w:color="000000" w:sz="2" w:space="0"/>
+            <w:right w:val="single" w:color="000000" w:sz="2" w:space="0"/>
+            <w:insideH w:val="single" w:color="000000" w:sz="2" w:space="0"/>
+            <w:insideV w:val="single" w:color="000000" w:sz="2" w:space="0"/>
+          </w:tblBorders>
           <w:tblCellMar>
             <w:top w:w="0" w:type="dxa"/>
             <w:left w:w="0" w:type="dxa"/>
@@ -1733,16 +1691,16 @@
           </w:tblCellMar>
         </w:tblPrEx>
         <w:trPr>
-          <w:trHeight w:val="556"/>
+          <w:trHeight w:val="556" w:hRule="atLeast"/>
           <w:jc w:val="center"/>
         </w:trPr>
         <w:tc>
           <w:tcPr>
             <w:tcW w:w="1317" w:type="dxa"/>
+            <w:shd w:val="clear" w:color="auto" w:fill="auto"/>
           </w:tcPr>
           <w:p>
             <w:pPr>
-              <w:pStyle w:val="TableText"/>
               <w:keepNext w:val="0"/>
               <w:keepLines w:val="0"/>
               <w:pageBreakBefore w:val="0"/>
@@ -1755,19 +1713,29 @@
               <w:bidi w:val="0"/>
               <w:adjustRightInd w:val="0"/>
               <w:snapToGrid w:val="0"/>
-              <w:ind w:left="0" w:right="0" w:firstLine="0" w:leftChars="0" w:rightChars="0" w:firstLineChars="0"/>
+              <w:spacing w:before="173" w:line="267" w:lineRule="exact"/>
+              <w:ind w:left="0" w:leftChars="0" w:right="0" w:rightChars="0" w:firstLine="0" w:firstLineChars="0"/>
               <w:jc w:val="center"/>
               <w:textAlignment w:val="baseline"/>
+              <w:rPr>
+                <w:rFonts w:ascii="Arial" w:hAnsi="Arial" w:eastAsia="宋体" w:cs="Arial"/>
+                <w:snapToGrid w:val="0"/>
+                <w:color w:val="000000"/>
+                <w:kern w:val="0"/>
+                <w:sz w:val="21"/>
+                <w:szCs w:val="21"/>
+                <w:lang w:val="en-US" w:eastAsia="en-US" w:bidi="ar-SA"/>
+              </w:rPr>
             </w:pPr>
           </w:p>
         </w:tc>
         <w:tc>
           <w:tcPr>
             <w:tcW w:w="972" w:type="dxa"/>
+            <w:shd w:val="clear" w:color="auto" w:fill="auto"/>
           </w:tcPr>
           <w:p>
             <w:pPr>
-              <w:pStyle w:val="TableText"/>
               <w:keepNext w:val="0"/>
               <w:keepLines w:val="0"/>
               <w:pageBreakBefore w:val="0"/>
@@ -1780,19 +1748,29 @@
               <w:bidi w:val="0"/>
               <w:adjustRightInd w:val="0"/>
               <w:snapToGrid w:val="0"/>
-              <w:ind w:left="0" w:right="0" w:firstLine="0" w:leftChars="0" w:rightChars="0" w:firstLineChars="0"/>
+              <w:spacing w:before="173" w:line="267" w:lineRule="exact"/>
+              <w:ind w:left="0" w:leftChars="0" w:right="0" w:rightChars="0" w:firstLine="0" w:firstLineChars="0"/>
               <w:jc w:val="center"/>
               <w:textAlignment w:val="baseline"/>
+              <w:rPr>
+                <w:rFonts w:ascii="Arial" w:hAnsi="Arial" w:eastAsia="宋体" w:cs="Arial"/>
+                <w:snapToGrid w:val="0"/>
+                <w:color w:val="000000"/>
+                <w:kern w:val="0"/>
+                <w:sz w:val="21"/>
+                <w:szCs w:val="21"/>
+                <w:lang w:val="en-US" w:eastAsia="en-US" w:bidi="ar-SA"/>
+              </w:rPr>
             </w:pPr>
           </w:p>
         </w:tc>
         <w:tc>
           <w:tcPr>
             <w:tcW w:w="1575" w:type="dxa"/>
+            <w:shd w:val="clear" w:color="auto" w:fill="auto"/>
           </w:tcPr>
           <w:p>
             <w:pPr>
-              <w:pStyle w:val="TableText"/>
               <w:keepNext w:val="0"/>
               <w:keepLines w:val="0"/>
               <w:pageBreakBefore w:val="0"/>
@@ -1805,19 +1783,29 @@
               <w:bidi w:val="0"/>
               <w:adjustRightInd w:val="0"/>
               <w:snapToGrid w:val="0"/>
-              <w:ind w:left="0" w:right="0" w:firstLine="0" w:leftChars="0" w:rightChars="0" w:firstLineChars="0"/>
+              <w:spacing w:before="172" w:line="228" w:lineRule="auto"/>
+              <w:ind w:left="0" w:leftChars="0" w:right="0" w:rightChars="0" w:firstLine="0" w:firstLineChars="0"/>
               <w:jc w:val="center"/>
               <w:textAlignment w:val="baseline"/>
+              <w:rPr>
+                <w:rFonts w:hint="default" w:ascii="Arial" w:hAnsi="Arial" w:eastAsia="宋体" w:cs="Arial"/>
+                <w:snapToGrid w:val="0"/>
+                <w:color w:val="000000"/>
+                <w:kern w:val="0"/>
+                <w:sz w:val="21"/>
+                <w:szCs w:val="21"/>
+                <w:lang w:val="en-US" w:eastAsia="zh-CN" w:bidi="ar-SA"/>
+              </w:rPr>
             </w:pPr>
           </w:p>
         </w:tc>
         <w:tc>
           <w:tcPr>
             <w:tcW w:w="1829" w:type="dxa"/>
+            <w:shd w:val="clear" w:color="auto" w:fill="auto"/>
           </w:tcPr>
           <w:p>
             <w:pPr>
-              <w:pStyle w:val="TableText"/>
               <w:keepNext w:val="0"/>
               <w:keepLines w:val="0"/>
               <w:pageBreakBefore w:val="0"/>
@@ -1830,19 +1818,29 @@
               <w:bidi w:val="0"/>
               <w:adjustRightInd w:val="0"/>
               <w:snapToGrid w:val="0"/>
-              <w:ind w:left="0" w:right="0" w:firstLine="0" w:leftChars="0" w:rightChars="0" w:firstLineChars="0"/>
+              <w:spacing w:before="172" w:line="228" w:lineRule="auto"/>
+              <w:ind w:left="0" w:leftChars="0" w:right="0" w:rightChars="0" w:firstLine="0" w:firstLineChars="0"/>
               <w:jc w:val="center"/>
               <w:textAlignment w:val="baseline"/>
+              <w:rPr>
+                <w:rFonts w:ascii="Arial" w:hAnsi="Arial" w:eastAsia="宋体" w:cs="Arial"/>
+                <w:snapToGrid w:val="0"/>
+                <w:color w:val="000000"/>
+                <w:kern w:val="0"/>
+                <w:sz w:val="21"/>
+                <w:szCs w:val="21"/>
+                <w:lang w:val="en-US" w:eastAsia="en-US" w:bidi="ar-SA"/>
+              </w:rPr>
             </w:pPr>
           </w:p>
         </w:tc>
         <w:tc>
           <w:tcPr>
             <w:tcW w:w="1606" w:type="dxa"/>
+            <w:shd w:val="clear" w:color="auto" w:fill="auto"/>
           </w:tcPr>
           <w:p>
             <w:pPr>
-              <w:pStyle w:val="TableText"/>
               <w:keepNext w:val="0"/>
               <w:keepLines w:val="0"/>
               <w:pageBreakBefore w:val="0"/>
@@ -1855,19 +1853,29 @@
               <w:bidi w:val="0"/>
               <w:adjustRightInd w:val="0"/>
               <w:snapToGrid w:val="0"/>
-              <w:ind w:left="0" w:right="0" w:firstLine="0" w:leftChars="0" w:rightChars="0" w:firstLineChars="0"/>
+              <w:spacing w:before="173" w:line="229" w:lineRule="auto"/>
+              <w:ind w:left="0" w:leftChars="0" w:right="0" w:rightChars="0" w:firstLine="0" w:firstLineChars="0"/>
               <w:jc w:val="center"/>
               <w:textAlignment w:val="baseline"/>
+              <w:rPr>
+                <w:rFonts w:ascii="Arial" w:hAnsi="Arial" w:eastAsia="宋体" w:cs="Arial"/>
+                <w:snapToGrid w:val="0"/>
+                <w:color w:val="000000"/>
+                <w:kern w:val="0"/>
+                <w:sz w:val="21"/>
+                <w:szCs w:val="21"/>
+                <w:lang w:val="en-US" w:eastAsia="en-US" w:bidi="ar-SA"/>
+              </w:rPr>
             </w:pPr>
           </w:p>
         </w:tc>
         <w:tc>
           <w:tcPr>
             <w:tcW w:w="915" w:type="dxa"/>
+            <w:shd w:val="clear" w:color="auto" w:fill="auto"/>
           </w:tcPr>
           <w:p>
             <w:pPr>
-              <w:pStyle w:val="TableText"/>
               <w:keepNext w:val="0"/>
               <w:keepLines w:val="0"/>
               <w:pageBreakBefore w:val="0"/>
@@ -1880,18 +1888,33 @@
               <w:bidi w:val="0"/>
               <w:adjustRightInd w:val="0"/>
               <w:snapToGrid w:val="0"/>
-              <w:ind w:left="0" w:right="0" w:firstLine="0" w:leftChars="0" w:rightChars="0" w:firstLineChars="0"/>
+              <w:spacing w:before="173" w:line="229" w:lineRule="auto"/>
+              <w:ind w:left="0" w:leftChars="0" w:right="0" w:rightChars="0" w:firstLine="0" w:firstLineChars="0"/>
               <w:jc w:val="center"/>
               <w:textAlignment w:val="baseline"/>
+              <w:rPr>
+                <w:rFonts w:ascii="Arial" w:hAnsi="Arial" w:eastAsia="宋体" w:cs="Arial"/>
+                <w:snapToGrid w:val="0"/>
+                <w:color w:val="000000"/>
+                <w:kern w:val="0"/>
+                <w:sz w:val="21"/>
+                <w:szCs w:val="21"/>
+                <w:lang w:val="en-US" w:eastAsia="en-US" w:bidi="ar-SA"/>
+              </w:rPr>
             </w:pPr>
           </w:p>
         </w:tc>
       </w:tr>
       <w:tr>
         <w:tblPrEx>
-          <w:tblW w:w="8214" w:type="dxa"/>
-          <w:jc w:val="center"/>
-          <w:tblLayout w:type="fixed"/>
+          <w:tblBorders>
+            <w:top w:val="single" w:color="000000" w:sz="2" w:space="0"/>
+            <w:left w:val="single" w:color="000000" w:sz="2" w:space="0"/>
+            <w:bottom w:val="single" w:color="000000" w:sz="2" w:space="0"/>
+            <w:right w:val="single" w:color="000000" w:sz="2" w:space="0"/>
+            <w:insideH w:val="single" w:color="000000" w:sz="2" w:space="0"/>
+            <w:insideV w:val="single" w:color="000000" w:sz="2" w:space="0"/>
+          </w:tblBorders>
           <w:tblCellMar>
             <w:top w:w="0" w:type="dxa"/>
             <w:left w:w="0" w:type="dxa"/>
@@ -1900,7 +1923,7 @@
           </w:tblCellMar>
         </w:tblPrEx>
         <w:trPr>
-          <w:trHeight w:val="557"/>
+          <w:trHeight w:val="556" w:hRule="atLeast"/>
           <w:jc w:val="center"/>
         </w:trPr>
         <w:tc>
@@ -1909,7 +1932,7 @@
           </w:tcPr>
           <w:p>
             <w:pPr>
-              <w:pStyle w:val="TableText"/>
+              <w:pStyle w:val="27"/>
               <w:keepNext w:val="0"/>
               <w:keepLines w:val="0"/>
               <w:pageBreakBefore w:val="0"/>
@@ -1922,7 +1945,7 @@
               <w:bidi w:val="0"/>
               <w:adjustRightInd w:val="0"/>
               <w:snapToGrid w:val="0"/>
-              <w:ind w:left="0" w:right="0" w:firstLine="0" w:leftChars="0" w:rightChars="0" w:firstLineChars="0"/>
+              <w:ind w:left="0" w:leftChars="0" w:right="0" w:rightChars="0" w:firstLine="0" w:firstLineChars="0"/>
               <w:jc w:val="center"/>
               <w:textAlignment w:val="baseline"/>
             </w:pPr>
@@ -1934,7 +1957,7 @@
           </w:tcPr>
           <w:p>
             <w:pPr>
-              <w:pStyle w:val="TableText"/>
+              <w:pStyle w:val="27"/>
               <w:keepNext w:val="0"/>
               <w:keepLines w:val="0"/>
               <w:pageBreakBefore w:val="0"/>
@@ -1947,7 +1970,7 @@
               <w:bidi w:val="0"/>
               <w:adjustRightInd w:val="0"/>
               <w:snapToGrid w:val="0"/>
-              <w:ind w:left="0" w:right="0" w:firstLine="0" w:leftChars="0" w:rightChars="0" w:firstLineChars="0"/>
+              <w:ind w:left="0" w:leftChars="0" w:right="0" w:rightChars="0" w:firstLine="0" w:firstLineChars="0"/>
               <w:jc w:val="center"/>
               <w:textAlignment w:val="baseline"/>
             </w:pPr>
@@ -1959,7 +1982,7 @@
           </w:tcPr>
           <w:p>
             <w:pPr>
-              <w:pStyle w:val="TableText"/>
+              <w:pStyle w:val="27"/>
               <w:keepNext w:val="0"/>
               <w:keepLines w:val="0"/>
               <w:pageBreakBefore w:val="0"/>
@@ -1972,7 +1995,7 @@
               <w:bidi w:val="0"/>
               <w:adjustRightInd w:val="0"/>
               <w:snapToGrid w:val="0"/>
-              <w:ind w:left="0" w:right="0" w:firstLine="0" w:leftChars="0" w:rightChars="0" w:firstLineChars="0"/>
+              <w:ind w:left="0" w:leftChars="0" w:right="0" w:rightChars="0" w:firstLine="0" w:firstLineChars="0"/>
               <w:jc w:val="center"/>
               <w:textAlignment w:val="baseline"/>
             </w:pPr>
@@ -1984,7 +2007,7 @@
           </w:tcPr>
           <w:p>
             <w:pPr>
-              <w:pStyle w:val="TableText"/>
+              <w:pStyle w:val="27"/>
               <w:keepNext w:val="0"/>
               <w:keepLines w:val="0"/>
               <w:pageBreakBefore w:val="0"/>
@@ -1997,7 +2020,7 @@
               <w:bidi w:val="0"/>
               <w:adjustRightInd w:val="0"/>
               <w:snapToGrid w:val="0"/>
-              <w:ind w:left="0" w:right="0" w:firstLine="0" w:leftChars="0" w:rightChars="0" w:firstLineChars="0"/>
+              <w:ind w:left="0" w:leftChars="0" w:right="0" w:rightChars="0" w:firstLine="0" w:firstLineChars="0"/>
               <w:jc w:val="center"/>
               <w:textAlignment w:val="baseline"/>
             </w:pPr>
@@ -2009,7 +2032,7 @@
           </w:tcPr>
           <w:p>
             <w:pPr>
-              <w:pStyle w:val="TableText"/>
+              <w:pStyle w:val="27"/>
               <w:keepNext w:val="0"/>
               <w:keepLines w:val="0"/>
               <w:pageBreakBefore w:val="0"/>
@@ -2022,7 +2045,7 @@
               <w:bidi w:val="0"/>
               <w:adjustRightInd w:val="0"/>
               <w:snapToGrid w:val="0"/>
-              <w:ind w:left="0" w:right="0" w:firstLine="0" w:leftChars="0" w:rightChars="0" w:firstLineChars="0"/>
+              <w:ind w:left="0" w:leftChars="0" w:right="0" w:rightChars="0" w:firstLine="0" w:firstLineChars="0"/>
               <w:jc w:val="center"/>
               <w:textAlignment w:val="baseline"/>
             </w:pPr>
@@ -2034,7 +2057,7 @@
           </w:tcPr>
           <w:p>
             <w:pPr>
-              <w:pStyle w:val="TableText"/>
+              <w:pStyle w:val="27"/>
               <w:keepNext w:val="0"/>
               <w:keepLines w:val="0"/>
               <w:pageBreakBefore w:val="0"/>
@@ -2047,7 +2070,173 @@
               <w:bidi w:val="0"/>
               <w:adjustRightInd w:val="0"/>
               <w:snapToGrid w:val="0"/>
-              <w:ind w:left="0" w:right="0" w:firstLine="0" w:leftChars="0" w:rightChars="0" w:firstLineChars="0"/>
+              <w:ind w:left="0" w:leftChars="0" w:right="0" w:rightChars="0" w:firstLine="0" w:firstLineChars="0"/>
+              <w:jc w:val="center"/>
+              <w:textAlignment w:val="baseline"/>
+            </w:pPr>
+          </w:p>
+        </w:tc>
+      </w:tr>
+      <w:tr>
+        <w:tblPrEx>
+          <w:tblBorders>
+            <w:top w:val="single" w:color="000000" w:sz="2" w:space="0"/>
+            <w:left w:val="single" w:color="000000" w:sz="2" w:space="0"/>
+            <w:bottom w:val="single" w:color="000000" w:sz="2" w:space="0"/>
+            <w:right w:val="single" w:color="000000" w:sz="2" w:space="0"/>
+            <w:insideH w:val="single" w:color="000000" w:sz="2" w:space="0"/>
+            <w:insideV w:val="single" w:color="000000" w:sz="2" w:space="0"/>
+          </w:tblBorders>
+        </w:tblPrEx>
+        <w:trPr>
+          <w:trHeight w:val="557" w:hRule="atLeast"/>
+          <w:jc w:val="center"/>
+        </w:trPr>
+        <w:tc>
+          <w:tcPr>
+            <w:tcW w:w="1317" w:type="dxa"/>
+          </w:tcPr>
+          <w:p>
+            <w:pPr>
+              <w:pStyle w:val="27"/>
+              <w:keepNext w:val="0"/>
+              <w:keepLines w:val="0"/>
+              <w:pageBreakBefore w:val="0"/>
+              <w:widowControl w:val="0"/>
+              <w:kinsoku w:val="0"/>
+              <w:wordWrap/>
+              <w:overflowPunct/>
+              <w:autoSpaceDE w:val="0"/>
+              <w:autoSpaceDN w:val="0"/>
+              <w:bidi w:val="0"/>
+              <w:adjustRightInd w:val="0"/>
+              <w:snapToGrid w:val="0"/>
+              <w:ind w:left="0" w:leftChars="0" w:right="0" w:rightChars="0" w:firstLine="0" w:firstLineChars="0"/>
+              <w:jc w:val="center"/>
+              <w:textAlignment w:val="baseline"/>
+            </w:pPr>
+          </w:p>
+        </w:tc>
+        <w:tc>
+          <w:tcPr>
+            <w:tcW w:w="972" w:type="dxa"/>
+          </w:tcPr>
+          <w:p>
+            <w:pPr>
+              <w:pStyle w:val="27"/>
+              <w:keepNext w:val="0"/>
+              <w:keepLines w:val="0"/>
+              <w:pageBreakBefore w:val="0"/>
+              <w:widowControl w:val="0"/>
+              <w:kinsoku w:val="0"/>
+              <w:wordWrap/>
+              <w:overflowPunct/>
+              <w:autoSpaceDE w:val="0"/>
+              <w:autoSpaceDN w:val="0"/>
+              <w:bidi w:val="0"/>
+              <w:adjustRightInd w:val="0"/>
+              <w:snapToGrid w:val="0"/>
+              <w:ind w:left="0" w:leftChars="0" w:right="0" w:rightChars="0" w:firstLine="0" w:firstLineChars="0"/>
+              <w:jc w:val="center"/>
+              <w:textAlignment w:val="baseline"/>
+            </w:pPr>
+          </w:p>
+        </w:tc>
+        <w:tc>
+          <w:tcPr>
+            <w:tcW w:w="1575" w:type="dxa"/>
+          </w:tcPr>
+          <w:p>
+            <w:pPr>
+              <w:pStyle w:val="27"/>
+              <w:keepNext w:val="0"/>
+              <w:keepLines w:val="0"/>
+              <w:pageBreakBefore w:val="0"/>
+              <w:widowControl w:val="0"/>
+              <w:kinsoku w:val="0"/>
+              <w:wordWrap/>
+              <w:overflowPunct/>
+              <w:autoSpaceDE w:val="0"/>
+              <w:autoSpaceDN w:val="0"/>
+              <w:bidi w:val="0"/>
+              <w:adjustRightInd w:val="0"/>
+              <w:snapToGrid w:val="0"/>
+              <w:ind w:left="0" w:leftChars="0" w:right="0" w:rightChars="0" w:firstLine="0" w:firstLineChars="0"/>
+              <w:jc w:val="center"/>
+              <w:textAlignment w:val="baseline"/>
+            </w:pPr>
+          </w:p>
+        </w:tc>
+        <w:tc>
+          <w:tcPr>
+            <w:tcW w:w="1829" w:type="dxa"/>
+          </w:tcPr>
+          <w:p>
+            <w:pPr>
+              <w:pStyle w:val="27"/>
+              <w:keepNext w:val="0"/>
+              <w:keepLines w:val="0"/>
+              <w:pageBreakBefore w:val="0"/>
+              <w:widowControl w:val="0"/>
+              <w:kinsoku w:val="0"/>
+              <w:wordWrap/>
+              <w:overflowPunct/>
+              <w:autoSpaceDE w:val="0"/>
+              <w:autoSpaceDN w:val="0"/>
+              <w:bidi w:val="0"/>
+              <w:adjustRightInd w:val="0"/>
+              <w:snapToGrid w:val="0"/>
+              <w:ind w:left="0" w:leftChars="0" w:right="0" w:rightChars="0" w:firstLine="0" w:firstLineChars="0"/>
+              <w:jc w:val="center"/>
+              <w:textAlignment w:val="baseline"/>
+            </w:pPr>
+          </w:p>
+        </w:tc>
+        <w:tc>
+          <w:tcPr>
+            <w:tcW w:w="1606" w:type="dxa"/>
+          </w:tcPr>
+          <w:p>
+            <w:pPr>
+              <w:pStyle w:val="27"/>
+              <w:keepNext w:val="0"/>
+              <w:keepLines w:val="0"/>
+              <w:pageBreakBefore w:val="0"/>
+              <w:widowControl w:val="0"/>
+              <w:kinsoku w:val="0"/>
+              <w:wordWrap/>
+              <w:overflowPunct/>
+              <w:autoSpaceDE w:val="0"/>
+              <w:autoSpaceDN w:val="0"/>
+              <w:bidi w:val="0"/>
+              <w:adjustRightInd w:val="0"/>
+              <w:snapToGrid w:val="0"/>
+              <w:ind w:left="0" w:leftChars="0" w:right="0" w:rightChars="0" w:firstLine="0" w:firstLineChars="0"/>
+              <w:jc w:val="center"/>
+              <w:textAlignment w:val="baseline"/>
+            </w:pPr>
+          </w:p>
+        </w:tc>
+        <w:tc>
+          <w:tcPr>
+            <w:tcW w:w="915" w:type="dxa"/>
+          </w:tcPr>
+          <w:p>
+            <w:pPr>
+              <w:pStyle w:val="27"/>
+              <w:keepNext w:val="0"/>
+              <w:keepLines w:val="0"/>
+              <w:pageBreakBefore w:val="0"/>
+              <w:widowControl w:val="0"/>
+              <w:kinsoku w:val="0"/>
+              <w:wordWrap/>
+              <w:overflowPunct/>
+              <w:autoSpaceDE w:val="0"/>
+              <w:autoSpaceDN w:val="0"/>
+              <w:bidi w:val="0"/>
+              <w:adjustRightInd w:val="0"/>
+              <w:snapToGrid w:val="0"/>
+              <w:ind w:left="0" w:leftChars="0" w:right="0" w:rightChars="0" w:firstLine="0" w:firstLineChars="0"/>
               <w:jc w:val="center"/>
               <w:textAlignment w:val="baseline"/>
             </w:pPr>
@@ -2078,7 +2267,7 @@
     <w:sdt>
       <w:sdtPr>
         <w:rPr>
-          <w:rFonts w:ascii="宋体" w:eastAsia="宋体" w:hAnsi="宋体" w:cs="Arial"/>
+          <w:rFonts w:ascii="宋体" w:hAnsi="宋体" w:eastAsia="宋体" w:cs="Arial"/>
           <w:snapToGrid w:val="0"/>
           <w:color w:val="000000"/>
           <w:kern w:val="0"/>
@@ -2094,7 +2283,7 @@
       </w:sdtPr>
       <w:sdtEndPr>
         <w:rPr>
-          <w:rFonts w:ascii="宋体" w:eastAsia="宋体" w:hAnsi="宋体" w:cs="宋体" w:hint="eastAsia"/>
+          <w:rFonts w:hint="eastAsia" w:ascii="宋体" w:hAnsi="宋体" w:eastAsia="宋体" w:cs="宋体"/>
           <w:snapToGrid w:val="0"/>
           <w:color w:val="000000"/>
           <w:kern w:val="0"/>
@@ -2119,18 +2308,18 @@
             <w:adjustRightInd w:val="0"/>
             <w:snapToGrid w:val="0"/>
             <w:spacing w:before="0" w:beforeLines="0" w:after="0" w:afterLines="0" w:line="240" w:lineRule="auto"/>
-            <w:ind w:left="0" w:right="0" w:firstLine="0" w:leftChars="0" w:rightChars="0" w:firstLineChars="0"/>
+            <w:ind w:left="0" w:leftChars="0" w:right="0" w:rightChars="0" w:firstLine="0" w:firstLineChars="0"/>
             <w:jc w:val="center"/>
             <w:textAlignment w:val="baseline"/>
             <w:rPr>
-              <w:rFonts w:ascii="宋体" w:eastAsia="宋体" w:hAnsi="宋体" w:cs="宋体" w:hint="eastAsia"/>
+              <w:rFonts w:hint="eastAsia" w:ascii="宋体" w:hAnsi="宋体" w:eastAsia="宋体" w:cs="宋体"/>
               <w:sz w:val="24"/>
               <w:szCs w:val="24"/>
             </w:rPr>
           </w:pPr>
           <w:r>
             <w:rPr>
-              <w:rFonts w:ascii="宋体" w:eastAsia="宋体" w:hAnsi="宋体" w:cs="宋体" w:hint="eastAsia"/>
+              <w:rFonts w:hint="eastAsia" w:ascii="宋体" w:hAnsi="宋体" w:eastAsia="宋体" w:cs="宋体"/>
               <w:sz w:val="24"/>
               <w:szCs w:val="24"/>
             </w:rPr>
@@ -2139,14 +2328,14 @@
         </w:p>
         <w:p>
           <w:pPr>
-            <w:pStyle w:val="TOC1"/>
+            <w:pStyle w:val="16"/>
             <w:tabs>
               <w:tab w:val="right" w:leader="dot" w:pos="8306"/>
             </w:tabs>
           </w:pPr>
           <w:r>
             <w:rPr>
-              <w:rFonts w:ascii="宋体" w:eastAsia="宋体" w:hAnsi="宋体" w:cs="宋体" w:hint="eastAsia"/>
+              <w:rFonts w:hint="eastAsia" w:ascii="宋体" w:hAnsi="宋体" w:eastAsia="宋体" w:cs="宋体"/>
               <w:sz w:val="24"/>
               <w:szCs w:val="24"/>
             </w:rPr>
@@ -2154,7 +2343,7 @@
           </w:r>
           <w:r>
             <w:rPr>
-              <w:rFonts w:ascii="宋体" w:eastAsia="宋体" w:hAnsi="宋体" w:cs="宋体" w:hint="eastAsia"/>
+              <w:rFonts w:hint="eastAsia" w:ascii="宋体" w:hAnsi="宋体" w:eastAsia="宋体" w:cs="宋体"/>
               <w:sz w:val="24"/>
               <w:szCs w:val="24"/>
             </w:rPr>
@@ -2162,7 +2351,7 @@
           </w:r>
           <w:r>
             <w:rPr>
-              <w:rFonts w:ascii="宋体" w:eastAsia="宋体" w:hAnsi="宋体" w:cs="宋体" w:hint="eastAsia"/>
+              <w:rFonts w:hint="eastAsia" w:ascii="宋体" w:hAnsi="宋体" w:eastAsia="宋体" w:cs="宋体"/>
               <w:sz w:val="24"/>
               <w:szCs w:val="24"/>
             </w:rPr>
@@ -2170,21 +2359,21 @@
           </w:r>
           <w:r>
             <w:rPr>
-              <w:rFonts w:ascii="宋体" w:eastAsia="宋体" w:hAnsi="宋体" w:cs="宋体" w:hint="eastAsia"/>
+              <w:rFonts w:hint="eastAsia" w:ascii="宋体" w:hAnsi="宋体" w:eastAsia="宋体" w:cs="宋体"/>
               <w:szCs w:val="24"/>
             </w:rPr>
             <w:fldChar w:fldCharType="begin"/>
           </w:r>
           <w:r>
             <w:rPr>
-              <w:rFonts w:ascii="宋体" w:eastAsia="宋体" w:hAnsi="宋体" w:cs="宋体" w:hint="eastAsia"/>
+              <w:rFonts w:hint="eastAsia" w:ascii="宋体" w:hAnsi="宋体" w:eastAsia="宋体" w:cs="宋体"/>
               <w:szCs w:val="24"/>
             </w:rPr>
             <w:instrText xml:space="preserve"> HYPERLINK \l _Toc31015 </w:instrText>
           </w:r>
           <w:r>
             <w:rPr>
-              <w:rFonts w:ascii="宋体" w:eastAsia="宋体" w:hAnsi="宋体" w:cs="宋体" w:hint="eastAsia"/>
+              <w:rFonts w:hint="eastAsia" w:ascii="宋体" w:hAnsi="宋体" w:eastAsia="宋体" w:cs="宋体"/>
               <w:szCs w:val="24"/>
             </w:rPr>
             <w:fldChar w:fldCharType="separate"/>
@@ -2216,7 +2405,7 @@
           </w:r>
           <w:r>
             <w:rPr>
-              <w:rFonts w:ascii="宋体" w:eastAsia="宋体" w:hAnsi="宋体" w:cs="宋体" w:hint="eastAsia"/>
+              <w:rFonts w:hint="eastAsia" w:ascii="宋体" w:hAnsi="宋体" w:eastAsia="宋体" w:cs="宋体"/>
               <w:szCs w:val="24"/>
             </w:rPr>
             <w:fldChar w:fldCharType="end"/>
@@ -2224,28 +2413,28 @@
         </w:p>
         <w:p>
           <w:pPr>
-            <w:pStyle w:val="TOC1"/>
+            <w:pStyle w:val="16"/>
             <w:tabs>
               <w:tab w:val="right" w:leader="dot" w:pos="8306"/>
             </w:tabs>
           </w:pPr>
           <w:r>
             <w:rPr>
-              <w:rFonts w:ascii="宋体" w:eastAsia="宋体" w:hAnsi="宋体" w:cs="宋体" w:hint="eastAsia"/>
+              <w:rFonts w:hint="eastAsia" w:ascii="宋体" w:hAnsi="宋体" w:eastAsia="宋体" w:cs="宋体"/>
               <w:szCs w:val="24"/>
             </w:rPr>
             <w:fldChar w:fldCharType="begin"/>
           </w:r>
           <w:r>
             <w:rPr>
-              <w:rFonts w:ascii="宋体" w:eastAsia="宋体" w:hAnsi="宋体" w:cs="宋体" w:hint="eastAsia"/>
+              <w:rFonts w:hint="eastAsia" w:ascii="宋体" w:hAnsi="宋体" w:eastAsia="宋体" w:cs="宋体"/>
               <w:szCs w:val="24"/>
             </w:rPr>
             <w:instrText xml:space="preserve"> HYPERLINK \l _Toc11521 </w:instrText>
           </w:r>
           <w:r>
             <w:rPr>
-              <w:rFonts w:ascii="宋体" w:eastAsia="宋体" w:hAnsi="宋体" w:cs="宋体" w:hint="eastAsia"/>
+              <w:rFonts w:hint="eastAsia" w:ascii="宋体" w:hAnsi="宋体" w:eastAsia="宋体" w:cs="宋体"/>
               <w:szCs w:val="24"/>
             </w:rPr>
             <w:fldChar w:fldCharType="separate"/>
@@ -2277,7 +2466,7 @@
           </w:r>
           <w:r>
             <w:rPr>
-              <w:rFonts w:ascii="宋体" w:eastAsia="宋体" w:hAnsi="宋体" w:cs="宋体" w:hint="eastAsia"/>
+              <w:rFonts w:hint="eastAsia" w:ascii="宋体" w:hAnsi="宋体" w:eastAsia="宋体" w:cs="宋体"/>
               <w:szCs w:val="24"/>
             </w:rPr>
             <w:fldChar w:fldCharType="end"/>
@@ -2285,28 +2474,28 @@
         </w:p>
         <w:p>
           <w:pPr>
-            <w:pStyle w:val="TOC1"/>
+            <w:pStyle w:val="16"/>
             <w:tabs>
               <w:tab w:val="right" w:leader="dot" w:pos="8306"/>
             </w:tabs>
           </w:pPr>
           <w:r>
             <w:rPr>
-              <w:rFonts w:ascii="宋体" w:eastAsia="宋体" w:hAnsi="宋体" w:cs="宋体" w:hint="eastAsia"/>
+              <w:rFonts w:hint="eastAsia" w:ascii="宋体" w:hAnsi="宋体" w:eastAsia="宋体" w:cs="宋体"/>
               <w:szCs w:val="24"/>
             </w:rPr>
             <w:fldChar w:fldCharType="begin"/>
           </w:r>
           <w:r>
             <w:rPr>
-              <w:rFonts w:ascii="宋体" w:eastAsia="宋体" w:hAnsi="宋体" w:cs="宋体" w:hint="eastAsia"/>
+              <w:rFonts w:hint="eastAsia" w:ascii="宋体" w:hAnsi="宋体" w:eastAsia="宋体" w:cs="宋体"/>
               <w:szCs w:val="24"/>
             </w:rPr>
             <w:instrText xml:space="preserve"> HYPERLINK \l _Toc15837 </w:instrText>
           </w:r>
           <w:r>
             <w:rPr>
-              <w:rFonts w:ascii="宋体" w:eastAsia="宋体" w:hAnsi="宋体" w:cs="宋体" w:hint="eastAsia"/>
+              <w:rFonts w:hint="eastAsia" w:ascii="宋体" w:hAnsi="宋体" w:eastAsia="宋体" w:cs="宋体"/>
               <w:szCs w:val="24"/>
             </w:rPr>
             <w:fldChar w:fldCharType="separate"/>
@@ -2338,7 +2527,7 @@
           </w:r>
           <w:r>
             <w:rPr>
-              <w:rFonts w:ascii="宋体" w:eastAsia="宋体" w:hAnsi="宋体" w:cs="宋体" w:hint="eastAsia"/>
+              <w:rFonts w:hint="eastAsia" w:ascii="宋体" w:hAnsi="宋体" w:eastAsia="宋体" w:cs="宋体"/>
               <w:szCs w:val="24"/>
             </w:rPr>
             <w:fldChar w:fldCharType="end"/>
@@ -2346,28 +2535,28 @@
         </w:p>
         <w:p>
           <w:pPr>
-            <w:pStyle w:val="TOC2"/>
+            <w:pStyle w:val="17"/>
             <w:tabs>
               <w:tab w:val="right" w:leader="dot" w:pos="8306"/>
             </w:tabs>
           </w:pPr>
           <w:r>
             <w:rPr>
-              <w:rFonts w:ascii="宋体" w:eastAsia="宋体" w:hAnsi="宋体" w:cs="宋体" w:hint="eastAsia"/>
+              <w:rFonts w:hint="eastAsia" w:ascii="宋体" w:hAnsi="宋体" w:eastAsia="宋体" w:cs="宋体"/>
               <w:szCs w:val="24"/>
             </w:rPr>
             <w:fldChar w:fldCharType="begin"/>
           </w:r>
           <w:r>
             <w:rPr>
-              <w:rFonts w:ascii="宋体" w:eastAsia="宋体" w:hAnsi="宋体" w:cs="宋体" w:hint="eastAsia"/>
+              <w:rFonts w:hint="eastAsia" w:ascii="宋体" w:hAnsi="宋体" w:eastAsia="宋体" w:cs="宋体"/>
               <w:szCs w:val="24"/>
             </w:rPr>
             <w:instrText xml:space="preserve"> HYPERLINK \l _Toc13118 </w:instrText>
           </w:r>
           <w:r>
             <w:rPr>
-              <w:rFonts w:ascii="宋体" w:eastAsia="宋体" w:hAnsi="宋体" w:cs="宋体" w:hint="eastAsia"/>
+              <w:rFonts w:hint="eastAsia" w:ascii="宋体" w:hAnsi="宋体" w:eastAsia="宋体" w:cs="宋体"/>
               <w:szCs w:val="24"/>
             </w:rPr>
             <w:fldChar w:fldCharType="separate"/>
@@ -2399,7 +2588,7 @@
           </w:r>
           <w:r>
             <w:rPr>
-              <w:rFonts w:ascii="宋体" w:eastAsia="宋体" w:hAnsi="宋体" w:cs="宋体" w:hint="eastAsia"/>
+              <w:rFonts w:hint="eastAsia" w:ascii="宋体" w:hAnsi="宋体" w:eastAsia="宋体" w:cs="宋体"/>
               <w:szCs w:val="24"/>
             </w:rPr>
             <w:fldChar w:fldCharType="end"/>
@@ -2407,28 +2596,28 @@
         </w:p>
         <w:p>
           <w:pPr>
-            <w:pStyle w:val="TOC2"/>
+            <w:pStyle w:val="17"/>
             <w:tabs>
               <w:tab w:val="right" w:leader="dot" w:pos="8306"/>
             </w:tabs>
           </w:pPr>
           <w:r>
             <w:rPr>
-              <w:rFonts w:ascii="宋体" w:eastAsia="宋体" w:hAnsi="宋体" w:cs="宋体" w:hint="eastAsia"/>
+              <w:rFonts w:hint="eastAsia" w:ascii="宋体" w:hAnsi="宋体" w:eastAsia="宋体" w:cs="宋体"/>
               <w:szCs w:val="24"/>
             </w:rPr>
             <w:fldChar w:fldCharType="begin"/>
           </w:r>
           <w:r>
             <w:rPr>
-              <w:rFonts w:ascii="宋体" w:eastAsia="宋体" w:hAnsi="宋体" w:cs="宋体" w:hint="eastAsia"/>
+              <w:rFonts w:hint="eastAsia" w:ascii="宋体" w:hAnsi="宋体" w:eastAsia="宋体" w:cs="宋体"/>
               <w:szCs w:val="24"/>
             </w:rPr>
             <w:instrText xml:space="preserve"> HYPERLINK \l _Toc5040 </w:instrText>
           </w:r>
           <w:r>
             <w:rPr>
-              <w:rFonts w:ascii="宋体" w:eastAsia="宋体" w:hAnsi="宋体" w:cs="宋体" w:hint="eastAsia"/>
+              <w:rFonts w:hint="eastAsia" w:ascii="宋体" w:hAnsi="宋体" w:eastAsia="宋体" w:cs="宋体"/>
               <w:szCs w:val="24"/>
             </w:rPr>
             <w:fldChar w:fldCharType="separate"/>
@@ -2460,7 +2649,7 @@
           </w:r>
           <w:r>
             <w:rPr>
-              <w:rFonts w:ascii="宋体" w:eastAsia="宋体" w:hAnsi="宋体" w:cs="宋体" w:hint="eastAsia"/>
+              <w:rFonts w:hint="eastAsia" w:ascii="宋体" w:hAnsi="宋体" w:eastAsia="宋体" w:cs="宋体"/>
               <w:szCs w:val="24"/>
             </w:rPr>
             <w:fldChar w:fldCharType="end"/>
@@ -2468,28 +2657,28 @@
         </w:p>
         <w:p>
           <w:pPr>
-            <w:pStyle w:val="TOC2"/>
+            <w:pStyle w:val="17"/>
             <w:tabs>
               <w:tab w:val="right" w:leader="dot" w:pos="8306"/>
             </w:tabs>
           </w:pPr>
           <w:r>
             <w:rPr>
-              <w:rFonts w:ascii="宋体" w:eastAsia="宋体" w:hAnsi="宋体" w:cs="宋体" w:hint="eastAsia"/>
+              <w:rFonts w:hint="eastAsia" w:ascii="宋体" w:hAnsi="宋体" w:eastAsia="宋体" w:cs="宋体"/>
               <w:szCs w:val="24"/>
             </w:rPr>
             <w:fldChar w:fldCharType="begin"/>
           </w:r>
           <w:r>
             <w:rPr>
-              <w:rFonts w:ascii="宋体" w:eastAsia="宋体" w:hAnsi="宋体" w:cs="宋体" w:hint="eastAsia"/>
+              <w:rFonts w:hint="eastAsia" w:ascii="宋体" w:hAnsi="宋体" w:eastAsia="宋体" w:cs="宋体"/>
               <w:szCs w:val="24"/>
             </w:rPr>
             <w:instrText xml:space="preserve"> HYPERLINK \l _Toc18249 </w:instrText>
           </w:r>
           <w:r>
             <w:rPr>
-              <w:rFonts w:ascii="宋体" w:eastAsia="宋体" w:hAnsi="宋体" w:cs="宋体" w:hint="eastAsia"/>
+              <w:rFonts w:hint="eastAsia" w:ascii="宋体" w:hAnsi="宋体" w:eastAsia="宋体" w:cs="宋体"/>
               <w:szCs w:val="24"/>
             </w:rPr>
             <w:fldChar w:fldCharType="separate"/>
@@ -2521,7 +2710,7 @@
           </w:r>
           <w:r>
             <w:rPr>
-              <w:rFonts w:ascii="宋体" w:eastAsia="宋体" w:hAnsi="宋体" w:cs="宋体" w:hint="eastAsia"/>
+              <w:rFonts w:hint="eastAsia" w:ascii="宋体" w:hAnsi="宋体" w:eastAsia="宋体" w:cs="宋体"/>
               <w:szCs w:val="24"/>
             </w:rPr>
             <w:fldChar w:fldCharType="end"/>
@@ -2529,28 +2718,28 @@
         </w:p>
         <w:p>
           <w:pPr>
-            <w:pStyle w:val="TOC1"/>
+            <w:pStyle w:val="16"/>
             <w:tabs>
               <w:tab w:val="right" w:leader="dot" w:pos="8306"/>
             </w:tabs>
           </w:pPr>
           <w:r>
             <w:rPr>
-              <w:rFonts w:ascii="宋体" w:eastAsia="宋体" w:hAnsi="宋体" w:cs="宋体" w:hint="eastAsia"/>
+              <w:rFonts w:hint="eastAsia" w:ascii="宋体" w:hAnsi="宋体" w:eastAsia="宋体" w:cs="宋体"/>
               <w:szCs w:val="24"/>
             </w:rPr>
             <w:fldChar w:fldCharType="begin"/>
           </w:r>
           <w:r>
             <w:rPr>
-              <w:rFonts w:ascii="宋体" w:eastAsia="宋体" w:hAnsi="宋体" w:cs="宋体" w:hint="eastAsia"/>
+              <w:rFonts w:hint="eastAsia" w:ascii="宋体" w:hAnsi="宋体" w:eastAsia="宋体" w:cs="宋体"/>
               <w:szCs w:val="24"/>
             </w:rPr>
             <w:instrText xml:space="preserve"> HYPERLINK \l _Toc10658 </w:instrText>
           </w:r>
           <w:r>
             <w:rPr>
-              <w:rFonts w:ascii="宋体" w:eastAsia="宋体" w:hAnsi="宋体" w:cs="宋体" w:hint="eastAsia"/>
+              <w:rFonts w:hint="eastAsia" w:ascii="宋体" w:hAnsi="宋体" w:eastAsia="宋体" w:cs="宋体"/>
               <w:szCs w:val="24"/>
             </w:rPr>
             <w:fldChar w:fldCharType="separate"/>
@@ -2582,7 +2771,7 @@
           </w:r>
           <w:r>
             <w:rPr>
-              <w:rFonts w:ascii="宋体" w:eastAsia="宋体" w:hAnsi="宋体" w:cs="宋体" w:hint="eastAsia"/>
+              <w:rFonts w:hint="eastAsia" w:ascii="宋体" w:hAnsi="宋体" w:eastAsia="宋体" w:cs="宋体"/>
               <w:szCs w:val="24"/>
             </w:rPr>
             <w:fldChar w:fldCharType="end"/>
@@ -2590,28 +2779,28 @@
         </w:p>
         <w:p>
           <w:pPr>
-            <w:pStyle w:val="TOC1"/>
+            <w:pStyle w:val="16"/>
             <w:tabs>
               <w:tab w:val="right" w:leader="dot" w:pos="8306"/>
             </w:tabs>
           </w:pPr>
           <w:r>
             <w:rPr>
-              <w:rFonts w:ascii="宋体" w:eastAsia="宋体" w:hAnsi="宋体" w:cs="宋体" w:hint="eastAsia"/>
+              <w:rFonts w:hint="eastAsia" w:ascii="宋体" w:hAnsi="宋体" w:eastAsia="宋体" w:cs="宋体"/>
               <w:szCs w:val="24"/>
             </w:rPr>
             <w:fldChar w:fldCharType="begin"/>
           </w:r>
           <w:r>
             <w:rPr>
-              <w:rFonts w:ascii="宋体" w:eastAsia="宋体" w:hAnsi="宋体" w:cs="宋体" w:hint="eastAsia"/>
+              <w:rFonts w:hint="eastAsia" w:ascii="宋体" w:hAnsi="宋体" w:eastAsia="宋体" w:cs="宋体"/>
               <w:szCs w:val="24"/>
             </w:rPr>
             <w:instrText xml:space="preserve"> HYPERLINK \l _Toc22360 </w:instrText>
           </w:r>
           <w:r>
             <w:rPr>
-              <w:rFonts w:ascii="宋体" w:eastAsia="宋体" w:hAnsi="宋体" w:cs="宋体" w:hint="eastAsia"/>
+              <w:rFonts w:hint="eastAsia" w:ascii="宋体" w:hAnsi="宋体" w:eastAsia="宋体" w:cs="宋体"/>
               <w:szCs w:val="24"/>
             </w:rPr>
             <w:fldChar w:fldCharType="separate"/>
@@ -2643,7 +2832,7 @@
           </w:r>
           <w:r>
             <w:rPr>
-              <w:rFonts w:ascii="宋体" w:eastAsia="宋体" w:hAnsi="宋体" w:cs="宋体" w:hint="eastAsia"/>
+              <w:rFonts w:hint="eastAsia" w:ascii="宋体" w:hAnsi="宋体" w:eastAsia="宋体" w:cs="宋体"/>
               <w:szCs w:val="24"/>
             </w:rPr>
             <w:fldChar w:fldCharType="end"/>
@@ -2651,28 +2840,28 @@
         </w:p>
         <w:p>
           <w:pPr>
-            <w:pStyle w:val="TOC2"/>
+            <w:pStyle w:val="17"/>
             <w:tabs>
               <w:tab w:val="right" w:leader="dot" w:pos="8306"/>
             </w:tabs>
           </w:pPr>
           <w:r>
             <w:rPr>
-              <w:rFonts w:ascii="宋体" w:eastAsia="宋体" w:hAnsi="宋体" w:cs="宋体" w:hint="eastAsia"/>
+              <w:rFonts w:hint="eastAsia" w:ascii="宋体" w:hAnsi="宋体" w:eastAsia="宋体" w:cs="宋体"/>
               <w:szCs w:val="24"/>
             </w:rPr>
             <w:fldChar w:fldCharType="begin"/>
           </w:r>
           <w:r>
             <w:rPr>
-              <w:rFonts w:ascii="宋体" w:eastAsia="宋体" w:hAnsi="宋体" w:cs="宋体" w:hint="eastAsia"/>
+              <w:rFonts w:hint="eastAsia" w:ascii="宋体" w:hAnsi="宋体" w:eastAsia="宋体" w:cs="宋体"/>
               <w:szCs w:val="24"/>
             </w:rPr>
             <w:instrText xml:space="preserve"> HYPERLINK \l _Toc11109 </w:instrText>
           </w:r>
           <w:r>
             <w:rPr>
-              <w:rFonts w:ascii="宋体" w:eastAsia="宋体" w:hAnsi="宋体" w:cs="宋体" w:hint="eastAsia"/>
+              <w:rFonts w:hint="eastAsia" w:ascii="宋体" w:hAnsi="宋体" w:eastAsia="宋体" w:cs="宋体"/>
               <w:szCs w:val="24"/>
             </w:rPr>
             <w:fldChar w:fldCharType="separate"/>
@@ -2704,7 +2893,7 @@
           </w:r>
           <w:r>
             <w:rPr>
-              <w:rFonts w:ascii="宋体" w:eastAsia="宋体" w:hAnsi="宋体" w:cs="宋体" w:hint="eastAsia"/>
+              <w:rFonts w:hint="eastAsia" w:ascii="宋体" w:hAnsi="宋体" w:eastAsia="宋体" w:cs="宋体"/>
               <w:szCs w:val="24"/>
             </w:rPr>
             <w:fldChar w:fldCharType="end"/>
@@ -2712,28 +2901,28 @@
         </w:p>
         <w:p>
           <w:pPr>
-            <w:pStyle w:val="TOC2"/>
+            <w:pStyle w:val="17"/>
             <w:tabs>
               <w:tab w:val="right" w:leader="dot" w:pos="8306"/>
             </w:tabs>
           </w:pPr>
           <w:r>
             <w:rPr>
-              <w:rFonts w:ascii="宋体" w:eastAsia="宋体" w:hAnsi="宋体" w:cs="宋体" w:hint="eastAsia"/>
+              <w:rFonts w:hint="eastAsia" w:ascii="宋体" w:hAnsi="宋体" w:eastAsia="宋体" w:cs="宋体"/>
               <w:szCs w:val="24"/>
             </w:rPr>
             <w:fldChar w:fldCharType="begin"/>
           </w:r>
           <w:r>
             <w:rPr>
-              <w:rFonts w:ascii="宋体" w:eastAsia="宋体" w:hAnsi="宋体" w:cs="宋体" w:hint="eastAsia"/>
+              <w:rFonts w:hint="eastAsia" w:ascii="宋体" w:hAnsi="宋体" w:eastAsia="宋体" w:cs="宋体"/>
               <w:szCs w:val="24"/>
             </w:rPr>
             <w:instrText xml:space="preserve"> HYPERLINK \l _Toc17760 </w:instrText>
           </w:r>
           <w:r>
             <w:rPr>
-              <w:rFonts w:ascii="宋体" w:eastAsia="宋体" w:hAnsi="宋体" w:cs="宋体" w:hint="eastAsia"/>
+              <w:rFonts w:hint="eastAsia" w:ascii="宋体" w:hAnsi="宋体" w:eastAsia="宋体" w:cs="宋体"/>
               <w:szCs w:val="24"/>
             </w:rPr>
             <w:fldChar w:fldCharType="separate"/>
@@ -2765,7 +2954,7 @@
           </w:r>
           <w:r>
             <w:rPr>
-              <w:rFonts w:ascii="宋体" w:eastAsia="宋体" w:hAnsi="宋体" w:cs="宋体" w:hint="eastAsia"/>
+              <w:rFonts w:hint="eastAsia" w:ascii="宋体" w:hAnsi="宋体" w:eastAsia="宋体" w:cs="宋体"/>
               <w:szCs w:val="24"/>
             </w:rPr>
             <w:fldChar w:fldCharType="end"/>
@@ -2773,28 +2962,28 @@
         </w:p>
         <w:p>
           <w:pPr>
-            <w:pStyle w:val="TOC2"/>
+            <w:pStyle w:val="17"/>
             <w:tabs>
               <w:tab w:val="right" w:leader="dot" w:pos="8306"/>
             </w:tabs>
           </w:pPr>
           <w:r>
             <w:rPr>
-              <w:rFonts w:ascii="宋体" w:eastAsia="宋体" w:hAnsi="宋体" w:cs="宋体" w:hint="eastAsia"/>
+              <w:rFonts w:hint="eastAsia" w:ascii="宋体" w:hAnsi="宋体" w:eastAsia="宋体" w:cs="宋体"/>
               <w:szCs w:val="24"/>
             </w:rPr>
             <w:fldChar w:fldCharType="begin"/>
           </w:r>
           <w:r>
             <w:rPr>
-              <w:rFonts w:ascii="宋体" w:eastAsia="宋体" w:hAnsi="宋体" w:cs="宋体" w:hint="eastAsia"/>
+              <w:rFonts w:hint="eastAsia" w:ascii="宋体" w:hAnsi="宋体" w:eastAsia="宋体" w:cs="宋体"/>
               <w:szCs w:val="24"/>
             </w:rPr>
             <w:instrText xml:space="preserve"> HYPERLINK \l _Toc27644 </w:instrText>
           </w:r>
           <w:r>
             <w:rPr>
-              <w:rFonts w:ascii="宋体" w:eastAsia="宋体" w:hAnsi="宋体" w:cs="宋体" w:hint="eastAsia"/>
+              <w:rFonts w:hint="eastAsia" w:ascii="宋体" w:hAnsi="宋体" w:eastAsia="宋体" w:cs="宋体"/>
               <w:szCs w:val="24"/>
             </w:rPr>
             <w:fldChar w:fldCharType="separate"/>
@@ -2826,7 +3015,7 @@
           </w:r>
           <w:r>
             <w:rPr>
-              <w:rFonts w:ascii="宋体" w:eastAsia="宋体" w:hAnsi="宋体" w:cs="宋体" w:hint="eastAsia"/>
+              <w:rFonts w:hint="eastAsia" w:ascii="宋体" w:hAnsi="宋体" w:eastAsia="宋体" w:cs="宋体"/>
               <w:szCs w:val="24"/>
             </w:rPr>
             <w:fldChar w:fldCharType="end"/>
@@ -2834,28 +3023,28 @@
         </w:p>
         <w:p>
           <w:pPr>
-            <w:pStyle w:val="TOC1"/>
+            <w:pStyle w:val="16"/>
             <w:tabs>
               <w:tab w:val="right" w:leader="dot" w:pos="8306"/>
             </w:tabs>
           </w:pPr>
           <w:r>
             <w:rPr>
-              <w:rFonts w:ascii="宋体" w:eastAsia="宋体" w:hAnsi="宋体" w:cs="宋体" w:hint="eastAsia"/>
+              <w:rFonts w:hint="eastAsia" w:ascii="宋体" w:hAnsi="宋体" w:eastAsia="宋体" w:cs="宋体"/>
               <w:szCs w:val="24"/>
             </w:rPr>
             <w:fldChar w:fldCharType="begin"/>
           </w:r>
           <w:r>
             <w:rPr>
-              <w:rFonts w:ascii="宋体" w:eastAsia="宋体" w:hAnsi="宋体" w:cs="宋体" w:hint="eastAsia"/>
+              <w:rFonts w:hint="eastAsia" w:ascii="宋体" w:hAnsi="宋体" w:eastAsia="宋体" w:cs="宋体"/>
               <w:szCs w:val="24"/>
             </w:rPr>
             <w:instrText xml:space="preserve"> HYPERLINK \l _Toc13743 </w:instrText>
           </w:r>
           <w:r>
             <w:rPr>
-              <w:rFonts w:ascii="宋体" w:eastAsia="宋体" w:hAnsi="宋体" w:cs="宋体" w:hint="eastAsia"/>
+              <w:rFonts w:hint="eastAsia" w:ascii="宋体" w:hAnsi="宋体" w:eastAsia="宋体" w:cs="宋体"/>
               <w:szCs w:val="24"/>
             </w:rPr>
             <w:fldChar w:fldCharType="separate"/>
@@ -2887,7 +3076,7 @@
           </w:r>
           <w:r>
             <w:rPr>
-              <w:rFonts w:ascii="宋体" w:eastAsia="宋体" w:hAnsi="宋体" w:cs="宋体" w:hint="eastAsia"/>
+              <w:rFonts w:hint="eastAsia" w:ascii="宋体" w:hAnsi="宋体" w:eastAsia="宋体" w:cs="宋体"/>
               <w:szCs w:val="24"/>
             </w:rPr>
             <w:fldChar w:fldCharType="end"/>
@@ -2895,28 +3084,28 @@
         </w:p>
         <w:p>
           <w:pPr>
-            <w:pStyle w:val="TOC2"/>
+            <w:pStyle w:val="17"/>
             <w:tabs>
               <w:tab w:val="right" w:leader="dot" w:pos="8306"/>
             </w:tabs>
           </w:pPr>
           <w:r>
             <w:rPr>
-              <w:rFonts w:ascii="宋体" w:eastAsia="宋体" w:hAnsi="宋体" w:cs="宋体" w:hint="eastAsia"/>
+              <w:rFonts w:hint="eastAsia" w:ascii="宋体" w:hAnsi="宋体" w:eastAsia="宋体" w:cs="宋体"/>
               <w:szCs w:val="24"/>
             </w:rPr>
             <w:fldChar w:fldCharType="begin"/>
           </w:r>
           <w:r>
             <w:rPr>
-              <w:rFonts w:ascii="宋体" w:eastAsia="宋体" w:hAnsi="宋体" w:cs="宋体" w:hint="eastAsia"/>
+              <w:rFonts w:hint="eastAsia" w:ascii="宋体" w:hAnsi="宋体" w:eastAsia="宋体" w:cs="宋体"/>
               <w:szCs w:val="24"/>
             </w:rPr>
             <w:instrText xml:space="preserve"> HYPERLINK \l _Toc3692 </w:instrText>
           </w:r>
           <w:r>
             <w:rPr>
-              <w:rFonts w:ascii="宋体" w:eastAsia="宋体" w:hAnsi="宋体" w:cs="宋体" w:hint="eastAsia"/>
+              <w:rFonts w:hint="eastAsia" w:ascii="宋体" w:hAnsi="宋体" w:eastAsia="宋体" w:cs="宋体"/>
               <w:szCs w:val="24"/>
             </w:rPr>
             <w:fldChar w:fldCharType="separate"/>
@@ -2948,7 +3137,7 @@
           </w:r>
           <w:r>
             <w:rPr>
-              <w:rFonts w:ascii="宋体" w:eastAsia="宋体" w:hAnsi="宋体" w:cs="宋体" w:hint="eastAsia"/>
+              <w:rFonts w:hint="eastAsia" w:ascii="宋体" w:hAnsi="宋体" w:eastAsia="宋体" w:cs="宋体"/>
               <w:szCs w:val="24"/>
             </w:rPr>
             <w:fldChar w:fldCharType="end"/>
@@ -2956,28 +3145,28 @@
         </w:p>
         <w:p>
           <w:pPr>
-            <w:pStyle w:val="TOC2"/>
+            <w:pStyle w:val="17"/>
             <w:tabs>
               <w:tab w:val="right" w:leader="dot" w:pos="8306"/>
             </w:tabs>
           </w:pPr>
           <w:r>
             <w:rPr>
-              <w:rFonts w:ascii="宋体" w:eastAsia="宋体" w:hAnsi="宋体" w:cs="宋体" w:hint="eastAsia"/>
+              <w:rFonts w:hint="eastAsia" w:ascii="宋体" w:hAnsi="宋体" w:eastAsia="宋体" w:cs="宋体"/>
               <w:szCs w:val="24"/>
             </w:rPr>
             <w:fldChar w:fldCharType="begin"/>
           </w:r>
           <w:r>
             <w:rPr>
-              <w:rFonts w:ascii="宋体" w:eastAsia="宋体" w:hAnsi="宋体" w:cs="宋体" w:hint="eastAsia"/>
+              <w:rFonts w:hint="eastAsia" w:ascii="宋体" w:hAnsi="宋体" w:eastAsia="宋体" w:cs="宋体"/>
               <w:szCs w:val="24"/>
             </w:rPr>
             <w:instrText xml:space="preserve"> HYPERLINK \l _Toc22373 </w:instrText>
           </w:r>
           <w:r>
             <w:rPr>
-              <w:rFonts w:ascii="宋体" w:eastAsia="宋体" w:hAnsi="宋体" w:cs="宋体" w:hint="eastAsia"/>
+              <w:rFonts w:hint="eastAsia" w:ascii="宋体" w:hAnsi="宋体" w:eastAsia="宋体" w:cs="宋体"/>
               <w:szCs w:val="24"/>
             </w:rPr>
             <w:fldChar w:fldCharType="separate"/>
@@ -3009,7 +3198,7 @@
           </w:r>
           <w:r>
             <w:rPr>
-              <w:rFonts w:ascii="宋体" w:eastAsia="宋体" w:hAnsi="宋体" w:cs="宋体" w:hint="eastAsia"/>
+              <w:rFonts w:hint="eastAsia" w:ascii="宋体" w:hAnsi="宋体" w:eastAsia="宋体" w:cs="宋体"/>
               <w:szCs w:val="24"/>
             </w:rPr>
             <w:fldChar w:fldCharType="end"/>
@@ -3017,28 +3206,28 @@
         </w:p>
         <w:p>
           <w:pPr>
-            <w:pStyle w:val="TOC1"/>
+            <w:pStyle w:val="16"/>
             <w:tabs>
               <w:tab w:val="right" w:leader="dot" w:pos="8306"/>
             </w:tabs>
           </w:pPr>
           <w:r>
             <w:rPr>
-              <w:rFonts w:ascii="宋体" w:eastAsia="宋体" w:hAnsi="宋体" w:cs="宋体" w:hint="eastAsia"/>
+              <w:rFonts w:hint="eastAsia" w:ascii="宋体" w:hAnsi="宋体" w:eastAsia="宋体" w:cs="宋体"/>
               <w:szCs w:val="24"/>
             </w:rPr>
             <w:fldChar w:fldCharType="begin"/>
           </w:r>
           <w:r>
             <w:rPr>
-              <w:rFonts w:ascii="宋体" w:eastAsia="宋体" w:hAnsi="宋体" w:cs="宋体" w:hint="eastAsia"/>
+              <w:rFonts w:hint="eastAsia" w:ascii="宋体" w:hAnsi="宋体" w:eastAsia="宋体" w:cs="宋体"/>
               <w:szCs w:val="24"/>
             </w:rPr>
             <w:instrText xml:space="preserve"> HYPERLINK \l _Toc25821 </w:instrText>
           </w:r>
           <w:r>
             <w:rPr>
-              <w:rFonts w:ascii="宋体" w:eastAsia="宋体" w:hAnsi="宋体" w:cs="宋体" w:hint="eastAsia"/>
+              <w:rFonts w:hint="eastAsia" w:ascii="宋体" w:hAnsi="宋体" w:eastAsia="宋体" w:cs="宋体"/>
               <w:szCs w:val="24"/>
             </w:rPr>
             <w:fldChar w:fldCharType="separate"/>
@@ -3070,7 +3259,7 @@
           </w:r>
           <w:r>
             <w:rPr>
-              <w:rFonts w:ascii="宋体" w:eastAsia="宋体" w:hAnsi="宋体" w:cs="宋体" w:hint="eastAsia"/>
+              <w:rFonts w:hint="eastAsia" w:ascii="宋体" w:hAnsi="宋体" w:eastAsia="宋体" w:cs="宋体"/>
               <w:szCs w:val="24"/>
             </w:rPr>
             <w:fldChar w:fldCharType="end"/>
@@ -3078,28 +3267,28 @@
         </w:p>
         <w:p>
           <w:pPr>
-            <w:pStyle w:val="TOC1"/>
+            <w:pStyle w:val="16"/>
             <w:tabs>
               <w:tab w:val="right" w:leader="dot" w:pos="8306"/>
             </w:tabs>
           </w:pPr>
           <w:r>
             <w:rPr>
-              <w:rFonts w:ascii="宋体" w:eastAsia="宋体" w:hAnsi="宋体" w:cs="宋体" w:hint="eastAsia"/>
+              <w:rFonts w:hint="eastAsia" w:ascii="宋体" w:hAnsi="宋体" w:eastAsia="宋体" w:cs="宋体"/>
               <w:szCs w:val="24"/>
             </w:rPr>
             <w:fldChar w:fldCharType="begin"/>
           </w:r>
           <w:r>
             <w:rPr>
-              <w:rFonts w:ascii="宋体" w:eastAsia="宋体" w:hAnsi="宋体" w:cs="宋体" w:hint="eastAsia"/>
+              <w:rFonts w:hint="eastAsia" w:ascii="宋体" w:hAnsi="宋体" w:eastAsia="宋体" w:cs="宋体"/>
               <w:szCs w:val="24"/>
             </w:rPr>
             <w:instrText xml:space="preserve"> HYPERLINK \l _Toc7554 </w:instrText>
           </w:r>
           <w:r>
             <w:rPr>
-              <w:rFonts w:ascii="宋体" w:eastAsia="宋体" w:hAnsi="宋体" w:cs="宋体" w:hint="eastAsia"/>
+              <w:rFonts w:hint="eastAsia" w:ascii="宋体" w:hAnsi="宋体" w:eastAsia="宋体" w:cs="宋体"/>
               <w:szCs w:val="24"/>
             </w:rPr>
             <w:fldChar w:fldCharType="separate"/>
@@ -3138,7 +3327,7 @@
           </w:r>
           <w:r>
             <w:rPr>
-              <w:rFonts w:ascii="宋体" w:eastAsia="宋体" w:hAnsi="宋体" w:cs="宋体" w:hint="eastAsia"/>
+              <w:rFonts w:hint="eastAsia" w:ascii="宋体" w:hAnsi="宋体" w:eastAsia="宋体" w:cs="宋体"/>
               <w:szCs w:val="24"/>
             </w:rPr>
             <w:fldChar w:fldCharType="end"/>
@@ -3146,28 +3335,28 @@
         </w:p>
         <w:p>
           <w:pPr>
-            <w:pStyle w:val="TOC1"/>
+            <w:pStyle w:val="16"/>
             <w:tabs>
               <w:tab w:val="right" w:leader="dot" w:pos="8306"/>
             </w:tabs>
           </w:pPr>
           <w:r>
             <w:rPr>
-              <w:rFonts w:ascii="宋体" w:eastAsia="宋体" w:hAnsi="宋体" w:cs="宋体" w:hint="eastAsia"/>
+              <w:rFonts w:hint="eastAsia" w:ascii="宋体" w:hAnsi="宋体" w:eastAsia="宋体" w:cs="宋体"/>
               <w:szCs w:val="24"/>
             </w:rPr>
             <w:fldChar w:fldCharType="begin"/>
           </w:r>
           <w:r>
             <w:rPr>
-              <w:rFonts w:ascii="宋体" w:eastAsia="宋体" w:hAnsi="宋体" w:cs="宋体" w:hint="eastAsia"/>
+              <w:rFonts w:hint="eastAsia" w:ascii="宋体" w:hAnsi="宋体" w:eastAsia="宋体" w:cs="宋体"/>
               <w:szCs w:val="24"/>
             </w:rPr>
             <w:instrText xml:space="preserve"> HYPERLINK \l _Toc16859 </w:instrText>
           </w:r>
           <w:r>
             <w:rPr>
-              <w:rFonts w:ascii="宋体" w:eastAsia="宋体" w:hAnsi="宋体" w:cs="宋体" w:hint="eastAsia"/>
+              <w:rFonts w:hint="eastAsia" w:ascii="宋体" w:hAnsi="宋体" w:eastAsia="宋体" w:cs="宋体"/>
               <w:szCs w:val="24"/>
             </w:rPr>
             <w:fldChar w:fldCharType="separate"/>
@@ -3199,7 +3388,7 @@
           </w:r>
           <w:r>
             <w:rPr>
-              <w:rFonts w:ascii="宋体" w:eastAsia="宋体" w:hAnsi="宋体" w:cs="宋体" w:hint="eastAsia"/>
+              <w:rFonts w:hint="eastAsia" w:ascii="宋体" w:hAnsi="宋体" w:eastAsia="宋体" w:cs="宋体"/>
               <w:szCs w:val="24"/>
             </w:rPr>
             <w:fldChar w:fldCharType="end"/>
@@ -3221,7 +3410,7 @@
             <w:snapToGrid w:val="0"/>
             <w:textAlignment w:val="baseline"/>
             <w:rPr>
-              <w:rFonts w:ascii="宋体" w:eastAsia="宋体" w:hAnsi="宋体" w:cs="宋体" w:hint="eastAsia"/>
+              <w:rFonts w:hint="eastAsia" w:ascii="宋体" w:hAnsi="宋体" w:eastAsia="宋体" w:cs="宋体"/>
               <w:snapToGrid w:val="0"/>
               <w:color w:val="000000"/>
               <w:kern w:val="0"/>
@@ -3232,7 +3421,7 @@
           </w:pPr>
           <w:r>
             <w:rPr>
-              <w:rFonts w:ascii="宋体" w:eastAsia="宋体" w:hAnsi="宋体" w:cs="宋体" w:hint="eastAsia"/>
+              <w:rFonts w:hint="eastAsia" w:ascii="宋体" w:hAnsi="宋体" w:eastAsia="宋体" w:cs="宋体"/>
               <w:szCs w:val="24"/>
             </w:rPr>
             <w:fldChar w:fldCharType="end"/>
@@ -3256,7 +3445,7 @@
         <w:snapToGrid w:val="0"/>
         <w:textAlignment w:val="baseline"/>
         <w:rPr>
-          <w:rFonts w:ascii="Arial" w:eastAsia="Arial" w:hAnsi="Arial" w:cs="Arial"/>
+          <w:rFonts w:ascii="Arial" w:hAnsi="Arial" w:eastAsia="Arial" w:cs="Arial"/>
           <w:snapToGrid w:val="0"/>
           <w:color w:val="000000"/>
           <w:kern w:val="0"/>
@@ -3267,7 +3456,7 @@
       </w:pPr>
       <w:r>
         <w:rPr>
-          <w:rFonts w:ascii="Arial" w:eastAsia="Arial" w:hAnsi="Arial" w:cs="Arial"/>
+          <w:rFonts w:ascii="Arial" w:hAnsi="Arial" w:eastAsia="Arial" w:cs="Arial"/>
           <w:snapToGrid w:val="0"/>
           <w:color w:val="000000"/>
           <w:kern w:val="0"/>
@@ -3280,45 +3469,94 @@
     </w:p>
     <w:p>
       <w:pPr>
-        <w:pStyle w:val="1"/>
+        <w:pStyle w:val="28"/>
         <w:bidi w:val="0"/>
         <w:rPr>
           <w:rFonts w:hint="default"/>
           <w:lang w:val="en-US" w:eastAsia="zh-CN"/>
         </w:rPr>
       </w:pPr>
-      <w:bookmarkStart w:id="3" w:name="_Toc15837"/>
+      <w:bookmarkStart w:id="2" w:name="_Toc15837"/>
       <w:r>
         <w:rPr>
           <w:rFonts w:hint="default"/>
           <w:lang w:val="en-US" w:eastAsia="zh-CN"/>
         </w:rPr>
         <w:t>总则</w:t>
+      </w:r>
+      <w:bookmarkEnd w:id="2"/>
+    </w:p>
+    <w:p>
+      <w:pPr>
+        <w:pStyle w:val="30"/>
+        <w:bidi w:val="0"/>
+        <w:rPr>
+          <w:rFonts w:hint="default"/>
+          <w:lang w:val="en-US" w:eastAsia="zh-CN"/>
+        </w:rPr>
+      </w:pPr>
+      <w:bookmarkStart w:id="3" w:name="_Toc13118"/>
+      <w:r>
+        <w:rPr>
+          <w:rFonts w:hint="default"/>
+          <w:lang w:val="en-US" w:eastAsia="zh-CN"/>
+        </w:rPr>
+        <w:t>目的</w:t>
       </w:r>
       <w:bookmarkEnd w:id="3"/>
     </w:p>
     <w:p>
       <w:pPr>
-        <w:pStyle w:val="2"/>
+        <w:pStyle w:val="29"/>
+        <w:rPr>
+          <w:rFonts w:hint="default"/>
+          <w:lang w:val="en-US" w:eastAsia="zh-CN"/>
+        </w:rPr>
+      </w:pPr>
+      <w:r>
+        <w:rPr>
+          <w:rFonts w:hint="default"/>
+          <w:lang w:val="en-US" w:eastAsia="zh-CN"/>
+        </w:rPr>
+        <w:t>为规范公司</w:t>
+      </w:r>
+      <w:r>
+        <w:rPr>
+          <w:rFonts w:hint="eastAsia"/>
+          <w:lang w:val="en-US" w:eastAsia="zh-CN"/>
+        </w:rPr>
+        <w:t>运维服务</w:t>
+      </w:r>
+      <w:r>
+        <w:rPr>
+          <w:rFonts w:hint="default"/>
+          <w:lang w:val="en-US" w:eastAsia="zh-CN"/>
+        </w:rPr>
+        <w:t>中配置项的管理，建立并维护一套准确、可信的配置管理数据库，为事件管理、问题管理、变更管理、发布管理等流程提供可靠的信息支撑，保障服务交付的稳定性与运维决策的有效性，特制定本制度。</w:t>
+      </w:r>
+    </w:p>
+    <w:p>
+      <w:pPr>
+        <w:pStyle w:val="30"/>
         <w:bidi w:val="0"/>
         <w:rPr>
           <w:rFonts w:hint="default"/>
           <w:lang w:val="en-US" w:eastAsia="zh-CN"/>
         </w:rPr>
       </w:pPr>
-      <w:bookmarkStart w:id="4" w:name="_Toc13118"/>
+      <w:bookmarkStart w:id="4" w:name="_Toc5040"/>
       <w:r>
         <w:rPr>
           <w:rFonts w:hint="default"/>
           <w:lang w:val="en-US" w:eastAsia="zh-CN"/>
         </w:rPr>
-        <w:t>目的</w:t>
+        <w:t>适用范围</w:t>
       </w:r>
       <w:bookmarkEnd w:id="4"/>
     </w:p>
     <w:p>
       <w:pPr>
-        <w:pStyle w:val="a1"/>
+        <w:pStyle w:val="29"/>
         <w:rPr>
           <w:rFonts w:hint="default"/>
           <w:lang w:val="en-US" w:eastAsia="zh-CN"/>
@@ -3329,7 +3567,7 @@
           <w:rFonts w:hint="default"/>
           <w:lang w:val="en-US" w:eastAsia="zh-CN"/>
         </w:rPr>
-        <w:t>为规范公司</w:t>
+        <w:t>本制度适用于公司所有</w:t>
       </w:r>
       <w:r>
         <w:rPr>
@@ -3343,160 +3581,111 @@
           <w:rFonts w:hint="default"/>
           <w:lang w:val="en-US" w:eastAsia="zh-CN"/>
         </w:rPr>
-        <w:t>中配置项的管理，建立并维护一套准确、可信的配置管理数据库，为事件管理、问题管理、变更管理、发布管理等流程提供可靠的信息支撑，保障服务交付的稳定性与运维决策的有效性，特制定本制度。</w:t>
+        <w:t>项目中，纳入管理范围内的所有配置项，主要包括：</w:t>
       </w:r>
     </w:p>
     <w:p>
       <w:pPr>
-        <w:pStyle w:val="2"/>
+        <w:pStyle w:val="29"/>
+        <w:rPr>
+          <w:rFonts w:hint="default"/>
+          <w:lang w:val="en-US" w:eastAsia="zh-CN"/>
+        </w:rPr>
+      </w:pPr>
+      <w:r>
+        <w:rPr>
+          <w:rFonts w:hint="default"/>
+          <w:lang w:val="en-US" w:eastAsia="zh-CN"/>
+        </w:rPr>
+        <w:t>应用服务类：应用程序、微服务、API接口、前端页面。</w:t>
+      </w:r>
+    </w:p>
+    <w:p>
+      <w:pPr>
+        <w:pStyle w:val="29"/>
+        <w:rPr>
+          <w:rFonts w:hint="default"/>
+          <w:lang w:val="en-US" w:eastAsia="zh-CN"/>
+        </w:rPr>
+      </w:pPr>
+      <w:r>
+        <w:rPr>
+          <w:rFonts w:hint="default"/>
+          <w:lang w:val="en-US" w:eastAsia="zh-CN"/>
+        </w:rPr>
+        <w:t>数据与中间件类：数据库实例、缓存服务、消息队列、ETL流程。</w:t>
+      </w:r>
+    </w:p>
+    <w:p>
+      <w:pPr>
+        <w:pStyle w:val="29"/>
+        <w:rPr>
+          <w:rFonts w:hint="default"/>
+          <w:lang w:val="en-US" w:eastAsia="zh-CN"/>
+        </w:rPr>
+      </w:pPr>
+      <w:r>
+        <w:rPr>
+          <w:rFonts w:hint="default"/>
+          <w:lang w:val="en-US" w:eastAsia="zh-CN"/>
+        </w:rPr>
+        <w:t>运行环境类：服务器（含虚拟机/容器）操作系统、运行时环境、配置文件、环境变量。</w:t>
+      </w:r>
+    </w:p>
+    <w:p>
+      <w:pPr>
+        <w:pStyle w:val="29"/>
+        <w:rPr>
+          <w:rFonts w:hint="default"/>
+          <w:lang w:val="en-US" w:eastAsia="zh-CN"/>
+        </w:rPr>
+      </w:pPr>
+      <w:r>
+        <w:rPr>
+          <w:rFonts w:hint="default"/>
+          <w:lang w:val="en-US" w:eastAsia="zh-CN"/>
+        </w:rPr>
+        <w:t>工具与文档类：监控工具账号、运维脚本、架构图、部署文档。</w:t>
+      </w:r>
+    </w:p>
+    <w:p>
+      <w:pPr>
+        <w:pStyle w:val="29"/>
+        <w:rPr>
+          <w:rFonts w:hint="default"/>
+          <w:lang w:val="en-US" w:eastAsia="zh-CN"/>
+        </w:rPr>
+      </w:pPr>
+      <w:r>
+        <w:rPr>
+          <w:rFonts w:hint="default"/>
+          <w:lang w:val="en-US" w:eastAsia="zh-CN"/>
+        </w:rPr>
+        <w:t>逻辑实体类：客户组织机构、关键业务逻辑单元、服务目录条目。</w:t>
+      </w:r>
+    </w:p>
+    <w:p>
+      <w:pPr>
+        <w:pStyle w:val="30"/>
         <w:bidi w:val="0"/>
         <w:rPr>
           <w:rFonts w:hint="default"/>
           <w:lang w:val="en-US" w:eastAsia="zh-CN"/>
         </w:rPr>
       </w:pPr>
-      <w:bookmarkStart w:id="5" w:name="_Toc5040"/>
+      <w:bookmarkStart w:id="5" w:name="_Toc18249"/>
       <w:r>
         <w:rPr>
           <w:rFonts w:hint="default"/>
           <w:lang w:val="en-US" w:eastAsia="zh-CN"/>
         </w:rPr>
-        <w:t>适用范围</w:t>
+        <w:t>原则</w:t>
       </w:r>
       <w:bookmarkEnd w:id="5"/>
     </w:p>
     <w:p>
       <w:pPr>
-        <w:pStyle w:val="a1"/>
-        <w:rPr>
-          <w:rFonts w:hint="default"/>
-          <w:lang w:val="en-US" w:eastAsia="zh-CN"/>
-        </w:rPr>
-      </w:pPr>
-      <w:r>
-        <w:rPr>
-          <w:rFonts w:hint="default"/>
-          <w:lang w:val="en-US" w:eastAsia="zh-CN"/>
-        </w:rPr>
-        <w:t>本制度适用于公司所有</w:t>
-      </w:r>
-      <w:r>
-        <w:rPr>
-          <w:rFonts w:hint="eastAsia"/>
-          <w:lang w:val="en-US" w:eastAsia="zh-CN"/>
-        </w:rPr>
-        <w:t>运维服务</w:t>
-      </w:r>
-      <w:r>
-        <w:rPr>
-          <w:rFonts w:hint="default"/>
-          <w:lang w:val="en-US" w:eastAsia="zh-CN"/>
-        </w:rPr>
-        <w:t>项目中，纳入管理范围内的所有配置项，主要包括：</w:t>
-      </w:r>
-    </w:p>
-    <w:p>
-      <w:pPr>
-        <w:pStyle w:val="a1"/>
-        <w:rPr>
-          <w:rFonts w:hint="default"/>
-          <w:lang w:val="en-US" w:eastAsia="zh-CN"/>
-        </w:rPr>
-      </w:pPr>
-      <w:r>
-        <w:rPr>
-          <w:rFonts w:hint="default"/>
-          <w:lang w:val="en-US" w:eastAsia="zh-CN"/>
-        </w:rPr>
-        <w:t>应用服务类：应用程序、微服务、API接口、前端页面。</w:t>
-      </w:r>
-    </w:p>
-    <w:p>
-      <w:pPr>
-        <w:pStyle w:val="a1"/>
-        <w:rPr>
-          <w:rFonts w:hint="default"/>
-          <w:lang w:val="en-US" w:eastAsia="zh-CN"/>
-        </w:rPr>
-      </w:pPr>
-      <w:r>
-        <w:rPr>
-          <w:rFonts w:hint="default"/>
-          <w:lang w:val="en-US" w:eastAsia="zh-CN"/>
-        </w:rPr>
-        <w:t>数据与中间件类：数据库实例、缓存服务、消息队列、ETL流程。</w:t>
-      </w:r>
-    </w:p>
-    <w:p>
-      <w:pPr>
-        <w:pStyle w:val="a1"/>
-        <w:rPr>
-          <w:rFonts w:hint="default"/>
-          <w:lang w:val="en-US" w:eastAsia="zh-CN"/>
-        </w:rPr>
-      </w:pPr>
-      <w:r>
-        <w:rPr>
-          <w:rFonts w:hint="default"/>
-          <w:lang w:val="en-US" w:eastAsia="zh-CN"/>
-        </w:rPr>
-        <w:t>运行环境类：服务器（含虚拟机/容器）操作系统、运行时环境、配置文件、环境变量。</w:t>
-      </w:r>
-    </w:p>
-    <w:p>
-      <w:pPr>
-        <w:pStyle w:val="a1"/>
-        <w:rPr>
-          <w:rFonts w:hint="default"/>
-          <w:lang w:val="en-US" w:eastAsia="zh-CN"/>
-        </w:rPr>
-      </w:pPr>
-      <w:r>
-        <w:rPr>
-          <w:rFonts w:hint="default"/>
-          <w:lang w:val="en-US" w:eastAsia="zh-CN"/>
-        </w:rPr>
-        <w:t>工具与文档类：监控工具账号、运维脚本、架构图、部署文档。</w:t>
-      </w:r>
-    </w:p>
-    <w:p>
-      <w:pPr>
-        <w:pStyle w:val="a1"/>
-        <w:rPr>
-          <w:rFonts w:hint="default"/>
-          <w:lang w:val="en-US" w:eastAsia="zh-CN"/>
-        </w:rPr>
-      </w:pPr>
-      <w:r>
-        <w:rPr>
-          <w:rFonts w:hint="default"/>
-          <w:lang w:val="en-US" w:eastAsia="zh-CN"/>
-        </w:rPr>
-        <w:t>逻辑实体类：客户组织机构、关键业务逻辑单元、服务目录条目。</w:t>
-      </w:r>
-    </w:p>
-    <w:p>
-      <w:pPr>
-        <w:pStyle w:val="2"/>
-        <w:bidi w:val="0"/>
-        <w:rPr>
-          <w:rFonts w:hint="default"/>
-          <w:lang w:val="en-US" w:eastAsia="zh-CN"/>
-        </w:rPr>
-      </w:pPr>
-      <w:bookmarkStart w:id="6" w:name="_Toc18249"/>
-      <w:r>
-        <w:rPr>
-          <w:rFonts w:hint="default"/>
-          <w:lang w:val="en-US" w:eastAsia="zh-CN"/>
-        </w:rPr>
-        <w:t>原则</w:t>
-      </w:r>
-      <w:bookmarkEnd w:id="6"/>
-    </w:p>
-    <w:p>
-      <w:pPr>
-        <w:pStyle w:val="a1"/>
+        <w:pStyle w:val="29"/>
         <w:rPr>
           <w:rFonts w:hint="default"/>
           <w:lang w:val="en-US" w:eastAsia="zh-CN"/>
@@ -3512,7 +3701,7 @@
     </w:p>
     <w:p>
       <w:pPr>
-        <w:pStyle w:val="a1"/>
+        <w:pStyle w:val="29"/>
         <w:rPr>
           <w:rFonts w:hint="default"/>
           <w:lang w:val="en-US" w:eastAsia="zh-CN"/>
@@ -3528,7 +3717,7 @@
     </w:p>
     <w:p>
       <w:pPr>
-        <w:pStyle w:val="a1"/>
+        <w:pStyle w:val="29"/>
         <w:rPr>
           <w:rFonts w:hint="default"/>
           <w:lang w:val="en-US" w:eastAsia="zh-CN"/>
@@ -3544,7 +3733,7 @@
     </w:p>
     <w:p>
       <w:pPr>
-        <w:pStyle w:val="a1"/>
+        <w:pStyle w:val="29"/>
         <w:rPr>
           <w:rFonts w:hint="default"/>
           <w:lang w:val="en-US" w:eastAsia="zh-CN"/>
@@ -3560,14 +3749,14 @@
     </w:p>
     <w:p>
       <w:pPr>
-        <w:pStyle w:val="1"/>
+        <w:pStyle w:val="28"/>
         <w:bidi w:val="0"/>
         <w:rPr>
           <w:rFonts w:hint="default"/>
           <w:lang w:val="en-US" w:eastAsia="zh-CN"/>
         </w:rPr>
       </w:pPr>
-      <w:bookmarkStart w:id="7" w:name="_Toc10658"/>
+      <w:bookmarkStart w:id="6" w:name="_Toc10658"/>
       <w:r>
         <w:rPr>
           <w:rFonts w:hint="default"/>
@@ -3575,22 +3764,23 @@
         </w:rPr>
         <w:t>角色与职责</w:t>
       </w:r>
-      <w:bookmarkEnd w:id="7"/>
+      <w:bookmarkEnd w:id="6"/>
     </w:p>
     <w:tbl>
       <w:tblPr>
-        <w:tblStyle w:val="TableNormal"/>
+        <w:tblStyle w:val="20"/>
         <w:tblW w:w="9024" w:type="dxa"/>
         <w:tblInd w:w="0" w:type="dxa"/>
         <w:tblBorders>
-          <w:top w:val="single" w:sz="4" w:space="0" w:color="auto"/>
-          <w:left w:val="single" w:sz="4" w:space="0" w:color="auto"/>
-          <w:bottom w:val="single" w:sz="4" w:space="0" w:color="auto"/>
-          <w:right w:val="single" w:sz="4" w:space="0" w:color="auto"/>
-          <w:insideH w:val="single" w:sz="4" w:space="0" w:color="auto"/>
-          <w:insideV w:val="single" w:sz="4" w:space="0" w:color="auto"/>
+          <w:top w:val="single" w:color="auto" w:sz="4" w:space="0"/>
+          <w:left w:val="single" w:color="auto" w:sz="4" w:space="0"/>
+          <w:bottom w:val="single" w:color="auto" w:sz="4" w:space="0"/>
+          <w:right w:val="single" w:color="auto" w:sz="4" w:space="0"/>
+          <w:insideH w:val="single" w:color="auto" w:sz="4" w:space="0"/>
+          <w:insideV w:val="single" w:color="auto" w:sz="4" w:space="0"/>
         </w:tblBorders>
         <w:shd w:val="clear" w:color="auto" w:fill="auto"/>
+        <w:tblLayout w:type="autofit"/>
         <w:tblCellMar>
           <w:top w:w="15" w:type="dxa"/>
           <w:left w:w="15" w:type="dxa"/>
@@ -3605,15 +3795,13 @@
       </w:tblGrid>
       <w:tr>
         <w:tblPrEx>
-          <w:tblW w:w="9024" w:type="dxa"/>
-          <w:tblInd w:w="0" w:type="dxa"/>
           <w:tblBorders>
-            <w:top w:val="single" w:sz="4" w:space="0" w:color="auto"/>
-            <w:left w:val="single" w:sz="4" w:space="0" w:color="auto"/>
-            <w:bottom w:val="single" w:sz="4" w:space="0" w:color="auto"/>
-            <w:right w:val="single" w:sz="4" w:space="0" w:color="auto"/>
-            <w:insideH w:val="single" w:sz="4" w:space="0" w:color="auto"/>
-            <w:insideV w:val="single" w:sz="4" w:space="0" w:color="auto"/>
+            <w:top w:val="single" w:color="auto" w:sz="4" w:space="0"/>
+            <w:left w:val="single" w:color="auto" w:sz="4" w:space="0"/>
+            <w:bottom w:val="single" w:color="auto" w:sz="4" w:space="0"/>
+            <w:right w:val="single" w:color="auto" w:sz="4" w:space="0"/>
+            <w:insideH w:val="single" w:color="auto" w:sz="4" w:space="0"/>
+            <w:insideV w:val="single" w:color="auto" w:sz="4" w:space="0"/>
           </w:tblBorders>
           <w:shd w:val="clear" w:color="auto" w:fill="auto"/>
           <w:tblCellMar>
@@ -3647,7 +3835,7 @@
               <w:spacing w:line="300" w:lineRule="atLeast"/>
               <w:jc w:val="left"/>
               <w:rPr>
-                <w:rFonts w:ascii="Segoe UI" w:eastAsia="Segoe UI" w:hAnsi="Segoe UI" w:cs="Segoe UI"/>
+                <w:rFonts w:ascii="Segoe UI" w:hAnsi="Segoe UI" w:eastAsia="Segoe UI" w:cs="Segoe UI"/>
                 <w:i w:val="0"/>
                 <w:iCs w:val="0"/>
                 <w:caps w:val="0"/>
@@ -3659,7 +3847,7 @@
             </w:pPr>
             <w:r>
               <w:rPr>
-                <w:rFonts w:ascii="Segoe UI" w:eastAsia="Segoe UI" w:hAnsi="Segoe UI" w:cs="Segoe UI" w:hint="default"/>
+                <w:rFonts w:hint="default" w:ascii="Segoe UI" w:hAnsi="Segoe UI" w:eastAsia="Segoe UI" w:cs="Segoe UI"/>
                 <w:i w:val="0"/>
                 <w:iCs w:val="0"/>
                 <w:caps w:val="0"/>
@@ -3696,7 +3884,7 @@
               <w:spacing w:line="300" w:lineRule="atLeast"/>
               <w:jc w:val="left"/>
               <w:rPr>
-                <w:rFonts w:ascii="Segoe UI" w:eastAsia="Segoe UI" w:hAnsi="Segoe UI" w:cs="Segoe UI" w:hint="default"/>
+                <w:rFonts w:hint="default" w:ascii="Segoe UI" w:hAnsi="Segoe UI" w:eastAsia="Segoe UI" w:cs="Segoe UI"/>
                 <w:i w:val="0"/>
                 <w:iCs w:val="0"/>
                 <w:caps w:val="0"/>
@@ -3708,7 +3896,7 @@
             </w:pPr>
             <w:r>
               <w:rPr>
-                <w:rFonts w:ascii="Segoe UI" w:eastAsia="Segoe UI" w:hAnsi="Segoe UI" w:cs="Segoe UI" w:hint="default"/>
+                <w:rFonts w:hint="default" w:ascii="Segoe UI" w:hAnsi="Segoe UI" w:eastAsia="Segoe UI" w:cs="Segoe UI"/>
                 <w:i w:val="0"/>
                 <w:iCs w:val="0"/>
                 <w:caps w:val="0"/>
@@ -3745,7 +3933,7 @@
               <w:spacing w:line="300" w:lineRule="atLeast"/>
               <w:jc w:val="left"/>
               <w:rPr>
-                <w:rFonts w:ascii="Segoe UI" w:eastAsia="Segoe UI" w:hAnsi="Segoe UI" w:cs="Segoe UI" w:hint="default"/>
+                <w:rFonts w:hint="default" w:ascii="Segoe UI" w:hAnsi="Segoe UI" w:eastAsia="Segoe UI" w:cs="Segoe UI"/>
                 <w:i w:val="0"/>
                 <w:iCs w:val="0"/>
                 <w:caps w:val="0"/>
@@ -3757,7 +3945,7 @@
             </w:pPr>
             <w:r>
               <w:rPr>
-                <w:rFonts w:ascii="Segoe UI" w:eastAsia="Segoe UI" w:hAnsi="Segoe UI" w:cs="Segoe UI" w:hint="default"/>
+                <w:rFonts w:hint="default" w:ascii="Segoe UI" w:hAnsi="Segoe UI" w:eastAsia="Segoe UI" w:cs="Segoe UI"/>
                 <w:i w:val="0"/>
                 <w:iCs w:val="0"/>
                 <w:caps w:val="0"/>
@@ -3776,8 +3964,602 @@
       </w:tr>
       <w:tr>
         <w:tblPrEx>
-          <w:tblW w:w="9024" w:type="dxa"/>
-          <w:tblInd w:w="0" w:type="dxa"/>
+          <w:tblBorders>
+            <w:top w:val="single" w:color="auto" w:sz="4" w:space="0"/>
+            <w:left w:val="single" w:color="auto" w:sz="4" w:space="0"/>
+            <w:bottom w:val="single" w:color="auto" w:sz="4" w:space="0"/>
+            <w:right w:val="single" w:color="auto" w:sz="4" w:space="0"/>
+            <w:insideH w:val="single" w:color="auto" w:sz="4" w:space="0"/>
+            <w:insideV w:val="single" w:color="auto" w:sz="4" w:space="0"/>
+          </w:tblBorders>
+          <w:tblCellMar>
+            <w:top w:w="15" w:type="dxa"/>
+            <w:left w:w="15" w:type="dxa"/>
+            <w:bottom w:w="15" w:type="dxa"/>
+            <w:right w:w="15" w:type="dxa"/>
+          </w:tblCellMar>
+        </w:tblPrEx>
+        <w:tc>
+          <w:tcPr>
+            <w:tcW w:w="0" w:type="auto"/>
+            <w:shd w:val="clear" w:color="auto" w:fill="auto"/>
+            <w:tcMar>
+              <w:top w:w="120" w:type="dxa"/>
+              <w:left w:w="0" w:type="dxa"/>
+              <w:bottom w:w="120" w:type="dxa"/>
+              <w:right w:w="192" w:type="dxa"/>
+            </w:tcMar>
+            <w:vAlign w:val="center"/>
+          </w:tcPr>
+          <w:p>
+            <w:pPr>
+              <w:keepNext w:val="0"/>
+              <w:keepLines w:val="0"/>
+              <w:widowControl/>
+              <w:suppressLineNumbers w:val="0"/>
+              <w:spacing w:line="300" w:lineRule="atLeast"/>
+              <w:jc w:val="left"/>
+              <w:rPr>
+                <w:rFonts w:hint="default" w:ascii="Segoe UI" w:hAnsi="Segoe UI" w:eastAsia="Segoe UI" w:cs="Segoe UI"/>
+                <w:i w:val="0"/>
+                <w:iCs w:val="0"/>
+                <w:caps w:val="0"/>
+                <w:color w:val="0F1115"/>
+                <w:spacing w:val="0"/>
+                <w:sz w:val="18"/>
+                <w:szCs w:val="18"/>
+              </w:rPr>
+            </w:pPr>
+            <w:r>
+              <w:rPr>
+                <w:rStyle w:val="23"/>
+                <w:rFonts w:hint="default" w:ascii="Segoe UI" w:hAnsi="Segoe UI" w:eastAsia="Segoe UI" w:cs="Segoe UI"/>
+                <w:b/>
+                <w:bCs/>
+                <w:i w:val="0"/>
+                <w:iCs w:val="0"/>
+                <w:caps w:val="0"/>
+                <w:snapToGrid w:val="0"/>
+                <w:color w:val="000000"/>
+                <w:spacing w:val="0"/>
+                <w:kern w:val="0"/>
+                <w:sz w:val="18"/>
+                <w:szCs w:val="18"/>
+                <w:lang w:val="en-US" w:eastAsia="zh-CN"/>
+              </w:rPr>
+              <w:t>配置管理负责人</w:t>
+            </w:r>
+          </w:p>
+        </w:tc>
+        <w:tc>
+          <w:tcPr>
+            <w:tcW w:w="0" w:type="auto"/>
+            <w:shd w:val="clear" w:color="auto" w:fill="auto"/>
+            <w:tcMar>
+              <w:top w:w="120" w:type="dxa"/>
+              <w:left w:w="192" w:type="dxa"/>
+              <w:bottom w:w="120" w:type="dxa"/>
+              <w:right w:w="192" w:type="dxa"/>
+            </w:tcMar>
+            <w:vAlign w:val="center"/>
+          </w:tcPr>
+          <w:p>
+            <w:pPr>
+              <w:keepNext w:val="0"/>
+              <w:keepLines w:val="0"/>
+              <w:widowControl/>
+              <w:suppressLineNumbers w:val="0"/>
+              <w:spacing w:line="300" w:lineRule="atLeast"/>
+              <w:jc w:val="left"/>
+              <w:rPr>
+                <w:rFonts w:hint="default" w:ascii="Segoe UI" w:hAnsi="Segoe UI" w:eastAsia="Segoe UI" w:cs="Segoe UI"/>
+                <w:i w:val="0"/>
+                <w:iCs w:val="0"/>
+                <w:caps w:val="0"/>
+                <w:color w:val="0F1115"/>
+                <w:spacing w:val="0"/>
+                <w:sz w:val="18"/>
+                <w:szCs w:val="18"/>
+              </w:rPr>
+            </w:pPr>
+            <w:r>
+              <w:rPr>
+                <w:rFonts w:hint="default" w:ascii="Segoe UI" w:hAnsi="Segoe UI" w:eastAsia="Segoe UI" w:cs="Segoe UI"/>
+                <w:i w:val="0"/>
+                <w:iCs w:val="0"/>
+                <w:caps w:val="0"/>
+                <w:snapToGrid w:val="0"/>
+                <w:color w:val="000000"/>
+                <w:spacing w:val="0"/>
+                <w:kern w:val="0"/>
+                <w:sz w:val="18"/>
+                <w:szCs w:val="18"/>
+                <w:lang w:val="en-US" w:eastAsia="zh-CN"/>
+              </w:rPr>
+              <w:t>1. 制定并维护配置管理策略、流程与标准。</w:t>
+            </w:r>
+            <w:r>
+              <w:rPr>
+                <w:rFonts w:hint="default" w:ascii="Segoe UI" w:hAnsi="Segoe UI" w:eastAsia="Segoe UI" w:cs="Segoe UI"/>
+                <w:i w:val="0"/>
+                <w:iCs w:val="0"/>
+                <w:caps w:val="0"/>
+                <w:snapToGrid w:val="0"/>
+                <w:color w:val="000000"/>
+                <w:spacing w:val="0"/>
+                <w:kern w:val="0"/>
+                <w:sz w:val="18"/>
+                <w:szCs w:val="18"/>
+                <w:lang w:val="en-US" w:eastAsia="zh-CN"/>
+              </w:rPr>
+              <w:br w:type="textWrapping"/>
+            </w:r>
+            <w:r>
+              <w:rPr>
+                <w:rFonts w:hint="default" w:ascii="Segoe UI" w:hAnsi="Segoe UI" w:eastAsia="Segoe UI" w:cs="Segoe UI"/>
+                <w:i w:val="0"/>
+                <w:iCs w:val="0"/>
+                <w:caps w:val="0"/>
+                <w:snapToGrid w:val="0"/>
+                <w:color w:val="000000"/>
+                <w:spacing w:val="0"/>
+                <w:kern w:val="0"/>
+                <w:sz w:val="18"/>
+                <w:szCs w:val="18"/>
+                <w:lang w:val="en-US" w:eastAsia="zh-CN"/>
+              </w:rPr>
+              <w:t>2. 监督管理CMDB的整体健康度与数据质量。</w:t>
+            </w:r>
+            <w:r>
+              <w:rPr>
+                <w:rFonts w:hint="default" w:ascii="Segoe UI" w:hAnsi="Segoe UI" w:eastAsia="Segoe UI" w:cs="Segoe UI"/>
+                <w:i w:val="0"/>
+                <w:iCs w:val="0"/>
+                <w:caps w:val="0"/>
+                <w:snapToGrid w:val="0"/>
+                <w:color w:val="000000"/>
+                <w:spacing w:val="0"/>
+                <w:kern w:val="0"/>
+                <w:sz w:val="18"/>
+                <w:szCs w:val="18"/>
+                <w:lang w:val="en-US" w:eastAsia="zh-CN"/>
+              </w:rPr>
+              <w:br w:type="textWrapping"/>
+            </w:r>
+            <w:r>
+              <w:rPr>
+                <w:rFonts w:hint="default" w:ascii="Segoe UI" w:hAnsi="Segoe UI" w:eastAsia="Segoe UI" w:cs="Segoe UI"/>
+                <w:i w:val="0"/>
+                <w:iCs w:val="0"/>
+                <w:caps w:val="0"/>
+                <w:snapToGrid w:val="0"/>
+                <w:color w:val="000000"/>
+                <w:spacing w:val="0"/>
+                <w:kern w:val="0"/>
+                <w:sz w:val="18"/>
+                <w:szCs w:val="18"/>
+                <w:lang w:val="en-US" w:eastAsia="zh-CN"/>
+              </w:rPr>
+              <w:t>3. 审批配置项分类、属性及关系模型的变更。</w:t>
+            </w:r>
+            <w:r>
+              <w:rPr>
+                <w:rFonts w:hint="default" w:ascii="Segoe UI" w:hAnsi="Segoe UI" w:eastAsia="Segoe UI" w:cs="Segoe UI"/>
+                <w:i w:val="0"/>
+                <w:iCs w:val="0"/>
+                <w:caps w:val="0"/>
+                <w:snapToGrid w:val="0"/>
+                <w:color w:val="000000"/>
+                <w:spacing w:val="0"/>
+                <w:kern w:val="0"/>
+                <w:sz w:val="18"/>
+                <w:szCs w:val="18"/>
+                <w:lang w:val="en-US" w:eastAsia="zh-CN"/>
+              </w:rPr>
+              <w:br w:type="textWrapping"/>
+            </w:r>
+            <w:r>
+              <w:rPr>
+                <w:rFonts w:hint="default" w:ascii="Segoe UI" w:hAnsi="Segoe UI" w:eastAsia="Segoe UI" w:cs="Segoe UI"/>
+                <w:i w:val="0"/>
+                <w:iCs w:val="0"/>
+                <w:caps w:val="0"/>
+                <w:snapToGrid w:val="0"/>
+                <w:color w:val="000000"/>
+                <w:spacing w:val="0"/>
+                <w:kern w:val="0"/>
+                <w:sz w:val="18"/>
+                <w:szCs w:val="18"/>
+                <w:lang w:val="en-US" w:eastAsia="zh-CN"/>
+              </w:rPr>
+              <w:t>4. </w:t>
+            </w:r>
+            <w:r>
+              <w:rPr>
+                <w:rStyle w:val="23"/>
+                <w:rFonts w:hint="default" w:ascii="Segoe UI" w:hAnsi="Segoe UI" w:eastAsia="Segoe UI" w:cs="Segoe UI"/>
+                <w:b/>
+                <w:bCs/>
+                <w:i w:val="0"/>
+                <w:iCs w:val="0"/>
+                <w:caps w:val="0"/>
+                <w:snapToGrid w:val="0"/>
+                <w:color w:val="000000"/>
+                <w:spacing w:val="0"/>
+                <w:kern w:val="0"/>
+                <w:sz w:val="18"/>
+                <w:szCs w:val="18"/>
+                <w:lang w:val="en-US" w:eastAsia="zh-CN"/>
+              </w:rPr>
+              <w:t>组织并主导定期的配置审计活动。</w:t>
+            </w:r>
+          </w:p>
+        </w:tc>
+        <w:tc>
+          <w:tcPr>
+            <w:tcW w:w="0" w:type="auto"/>
+            <w:shd w:val="clear" w:color="auto" w:fill="auto"/>
+            <w:tcMar>
+              <w:top w:w="120" w:type="dxa"/>
+              <w:left w:w="192" w:type="dxa"/>
+              <w:bottom w:w="120" w:type="dxa"/>
+              <w:right w:w="0" w:type="dxa"/>
+            </w:tcMar>
+            <w:vAlign w:val="center"/>
+          </w:tcPr>
+          <w:p>
+            <w:pPr>
+              <w:keepNext w:val="0"/>
+              <w:keepLines w:val="0"/>
+              <w:widowControl/>
+              <w:suppressLineNumbers w:val="0"/>
+              <w:spacing w:line="300" w:lineRule="atLeast"/>
+              <w:jc w:val="left"/>
+              <w:rPr>
+                <w:rFonts w:hint="default" w:ascii="Segoe UI" w:hAnsi="Segoe UI" w:eastAsia="Segoe UI" w:cs="Segoe UI"/>
+                <w:i w:val="0"/>
+                <w:iCs w:val="0"/>
+                <w:caps w:val="0"/>
+                <w:color w:val="0F1115"/>
+                <w:spacing w:val="0"/>
+                <w:sz w:val="18"/>
+                <w:szCs w:val="18"/>
+              </w:rPr>
+            </w:pPr>
+            <w:r>
+              <w:rPr>
+                <w:rStyle w:val="23"/>
+                <w:rFonts w:hint="default" w:ascii="Segoe UI" w:hAnsi="Segoe UI" w:eastAsia="Segoe UI" w:cs="Segoe UI"/>
+                <w:b/>
+                <w:bCs/>
+                <w:i w:val="0"/>
+                <w:iCs w:val="0"/>
+                <w:caps w:val="0"/>
+                <w:snapToGrid w:val="0"/>
+                <w:color w:val="000000"/>
+                <w:spacing w:val="0"/>
+                <w:kern w:val="0"/>
+                <w:sz w:val="18"/>
+                <w:szCs w:val="18"/>
+                <w:lang w:val="en-US" w:eastAsia="zh-CN"/>
+              </w:rPr>
+              <w:t>运维部经理</w:t>
+            </w:r>
+            <w:r>
+              <w:rPr>
+                <w:rFonts w:hint="default" w:ascii="Segoe UI" w:hAnsi="Segoe UI" w:eastAsia="Segoe UI" w:cs="Segoe UI"/>
+                <w:i w:val="0"/>
+                <w:iCs w:val="0"/>
+                <w:caps w:val="0"/>
+                <w:snapToGrid w:val="0"/>
+                <w:color w:val="000000"/>
+                <w:spacing w:val="0"/>
+                <w:kern w:val="0"/>
+                <w:sz w:val="18"/>
+                <w:szCs w:val="18"/>
+                <w:lang w:val="en-US" w:eastAsia="zh-CN"/>
+              </w:rPr>
+              <w:t>（总体负责）</w:t>
+            </w:r>
+          </w:p>
+        </w:tc>
+      </w:tr>
+      <w:tr>
+        <w:tblPrEx>
+          <w:tblBorders>
+            <w:top w:val="single" w:color="auto" w:sz="4" w:space="0"/>
+            <w:left w:val="single" w:color="auto" w:sz="4" w:space="0"/>
+            <w:bottom w:val="single" w:color="auto" w:sz="4" w:space="0"/>
+            <w:right w:val="single" w:color="auto" w:sz="4" w:space="0"/>
+            <w:insideH w:val="single" w:color="auto" w:sz="4" w:space="0"/>
+            <w:insideV w:val="single" w:color="auto" w:sz="4" w:space="0"/>
+          </w:tblBorders>
+          <w:tblCellMar>
+            <w:top w:w="15" w:type="dxa"/>
+            <w:left w:w="15" w:type="dxa"/>
+            <w:bottom w:w="15" w:type="dxa"/>
+            <w:right w:w="15" w:type="dxa"/>
+          </w:tblCellMar>
+        </w:tblPrEx>
+        <w:tc>
+          <w:tcPr>
+            <w:tcW w:w="0" w:type="auto"/>
+            <w:shd w:val="clear" w:color="auto" w:fill="auto"/>
+            <w:tcMar>
+              <w:top w:w="120" w:type="dxa"/>
+              <w:left w:w="0" w:type="dxa"/>
+              <w:bottom w:w="120" w:type="dxa"/>
+              <w:right w:w="192" w:type="dxa"/>
+            </w:tcMar>
+            <w:vAlign w:val="center"/>
+          </w:tcPr>
+          <w:p>
+            <w:pPr>
+              <w:keepNext w:val="0"/>
+              <w:keepLines w:val="0"/>
+              <w:widowControl/>
+              <w:suppressLineNumbers w:val="0"/>
+              <w:spacing w:line="300" w:lineRule="atLeast"/>
+              <w:jc w:val="left"/>
+              <w:rPr>
+                <w:rFonts w:hint="default" w:ascii="Segoe UI" w:hAnsi="Segoe UI" w:eastAsia="Segoe UI" w:cs="Segoe UI"/>
+                <w:i w:val="0"/>
+                <w:iCs w:val="0"/>
+                <w:caps w:val="0"/>
+                <w:color w:val="0F1115"/>
+                <w:spacing w:val="0"/>
+                <w:sz w:val="18"/>
+                <w:szCs w:val="18"/>
+              </w:rPr>
+            </w:pPr>
+            <w:r>
+              <w:rPr>
+                <w:rStyle w:val="23"/>
+                <w:rFonts w:hint="default" w:ascii="Segoe UI" w:hAnsi="Segoe UI" w:eastAsia="Segoe UI" w:cs="Segoe UI"/>
+                <w:b/>
+                <w:bCs/>
+                <w:i w:val="0"/>
+                <w:iCs w:val="0"/>
+                <w:caps w:val="0"/>
+                <w:snapToGrid w:val="0"/>
+                <w:color w:val="000000"/>
+                <w:spacing w:val="0"/>
+                <w:kern w:val="0"/>
+                <w:sz w:val="18"/>
+                <w:szCs w:val="18"/>
+                <w:lang w:val="en-US" w:eastAsia="zh-CN"/>
+              </w:rPr>
+              <w:t>配置管理员</w:t>
+            </w:r>
+          </w:p>
+        </w:tc>
+        <w:tc>
+          <w:tcPr>
+            <w:tcW w:w="0" w:type="auto"/>
+            <w:shd w:val="clear" w:color="auto" w:fill="auto"/>
+            <w:tcMar>
+              <w:top w:w="120" w:type="dxa"/>
+              <w:left w:w="192" w:type="dxa"/>
+              <w:bottom w:w="120" w:type="dxa"/>
+              <w:right w:w="192" w:type="dxa"/>
+            </w:tcMar>
+            <w:vAlign w:val="center"/>
+          </w:tcPr>
+          <w:p>
+            <w:pPr>
+              <w:keepNext w:val="0"/>
+              <w:keepLines w:val="0"/>
+              <w:widowControl/>
+              <w:suppressLineNumbers w:val="0"/>
+              <w:spacing w:line="300" w:lineRule="atLeast"/>
+              <w:jc w:val="left"/>
+              <w:rPr>
+                <w:rFonts w:hint="default" w:ascii="Segoe UI" w:hAnsi="Segoe UI" w:eastAsia="Segoe UI" w:cs="Segoe UI"/>
+                <w:i w:val="0"/>
+                <w:iCs w:val="0"/>
+                <w:caps w:val="0"/>
+                <w:color w:val="0F1115"/>
+                <w:spacing w:val="0"/>
+                <w:sz w:val="18"/>
+                <w:szCs w:val="18"/>
+              </w:rPr>
+            </w:pPr>
+            <w:r>
+              <w:rPr>
+                <w:rFonts w:hint="default" w:ascii="Segoe UI" w:hAnsi="Segoe UI" w:eastAsia="Segoe UI" w:cs="Segoe UI"/>
+                <w:i w:val="0"/>
+                <w:iCs w:val="0"/>
+                <w:caps w:val="0"/>
+                <w:snapToGrid w:val="0"/>
+                <w:color w:val="000000"/>
+                <w:spacing w:val="0"/>
+                <w:kern w:val="0"/>
+                <w:sz w:val="18"/>
+                <w:szCs w:val="18"/>
+                <w:lang w:val="en-US" w:eastAsia="zh-CN"/>
+              </w:rPr>
+              <w:t>1. 负责CMDB的日常操作，执行配置项的登记、更新、退役。</w:t>
+            </w:r>
+            <w:r>
+              <w:rPr>
+                <w:rFonts w:hint="default" w:ascii="Segoe UI" w:hAnsi="Segoe UI" w:eastAsia="Segoe UI" w:cs="Segoe UI"/>
+                <w:i w:val="0"/>
+                <w:iCs w:val="0"/>
+                <w:caps w:val="0"/>
+                <w:snapToGrid w:val="0"/>
+                <w:color w:val="000000"/>
+                <w:spacing w:val="0"/>
+                <w:kern w:val="0"/>
+                <w:sz w:val="18"/>
+                <w:szCs w:val="18"/>
+                <w:lang w:val="en-US" w:eastAsia="zh-CN"/>
+              </w:rPr>
+              <w:br w:type="textWrapping"/>
+            </w:r>
+            <w:r>
+              <w:rPr>
+                <w:rFonts w:hint="default" w:ascii="Segoe UI" w:hAnsi="Segoe UI" w:eastAsia="Segoe UI" w:cs="Segoe UI"/>
+                <w:i w:val="0"/>
+                <w:iCs w:val="0"/>
+                <w:caps w:val="0"/>
+                <w:snapToGrid w:val="0"/>
+                <w:color w:val="000000"/>
+                <w:spacing w:val="0"/>
+                <w:kern w:val="0"/>
+                <w:sz w:val="18"/>
+                <w:szCs w:val="18"/>
+                <w:lang w:val="en-US" w:eastAsia="zh-CN"/>
+              </w:rPr>
+              <w:t>2. 审核并执行来自变更流程的配置信息更新请求。</w:t>
+            </w:r>
+            <w:r>
+              <w:rPr>
+                <w:rFonts w:hint="default" w:ascii="Segoe UI" w:hAnsi="Segoe UI" w:eastAsia="Segoe UI" w:cs="Segoe UI"/>
+                <w:i w:val="0"/>
+                <w:iCs w:val="0"/>
+                <w:caps w:val="0"/>
+                <w:snapToGrid w:val="0"/>
+                <w:color w:val="000000"/>
+                <w:spacing w:val="0"/>
+                <w:kern w:val="0"/>
+                <w:sz w:val="18"/>
+                <w:szCs w:val="18"/>
+                <w:lang w:val="en-US" w:eastAsia="zh-CN"/>
+              </w:rPr>
+              <w:br w:type="textWrapping"/>
+            </w:r>
+            <w:r>
+              <w:rPr>
+                <w:rFonts w:hint="default" w:ascii="Segoe UI" w:hAnsi="Segoe UI" w:eastAsia="Segoe UI" w:cs="Segoe UI"/>
+                <w:i w:val="0"/>
+                <w:iCs w:val="0"/>
+                <w:caps w:val="0"/>
+                <w:snapToGrid w:val="0"/>
+                <w:color w:val="000000"/>
+                <w:spacing w:val="0"/>
+                <w:kern w:val="0"/>
+                <w:sz w:val="18"/>
+                <w:szCs w:val="18"/>
+                <w:lang w:val="en-US" w:eastAsia="zh-CN"/>
+              </w:rPr>
+              <w:t>3. 定期生成配置状态报告。</w:t>
+            </w:r>
+            <w:r>
+              <w:rPr>
+                <w:rFonts w:hint="default" w:ascii="Segoe UI" w:hAnsi="Segoe UI" w:eastAsia="Segoe UI" w:cs="Segoe UI"/>
+                <w:i w:val="0"/>
+                <w:iCs w:val="0"/>
+                <w:caps w:val="0"/>
+                <w:snapToGrid w:val="0"/>
+                <w:color w:val="000000"/>
+                <w:spacing w:val="0"/>
+                <w:kern w:val="0"/>
+                <w:sz w:val="18"/>
+                <w:szCs w:val="18"/>
+                <w:lang w:val="en-US" w:eastAsia="zh-CN"/>
+              </w:rPr>
+              <w:br w:type="textWrapping"/>
+            </w:r>
+            <w:r>
+              <w:rPr>
+                <w:rFonts w:hint="default" w:ascii="Segoe UI" w:hAnsi="Segoe UI" w:eastAsia="Segoe UI" w:cs="Segoe UI"/>
+                <w:i w:val="0"/>
+                <w:iCs w:val="0"/>
+                <w:caps w:val="0"/>
+                <w:snapToGrid w:val="0"/>
+                <w:color w:val="000000"/>
+                <w:spacing w:val="0"/>
+                <w:kern w:val="0"/>
+                <w:sz w:val="18"/>
+                <w:szCs w:val="18"/>
+                <w:lang w:val="en-US" w:eastAsia="zh-CN"/>
+              </w:rPr>
+              <w:t>4. </w:t>
+            </w:r>
+            <w:r>
+              <w:rPr>
+                <w:rStyle w:val="23"/>
+                <w:rFonts w:hint="default" w:ascii="Segoe UI" w:hAnsi="Segoe UI" w:eastAsia="Segoe UI" w:cs="Segoe UI"/>
+                <w:b/>
+                <w:bCs/>
+                <w:i w:val="0"/>
+                <w:iCs w:val="0"/>
+                <w:caps w:val="0"/>
+                <w:snapToGrid w:val="0"/>
+                <w:color w:val="000000"/>
+                <w:spacing w:val="0"/>
+                <w:kern w:val="0"/>
+                <w:sz w:val="18"/>
+                <w:szCs w:val="18"/>
+                <w:lang w:val="en-US" w:eastAsia="zh-CN"/>
+              </w:rPr>
+              <w:t>执行具体的配置审计与数据验证工作。</w:t>
+            </w:r>
+          </w:p>
+        </w:tc>
+        <w:tc>
+          <w:tcPr>
+            <w:tcW w:w="0" w:type="auto"/>
+            <w:shd w:val="clear" w:color="auto" w:fill="auto"/>
+            <w:tcMar>
+              <w:top w:w="120" w:type="dxa"/>
+              <w:left w:w="192" w:type="dxa"/>
+              <w:bottom w:w="120" w:type="dxa"/>
+              <w:right w:w="0" w:type="dxa"/>
+            </w:tcMar>
+            <w:vAlign w:val="center"/>
+          </w:tcPr>
+          <w:p>
+            <w:pPr>
+              <w:keepNext w:val="0"/>
+              <w:keepLines w:val="0"/>
+              <w:widowControl/>
+              <w:suppressLineNumbers w:val="0"/>
+              <w:spacing w:line="300" w:lineRule="atLeast"/>
+              <w:jc w:val="left"/>
+              <w:rPr>
+                <w:rFonts w:hint="default" w:ascii="Segoe UI" w:hAnsi="Segoe UI" w:eastAsia="Segoe UI" w:cs="Segoe UI"/>
+                <w:i w:val="0"/>
+                <w:iCs w:val="0"/>
+                <w:caps w:val="0"/>
+                <w:color w:val="0F1115"/>
+                <w:spacing w:val="0"/>
+                <w:sz w:val="18"/>
+                <w:szCs w:val="18"/>
+              </w:rPr>
+            </w:pPr>
+            <w:r>
+              <w:rPr>
+                <w:rStyle w:val="23"/>
+                <w:rFonts w:hint="default" w:ascii="Segoe UI" w:hAnsi="Segoe UI" w:eastAsia="Segoe UI" w:cs="Segoe UI"/>
+                <w:b/>
+                <w:bCs/>
+                <w:i w:val="0"/>
+                <w:iCs w:val="0"/>
+                <w:caps w:val="0"/>
+                <w:snapToGrid w:val="0"/>
+                <w:color w:val="000000"/>
+                <w:spacing w:val="0"/>
+                <w:kern w:val="0"/>
+                <w:sz w:val="18"/>
+                <w:szCs w:val="18"/>
+                <w:lang w:val="en-US" w:eastAsia="zh-CN"/>
+              </w:rPr>
+              <w:t>（通常由质量管理部专员或运维部指定骨干工程师兼任）</w:t>
+            </w:r>
+          </w:p>
+        </w:tc>
+      </w:tr>
+      <w:tr>
+        <w:tblPrEx>
+          <w:tblBorders>
+            <w:top w:val="single" w:color="auto" w:sz="4" w:space="0"/>
+            <w:left w:val="single" w:color="auto" w:sz="4" w:space="0"/>
+            <w:bottom w:val="single" w:color="auto" w:sz="4" w:space="0"/>
+            <w:right w:val="single" w:color="auto" w:sz="4" w:space="0"/>
+            <w:insideH w:val="single" w:color="auto" w:sz="4" w:space="0"/>
+            <w:insideV w:val="single" w:color="auto" w:sz="4" w:space="0"/>
+          </w:tblBorders>
           <w:shd w:val="clear" w:color="auto" w:fill="auto"/>
           <w:tblCellMar>
             <w:top w:w="15" w:type="dxa"/>
@@ -3807,7 +4589,7 @@
               <w:spacing w:line="300" w:lineRule="atLeast"/>
               <w:jc w:val="left"/>
               <w:rPr>
-                <w:rFonts w:ascii="Segoe UI" w:eastAsia="Segoe UI" w:hAnsi="Segoe UI" w:cs="Segoe UI" w:hint="default"/>
+                <w:rFonts w:hint="default" w:ascii="Segoe UI" w:hAnsi="Segoe UI" w:eastAsia="Segoe UI" w:cs="Segoe UI"/>
                 <w:i w:val="0"/>
                 <w:iCs w:val="0"/>
                 <w:caps w:val="0"/>
@@ -3819,8 +4601,8 @@
             </w:pPr>
             <w:r>
               <w:rPr>
-                <w:rStyle w:val="Strong"/>
-                <w:rFonts w:ascii="Segoe UI" w:eastAsia="Segoe UI" w:hAnsi="Segoe UI" w:cs="Segoe UI" w:hint="default"/>
+                <w:rStyle w:val="23"/>
+                <w:rFonts w:hint="default" w:ascii="Segoe UI" w:hAnsi="Segoe UI" w:eastAsia="Segoe UI" w:cs="Segoe UI"/>
                 <w:b/>
                 <w:bCs/>
                 <w:i w:val="0"/>
@@ -3834,7 +4616,7 @@
                 <w:szCs w:val="18"/>
                 <w:lang w:val="en-US" w:eastAsia="zh-CN"/>
               </w:rPr>
-              <w:t>配置管理负责人</w:t>
+              <w:t>配置项责任人</w:t>
             </w:r>
           </w:p>
         </w:tc>
@@ -3859,7 +4641,7 @@
               <w:spacing w:line="300" w:lineRule="atLeast"/>
               <w:jc w:val="left"/>
               <w:rPr>
-                <w:rFonts w:ascii="Segoe UI" w:eastAsia="Segoe UI" w:hAnsi="Segoe UI" w:cs="Segoe UI" w:hint="default"/>
+                <w:rFonts w:hint="default" w:ascii="Segoe UI" w:hAnsi="Segoe UI" w:eastAsia="Segoe UI" w:cs="Segoe UI"/>
                 <w:i w:val="0"/>
                 <w:iCs w:val="0"/>
                 <w:caps w:val="0"/>
@@ -3871,7 +4653,7 @@
             </w:pPr>
             <w:r>
               <w:rPr>
-                <w:rFonts w:ascii="Segoe UI" w:eastAsia="Segoe UI" w:hAnsi="Segoe UI" w:cs="Segoe UI" w:hint="default"/>
+                <w:rFonts w:hint="default" w:ascii="Segoe UI" w:hAnsi="Segoe UI" w:eastAsia="Segoe UI" w:cs="Segoe UI"/>
                 <w:i w:val="0"/>
                 <w:iCs w:val="0"/>
                 <w:caps w:val="0"/>
@@ -3883,11 +4665,11 @@
                 <w:szCs w:val="18"/>
                 <w:lang w:val="en-US" w:eastAsia="zh-CN"/>
               </w:rPr>
-              <w:t>1. 制定并维护配置管理策略、流程与标准。</w:t>
-            </w:r>
-            <w:r>
-              <w:rPr>
-                <w:rFonts w:ascii="Segoe UI" w:eastAsia="Segoe UI" w:hAnsi="Segoe UI" w:cs="Segoe UI" w:hint="default"/>
+              <w:t>1. 确保所负责配置项信息的真实性与及时性。</w:t>
+            </w:r>
+            <w:r>
+              <w:rPr>
+                <w:rFonts w:hint="default" w:ascii="Segoe UI" w:hAnsi="Segoe UI" w:eastAsia="Segoe UI" w:cs="Segoe UI"/>
                 <w:i w:val="0"/>
                 <w:iCs w:val="0"/>
                 <w:caps w:val="0"/>
@@ -3899,11 +4681,11 @@
                 <w:szCs w:val="18"/>
                 <w:lang w:val="en-US" w:eastAsia="zh-CN"/>
               </w:rPr>
-              <w:br/>
-            </w:r>
-            <w:r>
-              <w:rPr>
-                <w:rFonts w:ascii="Segoe UI" w:eastAsia="Segoe UI" w:hAnsi="Segoe UI" w:cs="Segoe UI" w:hint="default"/>
+              <w:br w:type="textWrapping"/>
+            </w:r>
+            <w:r>
+              <w:rPr>
+                <w:rFonts w:hint="default" w:ascii="Segoe UI" w:hAnsi="Segoe UI" w:eastAsia="Segoe UI" w:cs="Segoe UI"/>
                 <w:i w:val="0"/>
                 <w:iCs w:val="0"/>
                 <w:caps w:val="0"/>
@@ -3915,11 +4697,11 @@
                 <w:szCs w:val="18"/>
                 <w:lang w:val="en-US" w:eastAsia="zh-CN"/>
               </w:rPr>
-              <w:t>2. 监督管理CMDB的整体健康度与数据质量。</w:t>
-            </w:r>
-            <w:r>
-              <w:rPr>
-                <w:rFonts w:ascii="Segoe UI" w:eastAsia="Segoe UI" w:hAnsi="Segoe UI" w:cs="Segoe UI" w:hint="default"/>
+              <w:t>2. 在配置发生变更后，主动或按要求向配置管理员提供准确信息。</w:t>
+            </w:r>
+            <w:r>
+              <w:rPr>
+                <w:rFonts w:hint="default" w:ascii="Segoe UI" w:hAnsi="Segoe UI" w:eastAsia="Segoe UI" w:cs="Segoe UI"/>
                 <w:i w:val="0"/>
                 <w:iCs w:val="0"/>
                 <w:caps w:val="0"/>
@@ -3931,11 +4713,11 @@
                 <w:szCs w:val="18"/>
                 <w:lang w:val="en-US" w:eastAsia="zh-CN"/>
               </w:rPr>
-              <w:br/>
-            </w:r>
-            <w:r>
-              <w:rPr>
-                <w:rFonts w:ascii="Segoe UI" w:eastAsia="Segoe UI" w:hAnsi="Segoe UI" w:cs="Segoe UI" w:hint="default"/>
+              <w:br w:type="textWrapping"/>
+            </w:r>
+            <w:r>
+              <w:rPr>
+                <w:rFonts w:hint="default" w:ascii="Segoe UI" w:hAnsi="Segoe UI" w:eastAsia="Segoe UI" w:cs="Segoe UI"/>
                 <w:i w:val="0"/>
                 <w:iCs w:val="0"/>
                 <w:caps w:val="0"/>
@@ -3947,58 +4729,7 @@
                 <w:szCs w:val="18"/>
                 <w:lang w:val="en-US" w:eastAsia="zh-CN"/>
               </w:rPr>
-              <w:t>3. 审批配置项分类、属性及关系模型的变更。</w:t>
-            </w:r>
-            <w:r>
-              <w:rPr>
-                <w:rFonts w:ascii="Segoe UI" w:eastAsia="Segoe UI" w:hAnsi="Segoe UI" w:cs="Segoe UI" w:hint="default"/>
-                <w:i w:val="0"/>
-                <w:iCs w:val="0"/>
-                <w:caps w:val="0"/>
-                <w:snapToGrid w:val="0"/>
-                <w:color w:val="000000"/>
-                <w:spacing w:val="0"/>
-                <w:kern w:val="0"/>
-                <w:sz w:val="18"/>
-                <w:szCs w:val="18"/>
-                <w:lang w:val="en-US" w:eastAsia="zh-CN"/>
-              </w:rPr>
-              <w:br/>
-            </w:r>
-            <w:r>
-              <w:rPr>
-                <w:rFonts w:ascii="Segoe UI" w:eastAsia="Segoe UI" w:hAnsi="Segoe UI" w:cs="Segoe UI" w:hint="default"/>
-                <w:i w:val="0"/>
-                <w:iCs w:val="0"/>
-                <w:caps w:val="0"/>
-                <w:snapToGrid w:val="0"/>
-                <w:color w:val="000000"/>
-                <w:spacing w:val="0"/>
-                <w:kern w:val="0"/>
-                <w:sz w:val="18"/>
-                <w:szCs w:val="18"/>
-                <w:lang w:val="en-US" w:eastAsia="zh-CN"/>
-              </w:rPr>
-              <w:t>4. </w:t>
-            </w:r>
-            <w:r>
-              <w:rPr>
-                <w:rStyle w:val="Strong"/>
-                <w:rFonts w:ascii="Segoe UI" w:eastAsia="Segoe UI" w:hAnsi="Segoe UI" w:cs="Segoe UI" w:hint="default"/>
-                <w:b/>
-                <w:bCs/>
-                <w:i w:val="0"/>
-                <w:iCs w:val="0"/>
-                <w:caps w:val="0"/>
-                <w:snapToGrid w:val="0"/>
-                <w:color w:val="000000"/>
-                <w:spacing w:val="0"/>
-                <w:kern w:val="0"/>
-                <w:sz w:val="18"/>
-                <w:szCs w:val="18"/>
-                <w:lang w:val="en-US" w:eastAsia="zh-CN"/>
-              </w:rPr>
-              <w:t>组织并主导定期的配置审计活动。</w:t>
+              <w:t>3. 配合完成配置审计的现场验证。</w:t>
             </w:r>
           </w:p>
         </w:tc>
@@ -4023,7 +4754,7 @@
               <w:spacing w:line="300" w:lineRule="atLeast"/>
               <w:jc w:val="left"/>
               <w:rPr>
-                <w:rFonts w:ascii="Segoe UI" w:eastAsia="Segoe UI" w:hAnsi="Segoe UI" w:cs="Segoe UI" w:hint="default"/>
+                <w:rFonts w:hint="default" w:ascii="Segoe UI" w:hAnsi="Segoe UI" w:eastAsia="Segoe UI" w:cs="Segoe UI"/>
                 <w:i w:val="0"/>
                 <w:iCs w:val="0"/>
                 <w:caps w:val="0"/>
@@ -4035,8 +4766,8 @@
             </w:pPr>
             <w:r>
               <w:rPr>
-                <w:rStyle w:val="Strong"/>
-                <w:rFonts w:ascii="Segoe UI" w:eastAsia="Segoe UI" w:hAnsi="Segoe UI" w:cs="Segoe UI" w:hint="default"/>
+                <w:rStyle w:val="23"/>
+                <w:rFonts w:hint="default" w:ascii="Segoe UI" w:hAnsi="Segoe UI" w:eastAsia="Segoe UI" w:cs="Segoe UI"/>
                 <w:b/>
                 <w:bCs/>
                 <w:i w:val="0"/>
@@ -4050,11 +4781,11 @@
                 <w:szCs w:val="18"/>
                 <w:lang w:val="en-US" w:eastAsia="zh-CN"/>
               </w:rPr>
-              <w:t>运维部经理</w:t>
-            </w:r>
-            <w:r>
-              <w:rPr>
-                <w:rFonts w:ascii="Segoe UI" w:eastAsia="Segoe UI" w:hAnsi="Segoe UI" w:cs="Segoe UI" w:hint="default"/>
+              <w:t>运维项目经理</w:t>
+            </w:r>
+            <w:r>
+              <w:rPr>
+                <w:rFonts w:hint="default" w:ascii="Segoe UI" w:hAnsi="Segoe UI" w:eastAsia="Segoe UI" w:cs="Segoe UI"/>
                 <w:i w:val="0"/>
                 <w:iCs w:val="0"/>
                 <w:caps w:val="0"/>
@@ -4066,15 +4797,72 @@
                 <w:szCs w:val="18"/>
                 <w:lang w:val="en-US" w:eastAsia="zh-CN"/>
               </w:rPr>
-              <w:t>（总体负责）</w:t>
+              <w:t>（对服务整体配置负责）</w:t>
+            </w:r>
+            <w:r>
+              <w:rPr>
+                <w:rFonts w:hint="default" w:ascii="Segoe UI" w:hAnsi="Segoe UI" w:eastAsia="Segoe UI" w:cs="Segoe UI"/>
+                <w:i w:val="0"/>
+                <w:iCs w:val="0"/>
+                <w:caps w:val="0"/>
+                <w:snapToGrid w:val="0"/>
+                <w:color w:val="000000"/>
+                <w:spacing w:val="0"/>
+                <w:kern w:val="0"/>
+                <w:sz w:val="18"/>
+                <w:szCs w:val="18"/>
+                <w:lang w:val="en-US" w:eastAsia="zh-CN"/>
+              </w:rPr>
+              <w:br w:type="textWrapping"/>
+            </w:r>
+            <w:r>
+              <w:rPr>
+                <w:rStyle w:val="23"/>
+                <w:rFonts w:hint="default" w:ascii="Segoe UI" w:hAnsi="Segoe UI" w:eastAsia="Segoe UI" w:cs="Segoe UI"/>
+                <w:b/>
+                <w:bCs/>
+                <w:i w:val="0"/>
+                <w:iCs w:val="0"/>
+                <w:caps w:val="0"/>
+                <w:snapToGrid w:val="0"/>
+                <w:color w:val="000000"/>
+                <w:spacing w:val="0"/>
+                <w:kern w:val="0"/>
+                <w:sz w:val="18"/>
+                <w:szCs w:val="18"/>
+                <w:lang w:val="en-US" w:eastAsia="zh-CN"/>
+              </w:rPr>
+              <w:t>运维工程师/开发工程师</w:t>
+            </w:r>
+            <w:r>
+              <w:rPr>
+                <w:rFonts w:hint="default" w:ascii="Segoe UI" w:hAnsi="Segoe UI" w:eastAsia="Segoe UI" w:cs="Segoe UI"/>
+                <w:i w:val="0"/>
+                <w:iCs w:val="0"/>
+                <w:caps w:val="0"/>
+                <w:snapToGrid w:val="0"/>
+                <w:color w:val="000000"/>
+                <w:spacing w:val="0"/>
+                <w:kern w:val="0"/>
+                <w:sz w:val="18"/>
+                <w:szCs w:val="18"/>
+                <w:lang w:val="en-US" w:eastAsia="zh-CN"/>
+              </w:rPr>
+              <w:t>（对具体技术组件负责）</w:t>
             </w:r>
           </w:p>
         </w:tc>
       </w:tr>
       <w:tr>
         <w:tblPrEx>
-          <w:tblW w:w="9024" w:type="dxa"/>
-          <w:tblInd w:w="0" w:type="dxa"/>
+          <w:tblBorders>
+            <w:top w:val="single" w:color="auto" w:sz="4" w:space="0"/>
+            <w:left w:val="single" w:color="auto" w:sz="4" w:space="0"/>
+            <w:bottom w:val="single" w:color="auto" w:sz="4" w:space="0"/>
+            <w:right w:val="single" w:color="auto" w:sz="4" w:space="0"/>
+            <w:insideH w:val="single" w:color="auto" w:sz="4" w:space="0"/>
+            <w:insideV w:val="single" w:color="auto" w:sz="4" w:space="0"/>
+          </w:tblBorders>
           <w:shd w:val="clear" w:color="auto" w:fill="auto"/>
           <w:tblCellMar>
             <w:top w:w="15" w:type="dxa"/>
@@ -4104,7 +4892,7 @@
               <w:spacing w:line="300" w:lineRule="atLeast"/>
               <w:jc w:val="left"/>
               <w:rPr>
-                <w:rFonts w:ascii="Segoe UI" w:eastAsia="Segoe UI" w:hAnsi="Segoe UI" w:cs="Segoe UI" w:hint="default"/>
+                <w:rFonts w:hint="default" w:ascii="Segoe UI" w:hAnsi="Segoe UI" w:eastAsia="Segoe UI" w:cs="Segoe UI"/>
                 <w:i w:val="0"/>
                 <w:iCs w:val="0"/>
                 <w:caps w:val="0"/>
@@ -4116,8 +4904,8 @@
             </w:pPr>
             <w:r>
               <w:rPr>
-                <w:rStyle w:val="Strong"/>
-                <w:rFonts w:ascii="Segoe UI" w:eastAsia="Segoe UI" w:hAnsi="Segoe UI" w:cs="Segoe UI" w:hint="default"/>
+                <w:rStyle w:val="23"/>
+                <w:rFonts w:hint="default" w:ascii="Segoe UI" w:hAnsi="Segoe UI" w:eastAsia="Segoe UI" w:cs="Segoe UI"/>
                 <w:b/>
                 <w:bCs/>
                 <w:i w:val="0"/>
@@ -4131,7 +4919,7 @@
                 <w:szCs w:val="18"/>
                 <w:lang w:val="en-US" w:eastAsia="zh-CN"/>
               </w:rPr>
-              <w:t>配置管理员</w:t>
+              <w:t>质量管理部</w:t>
             </w:r>
           </w:p>
         </w:tc>
@@ -4156,7 +4944,7 @@
               <w:spacing w:line="300" w:lineRule="atLeast"/>
               <w:jc w:val="left"/>
               <w:rPr>
-                <w:rFonts w:ascii="Segoe UI" w:eastAsia="Segoe UI" w:hAnsi="Segoe UI" w:cs="Segoe UI" w:hint="default"/>
+                <w:rFonts w:hint="default" w:ascii="Segoe UI" w:hAnsi="Segoe UI" w:eastAsia="Segoe UI" w:cs="Segoe UI"/>
                 <w:i w:val="0"/>
                 <w:iCs w:val="0"/>
                 <w:caps w:val="0"/>
@@ -4168,7 +4956,7 @@
             </w:pPr>
             <w:r>
               <w:rPr>
-                <w:rFonts w:ascii="Segoe UI" w:eastAsia="Segoe UI" w:hAnsi="Segoe UI" w:cs="Segoe UI" w:hint="default"/>
+                <w:rFonts w:hint="default" w:ascii="Segoe UI" w:hAnsi="Segoe UI" w:eastAsia="Segoe UI" w:cs="Segoe UI"/>
                 <w:i w:val="0"/>
                 <w:iCs w:val="0"/>
                 <w:caps w:val="0"/>
@@ -4180,11 +4968,11 @@
                 <w:szCs w:val="18"/>
                 <w:lang w:val="en-US" w:eastAsia="zh-CN"/>
               </w:rPr>
-              <w:t>1. 负责CMDB的日常操作，执行配置项的登记、更新、退役。</w:t>
-            </w:r>
-            <w:r>
-              <w:rPr>
-                <w:rFonts w:ascii="Segoe UI" w:eastAsia="Segoe UI" w:hAnsi="Segoe UI" w:cs="Segoe UI" w:hint="default"/>
+              <w:t>1. 监督本制度的执行情况与流程合规性。</w:t>
+            </w:r>
+            <w:r>
+              <w:rPr>
+                <w:rFonts w:hint="default" w:ascii="Segoe UI" w:hAnsi="Segoe UI" w:eastAsia="Segoe UI" w:cs="Segoe UI"/>
                 <w:i w:val="0"/>
                 <w:iCs w:val="0"/>
                 <w:caps w:val="0"/>
@@ -4196,11 +4984,11 @@
                 <w:szCs w:val="18"/>
                 <w:lang w:val="en-US" w:eastAsia="zh-CN"/>
               </w:rPr>
-              <w:br/>
-            </w:r>
-            <w:r>
-              <w:rPr>
-                <w:rFonts w:ascii="Segoe UI" w:eastAsia="Segoe UI" w:hAnsi="Segoe UI" w:cs="Segoe UI" w:hint="default"/>
+              <w:br w:type="textWrapping"/>
+            </w:r>
+            <w:r>
+              <w:rPr>
+                <w:rFonts w:hint="default" w:ascii="Segoe UI" w:hAnsi="Segoe UI" w:eastAsia="Segoe UI" w:cs="Segoe UI"/>
                 <w:i w:val="0"/>
                 <w:iCs w:val="0"/>
                 <w:caps w:val="0"/>
@@ -4212,76 +5000,12 @@
                 <w:szCs w:val="18"/>
                 <w:lang w:val="en-US" w:eastAsia="zh-CN"/>
               </w:rPr>
-              <w:t>2. 审核并执行来自变更流程的配置信息更新请求。</w:t>
-            </w:r>
-            <w:r>
-              <w:rPr>
-                <w:rFonts w:ascii="Segoe UI" w:eastAsia="Segoe UI" w:hAnsi="Segoe UI" w:cs="Segoe UI" w:hint="default"/>
-                <w:i w:val="0"/>
-                <w:iCs w:val="0"/>
-                <w:caps w:val="0"/>
-                <w:snapToGrid w:val="0"/>
-                <w:color w:val="000000"/>
-                <w:spacing w:val="0"/>
-                <w:kern w:val="0"/>
-                <w:sz w:val="18"/>
-                <w:szCs w:val="18"/>
-                <w:lang w:val="en-US" w:eastAsia="zh-CN"/>
-              </w:rPr>
-              <w:br/>
-            </w:r>
-            <w:r>
-              <w:rPr>
-                <w:rFonts w:ascii="Segoe UI" w:eastAsia="Segoe UI" w:hAnsi="Segoe UI" w:cs="Segoe UI" w:hint="default"/>
-                <w:i w:val="0"/>
-                <w:iCs w:val="0"/>
-                <w:caps w:val="0"/>
-                <w:snapToGrid w:val="0"/>
-                <w:color w:val="000000"/>
-                <w:spacing w:val="0"/>
-                <w:kern w:val="0"/>
-                <w:sz w:val="18"/>
-                <w:szCs w:val="18"/>
-                <w:lang w:val="en-US" w:eastAsia="zh-CN"/>
-              </w:rPr>
-              <w:t>3. 定期生成配置状态报告。</w:t>
-            </w:r>
-            <w:r>
-              <w:rPr>
-                <w:rFonts w:ascii="Segoe UI" w:eastAsia="Segoe UI" w:hAnsi="Segoe UI" w:cs="Segoe UI" w:hint="default"/>
-                <w:i w:val="0"/>
-                <w:iCs w:val="0"/>
-                <w:caps w:val="0"/>
-                <w:snapToGrid w:val="0"/>
-                <w:color w:val="000000"/>
-                <w:spacing w:val="0"/>
-                <w:kern w:val="0"/>
-                <w:sz w:val="18"/>
-                <w:szCs w:val="18"/>
-                <w:lang w:val="en-US" w:eastAsia="zh-CN"/>
-              </w:rPr>
-              <w:br/>
-            </w:r>
-            <w:r>
-              <w:rPr>
-                <w:rFonts w:ascii="Segoe UI" w:eastAsia="Segoe UI" w:hAnsi="Segoe UI" w:cs="Segoe UI" w:hint="default"/>
-                <w:i w:val="0"/>
-                <w:iCs w:val="0"/>
-                <w:caps w:val="0"/>
-                <w:snapToGrid w:val="0"/>
-                <w:color w:val="000000"/>
-                <w:spacing w:val="0"/>
-                <w:kern w:val="0"/>
-                <w:sz w:val="18"/>
-                <w:szCs w:val="18"/>
-                <w:lang w:val="en-US" w:eastAsia="zh-CN"/>
-              </w:rPr>
-              <w:t>4. </w:t>
-            </w:r>
-            <w:r>
-              <w:rPr>
-                <w:rStyle w:val="Strong"/>
-                <w:rFonts w:ascii="Segoe UI" w:eastAsia="Segoe UI" w:hAnsi="Segoe UI" w:cs="Segoe UI" w:hint="default"/>
+              <w:t>2. </w:t>
+            </w:r>
+            <w:r>
+              <w:rPr>
+                <w:rStyle w:val="23"/>
+                <w:rFonts w:hint="default" w:ascii="Segoe UI" w:hAnsi="Segoe UI" w:eastAsia="Segoe UI" w:cs="Segoe UI"/>
                 <w:b/>
                 <w:bCs/>
                 <w:i w:val="0"/>
@@ -4295,7 +5019,7 @@
                 <w:szCs w:val="18"/>
                 <w:lang w:val="en-US" w:eastAsia="zh-CN"/>
               </w:rPr>
-              <w:t>执行具体的配置审计与数据验证工作。</w:t>
+              <w:t>参与配置审计，并对审计发现问题的整改进行跟踪验证。</w:t>
             </w:r>
           </w:p>
         </w:tc>
@@ -4320,7 +5044,7 @@
               <w:spacing w:line="300" w:lineRule="atLeast"/>
               <w:jc w:val="left"/>
               <w:rPr>
-                <w:rFonts w:ascii="Segoe UI" w:eastAsia="Segoe UI" w:hAnsi="Segoe UI" w:cs="Segoe UI" w:hint="default"/>
+                <w:rFonts w:hint="default" w:ascii="Segoe UI" w:hAnsi="Segoe UI" w:eastAsia="Segoe UI" w:cs="Segoe UI"/>
                 <w:i w:val="0"/>
                 <w:iCs w:val="0"/>
                 <w:caps w:val="0"/>
@@ -4332,8 +5056,8 @@
             </w:pPr>
             <w:r>
               <w:rPr>
-                <w:rStyle w:val="Strong"/>
-                <w:rFonts w:ascii="Segoe UI" w:eastAsia="Segoe UI" w:hAnsi="Segoe UI" w:cs="Segoe UI" w:hint="default"/>
+                <w:rStyle w:val="23"/>
+                <w:rFonts w:hint="default" w:ascii="Segoe UI" w:hAnsi="Segoe UI" w:eastAsia="Segoe UI" w:cs="Segoe UI"/>
                 <w:b/>
                 <w:bCs/>
                 <w:i w:val="0"/>
@@ -4347,58 +5071,28 @@
                 <w:szCs w:val="18"/>
                 <w:lang w:val="en-US" w:eastAsia="zh-CN"/>
               </w:rPr>
-              <w:t>（通常由质量管理部专员或运维部指定骨干工程师兼任）</w:t>
-            </w:r>
-          </w:p>
-        </w:tc>
-      </w:tr>
-      <w:tr>
-        <w:tblPrEx>
-          <w:tblW w:w="9024" w:type="dxa"/>
-          <w:tblInd w:w="0" w:type="dxa"/>
-          <w:shd w:val="clear" w:color="auto" w:fill="auto"/>
-          <w:tblCellMar>
-            <w:top w:w="15" w:type="dxa"/>
-            <w:left w:w="15" w:type="dxa"/>
-            <w:bottom w:w="15" w:type="dxa"/>
-            <w:right w:w="15" w:type="dxa"/>
-          </w:tblCellMar>
-        </w:tblPrEx>
-        <w:tc>
-          <w:tcPr>
-            <w:tcW w:w="0" w:type="auto"/>
-            <w:shd w:val="clear" w:color="auto" w:fill="auto"/>
-            <w:tcMar>
-              <w:top w:w="120" w:type="dxa"/>
-              <w:left w:w="0" w:type="dxa"/>
-              <w:bottom w:w="120" w:type="dxa"/>
-              <w:right w:w="192" w:type="dxa"/>
-            </w:tcMar>
-            <w:vAlign w:val="center"/>
-          </w:tcPr>
-          <w:p>
-            <w:pPr>
-              <w:keepNext w:val="0"/>
-              <w:keepLines w:val="0"/>
-              <w:widowControl/>
-              <w:suppressLineNumbers w:val="0"/>
-              <w:spacing w:line="300" w:lineRule="atLeast"/>
-              <w:jc w:val="left"/>
-              <w:rPr>
-                <w:rFonts w:ascii="Segoe UI" w:eastAsia="Segoe UI" w:hAnsi="Segoe UI" w:cs="Segoe UI" w:hint="default"/>
+              <w:t>质量管理部经理</w:t>
+            </w:r>
+            <w:r>
+              <w:rPr>
+                <w:rFonts w:hint="default" w:ascii="Segoe UI" w:hAnsi="Segoe UI" w:eastAsia="Segoe UI" w:cs="Segoe UI"/>
                 <w:i w:val="0"/>
                 <w:iCs w:val="0"/>
                 <w:caps w:val="0"/>
-                <w:color w:val="0F1115"/>
+                <w:snapToGrid w:val="0"/>
+                <w:color w:val="000000"/>
                 <w:spacing w:val="0"/>
+                <w:kern w:val="0"/>
                 <w:sz w:val="18"/>
                 <w:szCs w:val="18"/>
-              </w:rPr>
-            </w:pPr>
-            <w:r>
-              <w:rPr>
-                <w:rStyle w:val="Strong"/>
-                <w:rFonts w:ascii="Segoe UI" w:eastAsia="Segoe UI" w:hAnsi="Segoe UI" w:cs="Segoe UI" w:hint="default"/>
+                <w:lang w:val="en-US" w:eastAsia="zh-CN"/>
+              </w:rPr>
+              <w:t>及</w:t>
+            </w:r>
+            <w:r>
+              <w:rPr>
+                <w:rStyle w:val="23"/>
+                <w:rFonts w:hint="default" w:ascii="Segoe UI" w:hAnsi="Segoe UI" w:eastAsia="Segoe UI" w:cs="Segoe UI"/>
                 <w:b/>
                 <w:bCs/>
                 <w:i w:val="0"/>
@@ -4412,490 +5106,6 @@
                 <w:szCs w:val="18"/>
                 <w:lang w:val="en-US" w:eastAsia="zh-CN"/>
               </w:rPr>
-              <w:t>配置项责任人</w:t>
-            </w:r>
-          </w:p>
-        </w:tc>
-        <w:tc>
-          <w:tcPr>
-            <w:tcW w:w="0" w:type="auto"/>
-            <w:shd w:val="clear" w:color="auto" w:fill="auto"/>
-            <w:tcMar>
-              <w:top w:w="120" w:type="dxa"/>
-              <w:left w:w="192" w:type="dxa"/>
-              <w:bottom w:w="120" w:type="dxa"/>
-              <w:right w:w="192" w:type="dxa"/>
-            </w:tcMar>
-            <w:vAlign w:val="center"/>
-          </w:tcPr>
-          <w:p>
-            <w:pPr>
-              <w:keepNext w:val="0"/>
-              <w:keepLines w:val="0"/>
-              <w:widowControl/>
-              <w:suppressLineNumbers w:val="0"/>
-              <w:spacing w:line="300" w:lineRule="atLeast"/>
-              <w:jc w:val="left"/>
-              <w:rPr>
-                <w:rFonts w:ascii="Segoe UI" w:eastAsia="Segoe UI" w:hAnsi="Segoe UI" w:cs="Segoe UI" w:hint="default"/>
-                <w:i w:val="0"/>
-                <w:iCs w:val="0"/>
-                <w:caps w:val="0"/>
-                <w:color w:val="0F1115"/>
-                <w:spacing w:val="0"/>
-                <w:sz w:val="18"/>
-                <w:szCs w:val="18"/>
-              </w:rPr>
-            </w:pPr>
-            <w:r>
-              <w:rPr>
-                <w:rFonts w:ascii="Segoe UI" w:eastAsia="Segoe UI" w:hAnsi="Segoe UI" w:cs="Segoe UI" w:hint="default"/>
-                <w:i w:val="0"/>
-                <w:iCs w:val="0"/>
-                <w:caps w:val="0"/>
-                <w:snapToGrid w:val="0"/>
-                <w:color w:val="000000"/>
-                <w:spacing w:val="0"/>
-                <w:kern w:val="0"/>
-                <w:sz w:val="18"/>
-                <w:szCs w:val="18"/>
-                <w:lang w:val="en-US" w:eastAsia="zh-CN"/>
-              </w:rPr>
-              <w:t>1. 确保所负责配置项信息的真实性与及时性。</w:t>
-            </w:r>
-            <w:r>
-              <w:rPr>
-                <w:rFonts w:ascii="Segoe UI" w:eastAsia="Segoe UI" w:hAnsi="Segoe UI" w:cs="Segoe UI" w:hint="default"/>
-                <w:i w:val="0"/>
-                <w:iCs w:val="0"/>
-                <w:caps w:val="0"/>
-                <w:snapToGrid w:val="0"/>
-                <w:color w:val="000000"/>
-                <w:spacing w:val="0"/>
-                <w:kern w:val="0"/>
-                <w:sz w:val="18"/>
-                <w:szCs w:val="18"/>
-                <w:lang w:val="en-US" w:eastAsia="zh-CN"/>
-              </w:rPr>
-              <w:br/>
-            </w:r>
-            <w:r>
-              <w:rPr>
-                <w:rFonts w:ascii="Segoe UI" w:eastAsia="Segoe UI" w:hAnsi="Segoe UI" w:cs="Segoe UI" w:hint="default"/>
-                <w:i w:val="0"/>
-                <w:iCs w:val="0"/>
-                <w:caps w:val="0"/>
-                <w:snapToGrid w:val="0"/>
-                <w:color w:val="000000"/>
-                <w:spacing w:val="0"/>
-                <w:kern w:val="0"/>
-                <w:sz w:val="18"/>
-                <w:szCs w:val="18"/>
-                <w:lang w:val="en-US" w:eastAsia="zh-CN"/>
-              </w:rPr>
-              <w:t>2. 在配置发生变更后，主动或按要求向配置管理员提供准确信息。</w:t>
-            </w:r>
-            <w:r>
-              <w:rPr>
-                <w:rFonts w:ascii="Segoe UI" w:eastAsia="Segoe UI" w:hAnsi="Segoe UI" w:cs="Segoe UI" w:hint="default"/>
-                <w:i w:val="0"/>
-                <w:iCs w:val="0"/>
-                <w:caps w:val="0"/>
-                <w:snapToGrid w:val="0"/>
-                <w:color w:val="000000"/>
-                <w:spacing w:val="0"/>
-                <w:kern w:val="0"/>
-                <w:sz w:val="18"/>
-                <w:szCs w:val="18"/>
-                <w:lang w:val="en-US" w:eastAsia="zh-CN"/>
-              </w:rPr>
-              <w:br/>
-            </w:r>
-            <w:r>
-              <w:rPr>
-                <w:rFonts w:ascii="Segoe UI" w:eastAsia="Segoe UI" w:hAnsi="Segoe UI" w:cs="Segoe UI" w:hint="default"/>
-                <w:i w:val="0"/>
-                <w:iCs w:val="0"/>
-                <w:caps w:val="0"/>
-                <w:snapToGrid w:val="0"/>
-                <w:color w:val="000000"/>
-                <w:spacing w:val="0"/>
-                <w:kern w:val="0"/>
-                <w:sz w:val="18"/>
-                <w:szCs w:val="18"/>
-                <w:lang w:val="en-US" w:eastAsia="zh-CN"/>
-              </w:rPr>
-              <w:t>3. 配合完成配置审计的现场验证。</w:t>
-            </w:r>
-          </w:p>
-        </w:tc>
-        <w:tc>
-          <w:tcPr>
-            <w:tcW w:w="0" w:type="auto"/>
-            <w:shd w:val="clear" w:color="auto" w:fill="auto"/>
-            <w:tcMar>
-              <w:top w:w="120" w:type="dxa"/>
-              <w:left w:w="192" w:type="dxa"/>
-              <w:bottom w:w="120" w:type="dxa"/>
-              <w:right w:w="0" w:type="dxa"/>
-            </w:tcMar>
-            <w:vAlign w:val="center"/>
-          </w:tcPr>
-          <w:p>
-            <w:pPr>
-              <w:keepNext w:val="0"/>
-              <w:keepLines w:val="0"/>
-              <w:widowControl/>
-              <w:suppressLineNumbers w:val="0"/>
-              <w:spacing w:line="300" w:lineRule="atLeast"/>
-              <w:jc w:val="left"/>
-              <w:rPr>
-                <w:rFonts w:ascii="Segoe UI" w:eastAsia="Segoe UI" w:hAnsi="Segoe UI" w:cs="Segoe UI" w:hint="default"/>
-                <w:i w:val="0"/>
-                <w:iCs w:val="0"/>
-                <w:caps w:val="0"/>
-                <w:color w:val="0F1115"/>
-                <w:spacing w:val="0"/>
-                <w:sz w:val="18"/>
-                <w:szCs w:val="18"/>
-              </w:rPr>
-            </w:pPr>
-            <w:r>
-              <w:rPr>
-                <w:rStyle w:val="Strong"/>
-                <w:rFonts w:ascii="Segoe UI" w:eastAsia="Segoe UI" w:hAnsi="Segoe UI" w:cs="Segoe UI" w:hint="default"/>
-                <w:b/>
-                <w:bCs/>
-                <w:i w:val="0"/>
-                <w:iCs w:val="0"/>
-                <w:caps w:val="0"/>
-                <w:snapToGrid w:val="0"/>
-                <w:color w:val="000000"/>
-                <w:spacing w:val="0"/>
-                <w:kern w:val="0"/>
-                <w:sz w:val="18"/>
-                <w:szCs w:val="18"/>
-                <w:lang w:val="en-US" w:eastAsia="zh-CN"/>
-              </w:rPr>
-              <w:t>运维项目经理</w:t>
-            </w:r>
-            <w:r>
-              <w:rPr>
-                <w:rFonts w:ascii="Segoe UI" w:eastAsia="Segoe UI" w:hAnsi="Segoe UI" w:cs="Segoe UI" w:hint="default"/>
-                <w:i w:val="0"/>
-                <w:iCs w:val="0"/>
-                <w:caps w:val="0"/>
-                <w:snapToGrid w:val="0"/>
-                <w:color w:val="000000"/>
-                <w:spacing w:val="0"/>
-                <w:kern w:val="0"/>
-                <w:sz w:val="18"/>
-                <w:szCs w:val="18"/>
-                <w:lang w:val="en-US" w:eastAsia="zh-CN"/>
-              </w:rPr>
-              <w:t>（对服务整体配置负责）</w:t>
-            </w:r>
-            <w:r>
-              <w:rPr>
-                <w:rFonts w:ascii="Segoe UI" w:eastAsia="Segoe UI" w:hAnsi="Segoe UI" w:cs="Segoe UI" w:hint="default"/>
-                <w:i w:val="0"/>
-                <w:iCs w:val="0"/>
-                <w:caps w:val="0"/>
-                <w:snapToGrid w:val="0"/>
-                <w:color w:val="000000"/>
-                <w:spacing w:val="0"/>
-                <w:kern w:val="0"/>
-                <w:sz w:val="18"/>
-                <w:szCs w:val="18"/>
-                <w:lang w:val="en-US" w:eastAsia="zh-CN"/>
-              </w:rPr>
-              <w:br/>
-            </w:r>
-            <w:r>
-              <w:rPr>
-                <w:rStyle w:val="Strong"/>
-                <w:rFonts w:ascii="Segoe UI" w:eastAsia="Segoe UI" w:hAnsi="Segoe UI" w:cs="Segoe UI" w:hint="default"/>
-                <w:b/>
-                <w:bCs/>
-                <w:i w:val="0"/>
-                <w:iCs w:val="0"/>
-                <w:caps w:val="0"/>
-                <w:snapToGrid w:val="0"/>
-                <w:color w:val="000000"/>
-                <w:spacing w:val="0"/>
-                <w:kern w:val="0"/>
-                <w:sz w:val="18"/>
-                <w:szCs w:val="18"/>
-                <w:lang w:val="en-US" w:eastAsia="zh-CN"/>
-              </w:rPr>
-              <w:t>运维工程师/开发工程师</w:t>
-            </w:r>
-            <w:r>
-              <w:rPr>
-                <w:rFonts w:ascii="Segoe UI" w:eastAsia="Segoe UI" w:hAnsi="Segoe UI" w:cs="Segoe UI" w:hint="default"/>
-                <w:i w:val="0"/>
-                <w:iCs w:val="0"/>
-                <w:caps w:val="0"/>
-                <w:snapToGrid w:val="0"/>
-                <w:color w:val="000000"/>
-                <w:spacing w:val="0"/>
-                <w:kern w:val="0"/>
-                <w:sz w:val="18"/>
-                <w:szCs w:val="18"/>
-                <w:lang w:val="en-US" w:eastAsia="zh-CN"/>
-              </w:rPr>
-              <w:t>（对具体技术组件负责）</w:t>
-            </w:r>
-          </w:p>
-        </w:tc>
-      </w:tr>
-      <w:tr>
-        <w:tblPrEx>
-          <w:tblW w:w="9024" w:type="dxa"/>
-          <w:tblInd w:w="0" w:type="dxa"/>
-          <w:shd w:val="clear" w:color="auto" w:fill="auto"/>
-          <w:tblCellMar>
-            <w:top w:w="15" w:type="dxa"/>
-            <w:left w:w="15" w:type="dxa"/>
-            <w:bottom w:w="15" w:type="dxa"/>
-            <w:right w:w="15" w:type="dxa"/>
-          </w:tblCellMar>
-        </w:tblPrEx>
-        <w:tc>
-          <w:tcPr>
-            <w:tcW w:w="0" w:type="auto"/>
-            <w:shd w:val="clear" w:color="auto" w:fill="auto"/>
-            <w:tcMar>
-              <w:top w:w="120" w:type="dxa"/>
-              <w:left w:w="0" w:type="dxa"/>
-              <w:bottom w:w="120" w:type="dxa"/>
-              <w:right w:w="192" w:type="dxa"/>
-            </w:tcMar>
-            <w:vAlign w:val="center"/>
-          </w:tcPr>
-          <w:p>
-            <w:pPr>
-              <w:keepNext w:val="0"/>
-              <w:keepLines w:val="0"/>
-              <w:widowControl/>
-              <w:suppressLineNumbers w:val="0"/>
-              <w:spacing w:line="300" w:lineRule="atLeast"/>
-              <w:jc w:val="left"/>
-              <w:rPr>
-                <w:rFonts w:ascii="Segoe UI" w:eastAsia="Segoe UI" w:hAnsi="Segoe UI" w:cs="Segoe UI" w:hint="default"/>
-                <w:i w:val="0"/>
-                <w:iCs w:val="0"/>
-                <w:caps w:val="0"/>
-                <w:color w:val="0F1115"/>
-                <w:spacing w:val="0"/>
-                <w:sz w:val="18"/>
-                <w:szCs w:val="18"/>
-              </w:rPr>
-            </w:pPr>
-            <w:r>
-              <w:rPr>
-                <w:rStyle w:val="Strong"/>
-                <w:rFonts w:ascii="Segoe UI" w:eastAsia="Segoe UI" w:hAnsi="Segoe UI" w:cs="Segoe UI" w:hint="default"/>
-                <w:b/>
-                <w:bCs/>
-                <w:i w:val="0"/>
-                <w:iCs w:val="0"/>
-                <w:caps w:val="0"/>
-                <w:snapToGrid w:val="0"/>
-                <w:color w:val="000000"/>
-                <w:spacing w:val="0"/>
-                <w:kern w:val="0"/>
-                <w:sz w:val="18"/>
-                <w:szCs w:val="18"/>
-                <w:lang w:val="en-US" w:eastAsia="zh-CN"/>
-              </w:rPr>
-              <w:t>质量管理部</w:t>
-            </w:r>
-          </w:p>
-        </w:tc>
-        <w:tc>
-          <w:tcPr>
-            <w:tcW w:w="0" w:type="auto"/>
-            <w:shd w:val="clear" w:color="auto" w:fill="auto"/>
-            <w:tcMar>
-              <w:top w:w="120" w:type="dxa"/>
-              <w:left w:w="192" w:type="dxa"/>
-              <w:bottom w:w="120" w:type="dxa"/>
-              <w:right w:w="192" w:type="dxa"/>
-            </w:tcMar>
-            <w:vAlign w:val="center"/>
-          </w:tcPr>
-          <w:p>
-            <w:pPr>
-              <w:keepNext w:val="0"/>
-              <w:keepLines w:val="0"/>
-              <w:widowControl/>
-              <w:suppressLineNumbers w:val="0"/>
-              <w:spacing w:line="300" w:lineRule="atLeast"/>
-              <w:jc w:val="left"/>
-              <w:rPr>
-                <w:rFonts w:ascii="Segoe UI" w:eastAsia="Segoe UI" w:hAnsi="Segoe UI" w:cs="Segoe UI" w:hint="default"/>
-                <w:i w:val="0"/>
-                <w:iCs w:val="0"/>
-                <w:caps w:val="0"/>
-                <w:color w:val="0F1115"/>
-                <w:spacing w:val="0"/>
-                <w:sz w:val="18"/>
-                <w:szCs w:val="18"/>
-              </w:rPr>
-            </w:pPr>
-            <w:r>
-              <w:rPr>
-                <w:rFonts w:ascii="Segoe UI" w:eastAsia="Segoe UI" w:hAnsi="Segoe UI" w:cs="Segoe UI" w:hint="default"/>
-                <w:i w:val="0"/>
-                <w:iCs w:val="0"/>
-                <w:caps w:val="0"/>
-                <w:snapToGrid w:val="0"/>
-                <w:color w:val="000000"/>
-                <w:spacing w:val="0"/>
-                <w:kern w:val="0"/>
-                <w:sz w:val="18"/>
-                <w:szCs w:val="18"/>
-                <w:lang w:val="en-US" w:eastAsia="zh-CN"/>
-              </w:rPr>
-              <w:t>1. 监督本制度的执行情况与流程合规性。</w:t>
-            </w:r>
-            <w:r>
-              <w:rPr>
-                <w:rFonts w:ascii="Segoe UI" w:eastAsia="Segoe UI" w:hAnsi="Segoe UI" w:cs="Segoe UI" w:hint="default"/>
-                <w:i w:val="0"/>
-                <w:iCs w:val="0"/>
-                <w:caps w:val="0"/>
-                <w:snapToGrid w:val="0"/>
-                <w:color w:val="000000"/>
-                <w:spacing w:val="0"/>
-                <w:kern w:val="0"/>
-                <w:sz w:val="18"/>
-                <w:szCs w:val="18"/>
-                <w:lang w:val="en-US" w:eastAsia="zh-CN"/>
-              </w:rPr>
-              <w:br/>
-            </w:r>
-            <w:r>
-              <w:rPr>
-                <w:rFonts w:ascii="Segoe UI" w:eastAsia="Segoe UI" w:hAnsi="Segoe UI" w:cs="Segoe UI" w:hint="default"/>
-                <w:i w:val="0"/>
-                <w:iCs w:val="0"/>
-                <w:caps w:val="0"/>
-                <w:snapToGrid w:val="0"/>
-                <w:color w:val="000000"/>
-                <w:spacing w:val="0"/>
-                <w:kern w:val="0"/>
-                <w:sz w:val="18"/>
-                <w:szCs w:val="18"/>
-                <w:lang w:val="en-US" w:eastAsia="zh-CN"/>
-              </w:rPr>
-              <w:t>2. </w:t>
-            </w:r>
-            <w:r>
-              <w:rPr>
-                <w:rStyle w:val="Strong"/>
-                <w:rFonts w:ascii="Segoe UI" w:eastAsia="Segoe UI" w:hAnsi="Segoe UI" w:cs="Segoe UI" w:hint="default"/>
-                <w:b/>
-                <w:bCs/>
-                <w:i w:val="0"/>
-                <w:iCs w:val="0"/>
-                <w:caps w:val="0"/>
-                <w:snapToGrid w:val="0"/>
-                <w:color w:val="000000"/>
-                <w:spacing w:val="0"/>
-                <w:kern w:val="0"/>
-                <w:sz w:val="18"/>
-                <w:szCs w:val="18"/>
-                <w:lang w:val="en-US" w:eastAsia="zh-CN"/>
-              </w:rPr>
-              <w:t>参与配置审计，并对审计发现问题的整改进行跟踪验证。</w:t>
-            </w:r>
-          </w:p>
-        </w:tc>
-        <w:tc>
-          <w:tcPr>
-            <w:tcW w:w="0" w:type="auto"/>
-            <w:shd w:val="clear" w:color="auto" w:fill="auto"/>
-            <w:tcMar>
-              <w:top w:w="120" w:type="dxa"/>
-              <w:left w:w="192" w:type="dxa"/>
-              <w:bottom w:w="120" w:type="dxa"/>
-              <w:right w:w="0" w:type="dxa"/>
-            </w:tcMar>
-            <w:vAlign w:val="center"/>
-          </w:tcPr>
-          <w:p>
-            <w:pPr>
-              <w:keepNext w:val="0"/>
-              <w:keepLines w:val="0"/>
-              <w:widowControl/>
-              <w:suppressLineNumbers w:val="0"/>
-              <w:spacing w:line="300" w:lineRule="atLeast"/>
-              <w:jc w:val="left"/>
-              <w:rPr>
-                <w:rFonts w:ascii="Segoe UI" w:eastAsia="Segoe UI" w:hAnsi="Segoe UI" w:cs="Segoe UI" w:hint="default"/>
-                <w:i w:val="0"/>
-                <w:iCs w:val="0"/>
-                <w:caps w:val="0"/>
-                <w:color w:val="0F1115"/>
-                <w:spacing w:val="0"/>
-                <w:sz w:val="18"/>
-                <w:szCs w:val="18"/>
-              </w:rPr>
-            </w:pPr>
-            <w:r>
-              <w:rPr>
-                <w:rStyle w:val="Strong"/>
-                <w:rFonts w:ascii="Segoe UI" w:eastAsia="Segoe UI" w:hAnsi="Segoe UI" w:cs="Segoe UI" w:hint="default"/>
-                <w:b/>
-                <w:bCs/>
-                <w:i w:val="0"/>
-                <w:iCs w:val="0"/>
-                <w:caps w:val="0"/>
-                <w:snapToGrid w:val="0"/>
-                <w:color w:val="000000"/>
-                <w:spacing w:val="0"/>
-                <w:kern w:val="0"/>
-                <w:sz w:val="18"/>
-                <w:szCs w:val="18"/>
-                <w:lang w:val="en-US" w:eastAsia="zh-CN"/>
-              </w:rPr>
-              <w:t>质量管理部经理</w:t>
-            </w:r>
-            <w:r>
-              <w:rPr>
-                <w:rFonts w:ascii="Segoe UI" w:eastAsia="Segoe UI" w:hAnsi="Segoe UI" w:cs="Segoe UI" w:hint="default"/>
-                <w:i w:val="0"/>
-                <w:iCs w:val="0"/>
-                <w:caps w:val="0"/>
-                <w:snapToGrid w:val="0"/>
-                <w:color w:val="000000"/>
-                <w:spacing w:val="0"/>
-                <w:kern w:val="0"/>
-                <w:sz w:val="18"/>
-                <w:szCs w:val="18"/>
-                <w:lang w:val="en-US" w:eastAsia="zh-CN"/>
-              </w:rPr>
-              <w:t>及</w:t>
-            </w:r>
-            <w:r>
-              <w:rPr>
-                <w:rStyle w:val="Strong"/>
-                <w:rFonts w:ascii="Segoe UI" w:eastAsia="Segoe UI" w:hAnsi="Segoe UI" w:cs="Segoe UI" w:hint="default"/>
-                <w:b/>
-                <w:bCs/>
-                <w:i w:val="0"/>
-                <w:iCs w:val="0"/>
-                <w:caps w:val="0"/>
-                <w:snapToGrid w:val="0"/>
-                <w:color w:val="000000"/>
-                <w:spacing w:val="0"/>
-                <w:kern w:val="0"/>
-                <w:sz w:val="18"/>
-                <w:szCs w:val="18"/>
-                <w:lang w:val="en-US" w:eastAsia="zh-CN"/>
-              </w:rPr>
               <w:t>质量管理专员</w:t>
             </w:r>
           </w:p>
@@ -4904,45 +5114,112 @@
     </w:tbl>
     <w:p>
       <w:pPr>
-        <w:pStyle w:val="1"/>
+        <w:pStyle w:val="28"/>
         <w:bidi w:val="0"/>
         <w:rPr>
           <w:rFonts w:hint="default"/>
           <w:lang w:val="en-US" w:eastAsia="zh-CN"/>
         </w:rPr>
       </w:pPr>
-      <w:bookmarkStart w:id="8" w:name="_Toc22360"/>
+      <w:bookmarkStart w:id="7" w:name="_Toc22360"/>
       <w:r>
         <w:rPr>
           <w:rFonts w:hint="default"/>
           <w:lang w:val="en-US" w:eastAsia="zh-CN"/>
         </w:rPr>
         <w:t>核心管理活动</w:t>
+      </w:r>
+      <w:bookmarkEnd w:id="7"/>
+    </w:p>
+    <w:p>
+      <w:pPr>
+        <w:pStyle w:val="30"/>
+        <w:bidi w:val="0"/>
+        <w:rPr>
+          <w:rFonts w:hint="default"/>
+          <w:lang w:val="en-US" w:eastAsia="zh-CN"/>
+        </w:rPr>
+      </w:pPr>
+      <w:bookmarkStart w:id="8" w:name="_Toc11109"/>
+      <w:r>
+        <w:rPr>
+          <w:rFonts w:hint="default"/>
+          <w:lang w:val="en-US" w:eastAsia="zh-CN"/>
+        </w:rPr>
+        <w:t>配置项识别与建模</w:t>
       </w:r>
       <w:bookmarkEnd w:id="8"/>
     </w:p>
     <w:p>
       <w:pPr>
-        <w:pStyle w:val="2"/>
+        <w:pStyle w:val="29"/>
+        <w:rPr>
+          <w:rFonts w:hint="default"/>
+          <w:lang w:val="en-US" w:eastAsia="zh-CN"/>
+        </w:rPr>
+      </w:pPr>
+      <w:r>
+        <w:rPr>
+          <w:rFonts w:hint="default"/>
+          <w:lang w:val="en-US" w:eastAsia="zh-CN"/>
+        </w:rPr>
+        <w:t>识别范围：根据服务合同与SLA，确定需要管理的配置项及其颗粒度。</w:t>
+      </w:r>
+    </w:p>
+    <w:p>
+      <w:pPr>
+        <w:pStyle w:val="29"/>
+        <w:rPr>
+          <w:rFonts w:hint="default"/>
+          <w:lang w:val="en-US" w:eastAsia="zh-CN"/>
+        </w:rPr>
+      </w:pPr>
+      <w:r>
+        <w:rPr>
+          <w:rFonts w:hint="default"/>
+          <w:lang w:val="en-US" w:eastAsia="zh-CN"/>
+        </w:rPr>
+        <w:t>定义属性：为每类配置项定义关键属性（如名称、版本、IP/域名、负责人、状态）。</w:t>
+      </w:r>
+    </w:p>
+    <w:p>
+      <w:pPr>
+        <w:pStyle w:val="29"/>
+        <w:rPr>
+          <w:rFonts w:hint="default"/>
+          <w:lang w:val="en-US" w:eastAsia="zh-CN"/>
+        </w:rPr>
+      </w:pPr>
+      <w:r>
+        <w:rPr>
+          <w:rFonts w:hint="default"/>
+          <w:lang w:val="en-US" w:eastAsia="zh-CN"/>
+        </w:rPr>
+        <w:t>定义关系：明确配置项之间的逻辑与依赖关系（如“运行于”、“连接至”、“依赖”）。</w:t>
+      </w:r>
+    </w:p>
+    <w:p>
+      <w:pPr>
+        <w:pStyle w:val="30"/>
         <w:bidi w:val="0"/>
         <w:rPr>
           <w:rFonts w:hint="default"/>
           <w:lang w:val="en-US" w:eastAsia="zh-CN"/>
         </w:rPr>
       </w:pPr>
-      <w:bookmarkStart w:id="9" w:name="_Toc11109"/>
+      <w:bookmarkStart w:id="9" w:name="_Toc17760"/>
       <w:r>
         <w:rPr>
           <w:rFonts w:hint="default"/>
           <w:lang w:val="en-US" w:eastAsia="zh-CN"/>
         </w:rPr>
-        <w:t>配置项识别与建模</w:t>
+        <w:t>配置信息录入与维护</w:t>
       </w:r>
       <w:bookmarkEnd w:id="9"/>
     </w:p>
     <w:p>
       <w:pPr>
-        <w:pStyle w:val="a1"/>
+        <w:pStyle w:val="29"/>
         <w:rPr>
           <w:rFonts w:hint="default"/>
           <w:lang w:val="en-US" w:eastAsia="zh-CN"/>
@@ -4953,12 +5230,12 @@
           <w:rFonts w:hint="default"/>
           <w:lang w:val="en-US" w:eastAsia="zh-CN"/>
         </w:rPr>
-        <w:t>识别范围：根据服务合同与SLA，确定需要管理的配置项及其颗粒度。</w:t>
+        <w:t>初始入库：新项目启动或新服务上线时，由配置项责任人提供信息，配置管理员统一初始化录入CMDB。</w:t>
       </w:r>
     </w:p>
     <w:p>
       <w:pPr>
-        <w:pStyle w:val="a1"/>
+        <w:pStyle w:val="29"/>
         <w:rPr>
           <w:rFonts w:hint="default"/>
           <w:lang w:val="en-US" w:eastAsia="zh-CN"/>
@@ -4969,12 +5246,12 @@
           <w:rFonts w:hint="default"/>
           <w:lang w:val="en-US" w:eastAsia="zh-CN"/>
         </w:rPr>
-        <w:t>定义属性：为每类配置项定义关键属性（如名称、版本、IP/域名、负责人、状态）。</w:t>
+        <w:t>日常更新： 所有配置项的变更必须经由变更管理流程触发。变更实施后，由变更实施人（工程师）或配置管理员依据变更结果更新CMDB。</w:t>
       </w:r>
     </w:p>
     <w:p>
       <w:pPr>
-        <w:pStyle w:val="a1"/>
+        <w:pStyle w:val="29"/>
         <w:rPr>
           <w:rFonts w:hint="default"/>
           <w:lang w:val="en-US" w:eastAsia="zh-CN"/>
@@ -4985,31 +5262,31 @@
           <w:rFonts w:hint="default"/>
           <w:lang w:val="en-US" w:eastAsia="zh-CN"/>
         </w:rPr>
-        <w:t>定义关系：明确配置项之间的逻辑与依赖关系（如“运行于”、“连接至”、“依赖”）。</w:t>
+        <w:t>状态管理： 配置项状态（如“设计中”、“运行中”、“已下线”、“已归档”）需随其生命周期及时更新。</w:t>
       </w:r>
     </w:p>
     <w:p>
       <w:pPr>
-        <w:pStyle w:val="2"/>
+        <w:pStyle w:val="30"/>
         <w:bidi w:val="0"/>
         <w:rPr>
           <w:rFonts w:hint="default"/>
           <w:lang w:val="en-US" w:eastAsia="zh-CN"/>
         </w:rPr>
       </w:pPr>
-      <w:bookmarkStart w:id="10" w:name="_Toc17760"/>
+      <w:bookmarkStart w:id="10" w:name="_Toc27644"/>
       <w:r>
         <w:rPr>
           <w:rFonts w:hint="default"/>
           <w:lang w:val="en-US" w:eastAsia="zh-CN"/>
         </w:rPr>
-        <w:t>配置信息录入与维护</w:t>
+        <w:t>配置状态报告</w:t>
       </w:r>
       <w:bookmarkEnd w:id="10"/>
     </w:p>
     <w:p>
       <w:pPr>
-        <w:pStyle w:val="a1"/>
+        <w:pStyle w:val="29"/>
         <w:rPr>
           <w:rFonts w:hint="default"/>
           <w:lang w:val="en-US" w:eastAsia="zh-CN"/>
@@ -5020,63 +5297,31 @@
           <w:rFonts w:hint="default"/>
           <w:lang w:val="en-US" w:eastAsia="zh-CN"/>
         </w:rPr>
-        <w:t>初始入库：新项目启动或新服务上线时，由配置项责任人提供信息，配置管理员统一初始化录入CMDB。</w:t>
+        <w:t>定期生成并分发配置状态报告、配置项关系图等，供项目管理、容量规划及风险分析使用。</w:t>
       </w:r>
     </w:p>
     <w:p>
       <w:pPr>
-        <w:pStyle w:val="a1"/>
+        <w:pStyle w:val="28"/>
+        <w:bidi w:val="0"/>
         <w:rPr>
           <w:rFonts w:hint="default"/>
           <w:lang w:val="en-US" w:eastAsia="zh-CN"/>
         </w:rPr>
       </w:pPr>
+      <w:bookmarkStart w:id="11" w:name="_Toc13743"/>
       <w:r>
         <w:rPr>
           <w:rFonts w:hint="default"/>
           <w:lang w:val="en-US" w:eastAsia="zh-CN"/>
         </w:rPr>
-        <w:t>日常更新： 所有配置项的变更必须经由变更管理流程触发。变更实施后，由变更实施人（工程师）或配置管理员依据变更结果更新CMDB。</w:t>
-      </w:r>
-    </w:p>
-    <w:p>
-      <w:pPr>
-        <w:pStyle w:val="a1"/>
-        <w:rPr>
-          <w:rFonts w:hint="default"/>
-          <w:lang w:val="en-US" w:eastAsia="zh-CN"/>
-        </w:rPr>
-      </w:pPr>
-      <w:r>
-        <w:rPr>
-          <w:rFonts w:hint="default"/>
-          <w:lang w:val="en-US" w:eastAsia="zh-CN"/>
-        </w:rPr>
-        <w:t>状态管理： 配置项状态（如“设计中”、“运行中”、“已下线”、“已归档”）需随其生命周期及时更新。</w:t>
-      </w:r>
-    </w:p>
-    <w:p>
-      <w:pPr>
-        <w:pStyle w:val="2"/>
-        <w:bidi w:val="0"/>
-        <w:rPr>
-          <w:rFonts w:hint="default"/>
-          <w:lang w:val="en-US" w:eastAsia="zh-CN"/>
-        </w:rPr>
-      </w:pPr>
-      <w:bookmarkStart w:id="11" w:name="_Toc27644"/>
-      <w:r>
-        <w:rPr>
-          <w:rFonts w:hint="default"/>
-          <w:lang w:val="en-US" w:eastAsia="zh-CN"/>
-        </w:rPr>
-        <w:t>配置状态报告</w:t>
+        <w:t>配置审计</w:t>
       </w:r>
       <w:bookmarkEnd w:id="11"/>
     </w:p>
     <w:p>
       <w:pPr>
-        <w:pStyle w:val="a1"/>
+        <w:pStyle w:val="29"/>
         <w:rPr>
           <w:rFonts w:hint="default"/>
           <w:lang w:val="en-US" w:eastAsia="zh-CN"/>
@@ -5087,31 +5332,31 @@
           <w:rFonts w:hint="default"/>
           <w:lang w:val="en-US" w:eastAsia="zh-CN"/>
         </w:rPr>
-        <w:t>定期生成并分发配置状态报告、配置项关系图等，供项目管理、容量规划及风险分析使用。</w:t>
+        <w:t>为确保CMDB数据的准确性，必须定期执行配置审计。</w:t>
       </w:r>
     </w:p>
     <w:p>
       <w:pPr>
-        <w:pStyle w:val="1"/>
+        <w:pStyle w:val="30"/>
         <w:bidi w:val="0"/>
         <w:rPr>
           <w:rFonts w:hint="default"/>
           <w:lang w:val="en-US" w:eastAsia="zh-CN"/>
         </w:rPr>
       </w:pPr>
-      <w:bookmarkStart w:id="12" w:name="_Toc13743"/>
+      <w:bookmarkStart w:id="12" w:name="_Toc3692"/>
       <w:r>
         <w:rPr>
           <w:rFonts w:hint="default"/>
           <w:lang w:val="en-US" w:eastAsia="zh-CN"/>
         </w:rPr>
-        <w:t>配置审计</w:t>
+        <w:t>审计类型与周期</w:t>
       </w:r>
       <w:bookmarkEnd w:id="12"/>
     </w:p>
     <w:p>
       <w:pPr>
-        <w:pStyle w:val="a1"/>
+        <w:pStyle w:val="29"/>
         <w:rPr>
           <w:rFonts w:hint="default"/>
           <w:lang w:val="en-US" w:eastAsia="zh-CN"/>
@@ -5122,31 +5367,111 @@
           <w:rFonts w:hint="default"/>
           <w:lang w:val="en-US" w:eastAsia="zh-CN"/>
         </w:rPr>
-        <w:t>为确保CMDB数据的准确性，必须定期执行配置审计。</w:t>
+        <w:t>全面审计：每年至少进行一次，覆盖所有在管配置项，验证其属性、关系及状态的准确性。</w:t>
       </w:r>
     </w:p>
     <w:p>
       <w:pPr>
-        <w:pStyle w:val="2"/>
+        <w:pStyle w:val="29"/>
+        <w:rPr>
+          <w:rFonts w:hint="default"/>
+          <w:lang w:val="en-US" w:eastAsia="zh-CN"/>
+        </w:rPr>
+      </w:pPr>
+      <w:r>
+        <w:rPr>
+          <w:rFonts w:hint="default"/>
+          <w:lang w:val="en-US" w:eastAsia="zh-CN"/>
+        </w:rPr>
+        <w:t>专项审计：在以下情况下必须进行：</w:t>
+      </w:r>
+    </w:p>
+    <w:p>
+      <w:pPr>
+        <w:pStyle w:val="29"/>
+        <w:rPr>
+          <w:rFonts w:hint="default"/>
+          <w:lang w:val="en-US" w:eastAsia="zh-CN"/>
+        </w:rPr>
+      </w:pPr>
+      <w:r>
+        <w:rPr>
+          <w:rFonts w:hint="default"/>
+          <w:lang w:val="en-US" w:eastAsia="zh-CN"/>
+        </w:rPr>
+        <w:t>重大项目上线或下线后。</w:t>
+      </w:r>
+    </w:p>
+    <w:p>
+      <w:pPr>
+        <w:pStyle w:val="29"/>
+        <w:rPr>
+          <w:rFonts w:hint="default"/>
+          <w:lang w:val="en-US" w:eastAsia="zh-CN"/>
+        </w:rPr>
+      </w:pPr>
+      <w:r>
+        <w:rPr>
+          <w:rFonts w:hint="default"/>
+          <w:lang w:val="en-US" w:eastAsia="zh-CN"/>
+        </w:rPr>
+        <w:t>重大变更实施后。</w:t>
+      </w:r>
+    </w:p>
+    <w:p>
+      <w:pPr>
+        <w:pStyle w:val="29"/>
+        <w:rPr>
+          <w:rFonts w:hint="default"/>
+          <w:lang w:val="en-US" w:eastAsia="zh-CN"/>
+        </w:rPr>
+      </w:pPr>
+      <w:r>
+        <w:rPr>
+          <w:rFonts w:hint="default"/>
+          <w:lang w:val="en-US" w:eastAsia="zh-CN"/>
+        </w:rPr>
+        <w:t>发生重大事件，怀疑与配置信息不准确有关时。</w:t>
+      </w:r>
+    </w:p>
+    <w:p>
+      <w:pPr>
+        <w:pStyle w:val="29"/>
+        <w:rPr>
+          <w:rFonts w:hint="default"/>
+          <w:lang w:val="en-US" w:eastAsia="zh-CN"/>
+        </w:rPr>
+      </w:pPr>
+      <w:r>
+        <w:rPr>
+          <w:rFonts w:hint="default"/>
+          <w:lang w:val="en-US" w:eastAsia="zh-CN"/>
+        </w:rPr>
+        <w:t>抽样审计：每季度进行一次，随机抽取不低于10%的关键配置项（如核心应用、数据库）进行深度验证。</w:t>
+      </w:r>
+    </w:p>
+    <w:p>
+      <w:pPr>
+        <w:pStyle w:val="30"/>
         <w:bidi w:val="0"/>
         <w:rPr>
           <w:rFonts w:hint="default"/>
           <w:lang w:val="en-US" w:eastAsia="zh-CN"/>
         </w:rPr>
       </w:pPr>
-      <w:bookmarkStart w:id="13" w:name="_Toc3692"/>
+      <w:bookmarkStart w:id="13" w:name="_Toc22373"/>
       <w:r>
         <w:rPr>
           <w:rFonts w:hint="default"/>
           <w:lang w:val="en-US" w:eastAsia="zh-CN"/>
         </w:rPr>
-        <w:t>审计类型与周期</w:t>
+        <w:t>审计流程</w:t>
       </w:r>
       <w:bookmarkEnd w:id="13"/>
     </w:p>
     <w:p>
       <w:pPr>
-        <w:pStyle w:val="a1"/>
+        <w:pStyle w:val="29"/>
         <w:rPr>
           <w:rFonts w:hint="default"/>
           <w:lang w:val="en-US" w:eastAsia="zh-CN"/>
@@ -5157,12 +5482,12 @@
           <w:rFonts w:hint="default"/>
           <w:lang w:val="en-US" w:eastAsia="zh-CN"/>
         </w:rPr>
-        <w:t>全面审计：每年至少进行一次，覆盖所有在管配置项，验证其属性、关系及状态的准确性。</w:t>
+        <w:t>计划：配置管理负责人制定审计计划，明确范围、方法和时间。</w:t>
       </w:r>
     </w:p>
     <w:p>
       <w:pPr>
-        <w:pStyle w:val="a1"/>
+        <w:pStyle w:val="29"/>
         <w:rPr>
           <w:rFonts w:hint="default"/>
           <w:lang w:val="en-US" w:eastAsia="zh-CN"/>
@@ -5173,12 +5498,12 @@
           <w:rFonts w:hint="default"/>
           <w:lang w:val="en-US" w:eastAsia="zh-CN"/>
         </w:rPr>
-        <w:t>专项审计：在以下情况下必须进行：</w:t>
+        <w:t>执行：配置管理员协同配置项责任人，比对CMDB记录与实际环境。</w:t>
       </w:r>
     </w:p>
     <w:p>
       <w:pPr>
-        <w:pStyle w:val="a1"/>
+        <w:pStyle w:val="29"/>
         <w:rPr>
           <w:rFonts w:hint="default"/>
           <w:lang w:val="en-US" w:eastAsia="zh-CN"/>
@@ -5189,12 +5514,12 @@
           <w:rFonts w:hint="default"/>
           <w:lang w:val="en-US" w:eastAsia="zh-CN"/>
         </w:rPr>
-        <w:t>重大项目上线或下线后。</w:t>
+        <w:t>分析：记录差异，分析原因（如未授权变更、流程未遵循、录入错误）。</w:t>
       </w:r>
     </w:p>
     <w:p>
       <w:pPr>
-        <w:pStyle w:val="a1"/>
+        <w:pStyle w:val="29"/>
         <w:rPr>
           <w:rFonts w:hint="default"/>
           <w:lang w:val="en-US" w:eastAsia="zh-CN"/>
@@ -5205,12 +5530,12 @@
           <w:rFonts w:hint="default"/>
           <w:lang w:val="en-US" w:eastAsia="zh-CN"/>
         </w:rPr>
-        <w:t>重大变更实施后。</w:t>
+        <w:t>纠正：针对差异发起变更请求（RFC）以修正CMDB，或纠正不合规的实际配置。</w:t>
       </w:r>
     </w:p>
     <w:p>
       <w:pPr>
-        <w:pStyle w:val="a1"/>
+        <w:pStyle w:val="29"/>
         <w:rPr>
           <w:rFonts w:hint="default"/>
           <w:lang w:val="en-US" w:eastAsia="zh-CN"/>
@@ -5221,146 +5546,31 @@
           <w:rFonts w:hint="default"/>
           <w:lang w:val="en-US" w:eastAsia="zh-CN"/>
         </w:rPr>
-        <w:t>发生重大事件，怀疑与配置信息不准确有关时。</w:t>
+        <w:t>报告：编制《配置审计报告》，包括审计结果、差异分析、纠正措施及改进建议，提交至质量管理部及管理层。</w:t>
       </w:r>
     </w:p>
     <w:p>
       <w:pPr>
-        <w:pStyle w:val="a1"/>
+        <w:pStyle w:val="28"/>
+        <w:bidi w:val="0"/>
         <w:rPr>
           <w:rFonts w:hint="default"/>
           <w:lang w:val="en-US" w:eastAsia="zh-CN"/>
         </w:rPr>
       </w:pPr>
+      <w:bookmarkStart w:id="14" w:name="_Toc25821"/>
       <w:r>
         <w:rPr>
           <w:rFonts w:hint="default"/>
           <w:lang w:val="en-US" w:eastAsia="zh-CN"/>
         </w:rPr>
-        <w:t>抽样审计：每季度进行一次，随机抽取不低于10%的关键配置项（如核心应用、数据库）进行深度验证。</w:t>
-      </w:r>
-    </w:p>
-    <w:p>
-      <w:pPr>
-        <w:pStyle w:val="2"/>
-        <w:bidi w:val="0"/>
-        <w:rPr>
-          <w:rFonts w:hint="default"/>
-          <w:lang w:val="en-US" w:eastAsia="zh-CN"/>
-        </w:rPr>
-      </w:pPr>
-      <w:bookmarkStart w:id="14" w:name="_Toc22373"/>
-      <w:r>
-        <w:rPr>
-          <w:rFonts w:hint="default"/>
-          <w:lang w:val="en-US" w:eastAsia="zh-CN"/>
-        </w:rPr>
-        <w:t>审计流程</w:t>
+        <w:t>与其他流程的接口</w:t>
       </w:r>
       <w:bookmarkEnd w:id="14"/>
     </w:p>
     <w:p>
       <w:pPr>
-        <w:pStyle w:val="a1"/>
-        <w:rPr>
-          <w:rFonts w:hint="default"/>
-          <w:lang w:val="en-US" w:eastAsia="zh-CN"/>
-        </w:rPr>
-      </w:pPr>
-      <w:r>
-        <w:rPr>
-          <w:rFonts w:hint="default"/>
-          <w:lang w:val="en-US" w:eastAsia="zh-CN"/>
-        </w:rPr>
-        <w:t>计划：配置管理负责人制定审计计划，明确范围、方法和时间。</w:t>
-      </w:r>
-    </w:p>
-    <w:p>
-      <w:pPr>
-        <w:pStyle w:val="a1"/>
-        <w:rPr>
-          <w:rFonts w:hint="default"/>
-          <w:lang w:val="en-US" w:eastAsia="zh-CN"/>
-        </w:rPr>
-      </w:pPr>
-      <w:r>
-        <w:rPr>
-          <w:rFonts w:hint="default"/>
-          <w:lang w:val="en-US" w:eastAsia="zh-CN"/>
-        </w:rPr>
-        <w:t>执行：配置管理员协同配置项责任人，比对CMDB记录与实际环境。</w:t>
-      </w:r>
-    </w:p>
-    <w:p>
-      <w:pPr>
-        <w:pStyle w:val="a1"/>
-        <w:rPr>
-          <w:rFonts w:hint="default"/>
-          <w:lang w:val="en-US" w:eastAsia="zh-CN"/>
-        </w:rPr>
-      </w:pPr>
-      <w:r>
-        <w:rPr>
-          <w:rFonts w:hint="default"/>
-          <w:lang w:val="en-US" w:eastAsia="zh-CN"/>
-        </w:rPr>
-        <w:t>分析：记录差异，分析原因（如未授权变更、流程未遵循、录入错误）。</w:t>
-      </w:r>
-    </w:p>
-    <w:p>
-      <w:pPr>
-        <w:pStyle w:val="a1"/>
-        <w:rPr>
-          <w:rFonts w:hint="default"/>
-          <w:lang w:val="en-US" w:eastAsia="zh-CN"/>
-        </w:rPr>
-      </w:pPr>
-      <w:r>
-        <w:rPr>
-          <w:rFonts w:hint="default"/>
-          <w:lang w:val="en-US" w:eastAsia="zh-CN"/>
-        </w:rPr>
-        <w:t>纠正：针对差异发起变更请求（RFC）以修正CMDB，或纠正不合规的实际配置。</w:t>
-      </w:r>
-    </w:p>
-    <w:p>
-      <w:pPr>
-        <w:pStyle w:val="a1"/>
-        <w:rPr>
-          <w:rFonts w:hint="default"/>
-          <w:lang w:val="en-US" w:eastAsia="zh-CN"/>
-        </w:rPr>
-      </w:pPr>
-      <w:r>
-        <w:rPr>
-          <w:rFonts w:hint="default"/>
-          <w:lang w:val="en-US" w:eastAsia="zh-CN"/>
-        </w:rPr>
-        <w:t>报告：编制《配置审计报告》，包括审计结果、差异分析、纠正措施及改进建议，提交至质量管理部及管理层。</w:t>
-      </w:r>
-    </w:p>
-    <w:p>
-      <w:pPr>
-        <w:pStyle w:val="1"/>
-        <w:bidi w:val="0"/>
-        <w:rPr>
-          <w:rFonts w:hint="default"/>
-          <w:lang w:val="en-US" w:eastAsia="zh-CN"/>
-        </w:rPr>
-      </w:pPr>
-      <w:bookmarkStart w:id="15" w:name="_Toc25821"/>
-      <w:r>
-        <w:rPr>
-          <w:rFonts w:hint="default"/>
-          <w:lang w:val="en-US" w:eastAsia="zh-CN"/>
-        </w:rPr>
-        <w:t>与其他流程的接口</w:t>
-      </w:r>
-      <w:bookmarkEnd w:id="15"/>
-    </w:p>
-    <w:p>
-      <w:pPr>
-        <w:pStyle w:val="a1"/>
+        <w:pStyle w:val="29"/>
         <w:rPr>
           <w:rFonts w:hint="default"/>
           <w:lang w:val="en-US" w:eastAsia="zh-CN"/>
@@ -5376,7 +5586,7 @@
     </w:p>
     <w:p>
       <w:pPr>
-        <w:pStyle w:val="a1"/>
+        <w:pStyle w:val="29"/>
         <w:rPr>
           <w:rFonts w:hint="default"/>
           <w:lang w:val="en-US" w:eastAsia="zh-CN"/>
@@ -5392,7 +5602,7 @@
     </w:p>
     <w:p>
       <w:pPr>
-        <w:pStyle w:val="a1"/>
+        <w:pStyle w:val="29"/>
         <w:rPr>
           <w:rFonts w:hint="default"/>
           <w:lang w:val="en-US" w:eastAsia="zh-CN"/>
@@ -5408,7 +5618,7 @@
     </w:p>
     <w:p>
       <w:pPr>
-        <w:pStyle w:val="1"/>
+        <w:pStyle w:val="28"/>
         <w:keepNext w:val="0"/>
         <w:keepLines w:val="0"/>
         <w:pageBreakBefore w:val="0"/>
@@ -5428,7 +5638,7 @@
           <w:lang w:val="en-US" w:eastAsia="zh-CN"/>
         </w:rPr>
       </w:pPr>
-      <w:bookmarkStart w:id="16" w:name="_Toc7554"/>
+      <w:bookmarkStart w:id="15" w:name="_Toc7554"/>
       <w:r>
         <w:rPr>
           <w:rFonts w:hint="eastAsia"/>
@@ -5436,22 +5646,23 @@
         </w:rPr>
         <w:t>考核指标</w:t>
       </w:r>
-      <w:bookmarkEnd w:id="16"/>
+      <w:bookmarkEnd w:id="15"/>
     </w:p>
     <w:tbl>
       <w:tblPr>
-        <w:tblStyle w:val="TableNormal"/>
+        <w:tblStyle w:val="20"/>
         <w:tblW w:w="7675" w:type="dxa"/>
         <w:tblInd w:w="96" w:type="dxa"/>
         <w:tblBorders>
-          <w:top w:val="nil"/>
-          <w:left w:val="nil"/>
-          <w:bottom w:val="nil"/>
-          <w:right w:val="nil"/>
-          <w:insideH w:val="nil"/>
-          <w:insideV w:val="nil"/>
+          <w:top w:val="none" w:color="auto" w:sz="0" w:space="0"/>
+          <w:left w:val="none" w:color="auto" w:sz="0" w:space="0"/>
+          <w:bottom w:val="none" w:color="auto" w:sz="0" w:space="0"/>
+          <w:right w:val="none" w:color="auto" w:sz="0" w:space="0"/>
+          <w:insideH w:val="none" w:color="auto" w:sz="0" w:space="0"/>
+          <w:insideV w:val="none" w:color="auto" w:sz="0" w:space="0"/>
         </w:tblBorders>
         <w:shd w:val="clear" w:color="auto" w:fill="auto"/>
+        <w:tblLayout w:type="autofit"/>
         <w:tblCellMar>
           <w:top w:w="0" w:type="dxa"/>
           <w:left w:w="108" w:type="dxa"/>
@@ -5467,15 +5678,13 @@
       </w:tblGrid>
       <w:tr>
         <w:tblPrEx>
-          <w:tblW w:w="7675" w:type="dxa"/>
-          <w:tblInd w:w="96" w:type="dxa"/>
           <w:tblBorders>
-            <w:top w:val="nil"/>
-            <w:left w:val="nil"/>
-            <w:bottom w:val="nil"/>
-            <w:right w:val="nil"/>
-            <w:insideH w:val="nil"/>
-            <w:insideV w:val="nil"/>
+            <w:top w:val="none" w:color="auto" w:sz="0" w:space="0"/>
+            <w:left w:val="none" w:color="auto" w:sz="0" w:space="0"/>
+            <w:bottom w:val="none" w:color="auto" w:sz="0" w:space="0"/>
+            <w:right w:val="none" w:color="auto" w:sz="0" w:space="0"/>
+            <w:insideH w:val="none" w:color="auto" w:sz="0" w:space="0"/>
+            <w:insideV w:val="none" w:color="auto" w:sz="0" w:space="0"/>
           </w:tblBorders>
           <w:shd w:val="clear" w:color="auto" w:fill="auto"/>
           <w:tblCellMar>
@@ -5486,16 +5695,16 @@
           </w:tblCellMar>
         </w:tblPrEx>
         <w:trPr>
-          <w:trHeight w:val="493"/>
+          <w:trHeight w:val="493" w:hRule="atLeast"/>
         </w:trPr>
         <w:tc>
           <w:tcPr>
             <w:tcW w:w="2011" w:type="dxa"/>
             <w:tcBorders>
-              <w:top w:val="single" w:sz="4" w:space="0" w:color="000000"/>
-              <w:left w:val="single" w:sz="4" w:space="0" w:color="000000"/>
-              <w:bottom w:val="single" w:sz="4" w:space="0" w:color="000000"/>
-              <w:right w:val="single" w:sz="4" w:space="0" w:color="000000"/>
+              <w:top w:val="single" w:color="000000" w:sz="4" w:space="0"/>
+              <w:left w:val="single" w:color="000000" w:sz="4" w:space="0"/>
+              <w:bottom w:val="single" w:color="000000" w:sz="4" w:space="0"/>
+              <w:right w:val="single" w:color="000000" w:sz="4" w:space="0"/>
             </w:tcBorders>
             <w:shd w:val="clear" w:color="auto" w:fill="C0C0C0"/>
             <w:vAlign w:val="center"/>
@@ -5509,7 +5718,7 @@
               <w:jc w:val="center"/>
               <w:textAlignment w:val="center"/>
               <w:rPr>
-                <w:rFonts w:ascii="楷体_GB2312" w:eastAsia="楷体_GB2312" w:hAnsi="宋体" w:cs="楷体_GB2312" w:hint="default"/>
+                <w:rFonts w:hint="default" w:ascii="楷体_GB2312" w:hAnsi="宋体" w:eastAsia="楷体_GB2312" w:cs="楷体_GB2312"/>
                 <w:b/>
                 <w:bCs/>
                 <w:i w:val="0"/>
@@ -5522,7 +5731,7 @@
             </w:pPr>
             <w:r>
               <w:rPr>
-                <w:rFonts w:ascii="楷体_GB2312" w:eastAsia="楷体_GB2312" w:hAnsi="宋体" w:cs="楷体_GB2312" w:hint="default"/>
+                <w:rFonts w:hint="default" w:ascii="楷体_GB2312" w:hAnsi="宋体" w:eastAsia="楷体_GB2312" w:cs="楷体_GB2312"/>
                 <w:b/>
                 <w:bCs/>
                 <w:i w:val="0"/>
@@ -5543,10 +5752,10 @@
           <w:tcPr>
             <w:tcW w:w="984" w:type="dxa"/>
             <w:tcBorders>
-              <w:top w:val="single" w:sz="4" w:space="0" w:color="000000"/>
-              <w:left w:val="single" w:sz="4" w:space="0" w:color="000000"/>
-              <w:bottom w:val="single" w:sz="4" w:space="0" w:color="000000"/>
-              <w:right w:val="single" w:sz="4" w:space="0" w:color="000000"/>
+              <w:top w:val="single" w:color="000000" w:sz="4" w:space="0"/>
+              <w:left w:val="single" w:color="000000" w:sz="4" w:space="0"/>
+              <w:bottom w:val="single" w:color="000000" w:sz="4" w:space="0"/>
+              <w:right w:val="single" w:color="000000" w:sz="4" w:space="0"/>
             </w:tcBorders>
             <w:shd w:val="clear" w:color="auto" w:fill="C0C0C0"/>
             <w:vAlign w:val="center"/>
@@ -5560,7 +5769,7 @@
               <w:jc w:val="center"/>
               <w:textAlignment w:val="center"/>
               <w:rPr>
-                <w:rFonts w:ascii="楷体_GB2312" w:eastAsia="楷体_GB2312" w:hAnsi="宋体" w:cs="楷体_GB2312" w:hint="default"/>
+                <w:rFonts w:hint="default" w:ascii="楷体_GB2312" w:hAnsi="宋体" w:eastAsia="楷体_GB2312" w:cs="楷体_GB2312"/>
                 <w:b/>
                 <w:bCs/>
                 <w:i w:val="0"/>
@@ -5573,7 +5782,7 @@
             </w:pPr>
             <w:r>
               <w:rPr>
-                <w:rFonts w:ascii="楷体_GB2312" w:eastAsia="楷体_GB2312" w:hAnsi="宋体" w:cs="楷体_GB2312" w:hint="default"/>
+                <w:rFonts w:hint="default" w:ascii="楷体_GB2312" w:hAnsi="宋体" w:eastAsia="楷体_GB2312" w:cs="楷体_GB2312"/>
                 <w:b/>
                 <w:bCs/>
                 <w:i w:val="0"/>
@@ -5594,10 +5803,10 @@
           <w:tcPr>
             <w:tcW w:w="3624" w:type="dxa"/>
             <w:tcBorders>
-              <w:top w:val="single" w:sz="4" w:space="0" w:color="000000"/>
-              <w:left w:val="single" w:sz="4" w:space="0" w:color="000000"/>
-              <w:bottom w:val="single" w:sz="4" w:space="0" w:color="000000"/>
-              <w:right w:val="single" w:sz="4" w:space="0" w:color="000000"/>
+              <w:top w:val="single" w:color="000000" w:sz="4" w:space="0"/>
+              <w:left w:val="single" w:color="000000" w:sz="4" w:space="0"/>
+              <w:bottom w:val="single" w:color="000000" w:sz="4" w:space="0"/>
+              <w:right w:val="single" w:color="000000" w:sz="4" w:space="0"/>
             </w:tcBorders>
             <w:shd w:val="clear" w:color="auto" w:fill="C0C0C0"/>
             <w:vAlign w:val="center"/>
@@ -5611,7 +5820,7 @@
               <w:jc w:val="center"/>
               <w:textAlignment w:val="center"/>
               <w:rPr>
-                <w:rFonts w:ascii="楷体_GB2312" w:eastAsia="楷体_GB2312" w:hAnsi="宋体" w:cs="楷体_GB2312" w:hint="default"/>
+                <w:rFonts w:hint="default" w:ascii="楷体_GB2312" w:hAnsi="宋体" w:eastAsia="楷体_GB2312" w:cs="楷体_GB2312"/>
                 <w:b/>
                 <w:bCs/>
                 <w:i w:val="0"/>
@@ -5624,7 +5833,7 @@
             </w:pPr>
             <w:r>
               <w:rPr>
-                <w:rFonts w:ascii="楷体_GB2312" w:eastAsia="楷体_GB2312" w:hAnsi="宋体" w:cs="楷体_GB2312" w:hint="default"/>
+                <w:rFonts w:hint="default" w:ascii="楷体_GB2312" w:hAnsi="宋体" w:eastAsia="楷体_GB2312" w:cs="楷体_GB2312"/>
                 <w:b/>
                 <w:bCs/>
                 <w:i w:val="0"/>
@@ -5645,10 +5854,10 @@
           <w:tcPr>
             <w:tcW w:w="1056" w:type="dxa"/>
             <w:tcBorders>
-              <w:top w:val="single" w:sz="4" w:space="0" w:color="000000"/>
-              <w:left w:val="single" w:sz="4" w:space="0" w:color="000000"/>
-              <w:bottom w:val="single" w:sz="4" w:space="0" w:color="000000"/>
-              <w:right w:val="single" w:sz="4" w:space="0" w:color="000000"/>
+              <w:top w:val="single" w:color="000000" w:sz="4" w:space="0"/>
+              <w:left w:val="single" w:color="000000" w:sz="4" w:space="0"/>
+              <w:bottom w:val="single" w:color="000000" w:sz="4" w:space="0"/>
+              <w:right w:val="single" w:color="000000" w:sz="4" w:space="0"/>
             </w:tcBorders>
             <w:shd w:val="clear" w:color="auto" w:fill="C0C0C0"/>
             <w:vAlign w:val="center"/>
@@ -5662,7 +5871,7 @@
               <w:jc w:val="center"/>
               <w:textAlignment w:val="center"/>
               <w:rPr>
-                <w:rFonts w:ascii="楷体_GB2312" w:eastAsia="楷体_GB2312" w:hAnsi="宋体" w:cs="楷体_GB2312" w:hint="default"/>
+                <w:rFonts w:hint="default" w:ascii="楷体_GB2312" w:hAnsi="宋体" w:eastAsia="楷体_GB2312" w:cs="楷体_GB2312"/>
                 <w:b/>
                 <w:bCs/>
                 <w:i w:val="0"/>
@@ -5675,7 +5884,7 @@
             </w:pPr>
             <w:r>
               <w:rPr>
-                <w:rFonts w:ascii="楷体_GB2312" w:eastAsia="楷体_GB2312" w:hAnsi="宋体" w:cs="楷体_GB2312" w:hint="default"/>
+                <w:rFonts w:hint="default" w:ascii="楷体_GB2312" w:hAnsi="宋体" w:eastAsia="楷体_GB2312" w:cs="楷体_GB2312"/>
                 <w:b/>
                 <w:bCs/>
                 <w:i w:val="0"/>
@@ -5695,9 +5904,14 @@
       </w:tr>
       <w:tr>
         <w:tblPrEx>
-          <w:tblW w:w="7675" w:type="dxa"/>
-          <w:tblInd w:w="96" w:type="dxa"/>
-          <w:shd w:val="clear" w:color="auto" w:fill="auto"/>
+          <w:tblBorders>
+            <w:top w:val="none" w:color="auto" w:sz="0" w:space="0"/>
+            <w:left w:val="none" w:color="auto" w:sz="0" w:space="0"/>
+            <w:bottom w:val="none" w:color="auto" w:sz="0" w:space="0"/>
+            <w:right w:val="none" w:color="auto" w:sz="0" w:space="0"/>
+            <w:insideH w:val="none" w:color="auto" w:sz="0" w:space="0"/>
+            <w:insideV w:val="none" w:color="auto" w:sz="0" w:space="0"/>
+          </w:tblBorders>
           <w:tblCellMar>
             <w:top w:w="0" w:type="dxa"/>
             <w:left w:w="108" w:type="dxa"/>
@@ -5706,16 +5920,16 @@
           </w:tblCellMar>
         </w:tblPrEx>
         <w:trPr>
-          <w:trHeight w:val="493"/>
+          <w:trHeight w:val="493" w:hRule="atLeast"/>
         </w:trPr>
         <w:tc>
           <w:tcPr>
             <w:tcW w:w="2011" w:type="dxa"/>
             <w:tcBorders>
-              <w:top w:val="single" w:sz="4" w:space="0" w:color="000000"/>
-              <w:left w:val="single" w:sz="4" w:space="0" w:color="000000"/>
-              <w:bottom w:val="single" w:sz="4" w:space="0" w:color="000000"/>
-              <w:right w:val="single" w:sz="4" w:space="0" w:color="000000"/>
+              <w:top w:val="single" w:color="000000" w:sz="4" w:space="0"/>
+              <w:left w:val="single" w:color="000000" w:sz="4" w:space="0"/>
+              <w:bottom w:val="single" w:color="000000" w:sz="4" w:space="0"/>
+              <w:right w:val="single" w:color="000000" w:sz="4" w:space="0"/>
             </w:tcBorders>
             <w:shd w:val="clear" w:color="auto" w:fill="auto"/>
             <w:vAlign w:val="center"/>
@@ -5729,7 +5943,7 @@
               <w:jc w:val="left"/>
               <w:textAlignment w:val="center"/>
               <w:rPr>
-                <w:rFonts w:ascii="楷体_GB2312" w:eastAsia="楷体_GB2312" w:hAnsi="宋体" w:cs="楷体_GB2312" w:hint="default"/>
+                <w:rFonts w:hint="default" w:ascii="楷体_GB2312" w:hAnsi="宋体" w:eastAsia="楷体_GB2312" w:cs="楷体_GB2312"/>
                 <w:b/>
                 <w:bCs/>
                 <w:i w:val="0"/>
@@ -5745,7 +5959,7 @@
             </w:pPr>
             <w:r>
               <w:rPr>
-                <w:rFonts w:ascii="宋体" w:eastAsia="宋体" w:hAnsi="宋体" w:cs="宋体" w:hint="eastAsia"/>
+                <w:rFonts w:hint="eastAsia" w:ascii="宋体" w:hAnsi="宋体" w:eastAsia="宋体" w:cs="宋体"/>
                 <w:i w:val="0"/>
                 <w:iCs w:val="0"/>
                 <w:snapToGrid w:val="0"/>
@@ -5764,10 +5978,10 @@
           <w:tcPr>
             <w:tcW w:w="984" w:type="dxa"/>
             <w:tcBorders>
-              <w:top w:val="single" w:sz="4" w:space="0" w:color="000000"/>
-              <w:left w:val="single" w:sz="4" w:space="0" w:color="000000"/>
-              <w:bottom w:val="single" w:sz="4" w:space="0" w:color="000000"/>
-              <w:right w:val="single" w:sz="4" w:space="0" w:color="000000"/>
+              <w:top w:val="single" w:color="000000" w:sz="4" w:space="0"/>
+              <w:left w:val="single" w:color="000000" w:sz="4" w:space="0"/>
+              <w:bottom w:val="single" w:color="000000" w:sz="4" w:space="0"/>
+              <w:right w:val="single" w:color="000000" w:sz="4" w:space="0"/>
             </w:tcBorders>
             <w:shd w:val="clear" w:color="auto" w:fill="auto"/>
             <w:vAlign w:val="center"/>
@@ -5781,7 +5995,7 @@
               <w:jc w:val="left"/>
               <w:textAlignment w:val="center"/>
               <w:rPr>
-                <w:rFonts w:ascii="楷体_GB2312" w:eastAsia="楷体_GB2312" w:hAnsi="宋体" w:cs="楷体_GB2312" w:hint="default"/>
+                <w:rFonts w:hint="default" w:ascii="楷体_GB2312" w:hAnsi="宋体" w:eastAsia="楷体_GB2312" w:cs="楷体_GB2312"/>
                 <w:b/>
                 <w:bCs/>
                 <w:i w:val="0"/>
@@ -5797,7 +6011,7 @@
             </w:pPr>
             <w:r>
               <w:rPr>
-                <w:rFonts w:ascii="宋体" w:eastAsia="宋体" w:hAnsi="宋体" w:cs="宋体" w:hint="eastAsia"/>
+                <w:rFonts w:hint="eastAsia" w:ascii="宋体" w:hAnsi="宋体" w:eastAsia="宋体" w:cs="宋体"/>
                 <w:i w:val="0"/>
                 <w:iCs w:val="0"/>
                 <w:snapToGrid w:val="0"/>
@@ -5816,10 +6030,10 @@
           <w:tcPr>
             <w:tcW w:w="3624" w:type="dxa"/>
             <w:tcBorders>
-              <w:top w:val="single" w:sz="4" w:space="0" w:color="000000"/>
-              <w:left w:val="single" w:sz="4" w:space="0" w:color="000000"/>
-              <w:bottom w:val="single" w:sz="4" w:space="0" w:color="000000"/>
-              <w:right w:val="single" w:sz="4" w:space="0" w:color="000000"/>
+              <w:top w:val="single" w:color="000000" w:sz="4" w:space="0"/>
+              <w:left w:val="single" w:color="000000" w:sz="4" w:space="0"/>
+              <w:bottom w:val="single" w:color="000000" w:sz="4" w:space="0"/>
+              <w:right w:val="single" w:color="000000" w:sz="4" w:space="0"/>
             </w:tcBorders>
             <w:shd w:val="clear" w:color="auto" w:fill="auto"/>
             <w:vAlign w:val="center"/>
@@ -5833,7 +6047,7 @@
               <w:jc w:val="left"/>
               <w:textAlignment w:val="center"/>
               <w:rPr>
-                <w:rFonts w:ascii="楷体_GB2312" w:eastAsia="楷体_GB2312" w:hAnsi="宋体" w:cs="楷体_GB2312" w:hint="default"/>
+                <w:rFonts w:hint="default" w:ascii="楷体_GB2312" w:hAnsi="宋体" w:eastAsia="楷体_GB2312" w:cs="楷体_GB2312"/>
                 <w:b/>
                 <w:bCs/>
                 <w:i w:val="0"/>
@@ -5849,7 +6063,7 @@
             </w:pPr>
             <w:r>
               <w:rPr>
-                <w:rFonts w:ascii="宋体" w:eastAsia="宋体" w:hAnsi="宋体" w:cs="宋体" w:hint="eastAsia"/>
+                <w:rFonts w:hint="eastAsia" w:ascii="宋体" w:hAnsi="宋体" w:eastAsia="宋体" w:cs="宋体"/>
                 <w:i w:val="0"/>
                 <w:iCs w:val="0"/>
                 <w:snapToGrid w:val="0"/>
@@ -5868,10 +6082,10 @@
           <w:tcPr>
             <w:tcW w:w="1056" w:type="dxa"/>
             <w:tcBorders>
-              <w:top w:val="single" w:sz="4" w:space="0" w:color="000000"/>
-              <w:left w:val="single" w:sz="4" w:space="0" w:color="000000"/>
-              <w:bottom w:val="single" w:sz="4" w:space="0" w:color="000000"/>
-              <w:right w:val="single" w:sz="4" w:space="0" w:color="000000"/>
+              <w:top w:val="single" w:color="000000" w:sz="4" w:space="0"/>
+              <w:left w:val="single" w:color="000000" w:sz="4" w:space="0"/>
+              <w:bottom w:val="single" w:color="000000" w:sz="4" w:space="0"/>
+              <w:right w:val="single" w:color="000000" w:sz="4" w:space="0"/>
             </w:tcBorders>
             <w:shd w:val="clear" w:color="auto" w:fill="auto"/>
             <w:vAlign w:val="center"/>
@@ -5885,7 +6099,7 @@
               <w:jc w:val="left"/>
               <w:textAlignment w:val="center"/>
               <w:rPr>
-                <w:rFonts w:ascii="楷体_GB2312" w:eastAsia="楷体_GB2312" w:hAnsi="宋体" w:cs="楷体_GB2312" w:hint="default"/>
+                <w:rFonts w:hint="default" w:ascii="楷体_GB2312" w:hAnsi="宋体" w:eastAsia="楷体_GB2312" w:cs="楷体_GB2312"/>
                 <w:b/>
                 <w:bCs/>
                 <w:i w:val="0"/>
@@ -5901,7 +6115,7 @@
             </w:pPr>
             <w:r>
               <w:rPr>
-                <w:rFonts w:ascii="宋体" w:eastAsia="宋体" w:hAnsi="宋体" w:cs="宋体" w:hint="eastAsia"/>
+                <w:rFonts w:hint="eastAsia" w:ascii="宋体" w:hAnsi="宋体" w:eastAsia="宋体" w:cs="宋体"/>
                 <w:i w:val="0"/>
                 <w:iCs w:val="0"/>
                 <w:snapToGrid w:val="0"/>
@@ -5920,14 +6134,14 @@
     </w:tbl>
     <w:p>
       <w:pPr>
-        <w:pStyle w:val="1"/>
+        <w:pStyle w:val="28"/>
         <w:bidi w:val="0"/>
         <w:rPr>
           <w:rFonts w:hint="default"/>
           <w:lang w:val="en-US" w:eastAsia="zh-CN"/>
         </w:rPr>
       </w:pPr>
-      <w:bookmarkStart w:id="17" w:name="_Toc16859"/>
+      <w:bookmarkStart w:id="16" w:name="_Toc16859"/>
       <w:r>
         <w:rPr>
           <w:rFonts w:hint="default"/>
@@ -5935,11 +6149,11 @@
         </w:rPr>
         <w:t>附则</w:t>
       </w:r>
-      <w:bookmarkEnd w:id="17"/>
+      <w:bookmarkEnd w:id="16"/>
     </w:p>
     <w:p>
       <w:pPr>
-        <w:pStyle w:val="a1"/>
+        <w:pStyle w:val="29"/>
         <w:rPr>
           <w:rFonts w:hint="default"/>
           <w:lang w:val="en-US" w:eastAsia="zh-CN"/>
@@ -5954,23 +6168,73 @@
       </w:r>
     </w:p>
     <w:sectPr>
-      <w:headerReference w:type="default" r:id="rId7"/>
+      <w:headerReference r:id="rId5" w:type="default"/>
       <w:pgSz w:w="11906" w:h="16838"/>
       <w:pgMar w:top="1417" w:right="1800" w:bottom="1440" w:left="1800" w:header="1140" w:footer="992" w:gutter="0"/>
-      <w:cols w:num="1" w:space="425"/>
+      <w:cols w:space="425" w:num="1"/>
       <w:docGrid w:type="lines" w:linePitch="312" w:charSpace="0"/>
     </w:sectPr>
   </w:body>
 </w:document>
 </file>
 
+<file path=word/endnotes.xml><?xml version="1.0" encoding="utf-8"?>
+<w:endnotes xmlns:wpc="http://schemas.microsoft.com/office/word/2010/wordprocessingCanvas" xmlns:mc="http://schemas.openxmlformats.org/markup-compatibility/2006" xmlns:o="urn:schemas-microsoft-com:office:office" xmlns:r="http://schemas.openxmlformats.org/officeDocument/2006/relationships" xmlns:m="http://schemas.openxmlformats.org/officeDocument/2006/math" xmlns:v="urn:schemas-microsoft-com:vml" xmlns:wp14="http://schemas.microsoft.com/office/word/2010/wordprocessingDrawing" xmlns:wp="http://schemas.openxmlformats.org/drawingml/2006/wordprocessingDrawing" xmlns:w="http://schemas.openxmlformats.org/wordprocessingml/2006/main" xmlns:w14="http://schemas.microsoft.com/office/word/2010/wordml" xmlns:w15="http://schemas.microsoft.com/office/word/2012/wordml" xmlns:w10="urn:schemas-microsoft-com:office:word" xmlns:wpg="http://schemas.microsoft.com/office/word/2010/wordprocessingGroup" xmlns:wpi="http://schemas.microsoft.com/office/word/2010/wordprocessingInk" xmlns:wne="http://schemas.microsoft.com/office/word/2006/wordml" xmlns:wps="http://schemas.microsoft.com/office/word/2010/wordprocessingShape" xmlns:wpsCustomData="http://www.wps.cn/officeDocument/2013/wpsCustomData" mc:Ignorable="w14 w15 wp14">
+  <w:endnote w:type="separator" w:id="0">
+    <w:p>
+      <w:pPr>
+        <w:spacing w:line="240" w:lineRule="auto"/>
+      </w:pPr>
+      <w:r>
+        <w:separator/>
+      </w:r>
+    </w:p>
+  </w:endnote>
+  <w:endnote w:type="continuationSeparator" w:id="1">
+    <w:p>
+      <w:pPr>
+        <w:spacing w:line="240" w:lineRule="auto"/>
+      </w:pPr>
+      <w:r>
+        <w:continuationSeparator/>
+      </w:r>
+    </w:p>
+  </w:endnote>
+</w:endnotes>
+</file>
+
+<file path=word/footnotes.xml><?xml version="1.0" encoding="utf-8"?>
+<w:footnotes xmlns:wpc="http://schemas.microsoft.com/office/word/2010/wordprocessingCanvas" xmlns:mc="http://schemas.openxmlformats.org/markup-compatibility/2006" xmlns:o="urn:schemas-microsoft-com:office:office" xmlns:r="http://schemas.openxmlformats.org/officeDocument/2006/relationships" xmlns:m="http://schemas.openxmlformats.org/officeDocument/2006/math" xmlns:v="urn:schemas-microsoft-com:vml" xmlns:wp14="http://schemas.microsoft.com/office/word/2010/wordprocessingDrawing" xmlns:wp="http://schemas.openxmlformats.org/drawingml/2006/wordprocessingDrawing" xmlns:w="http://schemas.openxmlformats.org/wordprocessingml/2006/main" xmlns:w14="http://schemas.microsoft.com/office/word/2010/wordml" xmlns:w15="http://schemas.microsoft.com/office/word/2012/wordml" xmlns:w10="urn:schemas-microsoft-com:office:word" xmlns:wpg="http://schemas.microsoft.com/office/word/2010/wordprocessingGroup" xmlns:wpi="http://schemas.microsoft.com/office/word/2010/wordprocessingInk" xmlns:wne="http://schemas.microsoft.com/office/word/2006/wordml" xmlns:wps="http://schemas.microsoft.com/office/word/2010/wordprocessingShape" xmlns:wpsCustomData="http://www.wps.cn/officeDocument/2013/wpsCustomData" mc:Ignorable="w14 w15 wp14">
+  <w:footnote w:type="separator" w:id="0">
+    <w:p>
+      <w:pPr>
+        <w:spacing w:line="360" w:lineRule="auto"/>
+      </w:pPr>
+      <w:r>
+        <w:separator/>
+      </w:r>
+    </w:p>
+  </w:footnote>
+  <w:footnote w:type="continuationSeparator" w:id="1">
+    <w:p>
+      <w:pPr>
+        <w:spacing w:line="360" w:lineRule="auto"/>
+      </w:pPr>
+      <w:r>
+        <w:continuationSeparator/>
+      </w:r>
+    </w:p>
+  </w:footnote>
+</w:footnotes>
+</file>
+
 <file path=word/header1.xml><?xml version="1.0" encoding="utf-8"?>
-<w:hdr xmlns:wpc="http://schemas.microsoft.com/office/word/2010/wordprocessingCanvas" xmlns:mc="http://schemas.openxmlformats.org/markup-compatibility/2006" xmlns:o="urn:schemas-microsoft-com:office:office" xmlns:r="http://schemas.openxmlformats.org/officeDocument/2006/relationships" xmlns:m="http://schemas.openxmlformats.org/officeDocument/2006/math" xmlns:v="urn:schemas-microsoft-com:vml" xmlns:wp14="http://schemas.microsoft.com/office/word/2010/wordprocessingDrawing" xmlns:wp="http://schemas.openxmlformats.org/drawingml/2006/wordprocessingDrawing" xmlns:w10="urn:schemas-microsoft-com:office:word" xmlns:w="http://schemas.openxmlformats.org/wordprocessingml/2006/main" xmlns:w14="http://schemas.microsoft.com/office/word/2010/wordml" xmlns:w15="http://schemas.microsoft.com/office/word/2012/wordml" xmlns:wne="http://schemas.microsoft.com/office/word/2006/wordml" xmlns:wpg="http://schemas.microsoft.com/office/word/2010/wordprocessingGroup" xmlns:wpi="http://schemas.microsoft.com/office/word/2010/wordprocessingInk" xmlns:wps="http://schemas.microsoft.com/office/word/2010/wordprocessingShape" mc:Ignorable="w14 w15 wp14">
+<w:hdr xmlns:wpc="http://schemas.microsoft.com/office/word/2010/wordprocessingCanvas" xmlns:mc="http://schemas.openxmlformats.org/markup-compatibility/2006" xmlns:o="urn:schemas-microsoft-com:office:office" xmlns:r="http://schemas.openxmlformats.org/officeDocument/2006/relationships" xmlns:m="http://schemas.openxmlformats.org/officeDocument/2006/math" xmlns:v="urn:schemas-microsoft-com:vml" xmlns:wp14="http://schemas.microsoft.com/office/word/2010/wordprocessingDrawing" xmlns:wp="http://schemas.openxmlformats.org/drawingml/2006/wordprocessingDrawing" xmlns:w10="urn:schemas-microsoft-com:office:word" xmlns:w="http://schemas.openxmlformats.org/wordprocessingml/2006/main" xmlns:w14="http://schemas.microsoft.com/office/word/2010/wordml" xmlns:w15="http://schemas.microsoft.com/office/word/2012/wordml" xmlns:wpg="http://schemas.microsoft.com/office/word/2010/wordprocessingGroup" xmlns:wpi="http://schemas.microsoft.com/office/word/2010/wordprocessingInk" xmlns:wne="http://schemas.microsoft.com/office/word/2006/wordml" xmlns:wps="http://schemas.microsoft.com/office/word/2010/wordprocessingShape" xmlns:wpsCustomData="http://www.wps.cn/officeDocument/2013/wpsCustomData" mc:Ignorable="w14 w15 wp14">
   <w:p>
     <w:pPr>
-      <w:pStyle w:val="Header"/>
+      <w:pStyle w:val="15"/>
       <w:pBdr>
-        <w:bottom w:val="single" w:sz="4" w:space="1" w:color="auto"/>
+        <w:bottom w:val="single" w:color="auto" w:sz="4" w:space="1"/>
       </w:pBdr>
       <w:tabs>
         <w:tab w:val="left" w:pos="335"/>
@@ -5978,20 +6242,20 @@
       </w:tabs>
       <w:jc w:val="right"/>
       <w:rPr>
-        <w:rFonts w:eastAsiaTheme="minorEastAsia" w:hint="eastAsia"/>
+        <w:rFonts w:hint="eastAsia" w:eastAsiaTheme="minorEastAsia"/>
         <w:lang w:eastAsia="zh-CN"/>
       </w:rPr>
     </w:pPr>
     <w:r>
       <w:rPr>
-        <w:rFonts w:eastAsiaTheme="minorEastAsia" w:hint="eastAsia"/>
+        <w:rFonts w:hint="eastAsia" w:eastAsiaTheme="minorEastAsia"/>
         <w:lang w:val="en-US" w:eastAsia="zh-CN"/>
       </w:rPr>
       <w:tab/>
     </w:r>
     <w:r>
       <w:rPr>
-        <w:rFonts w:eastAsiaTheme="minorEastAsia" w:hint="eastAsia"/>
+        <w:rFonts w:hint="eastAsia" w:eastAsiaTheme="minorEastAsia"/>
         <w:lang w:val="en-US" w:eastAsia="zh-CN"/>
       </w:rPr>
       <w:t>桐乡华数广电网络有限公司</w:t>
@@ -6001,15 +6265,15 @@
 </file>
 
 <file path=word/numbering.xml><?xml version="1.0" encoding="utf-8"?>
-<w:numbering xmlns:wpc="http://schemas.microsoft.com/office/word/2010/wordprocessingCanvas" xmlns:mc="http://schemas.openxmlformats.org/markup-compatibility/2006" xmlns:o="urn:schemas-microsoft-com:office:office" xmlns:r="http://schemas.openxmlformats.org/officeDocument/2006/relationships" xmlns:m="http://schemas.openxmlformats.org/officeDocument/2006/math" xmlns:v="urn:schemas-microsoft-com:vml" xmlns:wp14="http://schemas.microsoft.com/office/word/2010/wordprocessingDrawing" xmlns:wp="http://schemas.openxmlformats.org/drawingml/2006/wordprocessingDrawing" xmlns:w10="urn:schemas-microsoft-com:office:word" xmlns:w="http://schemas.openxmlformats.org/wordprocessingml/2006/main" xmlns:w14="http://schemas.microsoft.com/office/word/2010/wordml" xmlns:w15="http://schemas.microsoft.com/office/word/2012/wordml" xmlns:wne="http://schemas.microsoft.com/office/word/2006/wordml" xmlns:wpg="http://schemas.microsoft.com/office/word/2010/wordprocessingGroup" xmlns:wpi="http://schemas.microsoft.com/office/word/2010/wordprocessingInk" xmlns:wps="http://schemas.microsoft.com/office/word/2010/wordprocessingShape" mc:Ignorable="w14 w15 wp14">
+<w:numbering xmlns:wpc="http://schemas.microsoft.com/office/word/2010/wordprocessingCanvas" xmlns:mc="http://schemas.openxmlformats.org/markup-compatibility/2006" xmlns:o="urn:schemas-microsoft-com:office:office" xmlns:r="http://schemas.openxmlformats.org/officeDocument/2006/relationships" xmlns:m="http://schemas.openxmlformats.org/officeDocument/2006/math" xmlns:v="urn:schemas-microsoft-com:vml" xmlns:wp14="http://schemas.microsoft.com/office/word/2010/wordprocessingDrawing" xmlns:wp="http://schemas.openxmlformats.org/drawingml/2006/wordprocessingDrawing" xmlns:w10="urn:schemas-microsoft-com:office:word" xmlns:w="http://schemas.openxmlformats.org/wordprocessingml/2006/main" xmlns:w14="http://schemas.microsoft.com/office/word/2010/wordml" xmlns:wpg="http://schemas.microsoft.com/office/word/2010/wordprocessingGroup" xmlns:wpi="http://schemas.microsoft.com/office/word/2010/wordprocessingInk" xmlns:wne="http://schemas.microsoft.com/office/word/2006/wordml" xmlns:wps="http://schemas.microsoft.com/office/word/2010/wordprocessingShape" xmlns:wpsCustomData="http://www.wps.cn/officeDocument/2013/wpsCustomData" mc:Ignorable="w14 wp14">
   <w:abstractNum w:abstractNumId="0">
     <w:nsid w:val="8E964DCE"/>
     <w:multiLevelType w:val="multilevel"/>
     <w:tmpl w:val="8E964DCE"/>
-    <w:lvl w:ilvl="0">
+    <w:lvl w:ilvl="0" w:tentative="0">
       <w:start w:val="1"/>
       <w:numFmt w:val="decimal"/>
-      <w:pStyle w:val="Heading1"/>
+      <w:pStyle w:val="2"/>
       <w:lvlText w:val="%1."/>
       <w:lvlJc w:val="left"/>
       <w:pPr>
@@ -6019,10 +6283,10 @@
         <w:rFonts w:hint="default"/>
       </w:rPr>
     </w:lvl>
-    <w:lvl w:ilvl="1">
+    <w:lvl w:ilvl="1" w:tentative="0">
       <w:start w:val="1"/>
       <w:numFmt w:val="decimal"/>
-      <w:pStyle w:val="Heading2"/>
+      <w:pStyle w:val="3"/>
       <w:lvlText w:val="%1.%2."/>
       <w:lvlJc w:val="left"/>
       <w:pPr>
@@ -6032,10 +6296,10 @@
         <w:rFonts w:hint="default"/>
       </w:rPr>
     </w:lvl>
-    <w:lvl w:ilvl="2">
+    <w:lvl w:ilvl="2" w:tentative="0">
       <w:start w:val="1"/>
       <w:numFmt w:val="decimal"/>
-      <w:pStyle w:val="Heading3"/>
+      <w:pStyle w:val="4"/>
       <w:lvlText w:val="%1.%2.%3."/>
       <w:lvlJc w:val="left"/>
       <w:pPr>
@@ -6045,10 +6309,10 @@
         <w:rFonts w:hint="default"/>
       </w:rPr>
     </w:lvl>
-    <w:lvl w:ilvl="3">
+    <w:lvl w:ilvl="3" w:tentative="0">
       <w:start w:val="1"/>
       <w:numFmt w:val="decimal"/>
-      <w:pStyle w:val="Heading4"/>
+      <w:pStyle w:val="5"/>
       <w:lvlText w:val="%1.%2.%3.%4."/>
       <w:lvlJc w:val="left"/>
       <w:pPr>
@@ -6058,10 +6322,10 @@
         <w:rFonts w:hint="default"/>
       </w:rPr>
     </w:lvl>
-    <w:lvl w:ilvl="4">
+    <w:lvl w:ilvl="4" w:tentative="0">
       <w:start w:val="1"/>
       <w:numFmt w:val="decimal"/>
-      <w:pStyle w:val="Heading5"/>
+      <w:pStyle w:val="6"/>
       <w:lvlText w:val="%1.%2.%3.%4.%5."/>
       <w:lvlJc w:val="left"/>
       <w:pPr>
@@ -6071,10 +6335,10 @@
         <w:rFonts w:hint="default"/>
       </w:rPr>
     </w:lvl>
-    <w:lvl w:ilvl="5">
+    <w:lvl w:ilvl="5" w:tentative="0">
       <w:start w:val="1"/>
       <w:numFmt w:val="decimal"/>
-      <w:pStyle w:val="Heading6"/>
+      <w:pStyle w:val="7"/>
       <w:lvlText w:val="%1.%2.%3.%4.%5.%6."/>
       <w:lvlJc w:val="left"/>
       <w:pPr>
@@ -6084,10 +6348,10 @@
         <w:rFonts w:hint="default"/>
       </w:rPr>
     </w:lvl>
-    <w:lvl w:ilvl="6">
+    <w:lvl w:ilvl="6" w:tentative="0">
       <w:start w:val="1"/>
       <w:numFmt w:val="decimal"/>
-      <w:pStyle w:val="Heading7"/>
+      <w:pStyle w:val="8"/>
       <w:lvlText w:val="%1.%2.%3.%4.%5.%6.%7."/>
       <w:lvlJc w:val="left"/>
       <w:pPr>
@@ -6097,10 +6361,10 @@
         <w:rFonts w:hint="default"/>
       </w:rPr>
     </w:lvl>
-    <w:lvl w:ilvl="7">
+    <w:lvl w:ilvl="7" w:tentative="0">
       <w:start w:val="1"/>
       <w:numFmt w:val="decimal"/>
-      <w:pStyle w:val="Heading8"/>
+      <w:pStyle w:val="9"/>
       <w:lvlText w:val="%1.%2.%3.%4.%5.%6.%7.%8."/>
       <w:lvlJc w:val="left"/>
       <w:pPr>
@@ -6110,10 +6374,10 @@
         <w:rFonts w:hint="default"/>
       </w:rPr>
     </w:lvl>
-    <w:lvl w:ilvl="8">
+    <w:lvl w:ilvl="8" w:tentative="0">
       <w:start w:val="1"/>
       <w:numFmt w:val="decimal"/>
-      <w:pStyle w:val="Heading9"/>
+      <w:pStyle w:val="10"/>
       <w:lvlText w:val="%1.%2.%3.%4.%5.%6.%7.%8.%9."/>
       <w:lvlJc w:val="left"/>
       <w:pPr>
@@ -6131,267 +6395,269 @@
 </file>
 
 <file path=word/styles.xml><?xml version="1.0" encoding="utf-8"?>
-<w:styles xmlns:mc="http://schemas.openxmlformats.org/markup-compatibility/2006" xmlns:r="http://schemas.openxmlformats.org/officeDocument/2006/relationships" xmlns:w="http://schemas.openxmlformats.org/wordprocessingml/2006/main" xmlns:w14="http://schemas.microsoft.com/office/word/2010/wordml" xmlns:w15="http://schemas.microsoft.com/office/word/2012/wordml" mc:Ignorable="w14 w15">
+<w:styles xmlns:mc="http://schemas.openxmlformats.org/markup-compatibility/2006" xmlns:o="urn:schemas-microsoft-com:office:office" xmlns:r="http://schemas.openxmlformats.org/officeDocument/2006/relationships" xmlns:m="http://schemas.openxmlformats.org/officeDocument/2006/math" xmlns:v="urn:schemas-microsoft-com:vml" xmlns:w="http://schemas.openxmlformats.org/wordprocessingml/2006/main" xmlns:w14="http://schemas.microsoft.com/office/word/2010/wordml" xmlns:w10="urn:schemas-microsoft-com:office:word" xmlns:sl="http://schemas.openxmlformats.org/schemaLibrary/2006/main" xmlns:wpsCustomData="http://www.wps.cn/officeDocument/2013/wpsCustomData" mc:Ignorable="w14">
   <w:docDefaults>
     <w:rPrDefault>
       <w:rPr>
-        <w:rFonts w:ascii="Times New Roman" w:eastAsia="宋体" w:hAnsi="Times New Roman" w:cs="Times New Roman"/>
+        <w:rFonts w:ascii="Times New Roman" w:hAnsi="Times New Roman" w:eastAsia="宋体" w:cs="Times New Roman"/>
       </w:rPr>
     </w:rPrDefault>
     <w:pPrDefault/>
   </w:docDefaults>
-  <w:latentStyles w:defLockedState="0" w:defUIPriority="99" w:defSemiHidden="1" w:defUnhideWhenUsed="1" w:defQFormat="0" w:count="260">
-    <w:lsdException w:name="Normal" w:semiHidden="0" w:uiPriority="0" w:unhideWhenUsed="0" w:qFormat="1"/>
-    <w:lsdException w:name="heading 1" w:semiHidden="0" w:uiPriority="0" w:unhideWhenUsed="0" w:qFormat="1"/>
-    <w:lsdException w:name="heading 2" w:semiHidden="0" w:uiPriority="0" w:qFormat="1"/>
-    <w:lsdException w:name="heading 3" w:uiPriority="0" w:qFormat="1"/>
-    <w:lsdException w:name="heading 4" w:semiHidden="0" w:uiPriority="0" w:qFormat="1"/>
-    <w:lsdException w:name="heading 5" w:uiPriority="0" w:qFormat="1"/>
-    <w:lsdException w:name="heading 6" w:uiPriority="0" w:qFormat="1"/>
-    <w:lsdException w:name="heading 7" w:uiPriority="0" w:qFormat="1"/>
-    <w:lsdException w:name="heading 8" w:uiPriority="0" w:qFormat="1"/>
-    <w:lsdException w:name="heading 9" w:uiPriority="0" w:qFormat="1"/>
-    <w:lsdException w:name="index 1" w:semiHidden="0" w:uiPriority="0" w:unhideWhenUsed="0"/>
-    <w:lsdException w:name="index 2" w:semiHidden="0" w:uiPriority="0" w:unhideWhenUsed="0"/>
-    <w:lsdException w:name="index 3" w:semiHidden="0" w:uiPriority="0" w:unhideWhenUsed="0"/>
-    <w:lsdException w:name="index 4" w:semiHidden="0" w:uiPriority="0" w:unhideWhenUsed="0"/>
-    <w:lsdException w:name="index 5" w:semiHidden="0" w:uiPriority="0" w:unhideWhenUsed="0"/>
-    <w:lsdException w:name="index 6" w:semiHidden="0" w:uiPriority="0" w:unhideWhenUsed="0"/>
-    <w:lsdException w:name="index 7" w:semiHidden="0" w:uiPriority="0" w:unhideWhenUsed="0"/>
-    <w:lsdException w:name="index 8" w:semiHidden="0" w:uiPriority="0" w:unhideWhenUsed="0"/>
-    <w:lsdException w:name="index 9" w:semiHidden="0" w:uiPriority="0" w:unhideWhenUsed="0"/>
-    <w:lsdException w:name="toc 1" w:semiHidden="0" w:uiPriority="0" w:unhideWhenUsed="0" w:qFormat="1"/>
-    <w:lsdException w:name="toc 2" w:semiHidden="0" w:uiPriority="0" w:unhideWhenUsed="0" w:qFormat="1"/>
-    <w:lsdException w:name="toc 3" w:semiHidden="0" w:uiPriority="0" w:unhideWhenUsed="0" w:qFormat="1"/>
-    <w:lsdException w:name="toc 4" w:semiHidden="0" w:uiPriority="0" w:unhideWhenUsed="0"/>
-    <w:lsdException w:name="toc 5" w:semiHidden="0" w:uiPriority="0" w:unhideWhenUsed="0"/>
-    <w:lsdException w:name="toc 6" w:semiHidden="0" w:uiPriority="0" w:unhideWhenUsed="0"/>
-    <w:lsdException w:name="toc 7" w:semiHidden="0" w:uiPriority="0" w:unhideWhenUsed="0"/>
-    <w:lsdException w:name="toc 8" w:semiHidden="0" w:uiPriority="0" w:unhideWhenUsed="0"/>
-    <w:lsdException w:name="toc 9" w:semiHidden="0" w:uiPriority="0" w:unhideWhenUsed="0"/>
-    <w:lsdException w:name="Normal Indent" w:semiHidden="0" w:uiPriority="0" w:unhideWhenUsed="0"/>
-    <w:lsdException w:name="footnote text" w:semiHidden="0" w:uiPriority="0" w:unhideWhenUsed="0"/>
-    <w:lsdException w:name="annotation text" w:semiHidden="0" w:uiPriority="0" w:unhideWhenUsed="0" w:qFormat="1"/>
-    <w:lsdException w:name="header" w:semiHidden="0" w:uiPriority="0" w:unhideWhenUsed="0" w:qFormat="1"/>
-    <w:lsdException w:name="footer" w:semiHidden="0" w:uiPriority="0" w:unhideWhenUsed="0" w:qFormat="1"/>
-    <w:lsdException w:name="index heading" w:semiHidden="0" w:uiPriority="0" w:unhideWhenUsed="0"/>
-    <w:lsdException w:name="caption" w:uiPriority="0" w:qFormat="1"/>
-    <w:lsdException w:name="table of figures" w:semiHidden="0" w:uiPriority="0" w:unhideWhenUsed="0"/>
-    <w:lsdException w:name="envelope address" w:semiHidden="0" w:uiPriority="0" w:unhideWhenUsed="0"/>
-    <w:lsdException w:name="envelope return" w:semiHidden="0" w:uiPriority="0" w:unhideWhenUsed="0"/>
-    <w:lsdException w:name="footnote reference" w:semiHidden="0" w:uiPriority="0" w:unhideWhenUsed="0"/>
-    <w:lsdException w:name="annotation reference" w:semiHidden="0" w:uiPriority="0" w:unhideWhenUsed="0"/>
-    <w:lsdException w:name="line number" w:semiHidden="0" w:uiPriority="0" w:unhideWhenUsed="0"/>
-    <w:lsdException w:name="page number" w:semiHidden="0" w:uiPriority="0" w:unhideWhenUsed="0"/>
-    <w:lsdException w:name="endnote reference" w:semiHidden="0" w:uiPriority="0" w:unhideWhenUsed="0"/>
-    <w:lsdException w:name="endnote text" w:semiHidden="0" w:uiPriority="0" w:unhideWhenUsed="0"/>
-    <w:lsdException w:name="table of authorities" w:semiHidden="0" w:uiPriority="0" w:unhideWhenUsed="0"/>
-    <w:lsdException w:name="macro" w:semiHidden="0" w:uiPriority="0" w:unhideWhenUsed="0"/>
-    <w:lsdException w:name="toa heading" w:semiHidden="0" w:uiPriority="0" w:unhideWhenUsed="0"/>
-    <w:lsdException w:name="List" w:semiHidden="0" w:uiPriority="0" w:unhideWhenUsed="0"/>
-    <w:lsdException w:name="List Bullet" w:semiHidden="0" w:uiPriority="0" w:unhideWhenUsed="0"/>
-    <w:lsdException w:name="List Number" w:semiHidden="0" w:uiPriority="0" w:unhideWhenUsed="0"/>
-    <w:lsdException w:name="List 2" w:semiHidden="0" w:uiPriority="0" w:unhideWhenUsed="0"/>
-    <w:lsdException w:name="List 3" w:semiHidden="0" w:uiPriority="0" w:unhideWhenUsed="0"/>
-    <w:lsdException w:name="List 4" w:semiHidden="0" w:uiPriority="0" w:unhideWhenUsed="0"/>
-    <w:lsdException w:name="List 5" w:semiHidden="0" w:uiPriority="0" w:unhideWhenUsed="0"/>
-    <w:lsdException w:name="List Bullet 2" w:semiHidden="0" w:uiPriority="0" w:unhideWhenUsed="0"/>
-    <w:lsdException w:name="List Bullet 3" w:semiHidden="0" w:uiPriority="0" w:unhideWhenUsed="0"/>
-    <w:lsdException w:name="List Bullet 4" w:semiHidden="0" w:uiPriority="0" w:unhideWhenUsed="0"/>
-    <w:lsdException w:name="List Bullet 5" w:semiHidden="0" w:uiPriority="0" w:unhideWhenUsed="0"/>
-    <w:lsdException w:name="List Number 2" w:semiHidden="0" w:uiPriority="0" w:unhideWhenUsed="0"/>
-    <w:lsdException w:name="List Number 3" w:semiHidden="0" w:uiPriority="0" w:unhideWhenUsed="0"/>
-    <w:lsdException w:name="List Number 4" w:semiHidden="0" w:uiPriority="0" w:unhideWhenUsed="0"/>
-    <w:lsdException w:name="List Number 5" w:semiHidden="0" w:uiPriority="0" w:unhideWhenUsed="0"/>
-    <w:lsdException w:name="Title" w:semiHidden="0" w:uiPriority="0" w:unhideWhenUsed="0" w:qFormat="1"/>
-    <w:lsdException w:name="Closing" w:semiHidden="0" w:uiPriority="0" w:unhideWhenUsed="0"/>
-    <w:lsdException w:name="Signature" w:semiHidden="0" w:uiPriority="0" w:unhideWhenUsed="0"/>
-    <w:lsdException w:name="Default Paragraph Font" w:uiPriority="0" w:unhideWhenUsed="0" w:qFormat="1"/>
-    <w:lsdException w:name="Body Text" w:uiPriority="0" w:unhideWhenUsed="0" w:qFormat="1"/>
-    <w:lsdException w:name="Body Text Indent" w:semiHidden="0" w:uiPriority="0" w:unhideWhenUsed="0"/>
-    <w:lsdException w:name="List Continue" w:semiHidden="0" w:uiPriority="0" w:unhideWhenUsed="0"/>
-    <w:lsdException w:name="List Continue 2" w:semiHidden="0" w:uiPriority="0" w:unhideWhenUsed="0"/>
-    <w:lsdException w:name="List Continue 3" w:semiHidden="0" w:uiPriority="0" w:unhideWhenUsed="0"/>
-    <w:lsdException w:name="List Continue 4" w:semiHidden="0" w:uiPriority="0" w:unhideWhenUsed="0"/>
-    <w:lsdException w:name="List Continue 5" w:semiHidden="0" w:uiPriority="0" w:unhideWhenUsed="0"/>
-    <w:lsdException w:name="Message Header" w:semiHidden="0" w:uiPriority="0" w:unhideWhenUsed="0"/>
-    <w:lsdException w:name="Subtitle" w:semiHidden="0" w:uiPriority="0" w:unhideWhenUsed="0" w:qFormat="1"/>
-    <w:lsdException w:name="Salutation" w:semiHidden="0" w:uiPriority="0" w:unhideWhenUsed="0"/>
-    <w:lsdException w:name="Date" w:semiHidden="0" w:uiPriority="0" w:unhideWhenUsed="0"/>
-    <w:lsdException w:name="Body Text First Indent" w:semiHidden="0" w:uiPriority="0" w:unhideWhenUsed="0"/>
-    <w:lsdException w:name="Body Text First Indent 2" w:semiHidden="0" w:uiPriority="0" w:unhideWhenUsed="0"/>
-    <w:lsdException w:name="Body Text 2" w:semiHidden="0" w:uiPriority="0" w:unhideWhenUsed="0"/>
-    <w:lsdException w:name="Body Text 3" w:semiHidden="0" w:uiPriority="0" w:unhideWhenUsed="0"/>
-    <w:lsdException w:name="Body Text Indent 2" w:semiHidden="0" w:uiPriority="0" w:unhideWhenUsed="0"/>
-    <w:lsdException w:name="Body Text Indent 3" w:semiHidden="0" w:uiPriority="0" w:unhideWhenUsed="0"/>
-    <w:lsdException w:name="Block Text" w:semiHidden="0" w:uiPriority="0" w:unhideWhenUsed="0"/>
-    <w:lsdException w:name="Hyperlink" w:semiHidden="0" w:uiPriority="0" w:unhideWhenUsed="0"/>
-    <w:lsdException w:name="FollowedHyperlink" w:semiHidden="0" w:uiPriority="0" w:unhideWhenUsed="0"/>
-    <w:lsdException w:name="Strong" w:semiHidden="0" w:uiPriority="0" w:unhideWhenUsed="0" w:qFormat="1"/>
-    <w:lsdException w:name="Emphasis" w:semiHidden="0" w:uiPriority="0" w:unhideWhenUsed="0" w:qFormat="1"/>
-    <w:lsdException w:name="Document Map" w:semiHidden="0" w:uiPriority="0" w:unhideWhenUsed="0"/>
-    <w:lsdException w:name="Plain Text" w:semiHidden="0" w:uiPriority="0" w:unhideWhenUsed="0"/>
-    <w:lsdException w:name="E-mail Signature" w:semiHidden="0" w:uiPriority="0" w:unhideWhenUsed="0"/>
-    <w:lsdException w:name="Normal (Web)" w:semiHidden="0" w:uiPriority="0" w:unhideWhenUsed="0" w:qFormat="1"/>
-    <w:lsdException w:name="HTML Acronym" w:semiHidden="0" w:uiPriority="0" w:unhideWhenUsed="0"/>
-    <w:lsdException w:name="HTML Address" w:semiHidden="0" w:uiPriority="0" w:unhideWhenUsed="0"/>
-    <w:lsdException w:name="HTML Cite" w:semiHidden="0" w:uiPriority="0" w:unhideWhenUsed="0"/>
-    <w:lsdException w:name="HTML Code" w:semiHidden="0" w:uiPriority="0" w:unhideWhenUsed="0"/>
-    <w:lsdException w:name="HTML Definition" w:semiHidden="0" w:uiPriority="0" w:unhideWhenUsed="0"/>
-    <w:lsdException w:name="HTML Keyboard" w:semiHidden="0" w:uiPriority="0" w:unhideWhenUsed="0"/>
-    <w:lsdException w:name="HTML Preformatted" w:semiHidden="0" w:uiPriority="0" w:unhideWhenUsed="0"/>
-    <w:lsdException w:name="HTML Sample" w:semiHidden="0" w:uiPriority="0" w:unhideWhenUsed="0"/>
-    <w:lsdException w:name="HTML Typewriter" w:semiHidden="0" w:uiPriority="0" w:unhideWhenUsed="0"/>
-    <w:lsdException w:name="HTML Variable" w:semiHidden="0" w:uiPriority="0" w:unhideWhenUsed="0"/>
-    <w:lsdException w:name="Normal Table" w:uiPriority="0" w:unhideWhenUsed="0" w:qFormat="1"/>
-    <w:lsdException w:name="annotation subject" w:semiHidden="0" w:uiPriority="0" w:unhideWhenUsed="0"/>
-    <w:lsdException w:name="Table Simple 1" w:semiHidden="0" w:uiPriority="0" w:unhideWhenUsed="0"/>
-    <w:lsdException w:name="Table Simple 2" w:semiHidden="0" w:uiPriority="0" w:unhideWhenUsed="0"/>
-    <w:lsdException w:name="Table Simple 3" w:semiHidden="0" w:uiPriority="0" w:unhideWhenUsed="0"/>
-    <w:lsdException w:name="Table Classic 1" w:semiHidden="0" w:uiPriority="0" w:unhideWhenUsed="0"/>
-    <w:lsdException w:name="Table Classic 2" w:semiHidden="0" w:uiPriority="0" w:unhideWhenUsed="0"/>
-    <w:lsdException w:name="Table Classic 3" w:semiHidden="0" w:uiPriority="0" w:unhideWhenUsed="0"/>
-    <w:lsdException w:name="Table Classic 4" w:semiHidden="0" w:uiPriority="0" w:unhideWhenUsed="0"/>
-    <w:lsdException w:name="Table Colorful 1" w:semiHidden="0" w:uiPriority="0" w:unhideWhenUsed="0"/>
-    <w:lsdException w:name="Table Colorful 2" w:semiHidden="0" w:uiPriority="0" w:unhideWhenUsed="0"/>
-    <w:lsdException w:name="Table Colorful 3" w:semiHidden="0" w:uiPriority="0" w:unhideWhenUsed="0"/>
-    <w:lsdException w:name="Table Columns 1" w:semiHidden="0" w:uiPriority="0" w:unhideWhenUsed="0"/>
-    <w:lsdException w:name="Table Columns 2" w:semiHidden="0" w:uiPriority="0" w:unhideWhenUsed="0"/>
-    <w:lsdException w:name="Table Columns 3" w:semiHidden="0" w:uiPriority="0" w:unhideWhenUsed="0"/>
-    <w:lsdException w:name="Table Columns 4" w:semiHidden="0" w:uiPriority="0" w:unhideWhenUsed="0"/>
-    <w:lsdException w:name="Table Columns 5" w:semiHidden="0" w:uiPriority="0" w:unhideWhenUsed="0"/>
-    <w:lsdException w:name="Table Grid 1" w:semiHidden="0" w:uiPriority="0" w:unhideWhenUsed="0"/>
-    <w:lsdException w:name="Table Grid 2" w:semiHidden="0" w:uiPriority="0" w:unhideWhenUsed="0"/>
-    <w:lsdException w:name="Table Grid 3" w:semiHidden="0" w:uiPriority="0" w:unhideWhenUsed="0"/>
-    <w:lsdException w:name="Table Grid 4" w:semiHidden="0" w:uiPriority="0" w:unhideWhenUsed="0"/>
-    <w:lsdException w:name="Table Grid 5" w:semiHidden="0" w:uiPriority="0" w:unhideWhenUsed="0"/>
-    <w:lsdException w:name="Table Grid 6" w:semiHidden="0" w:uiPriority="0" w:unhideWhenUsed="0"/>
-    <w:lsdException w:name="Table Grid 7" w:semiHidden="0" w:uiPriority="0" w:unhideWhenUsed="0"/>
-    <w:lsdException w:name="Table Grid 8" w:semiHidden="0" w:uiPriority="0" w:unhideWhenUsed="0"/>
-    <w:lsdException w:name="Table List 1" w:semiHidden="0" w:uiPriority="0" w:unhideWhenUsed="0"/>
-    <w:lsdException w:name="Table List 2" w:semiHidden="0" w:uiPriority="0" w:unhideWhenUsed="0"/>
-    <w:lsdException w:name="Table List 3" w:semiHidden="0" w:uiPriority="0" w:unhideWhenUsed="0"/>
-    <w:lsdException w:name="Table List 4" w:semiHidden="0" w:uiPriority="0" w:unhideWhenUsed="0"/>
-    <w:lsdException w:name="Table List 5" w:semiHidden="0" w:uiPriority="0" w:unhideWhenUsed="0"/>
-    <w:lsdException w:name="Table List 6" w:semiHidden="0" w:uiPriority="0" w:unhideWhenUsed="0"/>
-    <w:lsdException w:name="Table List 7" w:semiHidden="0" w:uiPriority="0" w:unhideWhenUsed="0"/>
-    <w:lsdException w:name="Table List 8" w:semiHidden="0" w:uiPriority="0" w:unhideWhenUsed="0"/>
-    <w:lsdException w:name="Table 3D effects 1" w:semiHidden="0" w:uiPriority="0" w:unhideWhenUsed="0"/>
-    <w:lsdException w:name="Table 3D effects 2" w:semiHidden="0" w:uiPriority="0" w:unhideWhenUsed="0"/>
-    <w:lsdException w:name="Table 3D effects 3" w:semiHidden="0" w:uiPriority="0" w:unhideWhenUsed="0"/>
-    <w:lsdException w:name="Table Contemporary" w:semiHidden="0" w:uiPriority="0" w:unhideWhenUsed="0"/>
-    <w:lsdException w:name="Table Elegant" w:semiHidden="0" w:uiPriority="0" w:unhideWhenUsed="0"/>
-    <w:lsdException w:name="Table Professional" w:semiHidden="0" w:uiPriority="0" w:unhideWhenUsed="0"/>
-    <w:lsdException w:name="Table Subtle 1" w:semiHidden="0" w:uiPriority="0" w:unhideWhenUsed="0"/>
-    <w:lsdException w:name="Table Subtle 2" w:semiHidden="0" w:uiPriority="0" w:unhideWhenUsed="0"/>
-    <w:lsdException w:name="Table Web 1" w:semiHidden="0" w:uiPriority="0" w:unhideWhenUsed="0"/>
-    <w:lsdException w:name="Table Web 2" w:semiHidden="0" w:uiPriority="0" w:unhideWhenUsed="0"/>
-    <w:lsdException w:name="Table Web 3" w:semiHidden="0" w:uiPriority="0" w:unhideWhenUsed="0"/>
-    <w:lsdException w:name="Balloon Text" w:semiHidden="0" w:uiPriority="0" w:unhideWhenUsed="0"/>
-    <w:lsdException w:name="Table Grid" w:semiHidden="0" w:uiPriority="0" w:unhideWhenUsed="0" w:qFormat="1"/>
-    <w:lsdException w:name="Table Theme" w:semiHidden="0" w:uiPriority="0" w:unhideWhenUsed="0"/>
-    <w:lsdException w:name="Light Shading" w:semiHidden="0" w:uiPriority="60" w:unhideWhenUsed="0"/>
-    <w:lsdException w:name="Light List" w:semiHidden="0" w:uiPriority="61" w:unhideWhenUsed="0"/>
-    <w:lsdException w:name="Light Grid" w:semiHidden="0" w:uiPriority="62" w:unhideWhenUsed="0"/>
-    <w:lsdException w:name="Medium Shading 1" w:semiHidden="0" w:uiPriority="63" w:unhideWhenUsed="0"/>
-    <w:lsdException w:name="Medium Shading 2" w:semiHidden="0" w:uiPriority="64" w:unhideWhenUsed="0"/>
-    <w:lsdException w:name="Medium List 1" w:semiHidden="0" w:uiPriority="65" w:unhideWhenUsed="0"/>
-    <w:lsdException w:name="Medium List 2" w:semiHidden="0" w:uiPriority="66" w:unhideWhenUsed="0"/>
-    <w:lsdException w:name="Medium Grid 1" w:semiHidden="0" w:uiPriority="67" w:unhideWhenUsed="0"/>
-    <w:lsdException w:name="Medium Grid 2" w:semiHidden="0" w:uiPriority="68" w:unhideWhenUsed="0"/>
-    <w:lsdException w:name="Medium Grid 3" w:semiHidden="0" w:uiPriority="69" w:unhideWhenUsed="0"/>
-    <w:lsdException w:name="Dark List" w:semiHidden="0" w:uiPriority="70" w:unhideWhenUsed="0"/>
-    <w:lsdException w:name="Colorful Shading" w:semiHidden="0" w:uiPriority="71" w:unhideWhenUsed="0"/>
-    <w:lsdException w:name="Colorful List" w:semiHidden="0" w:uiPriority="72" w:unhideWhenUsed="0"/>
-    <w:lsdException w:name="Colorful Grid" w:semiHidden="0" w:uiPriority="73" w:unhideWhenUsed="0"/>
-    <w:lsdException w:name="Light Shading Accent 1" w:semiHidden="0" w:uiPriority="60" w:unhideWhenUsed="0"/>
-    <w:lsdException w:name="Light List Accent 1" w:semiHidden="0" w:uiPriority="61" w:unhideWhenUsed="0"/>
-    <w:lsdException w:name="Light Grid Accent 1" w:semiHidden="0" w:uiPriority="62" w:unhideWhenUsed="0"/>
-    <w:lsdException w:name="Medium Shading 1 Accent 1" w:semiHidden="0" w:uiPriority="63" w:unhideWhenUsed="0"/>
-    <w:lsdException w:name="Medium Shading 2 Accent 1" w:semiHidden="0" w:uiPriority="64" w:unhideWhenUsed="0"/>
-    <w:lsdException w:name="Medium List 1 Accent 1" w:semiHidden="0" w:uiPriority="65" w:unhideWhenUsed="0"/>
-    <w:lsdException w:name="Medium List 2 Accent 1" w:semiHidden="0" w:uiPriority="66" w:unhideWhenUsed="0"/>
-    <w:lsdException w:name="Medium Grid 1 Accent 1" w:semiHidden="0" w:uiPriority="67" w:unhideWhenUsed="0"/>
-    <w:lsdException w:name="Medium Grid 2 Accent 1" w:semiHidden="0" w:uiPriority="68" w:unhideWhenUsed="0"/>
-    <w:lsdException w:name="Medium Grid 3 Accent 1" w:semiHidden="0" w:uiPriority="69" w:unhideWhenUsed="0"/>
-    <w:lsdException w:name="Dark List Accent 1" w:semiHidden="0" w:uiPriority="70" w:unhideWhenUsed="0"/>
-    <w:lsdException w:name="Colorful Shading Accent 1" w:semiHidden="0" w:uiPriority="71" w:unhideWhenUsed="0"/>
-    <w:lsdException w:name="Colorful List Accent 1" w:semiHidden="0" w:uiPriority="72" w:unhideWhenUsed="0"/>
-    <w:lsdException w:name="Colorful Grid Accent 1" w:semiHidden="0" w:uiPriority="73" w:unhideWhenUsed="0"/>
-    <w:lsdException w:name="Light Shading Accent 2" w:semiHidden="0" w:uiPriority="60" w:unhideWhenUsed="0"/>
-    <w:lsdException w:name="Light List Accent 2" w:semiHidden="0" w:uiPriority="61" w:unhideWhenUsed="0"/>
-    <w:lsdException w:name="Light Grid Accent 2" w:semiHidden="0" w:uiPriority="62" w:unhideWhenUsed="0"/>
-    <w:lsdException w:name="Medium Shading 1 Accent 2" w:semiHidden="0" w:uiPriority="63" w:unhideWhenUsed="0"/>
-    <w:lsdException w:name="Medium Shading 2 Accent 2" w:semiHidden="0" w:uiPriority="64" w:unhideWhenUsed="0"/>
-    <w:lsdException w:name="Medium List 1 Accent 2" w:semiHidden="0" w:uiPriority="65" w:unhideWhenUsed="0"/>
-    <w:lsdException w:name="Medium List 2 Accent 2" w:semiHidden="0" w:uiPriority="66" w:unhideWhenUsed="0"/>
-    <w:lsdException w:name="Medium Grid 1 Accent 2" w:semiHidden="0" w:uiPriority="67" w:unhideWhenUsed="0"/>
-    <w:lsdException w:name="Medium Grid 2 Accent 2" w:semiHidden="0" w:uiPriority="68" w:unhideWhenUsed="0"/>
-    <w:lsdException w:name="Medium Grid 3 Accent 2" w:semiHidden="0" w:uiPriority="69" w:unhideWhenUsed="0"/>
-    <w:lsdException w:name="Dark List Accent 2" w:semiHidden="0" w:uiPriority="70" w:unhideWhenUsed="0"/>
-    <w:lsdException w:name="Colorful Shading Accent 2" w:semiHidden="0" w:uiPriority="71" w:unhideWhenUsed="0"/>
-    <w:lsdException w:name="Colorful List Accent 2" w:semiHidden="0" w:uiPriority="72" w:unhideWhenUsed="0"/>
-    <w:lsdException w:name="Colorful Grid Accent 2" w:semiHidden="0" w:uiPriority="73" w:unhideWhenUsed="0"/>
-    <w:lsdException w:name="Light Shading Accent 3" w:semiHidden="0" w:uiPriority="60" w:unhideWhenUsed="0"/>
-    <w:lsdException w:name="Light List Accent 3" w:semiHidden="0" w:uiPriority="61" w:unhideWhenUsed="0"/>
-    <w:lsdException w:name="Light Grid Accent 3" w:semiHidden="0" w:uiPriority="62" w:unhideWhenUsed="0"/>
-    <w:lsdException w:name="Medium Shading 1 Accent 3" w:semiHidden="0" w:uiPriority="63" w:unhideWhenUsed="0"/>
-    <w:lsdException w:name="Medium Shading 2 Accent 3" w:semiHidden="0" w:uiPriority="64" w:unhideWhenUsed="0"/>
-    <w:lsdException w:name="Medium List 1 Accent 3" w:semiHidden="0" w:uiPriority="65" w:unhideWhenUsed="0"/>
-    <w:lsdException w:name="Medium List 2 Accent 3" w:semiHidden="0" w:uiPriority="66" w:unhideWhenUsed="0"/>
-    <w:lsdException w:name="Medium Grid 1 Accent 3" w:semiHidden="0" w:uiPriority="67" w:unhideWhenUsed="0"/>
-    <w:lsdException w:name="Medium Grid 2 Accent 3" w:semiHidden="0" w:uiPriority="68" w:unhideWhenUsed="0"/>
-    <w:lsdException w:name="Medium Grid 3 Accent 3" w:semiHidden="0" w:uiPriority="69" w:unhideWhenUsed="0"/>
-    <w:lsdException w:name="Dark List Accent 3" w:semiHidden="0" w:uiPriority="70" w:unhideWhenUsed="0"/>
-    <w:lsdException w:name="Colorful Shading Accent 3" w:semiHidden="0" w:uiPriority="71" w:unhideWhenUsed="0"/>
-    <w:lsdException w:name="Colorful List Accent 3" w:semiHidden="0" w:uiPriority="72" w:unhideWhenUsed="0"/>
-    <w:lsdException w:name="Colorful Grid Accent 3" w:semiHidden="0" w:uiPriority="73" w:unhideWhenUsed="0"/>
-    <w:lsdException w:name="Light Shading Accent 4" w:semiHidden="0" w:uiPriority="60" w:unhideWhenUsed="0"/>
-    <w:lsdException w:name="Light List Accent 4" w:semiHidden="0" w:uiPriority="61" w:unhideWhenUsed="0"/>
-    <w:lsdException w:name="Light Grid Accent 4" w:semiHidden="0" w:uiPriority="62" w:unhideWhenUsed="0"/>
-    <w:lsdException w:name="Medium Shading 1 Accent 4" w:semiHidden="0" w:uiPriority="63" w:unhideWhenUsed="0"/>
-    <w:lsdException w:name="Medium Shading 2 Accent 4" w:semiHidden="0" w:uiPriority="64" w:unhideWhenUsed="0"/>
-    <w:lsdException w:name="Medium List 1 Accent 4" w:semiHidden="0" w:uiPriority="65" w:unhideWhenUsed="0"/>
-    <w:lsdException w:name="Medium List 2 Accent 4" w:semiHidden="0" w:uiPriority="66" w:unhideWhenUsed="0"/>
-    <w:lsdException w:name="Medium Grid 1 Accent 4" w:semiHidden="0" w:uiPriority="67" w:unhideWhenUsed="0"/>
-    <w:lsdException w:name="Medium Grid 2 Accent 4" w:semiHidden="0" w:uiPriority="68" w:unhideWhenUsed="0"/>
-    <w:lsdException w:name="Medium Grid 3 Accent 4" w:semiHidden="0" w:uiPriority="69" w:unhideWhenUsed="0"/>
-    <w:lsdException w:name="Dark List Accent 4" w:semiHidden="0" w:uiPriority="70" w:unhideWhenUsed="0"/>
-    <w:lsdException w:name="Colorful Shading Accent 4" w:semiHidden="0" w:uiPriority="71" w:unhideWhenUsed="0"/>
-    <w:lsdException w:name="Colorful List Accent 4" w:semiHidden="0" w:uiPriority="72" w:unhideWhenUsed="0"/>
-    <w:lsdException w:name="Colorful Grid Accent 4" w:semiHidden="0" w:uiPriority="73" w:unhideWhenUsed="0"/>
-    <w:lsdException w:name="Light Shading Accent 5" w:semiHidden="0" w:uiPriority="60" w:unhideWhenUsed="0"/>
-    <w:lsdException w:name="Light List Accent 5" w:semiHidden="0" w:uiPriority="61" w:unhideWhenUsed="0"/>
-    <w:lsdException w:name="Light Grid Accent 5" w:semiHidden="0" w:uiPriority="62" w:unhideWhenUsed="0"/>
-    <w:lsdException w:name="Medium Shading 1 Accent 5" w:semiHidden="0" w:uiPriority="63" w:unhideWhenUsed="0"/>
-    <w:lsdException w:name="Medium Shading 2 Accent 5" w:semiHidden="0" w:uiPriority="64" w:unhideWhenUsed="0"/>
-    <w:lsdException w:name="Medium List 1 Accent 5" w:semiHidden="0" w:uiPriority="65" w:unhideWhenUsed="0"/>
-    <w:lsdException w:name="Medium List 2 Accent 5" w:semiHidden="0" w:uiPriority="66" w:unhideWhenUsed="0"/>
-    <w:lsdException w:name="Medium Grid 1 Accent 5" w:semiHidden="0" w:uiPriority="67" w:unhideWhenUsed="0"/>
-    <w:lsdException w:name="Medium Grid 2 Accent 5" w:semiHidden="0" w:uiPriority="68" w:unhideWhenUsed="0"/>
-    <w:lsdException w:name="Medium Grid 3 Accent 5" w:semiHidden="0" w:uiPriority="69" w:unhideWhenUsed="0"/>
-    <w:lsdException w:name="Dark List Accent 5" w:semiHidden="0" w:uiPriority="70" w:unhideWhenUsed="0"/>
-    <w:lsdException w:name="Colorful Shading Accent 5" w:semiHidden="0" w:uiPriority="71" w:unhideWhenUsed="0"/>
-    <w:lsdException w:name="Colorful List Accent 5" w:semiHidden="0" w:uiPriority="72" w:unhideWhenUsed="0"/>
-    <w:lsdException w:name="Colorful Grid Accent 5" w:semiHidden="0" w:uiPriority="73" w:unhideWhenUsed="0"/>
-    <w:lsdException w:name="Light Shading Accent 6" w:semiHidden="0" w:uiPriority="60" w:unhideWhenUsed="0"/>
-    <w:lsdException w:name="Light List Accent 6" w:semiHidden="0" w:uiPriority="61" w:unhideWhenUsed="0"/>
-    <w:lsdException w:name="Light Grid Accent 6" w:semiHidden="0" w:uiPriority="62" w:unhideWhenUsed="0"/>
-    <w:lsdException w:name="Medium Shading 1 Accent 6" w:semiHidden="0" w:uiPriority="63" w:unhideWhenUsed="0"/>
-    <w:lsdException w:name="Medium Shading 2 Accent 6" w:semiHidden="0" w:uiPriority="64" w:unhideWhenUsed="0"/>
-    <w:lsdException w:name="Medium List 1 Accent 6" w:semiHidden="0" w:uiPriority="65" w:unhideWhenUsed="0"/>
-    <w:lsdException w:name="Medium List 2 Accent 6" w:semiHidden="0" w:uiPriority="66" w:unhideWhenUsed="0"/>
-    <w:lsdException w:name="Medium Grid 1 Accent 6" w:semiHidden="0" w:uiPriority="67" w:unhideWhenUsed="0"/>
-    <w:lsdException w:name="Medium Grid 2 Accent 6" w:semiHidden="0" w:uiPriority="68" w:unhideWhenUsed="0"/>
-    <w:lsdException w:name="Medium Grid 3 Accent 6" w:semiHidden="0" w:uiPriority="69" w:unhideWhenUsed="0"/>
-    <w:lsdException w:name="Dark List Accent 6" w:semiHidden="0" w:uiPriority="70" w:unhideWhenUsed="0"/>
-    <w:lsdException w:name="Colorful Shading Accent 6" w:semiHidden="0" w:uiPriority="71" w:unhideWhenUsed="0"/>
-    <w:lsdException w:name="Colorful List Accent 6" w:semiHidden="0" w:uiPriority="72" w:unhideWhenUsed="0"/>
-    <w:lsdException w:name="Colorful Grid Accent 6" w:semiHidden="0" w:uiPriority="73" w:unhideWhenUsed="0"/>
+  <w:latentStyles w:count="260" w:defQFormat="0" w:defUnhideWhenUsed="1" w:defSemiHidden="1" w:defUIPriority="99" w:defLockedState="0">
+    <w:lsdException w:qFormat="1" w:unhideWhenUsed="0" w:uiPriority="0" w:semiHidden="0" w:name="Normal"/>
+    <w:lsdException w:qFormat="1" w:unhideWhenUsed="0" w:uiPriority="0" w:semiHidden="0" w:name="heading 1"/>
+    <w:lsdException w:qFormat="1" w:uiPriority="0" w:semiHidden="0" w:name="heading 2"/>
+    <w:lsdException w:qFormat="1" w:uiPriority="0" w:name="heading 3"/>
+    <w:lsdException w:qFormat="1" w:uiPriority="0" w:semiHidden="0" w:name="heading 4"/>
+    <w:lsdException w:qFormat="1" w:uiPriority="0" w:name="heading 5"/>
+    <w:lsdException w:qFormat="1" w:uiPriority="0" w:name="heading 6"/>
+    <w:lsdException w:qFormat="1" w:uiPriority="0" w:name="heading 7"/>
+    <w:lsdException w:qFormat="1" w:uiPriority="0" w:name="heading 8"/>
+    <w:lsdException w:qFormat="1" w:uiPriority="0" w:name="heading 9"/>
+    <w:lsdException w:unhideWhenUsed="0" w:uiPriority="0" w:semiHidden="0" w:name="index 1"/>
+    <w:lsdException w:unhideWhenUsed="0" w:uiPriority="0" w:semiHidden="0" w:name="index 2"/>
+    <w:lsdException w:unhideWhenUsed="0" w:uiPriority="0" w:semiHidden="0" w:name="index 3"/>
+    <w:lsdException w:unhideWhenUsed="0" w:uiPriority="0" w:semiHidden="0" w:name="index 4"/>
+    <w:lsdException w:unhideWhenUsed="0" w:uiPriority="0" w:semiHidden="0" w:name="index 5"/>
+    <w:lsdException w:unhideWhenUsed="0" w:uiPriority="0" w:semiHidden="0" w:name="index 6"/>
+    <w:lsdException w:unhideWhenUsed="0" w:uiPriority="0" w:semiHidden="0" w:name="index 7"/>
+    <w:lsdException w:unhideWhenUsed="0" w:uiPriority="0" w:semiHidden="0" w:name="index 8"/>
+    <w:lsdException w:unhideWhenUsed="0" w:uiPriority="0" w:semiHidden="0" w:name="index 9"/>
+    <w:lsdException w:qFormat="1" w:unhideWhenUsed="0" w:uiPriority="0" w:semiHidden="0" w:name="toc 1"/>
+    <w:lsdException w:qFormat="1" w:unhideWhenUsed="0" w:uiPriority="0" w:semiHidden="0" w:name="toc 2"/>
+    <w:lsdException w:qFormat="1" w:unhideWhenUsed="0" w:uiPriority="0" w:semiHidden="0" w:name="toc 3"/>
+    <w:lsdException w:unhideWhenUsed="0" w:uiPriority="0" w:semiHidden="0" w:name="toc 4"/>
+    <w:lsdException w:unhideWhenUsed="0" w:uiPriority="0" w:semiHidden="0" w:name="toc 5"/>
+    <w:lsdException w:unhideWhenUsed="0" w:uiPriority="0" w:semiHidden="0" w:name="toc 6"/>
+    <w:lsdException w:unhideWhenUsed="0" w:uiPriority="0" w:semiHidden="0" w:name="toc 7"/>
+    <w:lsdException w:unhideWhenUsed="0" w:uiPriority="0" w:semiHidden="0" w:name="toc 8"/>
+    <w:lsdException w:unhideWhenUsed="0" w:uiPriority="0" w:semiHidden="0" w:name="toc 9"/>
+    <w:lsdException w:unhideWhenUsed="0" w:uiPriority="0" w:semiHidden="0" w:name="Normal Indent"/>
+    <w:lsdException w:unhideWhenUsed="0" w:uiPriority="0" w:semiHidden="0" w:name="footnote text"/>
+    <w:lsdException w:qFormat="1" w:unhideWhenUsed="0" w:uiPriority="0" w:semiHidden="0" w:name="annotation text"/>
+    <w:lsdException w:qFormat="1" w:unhideWhenUsed="0" w:uiPriority="0" w:semiHidden="0" w:name="header"/>
+    <w:lsdException w:qFormat="1" w:unhideWhenUsed="0" w:uiPriority="0" w:semiHidden="0" w:name="footer"/>
+    <w:lsdException w:unhideWhenUsed="0" w:uiPriority="0" w:semiHidden="0" w:name="index heading"/>
+    <w:lsdException w:qFormat="1" w:uiPriority="0" w:name="caption"/>
+    <w:lsdException w:unhideWhenUsed="0" w:uiPriority="0" w:semiHidden="0" w:name="table of figures"/>
+    <w:lsdException w:unhideWhenUsed="0" w:uiPriority="0" w:semiHidden="0" w:name="envelope address"/>
+    <w:lsdException w:unhideWhenUsed="0" w:uiPriority="0" w:semiHidden="0" w:name="envelope return"/>
+    <w:lsdException w:unhideWhenUsed="0" w:uiPriority="0" w:semiHidden="0" w:name="footnote reference"/>
+    <w:lsdException w:unhideWhenUsed="0" w:uiPriority="0" w:semiHidden="0" w:name="annotation reference"/>
+    <w:lsdException w:unhideWhenUsed="0" w:uiPriority="0" w:semiHidden="0" w:name="line number"/>
+    <w:lsdException w:unhideWhenUsed="0" w:uiPriority="0" w:semiHidden="0" w:name="page number"/>
+    <w:lsdException w:unhideWhenUsed="0" w:uiPriority="0" w:semiHidden="0" w:name="endnote reference"/>
+    <w:lsdException w:unhideWhenUsed="0" w:uiPriority="0" w:semiHidden="0" w:name="endnote text"/>
+    <w:lsdException w:unhideWhenUsed="0" w:uiPriority="0" w:semiHidden="0" w:name="table of authorities"/>
+    <w:lsdException w:unhideWhenUsed="0" w:uiPriority="0" w:semiHidden="0" w:name="macro"/>
+    <w:lsdException w:unhideWhenUsed="0" w:uiPriority="0" w:semiHidden="0" w:name="toa heading"/>
+    <w:lsdException w:unhideWhenUsed="0" w:uiPriority="0" w:semiHidden="0" w:name="List"/>
+    <w:lsdException w:unhideWhenUsed="0" w:uiPriority="0" w:semiHidden="0" w:name="List Bullet"/>
+    <w:lsdException w:unhideWhenUsed="0" w:uiPriority="0" w:semiHidden="0" w:name="List Number"/>
+    <w:lsdException w:unhideWhenUsed="0" w:uiPriority="0" w:semiHidden="0" w:name="List 2"/>
+    <w:lsdException w:unhideWhenUsed="0" w:uiPriority="0" w:semiHidden="0" w:name="List 3"/>
+    <w:lsdException w:unhideWhenUsed="0" w:uiPriority="0" w:semiHidden="0" w:name="List 4"/>
+    <w:lsdException w:unhideWhenUsed="0" w:uiPriority="0" w:semiHidden="0" w:name="List 5"/>
+    <w:lsdException w:unhideWhenUsed="0" w:uiPriority="0" w:semiHidden="0" w:name="List Bullet 2"/>
+    <w:lsdException w:unhideWhenUsed="0" w:uiPriority="0" w:semiHidden="0" w:name="List Bullet 3"/>
+    <w:lsdException w:unhideWhenUsed="0" w:uiPriority="0" w:semiHidden="0" w:name="List Bullet 4"/>
+    <w:lsdException w:unhideWhenUsed="0" w:uiPriority="0" w:semiHidden="0" w:name="List Bullet 5"/>
+    <w:lsdException w:unhideWhenUsed="0" w:uiPriority="0" w:semiHidden="0" w:name="List Number 2"/>
+    <w:lsdException w:unhideWhenUsed="0" w:uiPriority="0" w:semiHidden="0" w:name="List Number 3"/>
+    <w:lsdException w:unhideWhenUsed="0" w:uiPriority="0" w:semiHidden="0" w:name="List Number 4"/>
+    <w:lsdException w:unhideWhenUsed="0" w:uiPriority="0" w:semiHidden="0" w:name="List Number 5"/>
+    <w:lsdException w:qFormat="1" w:unhideWhenUsed="0" w:uiPriority="0" w:semiHidden="0" w:name="Title"/>
+    <w:lsdException w:unhideWhenUsed="0" w:uiPriority="0" w:semiHidden="0" w:name="Closing"/>
+    <w:lsdException w:unhideWhenUsed="0" w:uiPriority="0" w:semiHidden="0" w:name="Signature"/>
+    <w:lsdException w:qFormat="1" w:unhideWhenUsed="0" w:uiPriority="0" w:name="Default Paragraph Font"/>
+    <w:lsdException w:qFormat="1" w:unhideWhenUsed="0" w:uiPriority="0" w:name="Body Text"/>
+    <w:lsdException w:unhideWhenUsed="0" w:uiPriority="0" w:semiHidden="0" w:name="Body Text Indent"/>
+    <w:lsdException w:unhideWhenUsed="0" w:uiPriority="0" w:semiHidden="0" w:name="List Continue"/>
+    <w:lsdException w:unhideWhenUsed="0" w:uiPriority="0" w:semiHidden="0" w:name="List Continue 2"/>
+    <w:lsdException w:unhideWhenUsed="0" w:uiPriority="0" w:semiHidden="0" w:name="List Continue 3"/>
+    <w:lsdException w:unhideWhenUsed="0" w:uiPriority="0" w:semiHidden="0" w:name="List Continue 4"/>
+    <w:lsdException w:unhideWhenUsed="0" w:uiPriority="0" w:semiHidden="0" w:name="List Continue 5"/>
+    <w:lsdException w:unhideWhenUsed="0" w:uiPriority="0" w:semiHidden="0" w:name="Message Header"/>
+    <w:lsdException w:qFormat="1" w:unhideWhenUsed="0" w:uiPriority="0" w:semiHidden="0" w:name="Subtitle"/>
+    <w:lsdException w:unhideWhenUsed="0" w:uiPriority="0" w:semiHidden="0" w:name="Salutation"/>
+    <w:lsdException w:unhideWhenUsed="0" w:uiPriority="0" w:semiHidden="0" w:name="Date"/>
+    <w:lsdException w:unhideWhenUsed="0" w:uiPriority="0" w:semiHidden="0" w:name="Body Text First Indent"/>
+    <w:lsdException w:unhideWhenUsed="0" w:uiPriority="0" w:semiHidden="0" w:name="Body Text First Indent 2"/>
+    <w:lsdException w:uiPriority="99" w:name="Note Heading"/>
+    <w:lsdException w:unhideWhenUsed="0" w:uiPriority="0" w:semiHidden="0" w:name="Body Text 2"/>
+    <w:lsdException w:unhideWhenUsed="0" w:uiPriority="0" w:semiHidden="0" w:name="Body Text 3"/>
+    <w:lsdException w:unhideWhenUsed="0" w:uiPriority="0" w:semiHidden="0" w:name="Body Text Indent 2"/>
+    <w:lsdException w:unhideWhenUsed="0" w:uiPriority="0" w:semiHidden="0" w:name="Body Text Indent 3"/>
+    <w:lsdException w:unhideWhenUsed="0" w:uiPriority="0" w:semiHidden="0" w:name="Block Text"/>
+    <w:lsdException w:unhideWhenUsed="0" w:uiPriority="0" w:semiHidden="0" w:name="Hyperlink"/>
+    <w:lsdException w:unhideWhenUsed="0" w:uiPriority="0" w:semiHidden="0" w:name="FollowedHyperlink"/>
+    <w:lsdException w:qFormat="1" w:unhideWhenUsed="0" w:uiPriority="0" w:semiHidden="0" w:name="Strong"/>
+    <w:lsdException w:qFormat="1" w:unhideWhenUsed="0" w:uiPriority="0" w:semiHidden="0" w:name="Emphasis"/>
+    <w:lsdException w:unhideWhenUsed="0" w:uiPriority="0" w:semiHidden="0" w:name="Document Map"/>
+    <w:lsdException w:unhideWhenUsed="0" w:uiPriority="0" w:semiHidden="0" w:name="Plain Text"/>
+    <w:lsdException w:unhideWhenUsed="0" w:uiPriority="0" w:semiHidden="0" w:name="E-mail Signature"/>
+    <w:lsdException w:qFormat="1" w:unhideWhenUsed="0" w:uiPriority="0" w:semiHidden="0" w:name="Normal (Web)"/>
+    <w:lsdException w:unhideWhenUsed="0" w:uiPriority="0" w:semiHidden="0" w:name="HTML Acronym"/>
+    <w:lsdException w:unhideWhenUsed="0" w:uiPriority="0" w:semiHidden="0" w:name="HTML Address"/>
+    <w:lsdException w:unhideWhenUsed="0" w:uiPriority="0" w:semiHidden="0" w:name="HTML Cite"/>
+    <w:lsdException w:unhideWhenUsed="0" w:uiPriority="0" w:semiHidden="0" w:name="HTML Code"/>
+    <w:lsdException w:unhideWhenUsed="0" w:uiPriority="0" w:semiHidden="0" w:name="HTML Definition"/>
+    <w:lsdException w:unhideWhenUsed="0" w:uiPriority="0" w:semiHidden="0" w:name="HTML Keyboard"/>
+    <w:lsdException w:unhideWhenUsed="0" w:uiPriority="0" w:semiHidden="0" w:name="HTML Preformatted"/>
+    <w:lsdException w:unhideWhenUsed="0" w:uiPriority="0" w:semiHidden="0" w:name="HTML Sample"/>
+    <w:lsdException w:unhideWhenUsed="0" w:uiPriority="0" w:semiHidden="0" w:name="HTML Typewriter"/>
+    <w:lsdException w:unhideWhenUsed="0" w:uiPriority="0" w:semiHidden="0" w:name="HTML Variable"/>
+    <w:lsdException w:qFormat="1" w:unhideWhenUsed="0" w:uiPriority="0" w:name="Normal Table"/>
+    <w:lsdException w:unhideWhenUsed="0" w:uiPriority="0" w:semiHidden="0" w:name="annotation subject"/>
+    <w:lsdException w:unhideWhenUsed="0" w:uiPriority="0" w:semiHidden="0" w:name="Table Simple 1"/>
+    <w:lsdException w:unhideWhenUsed="0" w:uiPriority="0" w:semiHidden="0" w:name="Table Simple 2"/>
+    <w:lsdException w:unhideWhenUsed="0" w:uiPriority="0" w:semiHidden="0" w:name="Table Simple 3"/>
+    <w:lsdException w:unhideWhenUsed="0" w:uiPriority="0" w:semiHidden="0" w:name="Table Classic 1"/>
+    <w:lsdException w:unhideWhenUsed="0" w:uiPriority="0" w:semiHidden="0" w:name="Table Classic 2"/>
+    <w:lsdException w:unhideWhenUsed="0" w:uiPriority="0" w:semiHidden="0" w:name="Table Classic 3"/>
+    <w:lsdException w:unhideWhenUsed="0" w:uiPriority="0" w:semiHidden="0" w:name="Table Classic 4"/>
+    <w:lsdException w:unhideWhenUsed="0" w:uiPriority="0" w:semiHidden="0" w:name="Table Colorful 1"/>
+    <w:lsdException w:unhideWhenUsed="0" w:uiPriority="0" w:semiHidden="0" w:name="Table Colorful 2"/>
+    <w:lsdException w:unhideWhenUsed="0" w:uiPriority="0" w:semiHidden="0" w:name="Table Colorful 3"/>
+    <w:lsdException w:unhideWhenUsed="0" w:uiPriority="0" w:semiHidden="0" w:name="Table Columns 1"/>
+    <w:lsdException w:unhideWhenUsed="0" w:uiPriority="0" w:semiHidden="0" w:name="Table Columns 2"/>
+    <w:lsdException w:unhideWhenUsed="0" w:uiPriority="0" w:semiHidden="0" w:name="Table Columns 3"/>
+    <w:lsdException w:unhideWhenUsed="0" w:uiPriority="0" w:semiHidden="0" w:name="Table Columns 4"/>
+    <w:lsdException w:unhideWhenUsed="0" w:uiPriority="0" w:semiHidden="0" w:name="Table Columns 5"/>
+    <w:lsdException w:unhideWhenUsed="0" w:uiPriority="0" w:semiHidden="0" w:name="Table Grid 1"/>
+    <w:lsdException w:unhideWhenUsed="0" w:uiPriority="0" w:semiHidden="0" w:name="Table Grid 2"/>
+    <w:lsdException w:unhideWhenUsed="0" w:uiPriority="0" w:semiHidden="0" w:name="Table Grid 3"/>
+    <w:lsdException w:unhideWhenUsed="0" w:uiPriority="0" w:semiHidden="0" w:name="Table Grid 4"/>
+    <w:lsdException w:unhideWhenUsed="0" w:uiPriority="0" w:semiHidden="0" w:name="Table Grid 5"/>
+    <w:lsdException w:unhideWhenUsed="0" w:uiPriority="0" w:semiHidden="0" w:name="Table Grid 6"/>
+    <w:lsdException w:unhideWhenUsed="0" w:uiPriority="0" w:semiHidden="0" w:name="Table Grid 7"/>
+    <w:lsdException w:unhideWhenUsed="0" w:uiPriority="0" w:semiHidden="0" w:name="Table Grid 8"/>
+    <w:lsdException w:unhideWhenUsed="0" w:uiPriority="0" w:semiHidden="0" w:name="Table List 1"/>
+    <w:lsdException w:unhideWhenUsed="0" w:uiPriority="0" w:semiHidden="0" w:name="Table List 2"/>
+    <w:lsdException w:unhideWhenUsed="0" w:uiPriority="0" w:semiHidden="0" w:name="Table List 3"/>
+    <w:lsdException w:unhideWhenUsed="0" w:uiPriority="0" w:semiHidden="0" w:name="Table List 4"/>
+    <w:lsdException w:unhideWhenUsed="0" w:uiPriority="0" w:semiHidden="0" w:name="Table List 5"/>
+    <w:lsdException w:unhideWhenUsed="0" w:uiPriority="0" w:semiHidden="0" w:name="Table List 6"/>
+    <w:lsdException w:unhideWhenUsed="0" w:uiPriority="0" w:semiHidden="0" w:name="Table List 7"/>
+    <w:lsdException w:unhideWhenUsed="0" w:uiPriority="0" w:semiHidden="0" w:name="Table List 8"/>
+    <w:lsdException w:unhideWhenUsed="0" w:uiPriority="0" w:semiHidden="0" w:name="Table 3D effects 1"/>
+    <w:lsdException w:unhideWhenUsed="0" w:uiPriority="0" w:semiHidden="0" w:name="Table 3D effects 2"/>
+    <w:lsdException w:unhideWhenUsed="0" w:uiPriority="0" w:semiHidden="0" w:name="Table 3D effects 3"/>
+    <w:lsdException w:unhideWhenUsed="0" w:uiPriority="0" w:semiHidden="0" w:name="Table Contemporary"/>
+    <w:lsdException w:unhideWhenUsed="0" w:uiPriority="0" w:semiHidden="0" w:name="Table Elegant"/>
+    <w:lsdException w:unhideWhenUsed="0" w:uiPriority="0" w:semiHidden="0" w:name="Table Professional"/>
+    <w:lsdException w:unhideWhenUsed="0" w:uiPriority="0" w:semiHidden="0" w:name="Table Subtle 1"/>
+    <w:lsdException w:unhideWhenUsed="0" w:uiPriority="0" w:semiHidden="0" w:name="Table Subtle 2"/>
+    <w:lsdException w:unhideWhenUsed="0" w:uiPriority="0" w:semiHidden="0" w:name="Table Web 1"/>
+    <w:lsdException w:unhideWhenUsed="0" w:uiPriority="0" w:semiHidden="0" w:name="Table Web 2"/>
+    <w:lsdException w:unhideWhenUsed="0" w:uiPriority="0" w:semiHidden="0" w:name="Table Web 3"/>
+    <w:lsdException w:unhideWhenUsed="0" w:uiPriority="0" w:semiHidden="0" w:name="Balloon Text"/>
+    <w:lsdException w:qFormat="1" w:unhideWhenUsed="0" w:uiPriority="0" w:semiHidden="0" w:name="Table Grid"/>
+    <w:lsdException w:unhideWhenUsed="0" w:uiPriority="0" w:semiHidden="0" w:name="Table Theme"/>
+    <w:lsdException w:unhideWhenUsed="0" w:uiPriority="60" w:semiHidden="0" w:name="Light Shading"/>
+    <w:lsdException w:unhideWhenUsed="0" w:uiPriority="61" w:semiHidden="0" w:name="Light List"/>
+    <w:lsdException w:unhideWhenUsed="0" w:uiPriority="62" w:semiHidden="0" w:name="Light Grid"/>
+    <w:lsdException w:unhideWhenUsed="0" w:uiPriority="63" w:semiHidden="0" w:name="Medium Shading 1"/>
+    <w:lsdException w:unhideWhenUsed="0" w:uiPriority="64" w:semiHidden="0" w:name="Medium Shading 2"/>
+    <w:lsdException w:unhideWhenUsed="0" w:uiPriority="65" w:semiHidden="0" w:name="Medium List 1"/>
+    <w:lsdException w:unhideWhenUsed="0" w:uiPriority="66" w:semiHidden="0" w:name="Medium List 2"/>
+    <w:lsdException w:unhideWhenUsed="0" w:uiPriority="67" w:semiHidden="0" w:name="Medium Grid 1"/>
+    <w:lsdException w:unhideWhenUsed="0" w:uiPriority="68" w:semiHidden="0" w:name="Medium Grid 2"/>
+    <w:lsdException w:unhideWhenUsed="0" w:uiPriority="69" w:semiHidden="0" w:name="Medium Grid 3"/>
+    <w:lsdException w:unhideWhenUsed="0" w:uiPriority="70" w:semiHidden="0" w:name="Dark List"/>
+    <w:lsdException w:unhideWhenUsed="0" w:uiPriority="71" w:semiHidden="0" w:name="Colorful Shading"/>
+    <w:lsdException w:unhideWhenUsed="0" w:uiPriority="72" w:semiHidden="0" w:name="Colorful List"/>
+    <w:lsdException w:unhideWhenUsed="0" w:uiPriority="73" w:semiHidden="0" w:name="Colorful Grid"/>
+    <w:lsdException w:unhideWhenUsed="0" w:uiPriority="60" w:semiHidden="0" w:name="Light Shading Accent 1"/>
+    <w:lsdException w:unhideWhenUsed="0" w:uiPriority="61" w:semiHidden="0" w:name="Light List Accent 1"/>
+    <w:lsdException w:unhideWhenUsed="0" w:uiPriority="62" w:semiHidden="0" w:name="Light Grid Accent 1"/>
+    <w:lsdException w:unhideWhenUsed="0" w:uiPriority="63" w:semiHidden="0" w:name="Medium Shading 1 Accent 1"/>
+    <w:lsdException w:unhideWhenUsed="0" w:uiPriority="64" w:semiHidden="0" w:name="Medium Shading 2 Accent 1"/>
+    <w:lsdException w:unhideWhenUsed="0" w:uiPriority="65" w:semiHidden="0" w:name="Medium List 1 Accent 1"/>
+    <w:lsdException w:unhideWhenUsed="0" w:uiPriority="66" w:semiHidden="0" w:name="Medium List 2 Accent 1"/>
+    <w:lsdException w:unhideWhenUsed="0" w:uiPriority="67" w:semiHidden="0" w:name="Medium Grid 1 Accent 1"/>
+    <w:lsdException w:unhideWhenUsed="0" w:uiPriority="68" w:semiHidden="0" w:name="Medium Grid 2 Accent 1"/>
+    <w:lsdException w:unhideWhenUsed="0" w:uiPriority="69" w:semiHidden="0" w:name="Medium Grid 3 Accent 1"/>
+    <w:lsdException w:unhideWhenUsed="0" w:uiPriority="70" w:semiHidden="0" w:name="Dark List Accent 1"/>
+    <w:lsdException w:unhideWhenUsed="0" w:uiPriority="71" w:semiHidden="0" w:name="Colorful Shading Accent 1"/>
+    <w:lsdException w:unhideWhenUsed="0" w:uiPriority="72" w:semiHidden="0" w:name="Colorful List Accent 1"/>
+    <w:lsdException w:unhideWhenUsed="0" w:uiPriority="73" w:semiHidden="0" w:name="Colorful Grid Accent 1"/>
+    <w:lsdException w:unhideWhenUsed="0" w:uiPriority="60" w:semiHidden="0" w:name="Light Shading Accent 2"/>
+    <w:lsdException w:unhideWhenUsed="0" w:uiPriority="61" w:semiHidden="0" w:name="Light List Accent 2"/>
+    <w:lsdException w:unhideWhenUsed="0" w:uiPriority="62" w:semiHidden="0" w:name="Light Grid Accent 2"/>
+    <w:lsdException w:unhideWhenUsed="0" w:uiPriority="63" w:semiHidden="0" w:name="Medium Shading 1 Accent 2"/>
+    <w:lsdException w:unhideWhenUsed="0" w:uiPriority="64" w:semiHidden="0" w:name="Medium Shading 2 Accent 2"/>
+    <w:lsdException w:unhideWhenUsed="0" w:uiPriority="65" w:semiHidden="0" w:name="Medium List 1 Accent 2"/>
+    <w:lsdException w:unhideWhenUsed="0" w:uiPriority="66" w:semiHidden="0" w:name="Medium List 2 Accent 2"/>
+    <w:lsdException w:unhideWhenUsed="0" w:uiPriority="67" w:semiHidden="0" w:name="Medium Grid 1 Accent 2"/>
+    <w:lsdException w:unhideWhenUsed="0" w:uiPriority="68" w:semiHidden="0" w:name="Medium Grid 2 Accent 2"/>
+    <w:lsdException w:unhideWhenUsed="0" w:uiPriority="69" w:semiHidden="0" w:name="Medium Grid 3 Accent 2"/>
+    <w:lsdException w:unhideWhenUsed="0" w:uiPriority="70" w:semiHidden="0" w:name="Dark List Accent 2"/>
+    <w:lsdException w:unhideWhenUsed="0" w:uiPriority="71" w:semiHidden="0" w:name="Colorful Shading Accent 2"/>
+    <w:lsdException w:unhideWhenUsed="0" w:uiPriority="72" w:semiHidden="0" w:name="Colorful List Accent 2"/>
+    <w:lsdException w:unhideWhenUsed="0" w:uiPriority="73" w:semiHidden="0" w:name="Colorful Grid Accent 2"/>
+    <w:lsdException w:unhideWhenUsed="0" w:uiPriority="60" w:semiHidden="0" w:name="Light Shading Accent 3"/>
+    <w:lsdException w:unhideWhenUsed="0" w:uiPriority="61" w:semiHidden="0" w:name="Light List Accent 3"/>
+    <w:lsdException w:unhideWhenUsed="0" w:uiPriority="62" w:semiHidden="0" w:name="Light Grid Accent 3"/>
+    <w:lsdException w:unhideWhenUsed="0" w:uiPriority="63" w:semiHidden="0" w:name="Medium Shading 1 Accent 3"/>
+    <w:lsdException w:unhideWhenUsed="0" w:uiPriority="64" w:semiHidden="0" w:name="Medium Shading 2 Accent 3"/>
+    <w:lsdException w:unhideWhenUsed="0" w:uiPriority="65" w:semiHidden="0" w:name="Medium List 1 Accent 3"/>
+    <w:lsdException w:unhideWhenUsed="0" w:uiPriority="66" w:semiHidden="0" w:name="Medium List 2 Accent 3"/>
+    <w:lsdException w:unhideWhenUsed="0" w:uiPriority="67" w:semiHidden="0" w:name="Medium Grid 1 Accent 3"/>
+    <w:lsdException w:unhideWhenUsed="0" w:uiPriority="68" w:semiHidden="0" w:name="Medium Grid 2 Accent 3"/>
+    <w:lsdException w:unhideWhenUsed="0" w:uiPriority="69" w:semiHidden="0" w:name="Medium Grid 3 Accent 3"/>
+    <w:lsdException w:unhideWhenUsed="0" w:uiPriority="70" w:semiHidden="0" w:name="Dark List Accent 3"/>
+    <w:lsdException w:unhideWhenUsed="0" w:uiPriority="71" w:semiHidden="0" w:name="Colorful Shading Accent 3"/>
+    <w:lsdException w:unhideWhenUsed="0" w:uiPriority="72" w:semiHidden="0" w:name="Colorful List Accent 3"/>
+    <w:lsdException w:unhideWhenUsed="0" w:uiPriority="73" w:semiHidden="0" w:name="Colorful Grid Accent 3"/>
+    <w:lsdException w:unhideWhenUsed="0" w:uiPriority="60" w:semiHidden="0" w:name="Light Shading Accent 4"/>
+    <w:lsdException w:unhideWhenUsed="0" w:uiPriority="61" w:semiHidden="0" w:name="Light List Accent 4"/>
+    <w:lsdException w:unhideWhenUsed="0" w:uiPriority="62" w:semiHidden="0" w:name="Light Grid Accent 4"/>
+    <w:lsdException w:unhideWhenUsed="0" w:uiPriority="63" w:semiHidden="0" w:name="Medium Shading 1 Accent 4"/>
+    <w:lsdException w:unhideWhenUsed="0" w:uiPriority="64" w:semiHidden="0" w:name="Medium Shading 2 Accent 4"/>
+    <w:lsdException w:unhideWhenUsed="0" w:uiPriority="65" w:semiHidden="0" w:name="Medium List 1 Accent 4"/>
+    <w:lsdException w:unhideWhenUsed="0" w:uiPriority="66" w:semiHidden="0" w:name="Medium List 2 Accent 4"/>
+    <w:lsdException w:unhideWhenUsed="0" w:uiPriority="67" w:semiHidden="0" w:name="Medium Grid 1 Accent 4"/>
+    <w:lsdException w:unhideWhenUsed="0" w:uiPriority="68" w:semiHidden="0" w:name="Medium Grid 2 Accent 4"/>
+    <w:lsdException w:unhideWhenUsed="0" w:uiPriority="69" w:semiHidden="0" w:name="Medium Grid 3 Accent 4"/>
+    <w:lsdException w:unhideWhenUsed="0" w:uiPriority="70" w:semiHidden="0" w:name="Dark List Accent 4"/>
+    <w:lsdException w:unhideWhenUsed="0" w:uiPriority="71" w:semiHidden="0" w:name="Colorful Shading Accent 4"/>
+    <w:lsdException w:unhideWhenUsed="0" w:uiPriority="72" w:semiHidden="0" w:name="Colorful List Accent 4"/>
+    <w:lsdException w:unhideWhenUsed="0" w:uiPriority="73" w:semiHidden="0" w:name="Colorful Grid Accent 4"/>
+    <w:lsdException w:unhideWhenUsed="0" w:uiPriority="60" w:semiHidden="0" w:name="Light Shading Accent 5"/>
+    <w:lsdException w:unhideWhenUsed="0" w:uiPriority="61" w:semiHidden="0" w:name="Light List Accent 5"/>
+    <w:lsdException w:unhideWhenUsed="0" w:uiPriority="62" w:semiHidden="0" w:name="Light Grid Accent 5"/>
+    <w:lsdException w:unhideWhenUsed="0" w:uiPriority="63" w:semiHidden="0" w:name="Medium Shading 1 Accent 5"/>
+    <w:lsdException w:unhideWhenUsed="0" w:uiPriority="64" w:semiHidden="0" w:name="Medium Shading 2 Accent 5"/>
+    <w:lsdException w:unhideWhenUsed="0" w:uiPriority="65" w:semiHidden="0" w:name="Medium List 1 Accent 5"/>
+    <w:lsdException w:unhideWhenUsed="0" w:uiPriority="66" w:semiHidden="0" w:name="Medium List 2 Accent 5"/>
+    <w:lsdException w:unhideWhenUsed="0" w:uiPriority="67" w:semiHidden="0" w:name="Medium Grid 1 Accent 5"/>
+    <w:lsdException w:unhideWhenUsed="0" w:uiPriority="68" w:semiHidden="0" w:name="Medium Grid 2 Accent 5"/>
+    <w:lsdException w:unhideWhenUsed="0" w:uiPriority="69" w:semiHidden="0" w:name="Medium Grid 3 Accent 5"/>
+    <w:lsdException w:unhideWhenUsed="0" w:uiPriority="70" w:semiHidden="0" w:name="Dark List Accent 5"/>
+    <w:lsdException w:unhideWhenUsed="0" w:uiPriority="71" w:semiHidden="0" w:name="Colorful Shading Accent 5"/>
+    <w:lsdException w:unhideWhenUsed="0" w:uiPriority="72" w:semiHidden="0" w:name="Colorful List Accent 5"/>
+    <w:lsdException w:unhideWhenUsed="0" w:uiPriority="73" w:semiHidden="0" w:name="Colorful Grid Accent 5"/>
+    <w:lsdException w:unhideWhenUsed="0" w:uiPriority="60" w:semiHidden="0" w:name="Light Shading Accent 6"/>
+    <w:lsdException w:unhideWhenUsed="0" w:uiPriority="61" w:semiHidden="0" w:name="Light List Accent 6"/>
+    <w:lsdException w:unhideWhenUsed="0" w:uiPriority="62" w:semiHidden="0" w:name="Light Grid Accent 6"/>
+    <w:lsdException w:unhideWhenUsed="0" w:uiPriority="63" w:semiHidden="0" w:name="Medium Shading 1 Accent 6"/>
+    <w:lsdException w:unhideWhenUsed="0" w:uiPriority="64" w:semiHidden="0" w:name="Medium Shading 2 Accent 6"/>
+    <w:lsdException w:unhideWhenUsed="0" w:uiPriority="65" w:semiHidden="0" w:name="Medium List 1 Accent 6"/>
+    <w:lsdException w:unhideWhenUsed="0" w:uiPriority="66" w:semiHidden="0" w:name="Medium List 2 Accent 6"/>
+    <w:lsdException w:unhideWhenUsed="0" w:uiPriority="67" w:semiHidden="0" w:name="Medium Grid 1 Accent 6"/>
+    <w:lsdException w:unhideWhenUsed="0" w:uiPriority="68" w:semiHidden="0" w:name="Medium Grid 2 Accent 6"/>
+    <w:lsdException w:unhideWhenUsed="0" w:uiPriority="69" w:semiHidden="0" w:name="Medium Grid 3 Accent 6"/>
+    <w:lsdException w:unhideWhenUsed="0" w:uiPriority="70" w:semiHidden="0" w:name="Dark List Accent 6"/>
+    <w:lsdException w:unhideWhenUsed="0" w:uiPriority="71" w:semiHidden="0" w:name="Colorful Shading Accent 6"/>
+    <w:lsdException w:unhideWhenUsed="0" w:uiPriority="72" w:semiHidden="0" w:name="Colorful List Accent 6"/>
+    <w:lsdException w:unhideWhenUsed="0" w:uiPriority="73" w:semiHidden="0" w:name="Colorful Grid Accent 6"/>
   </w:latentStyles>
-  <w:style w:type="paragraph" w:default="1" w:styleId="Normal">
+  <w:style w:type="paragraph" w:default="1" w:styleId="1">
     <w:name w:val="Normal"/>
     <w:qFormat/>
+    <w:uiPriority w:val="0"/>
     <w:pPr>
       <w:kinsoku w:val="0"/>
       <w:autoSpaceDE w:val="0"/>
@@ -6403,7 +6669,7 @@
       <w:textAlignment w:val="baseline"/>
     </w:pPr>
     <w:rPr>
-      <w:rFonts w:ascii="Arial" w:eastAsia="宋体" w:hAnsi="Arial" w:cs="Arial"/>
+      <w:rFonts w:ascii="Arial" w:hAnsi="Arial" w:eastAsia="宋体" w:cs="Arial"/>
       <w:snapToGrid w:val="0"/>
       <w:color w:val="000000"/>
       <w:kern w:val="0"/>
@@ -6412,11 +6678,12 @@
       <w:lang w:val="en-US" w:eastAsia="en-US" w:bidi="ar-SA"/>
     </w:rPr>
   </w:style>
-  <w:style w:type="paragraph" w:styleId="Heading1">
+  <w:style w:type="paragraph" w:styleId="2">
     <w:name w:val="heading 1"/>
-    <w:basedOn w:val="Normal"/>
-    <w:next w:val="Normal"/>
+    <w:basedOn w:val="1"/>
+    <w:next w:val="1"/>
     <w:qFormat/>
+    <w:uiPriority w:val="0"/>
     <w:pPr>
       <w:keepNext/>
       <w:keepLines/>
@@ -6434,12 +6701,13 @@
       <w:sz w:val="44"/>
     </w:rPr>
   </w:style>
-  <w:style w:type="paragraph" w:styleId="Heading2">
+  <w:style w:type="paragraph" w:styleId="3">
     <w:name w:val="heading 2"/>
-    <w:basedOn w:val="Normal"/>
-    <w:next w:val="Normal"/>
+    <w:basedOn w:val="1"/>
+    <w:next w:val="1"/>
     <w:unhideWhenUsed/>
     <w:qFormat/>
+    <w:uiPriority w:val="0"/>
     <w:pPr>
       <w:keepNext/>
       <w:keepLines/>
@@ -6452,18 +6720,19 @@
       <w:outlineLvl w:val="1"/>
     </w:pPr>
     <w:rPr>
-      <w:rFonts w:ascii="Arial" w:eastAsia="黑体" w:hAnsi="Arial"/>
+      <w:rFonts w:ascii="Arial" w:hAnsi="Arial" w:eastAsia="黑体"/>
       <w:b/>
       <w:sz w:val="32"/>
     </w:rPr>
   </w:style>
-  <w:style w:type="paragraph" w:styleId="Heading3">
+  <w:style w:type="paragraph" w:styleId="4">
     <w:name w:val="heading 3"/>
-    <w:basedOn w:val="Normal"/>
-    <w:next w:val="Normal"/>
+    <w:basedOn w:val="1"/>
+    <w:next w:val="1"/>
     <w:semiHidden/>
     <w:unhideWhenUsed/>
     <w:qFormat/>
+    <w:uiPriority w:val="0"/>
     <w:pPr>
       <w:keepNext/>
       <w:keepLines/>
@@ -6480,12 +6749,13 @@
       <w:sz w:val="32"/>
     </w:rPr>
   </w:style>
-  <w:style w:type="paragraph" w:styleId="Heading4">
+  <w:style w:type="paragraph" w:styleId="5">
     <w:name w:val="heading 4"/>
-    <w:basedOn w:val="Normal"/>
-    <w:next w:val="Normal"/>
+    <w:basedOn w:val="1"/>
+    <w:next w:val="1"/>
     <w:unhideWhenUsed/>
     <w:qFormat/>
+    <w:uiPriority w:val="0"/>
     <w:pPr>
       <w:keepNext/>
       <w:keepLines/>
@@ -6498,18 +6768,19 @@
       <w:outlineLvl w:val="3"/>
     </w:pPr>
     <w:rPr>
-      <w:rFonts w:ascii="Arial" w:eastAsia="黑体" w:hAnsi="Arial"/>
+      <w:rFonts w:ascii="Arial" w:hAnsi="Arial" w:eastAsia="黑体"/>
       <w:b/>
       <w:sz w:val="28"/>
     </w:rPr>
   </w:style>
-  <w:style w:type="paragraph" w:styleId="Heading5">
+  <w:style w:type="paragraph" w:styleId="6">
     <w:name w:val="heading 5"/>
-    <w:basedOn w:val="Normal"/>
-    <w:next w:val="Normal"/>
+    <w:basedOn w:val="1"/>
+    <w:next w:val="1"/>
     <w:semiHidden/>
     <w:unhideWhenUsed/>
     <w:qFormat/>
+    <w:uiPriority w:val="0"/>
     <w:pPr>
       <w:keepNext/>
       <w:keepLines/>
@@ -6526,13 +6797,14 @@
       <w:sz w:val="28"/>
     </w:rPr>
   </w:style>
-  <w:style w:type="paragraph" w:styleId="Heading6">
+  <w:style w:type="paragraph" w:styleId="7">
     <w:name w:val="heading 6"/>
-    <w:basedOn w:val="Normal"/>
-    <w:next w:val="Normal"/>
+    <w:basedOn w:val="1"/>
+    <w:next w:val="1"/>
     <w:semiHidden/>
     <w:unhideWhenUsed/>
     <w:qFormat/>
+    <w:uiPriority w:val="0"/>
     <w:pPr>
       <w:keepNext/>
       <w:keepLines/>
@@ -6545,18 +6817,19 @@
       <w:outlineLvl w:val="5"/>
     </w:pPr>
     <w:rPr>
-      <w:rFonts w:ascii="Arial" w:eastAsia="黑体" w:hAnsi="Arial"/>
+      <w:rFonts w:ascii="Arial" w:hAnsi="Arial" w:eastAsia="黑体"/>
       <w:b/>
       <w:sz w:val="24"/>
     </w:rPr>
   </w:style>
-  <w:style w:type="paragraph" w:styleId="Heading7">
+  <w:style w:type="paragraph" w:styleId="8">
     <w:name w:val="heading 7"/>
-    <w:basedOn w:val="Normal"/>
-    <w:next w:val="Normal"/>
+    <w:basedOn w:val="1"/>
+    <w:next w:val="1"/>
     <w:semiHidden/>
     <w:unhideWhenUsed/>
     <w:qFormat/>
+    <w:uiPriority w:val="0"/>
     <w:pPr>
       <w:keepNext/>
       <w:keepLines/>
@@ -6573,13 +6846,14 @@
       <w:sz w:val="24"/>
     </w:rPr>
   </w:style>
-  <w:style w:type="paragraph" w:styleId="Heading8">
+  <w:style w:type="paragraph" w:styleId="9">
     <w:name w:val="heading 8"/>
-    <w:basedOn w:val="Normal"/>
-    <w:next w:val="Normal"/>
+    <w:basedOn w:val="1"/>
+    <w:next w:val="1"/>
     <w:semiHidden/>
     <w:unhideWhenUsed/>
     <w:qFormat/>
+    <w:uiPriority w:val="0"/>
     <w:pPr>
       <w:keepNext/>
       <w:keepLines/>
@@ -6592,17 +6866,18 @@
       <w:outlineLvl w:val="7"/>
     </w:pPr>
     <w:rPr>
-      <w:rFonts w:ascii="Arial" w:eastAsia="黑体" w:hAnsi="Arial"/>
+      <w:rFonts w:ascii="Arial" w:hAnsi="Arial" w:eastAsia="黑体"/>
       <w:sz w:val="24"/>
     </w:rPr>
   </w:style>
-  <w:style w:type="paragraph" w:styleId="Heading9">
+  <w:style w:type="paragraph" w:styleId="10">
     <w:name w:val="heading 9"/>
-    <w:basedOn w:val="Normal"/>
-    <w:next w:val="Normal"/>
+    <w:basedOn w:val="1"/>
+    <w:next w:val="1"/>
     <w:semiHidden/>
     <w:unhideWhenUsed/>
     <w:qFormat/>
+    <w:uiPriority w:val="0"/>
     <w:pPr>
       <w:keepNext/>
       <w:keepLines/>
@@ -6615,19 +6890,21 @@
       <w:outlineLvl w:val="8"/>
     </w:pPr>
     <w:rPr>
-      <w:rFonts w:ascii="Arial" w:eastAsia="黑体" w:hAnsi="Arial"/>
+      <w:rFonts w:ascii="Arial" w:hAnsi="Arial" w:eastAsia="黑体"/>
       <w:sz w:val="21"/>
     </w:rPr>
   </w:style>
-  <w:style w:type="character" w:default="1" w:styleId="DefaultParagraphFont">
+  <w:style w:type="character" w:default="1" w:styleId="22">
     <w:name w:val="Default Paragraph Font"/>
     <w:semiHidden/>
     <w:qFormat/>
+    <w:uiPriority w:val="0"/>
   </w:style>
-  <w:style w:type="table" w:default="1" w:styleId="TableNormal">
+  <w:style w:type="table" w:default="1" w:styleId="20">
     <w:name w:val="Normal Table"/>
     <w:semiHidden/>
     <w:qFormat/>
+    <w:uiPriority w:val="0"/>
     <w:tblPr>
       <w:tblCellMar>
         <w:top w:w="0" w:type="dxa"/>
@@ -6637,39 +6914,43 @@
       </w:tblCellMar>
     </w:tblPr>
   </w:style>
-  <w:style w:type="paragraph" w:styleId="CommentText">
+  <w:style w:type="paragraph" w:styleId="11">
     <w:name w:val="annotation text"/>
-    <w:basedOn w:val="Normal"/>
+    <w:basedOn w:val="1"/>
     <w:qFormat/>
+    <w:uiPriority w:val="0"/>
     <w:pPr>
       <w:jc w:val="left"/>
     </w:pPr>
   </w:style>
-  <w:style w:type="paragraph" w:styleId="BodyText">
+  <w:style w:type="paragraph" w:styleId="12">
     <w:name w:val="Body Text"/>
-    <w:basedOn w:val="Normal"/>
+    <w:basedOn w:val="1"/>
     <w:semiHidden/>
     <w:qFormat/>
+    <w:uiPriority w:val="0"/>
     <w:rPr>
-      <w:rFonts w:ascii="Arial" w:eastAsia="Arial" w:hAnsi="Arial" w:cs="Arial"/>
+      <w:rFonts w:ascii="Arial" w:hAnsi="Arial" w:eastAsia="Arial" w:cs="Arial"/>
       <w:sz w:val="21"/>
       <w:szCs w:val="21"/>
       <w:lang w:val="en-US" w:eastAsia="en-US" w:bidi="ar-SA"/>
     </w:rPr>
   </w:style>
-  <w:style w:type="paragraph" w:styleId="TOC3">
+  <w:style w:type="paragraph" w:styleId="13">
     <w:name w:val="toc 3"/>
-    <w:basedOn w:val="Normal"/>
-    <w:next w:val="Normal"/>
+    <w:basedOn w:val="1"/>
+    <w:next w:val="1"/>
     <w:qFormat/>
+    <w:uiPriority w:val="0"/>
     <w:pPr>
       <w:ind w:left="840" w:leftChars="400"/>
     </w:pPr>
   </w:style>
-  <w:style w:type="paragraph" w:styleId="Footer">
+  <w:style w:type="paragraph" w:styleId="14">
     <w:name w:val="footer"/>
-    <w:basedOn w:val="Normal"/>
+    <w:basedOn w:val="1"/>
     <w:qFormat/>
+    <w:uiPriority w:val="0"/>
     <w:pPr>
       <w:tabs>
         <w:tab w:val="center" w:pos="4153"/>
@@ -6682,16 +6963,17 @@
       <w:sz w:val="18"/>
     </w:rPr>
   </w:style>
-  <w:style w:type="paragraph" w:styleId="Header">
+  <w:style w:type="paragraph" w:styleId="15">
     <w:name w:val="header"/>
-    <w:basedOn w:val="Normal"/>
+    <w:basedOn w:val="1"/>
     <w:qFormat/>
+    <w:uiPriority w:val="0"/>
     <w:pPr>
       <w:pBdr>
-        <w:top w:val="nil"/>
-        <w:left w:val="nil"/>
-        <w:bottom w:val="nil"/>
-        <w:right w:val="nil"/>
+        <w:top w:val="none" w:color="auto" w:sz="0" w:space="0"/>
+        <w:left w:val="none" w:color="auto" w:sz="0" w:space="0"/>
+        <w:bottom w:val="none" w:color="auto" w:sz="0" w:space="0"/>
+        <w:right w:val="none" w:color="auto" w:sz="0" w:space="0"/>
       </w:pBdr>
       <w:tabs>
         <w:tab w:val="center" w:pos="4153"/>
@@ -6706,37 +6988,41 @@
       <w:sz w:val="18"/>
     </w:rPr>
   </w:style>
-  <w:style w:type="paragraph" w:styleId="TOC1">
+  <w:style w:type="paragraph" w:styleId="16">
     <w:name w:val="toc 1"/>
-    <w:basedOn w:val="Normal"/>
-    <w:next w:val="Normal"/>
+    <w:basedOn w:val="1"/>
+    <w:next w:val="1"/>
     <w:qFormat/>
+    <w:uiPriority w:val="0"/>
     <w:rPr>
-      <w:rFonts w:ascii="Arial" w:eastAsia="Microsoft JhengHei" w:hAnsi="Arial"/>
+      <w:rFonts w:ascii="Arial" w:hAnsi="Arial" w:eastAsia="Microsoft JhengHei"/>
       <w:sz w:val="24"/>
     </w:rPr>
   </w:style>
-  <w:style w:type="paragraph" w:styleId="TOC2">
+  <w:style w:type="paragraph" w:styleId="17">
     <w:name w:val="toc 2"/>
-    <w:basedOn w:val="Normal"/>
-    <w:next w:val="Normal"/>
+    <w:basedOn w:val="1"/>
+    <w:next w:val="1"/>
     <w:qFormat/>
+    <w:uiPriority w:val="0"/>
     <w:pPr>
       <w:ind w:left="420" w:leftChars="200"/>
     </w:pPr>
   </w:style>
-  <w:style w:type="paragraph" w:styleId="NormalWeb">
+  <w:style w:type="paragraph" w:styleId="18">
     <w:name w:val="Normal (Web)"/>
-    <w:basedOn w:val="Normal"/>
+    <w:basedOn w:val="1"/>
     <w:qFormat/>
+    <w:uiPriority w:val="0"/>
     <w:rPr>
       <w:sz w:val="24"/>
     </w:rPr>
   </w:style>
-  <w:style w:type="paragraph" w:styleId="Title">
+  <w:style w:type="paragraph" w:styleId="19">
     <w:name w:val="Title"/>
-    <w:basedOn w:val="Normal"/>
+    <w:basedOn w:val="1"/>
     <w:qFormat/>
+    <w:uiPriority w:val="0"/>
     <w:pPr>
       <w:spacing w:before="240" w:beforeLines="0" w:beforeAutospacing="0" w:after="60" w:afterLines="0" w:afterAutospacing="0"/>
       <w:jc w:val="center"/>
@@ -6748,68 +7034,73 @@
       <w:sz w:val="32"/>
     </w:rPr>
   </w:style>
-  <w:style w:type="table" w:styleId="TableGrid">
+  <w:style w:type="table" w:styleId="21">
     <w:name w:val="Table Grid"/>
-    <w:basedOn w:val="TableNormal"/>
+    <w:basedOn w:val="20"/>
     <w:qFormat/>
+    <w:uiPriority w:val="0"/>
     <w:pPr>
       <w:widowControl w:val="0"/>
       <w:jc w:val="both"/>
     </w:pPr>
     <w:tblPr>
       <w:tblBorders>
-        <w:top w:val="single" w:sz="4" w:space="0" w:color="auto"/>
-        <w:left w:val="single" w:sz="4" w:space="0" w:color="auto"/>
-        <w:bottom w:val="single" w:sz="4" w:space="0" w:color="auto"/>
-        <w:right w:val="single" w:sz="4" w:space="0" w:color="auto"/>
-        <w:insideH w:val="single" w:sz="4" w:space="0" w:color="auto"/>
-        <w:insideV w:val="single" w:sz="4" w:space="0" w:color="auto"/>
+        <w:top w:val="single" w:color="auto" w:sz="4" w:space="0"/>
+        <w:left w:val="single" w:color="auto" w:sz="4" w:space="0"/>
+        <w:bottom w:val="single" w:color="auto" w:sz="4" w:space="0"/>
+        <w:right w:val="single" w:color="auto" w:sz="4" w:space="0"/>
+        <w:insideH w:val="single" w:color="auto" w:sz="4" w:space="0"/>
+        <w:insideV w:val="single" w:color="auto" w:sz="4" w:space="0"/>
       </w:tblBorders>
     </w:tblPr>
   </w:style>
-  <w:style w:type="character" w:styleId="Strong">
+  <w:style w:type="character" w:styleId="23">
     <w:name w:val="Strong"/>
-    <w:basedOn w:val="DefaultParagraphFont"/>
+    <w:basedOn w:val="22"/>
     <w:qFormat/>
+    <w:uiPriority w:val="0"/>
     <w:rPr>
       <w:b/>
     </w:rPr>
   </w:style>
-  <w:style w:type="paragraph" w:customStyle="1" w:styleId="a">
+  <w:style w:type="paragraph" w:customStyle="1" w:styleId="24">
     <w:name w:val="柴_公司名"/>
-    <w:basedOn w:val="Title"/>
+    <w:basedOn w:val="19"/>
     <w:qFormat/>
+    <w:uiPriority w:val="0"/>
     <w:pPr>
       <w:spacing w:after="600" w:afterLines="600"/>
     </w:pPr>
     <w:rPr>
-      <w:rFonts w:ascii="宋体" w:eastAsia="宋体" w:hAnsi="宋体" w:cs="宋体" w:hint="eastAsia"/>
+      <w:rFonts w:hint="eastAsia" w:ascii="宋体" w:hAnsi="宋体" w:eastAsia="宋体" w:cs="宋体"/>
       <w:bCs/>
       <w:spacing w:val="-6"/>
       <w:sz w:val="52"/>
       <w:szCs w:val="52"/>
     </w:rPr>
   </w:style>
-  <w:style w:type="paragraph" w:customStyle="1" w:styleId="a0">
+  <w:style w:type="paragraph" w:customStyle="1" w:styleId="25">
     <w:name w:val="柴_文档名"/>
-    <w:basedOn w:val="Title"/>
+    <w:basedOn w:val="19"/>
     <w:qFormat/>
+    <w:uiPriority w:val="0"/>
     <w:pPr>
       <w:spacing w:after="900" w:afterLines="900"/>
     </w:pPr>
     <w:rPr>
-      <w:rFonts w:ascii="黑体" w:eastAsia="黑体" w:hAnsi="黑体" w:cs="黑体"/>
+      <w:rFonts w:ascii="黑体" w:hAnsi="黑体" w:eastAsia="黑体" w:cs="黑体"/>
       <w:bCs/>
       <w:spacing w:val="-7"/>
       <w:sz w:val="52"/>
       <w:szCs w:val="52"/>
     </w:rPr>
   </w:style>
-  <w:style w:type="table" w:customStyle="1" w:styleId="TableNormal0">
+  <w:style w:type="table" w:customStyle="1" w:styleId="26">
     <w:name w:val="Table Normal_0"/>
     <w:semiHidden/>
     <w:unhideWhenUsed/>
     <w:qFormat/>
+    <w:uiPriority w:val="0"/>
     <w:tblPr>
       <w:tblCellMar>
         <w:top w:w="0" w:type="dxa"/>
@@ -6819,81 +7110,87 @@
       </w:tblCellMar>
     </w:tblPr>
   </w:style>
-  <w:style w:type="paragraph" w:customStyle="1" w:styleId="TableText">
+  <w:style w:type="paragraph" w:customStyle="1" w:styleId="27">
     <w:name w:val="Table Text"/>
-    <w:basedOn w:val="Normal"/>
+    <w:basedOn w:val="1"/>
     <w:semiHidden/>
     <w:qFormat/>
+    <w:uiPriority w:val="0"/>
     <w:rPr>
-      <w:rFonts w:ascii="宋体" w:eastAsia="宋体" w:hAnsi="宋体" w:cs="宋体"/>
+      <w:rFonts w:ascii="宋体" w:hAnsi="宋体" w:eastAsia="宋体" w:cs="宋体"/>
       <w:sz w:val="21"/>
       <w:szCs w:val="21"/>
       <w:lang w:val="en-US" w:eastAsia="en-US" w:bidi="ar-SA"/>
     </w:rPr>
   </w:style>
-  <w:style w:type="paragraph" w:customStyle="1" w:styleId="1">
+  <w:style w:type="paragraph" w:customStyle="1" w:styleId="28">
     <w:name w:val="柴_标题1"/>
-    <w:basedOn w:val="Heading1"/>
-    <w:next w:val="a1"/>
-    <w:link w:val="1Char"/>
+    <w:basedOn w:val="2"/>
+    <w:next w:val="29"/>
+    <w:link w:val="38"/>
     <w:qFormat/>
+    <w:uiPriority w:val="0"/>
     <w:pPr>
       <w:spacing w:before="100" w:after="90" w:line="360" w:lineRule="auto"/>
     </w:pPr>
     <w:rPr>
-      <w:rFonts w:ascii="Arial" w:eastAsia="宋体" w:hAnsi="Arial"/>
+      <w:rFonts w:ascii="Arial" w:hAnsi="Arial" w:eastAsia="宋体"/>
       <w:sz w:val="32"/>
     </w:rPr>
   </w:style>
-  <w:style w:type="paragraph" w:customStyle="1" w:styleId="a1">
+  <w:style w:type="paragraph" w:customStyle="1" w:styleId="29">
     <w:name w:val="柴_正文"/>
-    <w:basedOn w:val="BodyText"/>
-    <w:link w:val="Char"/>
+    <w:basedOn w:val="12"/>
+    <w:link w:val="42"/>
     <w:qFormat/>
+    <w:uiPriority w:val="0"/>
     <w:pPr>
       <w:spacing w:line="360" w:lineRule="auto"/>
       <w:ind w:firstLine="470" w:firstLineChars="200"/>
     </w:pPr>
     <w:rPr>
-      <w:rFonts w:ascii="Arial" w:eastAsia="宋体" w:hAnsi="Arial"/>
+      <w:rFonts w:ascii="Arial" w:hAnsi="Arial" w:eastAsia="宋体"/>
       <w:sz w:val="24"/>
       <w:lang w:eastAsia="zh-CN"/>
     </w:rPr>
   </w:style>
-  <w:style w:type="paragraph" w:customStyle="1" w:styleId="2">
+  <w:style w:type="paragraph" w:customStyle="1" w:styleId="30">
     <w:name w:val="柴_标题2"/>
-    <w:basedOn w:val="Heading2"/>
-    <w:next w:val="a1"/>
+    <w:basedOn w:val="3"/>
+    <w:next w:val="29"/>
     <w:qFormat/>
+    <w:uiPriority w:val="0"/>
     <w:pPr>
       <w:spacing w:line="360" w:lineRule="auto"/>
     </w:pPr>
     <w:rPr>
-      <w:rFonts w:ascii="Arial" w:eastAsia="宋体" w:hAnsi="Arial"/>
+      <w:rFonts w:ascii="Arial" w:hAnsi="Arial" w:eastAsia="宋体"/>
       <w:sz w:val="28"/>
     </w:rPr>
   </w:style>
-  <w:style w:type="paragraph" w:customStyle="1" w:styleId="3">
+  <w:style w:type="paragraph" w:customStyle="1" w:styleId="31">
     <w:name w:val="柴_标题3"/>
-    <w:basedOn w:val="Heading3"/>
-    <w:next w:val="a1"/>
+    <w:basedOn w:val="4"/>
+    <w:next w:val="29"/>
     <w:qFormat/>
+    <w:uiPriority w:val="0"/>
     <w:pPr>
       <w:spacing w:line="360" w:lineRule="auto"/>
       <w:ind w:left="0" w:firstLine="472" w:firstLineChars="200"/>
     </w:pPr>
     <w:rPr>
-      <w:rFonts w:ascii="宋体" w:eastAsia="宋体" w:hAnsi="宋体" w:cs="宋体"/>
+      <w:rFonts w:ascii="宋体" w:hAnsi="宋体" w:eastAsia="宋体" w:cs="宋体"/>
       <w:spacing w:val="-2"/>
       <w:sz w:val="24"/>
       <w:szCs w:val="24"/>
     </w:rPr>
   </w:style>
-  <w:style w:type="paragraph" w:customStyle="1" w:styleId="a2">
+  <w:style w:type="paragraph" w:customStyle="1" w:styleId="32">
     <w:name w:val="柴_目录"/>
-    <w:basedOn w:val="Normal"/>
-    <w:next w:val="BodyText"/>
+    <w:basedOn w:val="1"/>
+    <w:next w:val="12"/>
     <w:qFormat/>
+    <w:uiPriority w:val="0"/>
     <w:pPr>
       <w:tabs>
         <w:tab w:val="right" w:leader="dot" w:pos="8442"/>
@@ -6901,59 +7198,64 @@
       <w:ind w:left="0" w:leftChars="0"/>
     </w:pPr>
     <w:rPr>
-      <w:rFonts w:ascii="Arial" w:eastAsia="Microsoft JhengHei" w:hAnsi="Arial"/>
+      <w:rFonts w:ascii="Arial" w:hAnsi="Arial" w:eastAsia="Microsoft JhengHei"/>
       <w:sz w:val="24"/>
     </w:rPr>
   </w:style>
-  <w:style w:type="paragraph" w:customStyle="1" w:styleId="WPSOffice1">
+  <w:style w:type="paragraph" w:customStyle="1" w:styleId="33">
     <w:name w:val="WPSOffice手动目录 1"/>
     <w:qFormat/>
+    <w:uiPriority w:val="0"/>
     <w:pPr>
       <w:ind w:leftChars="0"/>
     </w:pPr>
     <w:rPr>
-      <w:rFonts w:ascii="Times New Roman" w:eastAsia="宋体" w:hAnsi="Times New Roman" w:cs="Times New Roman"/>
+      <w:rFonts w:ascii="Times New Roman" w:hAnsi="Times New Roman" w:eastAsia="宋体" w:cs="Times New Roman"/>
       <w:sz w:val="20"/>
       <w:szCs w:val="20"/>
     </w:rPr>
   </w:style>
-  <w:style w:type="paragraph" w:customStyle="1" w:styleId="WPSOffice2">
+  <w:style w:type="paragraph" w:customStyle="1" w:styleId="34">
     <w:name w:val="WPSOffice手动目录 2"/>
     <w:qFormat/>
+    <w:uiPriority w:val="0"/>
     <w:pPr>
       <w:ind w:leftChars="200"/>
     </w:pPr>
     <w:rPr>
-      <w:rFonts w:ascii="Times New Roman" w:eastAsia="宋体" w:hAnsi="Times New Roman" w:cs="Times New Roman"/>
+      <w:rFonts w:ascii="Times New Roman" w:hAnsi="Times New Roman" w:eastAsia="宋体" w:cs="Times New Roman"/>
       <w:sz w:val="20"/>
       <w:szCs w:val="20"/>
     </w:rPr>
   </w:style>
-  <w:style w:type="paragraph" w:customStyle="1" w:styleId="WPSOffice3">
+  <w:style w:type="paragraph" w:customStyle="1" w:styleId="35">
     <w:name w:val="WPSOffice手动目录 3"/>
     <w:qFormat/>
+    <w:uiPriority w:val="0"/>
     <w:pPr>
       <w:ind w:leftChars="400"/>
     </w:pPr>
     <w:rPr>
-      <w:rFonts w:ascii="Times New Roman" w:eastAsia="宋体" w:hAnsi="Times New Roman" w:cs="Times New Roman"/>
+      <w:rFonts w:ascii="Times New Roman" w:hAnsi="Times New Roman" w:eastAsia="宋体" w:cs="Times New Roman"/>
       <w:sz w:val="20"/>
       <w:szCs w:val="20"/>
     </w:rPr>
   </w:style>
-  <w:style w:type="paragraph" w:customStyle="1" w:styleId="Compact">
+  <w:style w:type="paragraph" w:customStyle="1" w:styleId="36">
     <w:name w:val="Compact"/>
-    <w:basedOn w:val="BodyText"/>
+    <w:basedOn w:val="12"/>
     <w:qFormat/>
+    <w:uiPriority w:val="0"/>
     <w:pPr>
       <w:spacing w:before="36" w:after="36"/>
     </w:pPr>
   </w:style>
-  <w:style w:type="table" w:customStyle="1" w:styleId="Table">
+  <w:style w:type="table" w:customStyle="1" w:styleId="37">
     <w:name w:val="Table"/>
     <w:semiHidden/>
     <w:unhideWhenUsed/>
     <w:qFormat/>
+    <w:uiPriority w:val="0"/>
     <w:tblPr>
       <w:tblCellMar>
         <w:top w:w="0" w:type="dxa"/>
@@ -6965,26 +7267,28 @@
     <w:tblStylePr w:type="firstRow">
       <w:tcPr>
         <w:tcBorders>
-          <w:bottom w:val="single" w:sz="0" w:space="0" w:color="auto"/>
+          <w:bottom w:val="single" w:color="auto" w:sz="0" w:space="0"/>
         </w:tcBorders>
         <w:vAlign w:val="bottom"/>
       </w:tcPr>
     </w:tblStylePr>
   </w:style>
-  <w:style w:type="character" w:customStyle="1" w:styleId="1Char">
+  <w:style w:type="character" w:customStyle="1" w:styleId="38">
     <w:name w:val="柴_标题1 Char"/>
-    <w:link w:val="1"/>
+    <w:link w:val="28"/>
     <w:qFormat/>
+    <w:uiPriority w:val="0"/>
     <w:rPr>
-      <w:rFonts w:ascii="Arial" w:eastAsia="宋体" w:hAnsi="Arial"/>
+      <w:rFonts w:ascii="Arial" w:hAnsi="Arial" w:eastAsia="宋体"/>
       <w:sz w:val="32"/>
     </w:rPr>
   </w:style>
-  <w:style w:type="table" w:customStyle="1" w:styleId="TableNormal1">
+  <w:style w:type="table" w:customStyle="1" w:styleId="39">
     <w:name w:val="Table Normal_1"/>
     <w:semiHidden/>
     <w:unhideWhenUsed/>
     <w:qFormat/>
+    <w:uiPriority w:val="0"/>
     <w:tblPr>
       <w:tblCellMar>
         <w:top w:w="0" w:type="dxa"/>
@@ -6994,10 +7298,11 @@
       </w:tblCellMar>
     </w:tblPr>
   </w:style>
-  <w:style w:type="paragraph" w:customStyle="1" w:styleId="a3">
+  <w:style w:type="paragraph" w:customStyle="1" w:styleId="40">
     <w:name w:val="柴_正文_无缩进"/>
-    <w:basedOn w:val="Normal"/>
+    <w:basedOn w:val="1"/>
     <w:qFormat/>
+    <w:uiPriority w:val="0"/>
     <w:pPr>
       <w:ind w:firstLine="0" w:firstLineChars="0"/>
     </w:pPr>
@@ -7007,29 +7312,31 @@
       <w:lang w:eastAsia="zh-CN"/>
     </w:rPr>
   </w:style>
-  <w:style w:type="paragraph" w:customStyle="1" w:styleId="4">
+  <w:style w:type="paragraph" w:customStyle="1" w:styleId="41">
     <w:name w:val="柴_标题4"/>
-    <w:basedOn w:val="Heading4"/>
-    <w:next w:val="Normal"/>
+    <w:basedOn w:val="5"/>
+    <w:next w:val="1"/>
     <w:qFormat/>
+    <w:uiPriority w:val="0"/>
     <w:pPr>
       <w:widowControl w:val="0"/>
       <w:spacing w:before="160" w:line="360" w:lineRule="auto"/>
-      <w:ind w:left="981" w:hanging="862" w:leftChars="300"/>
+      <w:ind w:left="981" w:leftChars="300" w:hanging="862"/>
     </w:pPr>
     <w:rPr>
-      <w:rFonts w:ascii="Calibri" w:eastAsia="宋体" w:hAnsi="Calibri" w:cs="宋体" w:hint="eastAsia"/>
+      <w:rFonts w:hint="eastAsia" w:ascii="Calibri" w:hAnsi="Calibri" w:eastAsia="宋体" w:cs="宋体"/>
       <w:sz w:val="24"/>
       <w:szCs w:val="24"/>
       <w:lang w:eastAsia="zh-CN" w:bidi="zh-CN"/>
     </w:rPr>
   </w:style>
-  <w:style w:type="character" w:customStyle="1" w:styleId="Char">
+  <w:style w:type="character" w:customStyle="1" w:styleId="42">
     <w:name w:val="柴_正文 Char"/>
-    <w:link w:val="a1"/>
+    <w:link w:val="29"/>
     <w:qFormat/>
+    <w:uiPriority w:val="0"/>
     <w:rPr>
-      <w:rFonts w:ascii="Arial" w:eastAsia="宋体" w:hAnsi="Arial"/>
+      <w:rFonts w:ascii="Arial" w:hAnsi="Arial" w:eastAsia="宋体"/>
       <w:sz w:val="24"/>
       <w:lang w:eastAsia="zh-CN"/>
     </w:rPr>
